--- a/PROYECTO FINAL/INFORME/INFORME FINAL.docx
+++ b/PROYECTO FINAL/INFORME/INFORME FINAL.docx
@@ -673,23 +673,13 @@
                 <w:szCs w:val="24"/>
               </w:rPr>
             </w:pPr>
-            <w:proofErr w:type="spellStart"/>
             <w:r>
               <w:rPr>
                 <w:rFonts w:ascii="Times New Roman" w:eastAsia="Calibri" w:hAnsi="Times New Roman" w:cs="Times New Roman"/>
                 <w:sz w:val="24"/>
                 <w:szCs w:val="24"/>
               </w:rPr>
-              <w:t>Geradth</w:t>
-            </w:r>
-            <w:proofErr w:type="spellEnd"/>
-            <w:r>
-              <w:rPr>
-                <w:rFonts w:ascii="Times New Roman" w:eastAsia="Calibri" w:hAnsi="Times New Roman" w:cs="Times New Roman"/>
-                <w:sz w:val="24"/>
-                <w:szCs w:val="24"/>
-              </w:rPr>
-              <w:t xml:space="preserve"> Humberto</w:t>
+              <w:t>Geradth Humberto</w:t>
             </w:r>
           </w:p>
         </w:tc>
@@ -763,23 +753,13 @@
                 <w:szCs w:val="24"/>
               </w:rPr>
             </w:pPr>
-            <w:proofErr w:type="spellStart"/>
             <w:r>
               <w:rPr>
                 <w:rFonts w:ascii="Times New Roman" w:eastAsia="Calibri" w:hAnsi="Times New Roman" w:cs="Times New Roman"/>
                 <w:sz w:val="24"/>
                 <w:szCs w:val="24"/>
               </w:rPr>
-              <w:t>Huisa</w:t>
-            </w:r>
-            <w:proofErr w:type="spellEnd"/>
-            <w:r>
-              <w:rPr>
-                <w:rFonts w:ascii="Times New Roman" w:eastAsia="Calibri" w:hAnsi="Times New Roman" w:cs="Times New Roman"/>
-                <w:sz w:val="24"/>
-                <w:szCs w:val="24"/>
-              </w:rPr>
-              <w:t xml:space="preserve"> Valle,</w:t>
+              <w:t>Huisa Valle,</w:t>
             </w:r>
           </w:p>
           <w:p>
@@ -4291,15 +4271,7 @@
         <w:pStyle w:val="APATMA"/>
       </w:pPr>
       <w:r>
-        <w:t xml:space="preserve">El emprendimiento identificado fue MC </w:t>
-      </w:r>
-      <w:proofErr w:type="spellStart"/>
-      <w:r>
-        <w:t>BackPack</w:t>
-      </w:r>
-      <w:proofErr w:type="spellEnd"/>
-      <w:r>
-        <w:t xml:space="preserve">, se dedica a la </w:t>
+        <w:t xml:space="preserve">El emprendimiento identificado fue MC BackPack, se dedica a la </w:t>
       </w:r>
       <w:r>
         <w:t>confección e importación de mochilas opera bajo un modelo de negocio itinerante. Al no contar con un local comercial propio, su visibilidad y volumen de ventas dependen exclusivamente de los cronogramas y la afluencia de público en las ferias organizadas por las municipalidades.</w:t>
@@ -4336,17 +4308,8 @@
           <w:b/>
           <w:bCs/>
         </w:rPr>
-        <w:t xml:space="preserve">MC </w:t>
-      </w:r>
-      <w:proofErr w:type="spellStart"/>
-      <w:r>
-        <w:rPr>
-          <w:b/>
-          <w:bCs/>
-        </w:rPr>
-        <w:t>BackPack</w:t>
-      </w:r>
-      <w:proofErr w:type="spellEnd"/>
+        <w:t>MC BackPack</w:t>
+      </w:r>
       <w:r>
         <w:t>?</w:t>
       </w:r>
@@ -4379,23 +4342,7 @@
           <w:b/>
           <w:bCs/>
         </w:rPr>
-        <w:t xml:space="preserve">Perdida de la relación </w:t>
-      </w:r>
-      <w:proofErr w:type="spellStart"/>
-      <w:r>
-        <w:rPr>
-          <w:b/>
-          <w:bCs/>
-        </w:rPr>
-        <w:t>post-venta</w:t>
-      </w:r>
-      <w:proofErr w:type="spellEnd"/>
-      <w:r>
-        <w:rPr>
-          <w:b/>
-          <w:bCs/>
-        </w:rPr>
-        <w:t xml:space="preserve">: </w:t>
+        <w:t xml:space="preserve">Perdida de la relación post-venta: </w:t>
       </w:r>
       <w:r>
         <w:t>Los clientes que compran en una feria no tienen un canal directo para volver a contactar al negocio, ver nuevos modelos o recomendar la marca.</w:t>
@@ -4871,6 +4818,14 @@
         <w:tblStyle w:val="Tablaconcuadrcula"/>
         <w:tblW w:w="0" w:type="auto"/>
         <w:tblInd w:w="988" w:type="dxa"/>
+        <w:tblBorders>
+          <w:top w:val="none" w:sz="0" w:space="0" w:color="auto"/>
+          <w:left w:val="none" w:sz="0" w:space="0" w:color="auto"/>
+          <w:bottom w:val="none" w:sz="0" w:space="0" w:color="auto"/>
+          <w:right w:val="none" w:sz="0" w:space="0" w:color="auto"/>
+          <w:insideH w:val="none" w:sz="0" w:space="0" w:color="auto"/>
+          <w:insideV w:val="none" w:sz="0" w:space="0" w:color="auto"/>
+        </w:tblBorders>
         <w:tblLook w:val="04A0" w:firstRow="1" w:lastRow="0" w:firstColumn="1" w:lastColumn="0" w:noHBand="0" w:noVBand="1"/>
       </w:tblPr>
       <w:tblGrid>
@@ -4884,12 +4839,16 @@
         <w:tc>
           <w:tcPr>
             <w:tcW w:w="4110" w:type="dxa"/>
+            <w:tcBorders>
+              <w:top w:val="single" w:sz="4" w:space="0" w:color="auto"/>
+              <w:bottom w:val="single" w:sz="4" w:space="0" w:color="auto"/>
+            </w:tcBorders>
             <w:vAlign w:val="center"/>
           </w:tcPr>
           <w:p>
             <w:pPr>
               <w:pStyle w:val="APATMA"/>
-              <w:spacing w:line="240" w:lineRule="auto"/>
+              <w:spacing w:line="360" w:lineRule="auto"/>
               <w:ind w:firstLine="0"/>
               <w:jc w:val="center"/>
               <w:rPr>
@@ -4909,12 +4868,16 @@
         <w:tc>
           <w:tcPr>
             <w:tcW w:w="3918" w:type="dxa"/>
+            <w:tcBorders>
+              <w:top w:val="single" w:sz="4" w:space="0" w:color="auto"/>
+              <w:bottom w:val="single" w:sz="4" w:space="0" w:color="auto"/>
+            </w:tcBorders>
             <w:vAlign w:val="center"/>
           </w:tcPr>
           <w:p>
             <w:pPr>
               <w:pStyle w:val="APATMA"/>
-              <w:spacing w:line="240" w:lineRule="auto"/>
+              <w:spacing w:line="360" w:lineRule="auto"/>
               <w:ind w:firstLine="0"/>
               <w:jc w:val="center"/>
               <w:rPr>
@@ -4936,10 +4899,14 @@
         <w:tc>
           <w:tcPr>
             <w:tcW w:w="4110" w:type="dxa"/>
+            <w:tcBorders>
+              <w:top w:val="single" w:sz="4" w:space="0" w:color="auto"/>
+            </w:tcBorders>
           </w:tcPr>
           <w:p>
             <w:pPr>
               <w:pStyle w:val="APATMA"/>
+              <w:spacing w:line="360" w:lineRule="auto"/>
               <w:ind w:firstLine="0"/>
             </w:pPr>
             <w:r>
@@ -4950,6 +4917,9 @@
         <w:tc>
           <w:tcPr>
             <w:tcW w:w="3918" w:type="dxa"/>
+            <w:tcBorders>
+              <w:top w:val="single" w:sz="4" w:space="0" w:color="auto"/>
+            </w:tcBorders>
           </w:tcPr>
           <w:p>
             <w:pPr>
@@ -4971,6 +4941,7 @@
           <w:p>
             <w:pPr>
               <w:pStyle w:val="APATMA"/>
+              <w:spacing w:line="360" w:lineRule="auto"/>
               <w:ind w:firstLine="0"/>
             </w:pPr>
             <w:r>
@@ -5002,6 +4973,7 @@
           <w:p>
             <w:pPr>
               <w:pStyle w:val="APATMA"/>
+              <w:spacing w:line="360" w:lineRule="auto"/>
               <w:ind w:firstLine="0"/>
             </w:pPr>
             <w:r>
@@ -5033,6 +5005,7 @@
           <w:p>
             <w:pPr>
               <w:pStyle w:val="APATMA"/>
+              <w:spacing w:line="360" w:lineRule="auto"/>
               <w:ind w:firstLine="0"/>
             </w:pPr>
             <w:r>
@@ -5063,11 +5036,7 @@
               <w:t>apartado</w:t>
             </w:r>
             <w:r>
-              <w:t xml:space="preserve"> donde se listen las ferias activas, las fechas y las </w:t>
-            </w:r>
-            <w:r>
-              <w:lastRenderedPageBreak/>
-              <w:t>ubicaciones exactas con mapas sencillos.</w:t>
+              <w:t xml:space="preserve"> donde se listen las ferias activas, las fechas y las ubicaciones exactas con mapas sencillos.</w:t>
             </w:r>
           </w:p>
         </w:tc>
@@ -5076,10 +5045,14 @@
         <w:tc>
           <w:tcPr>
             <w:tcW w:w="4110" w:type="dxa"/>
+            <w:tcBorders>
+              <w:bottom w:val="single" w:sz="4" w:space="0" w:color="auto"/>
+            </w:tcBorders>
           </w:tcPr>
           <w:p>
             <w:pPr>
               <w:pStyle w:val="APATMA"/>
+              <w:spacing w:line="360" w:lineRule="auto"/>
               <w:ind w:firstLine="0"/>
             </w:pPr>
             <w:r>
@@ -5091,6 +5064,9 @@
         <w:tc>
           <w:tcPr>
             <w:tcW w:w="3918" w:type="dxa"/>
+            <w:tcBorders>
+              <w:bottom w:val="single" w:sz="4" w:space="0" w:color="auto"/>
+            </w:tcBorders>
           </w:tcPr>
           <w:p>
             <w:pPr>
@@ -5132,6 +5108,14 @@
         <w:tblStyle w:val="Tablaconcuadrcula"/>
         <w:tblW w:w="0" w:type="auto"/>
         <w:tblInd w:w="988" w:type="dxa"/>
+        <w:tblBorders>
+          <w:top w:val="none" w:sz="0" w:space="0" w:color="auto"/>
+          <w:left w:val="none" w:sz="0" w:space="0" w:color="auto"/>
+          <w:bottom w:val="none" w:sz="0" w:space="0" w:color="auto"/>
+          <w:right w:val="none" w:sz="0" w:space="0" w:color="auto"/>
+          <w:insideH w:val="none" w:sz="0" w:space="0" w:color="auto"/>
+          <w:insideV w:val="none" w:sz="0" w:space="0" w:color="auto"/>
+        </w:tblBorders>
         <w:tblLook w:val="04A0" w:firstRow="1" w:lastRow="0" w:firstColumn="1" w:lastColumn="0" w:noHBand="0" w:noVBand="1"/>
       </w:tblPr>
       <w:tblGrid>
@@ -5145,6 +5129,10 @@
         <w:tc>
           <w:tcPr>
             <w:tcW w:w="4110" w:type="dxa"/>
+            <w:tcBorders>
+              <w:top w:val="single" w:sz="4" w:space="0" w:color="auto"/>
+              <w:bottom w:val="single" w:sz="4" w:space="0" w:color="auto"/>
+            </w:tcBorders>
             <w:vAlign w:val="center"/>
           </w:tcPr>
           <w:p>
@@ -5170,6 +5158,10 @@
         <w:tc>
           <w:tcPr>
             <w:tcW w:w="3918" w:type="dxa"/>
+            <w:tcBorders>
+              <w:top w:val="single" w:sz="4" w:space="0" w:color="auto"/>
+              <w:bottom w:val="single" w:sz="4" w:space="0" w:color="auto"/>
+            </w:tcBorders>
             <w:vAlign w:val="center"/>
           </w:tcPr>
           <w:p>
@@ -5197,6 +5189,9 @@
         <w:tc>
           <w:tcPr>
             <w:tcW w:w="4110" w:type="dxa"/>
+            <w:tcBorders>
+              <w:top w:val="single" w:sz="4" w:space="0" w:color="auto"/>
+            </w:tcBorders>
           </w:tcPr>
           <w:p>
             <w:pPr>
@@ -5211,6 +5206,9 @@
         <w:tc>
           <w:tcPr>
             <w:tcW w:w="3918" w:type="dxa"/>
+            <w:tcBorders>
+              <w:top w:val="single" w:sz="4" w:space="0" w:color="auto"/>
+            </w:tcBorders>
           </w:tcPr>
           <w:p>
             <w:pPr>
@@ -5323,6 +5321,9 @@
         <w:tc>
           <w:tcPr>
             <w:tcW w:w="4110" w:type="dxa"/>
+            <w:tcBorders>
+              <w:bottom w:val="single" w:sz="4" w:space="0" w:color="auto"/>
+            </w:tcBorders>
             <w:vAlign w:val="center"/>
           </w:tcPr>
           <w:p>
@@ -5339,6 +5340,9 @@
         <w:tc>
           <w:tcPr>
             <w:tcW w:w="3918" w:type="dxa"/>
+            <w:tcBorders>
+              <w:bottom w:val="single" w:sz="4" w:space="0" w:color="auto"/>
+            </w:tcBorders>
           </w:tcPr>
           <w:p>
             <w:pPr>
@@ -5401,6 +5405,14 @@
         <w:tblStyle w:val="Tablaconcuadrcula"/>
         <w:tblW w:w="0" w:type="auto"/>
         <w:tblInd w:w="988" w:type="dxa"/>
+        <w:tblBorders>
+          <w:top w:val="none" w:sz="0" w:space="0" w:color="auto"/>
+          <w:left w:val="none" w:sz="0" w:space="0" w:color="auto"/>
+          <w:bottom w:val="none" w:sz="0" w:space="0" w:color="auto"/>
+          <w:right w:val="none" w:sz="0" w:space="0" w:color="auto"/>
+          <w:insideH w:val="none" w:sz="0" w:space="0" w:color="auto"/>
+          <w:insideV w:val="none" w:sz="0" w:space="0" w:color="auto"/>
+        </w:tblBorders>
         <w:tblLook w:val="04A0" w:firstRow="1" w:lastRow="0" w:firstColumn="1" w:lastColumn="0" w:noHBand="0" w:noVBand="1"/>
       </w:tblPr>
       <w:tblGrid>
@@ -5414,6 +5426,10 @@
         <w:tc>
           <w:tcPr>
             <w:tcW w:w="4110" w:type="dxa"/>
+            <w:tcBorders>
+              <w:top w:val="single" w:sz="4" w:space="0" w:color="auto"/>
+              <w:bottom w:val="single" w:sz="4" w:space="0" w:color="auto"/>
+            </w:tcBorders>
             <w:vAlign w:val="center"/>
           </w:tcPr>
           <w:p>
@@ -5439,6 +5455,10 @@
         <w:tc>
           <w:tcPr>
             <w:tcW w:w="3918" w:type="dxa"/>
+            <w:tcBorders>
+              <w:top w:val="single" w:sz="4" w:space="0" w:color="auto"/>
+              <w:bottom w:val="single" w:sz="4" w:space="0" w:color="auto"/>
+            </w:tcBorders>
             <w:vAlign w:val="center"/>
           </w:tcPr>
           <w:p>
@@ -5466,6 +5486,9 @@
         <w:tc>
           <w:tcPr>
             <w:tcW w:w="4110" w:type="dxa"/>
+            <w:tcBorders>
+              <w:top w:val="single" w:sz="4" w:space="0" w:color="auto"/>
+            </w:tcBorders>
           </w:tcPr>
           <w:p>
             <w:pPr>
@@ -5480,6 +5503,9 @@
         <w:tc>
           <w:tcPr>
             <w:tcW w:w="3918" w:type="dxa"/>
+            <w:tcBorders>
+              <w:top w:val="single" w:sz="4" w:space="0" w:color="auto"/>
+            </w:tcBorders>
           </w:tcPr>
           <w:p>
             <w:pPr>
@@ -5577,7 +5603,6 @@
               <w:jc w:val="left"/>
             </w:pPr>
             <w:r>
-              <w:lastRenderedPageBreak/>
               <w:t>Necesidades</w:t>
             </w:r>
           </w:p>
@@ -5593,7 +5618,11 @@
               <w:ind w:firstLine="0"/>
             </w:pPr>
             <w:r>
-              <w:t>Optimización de tiempo. Requiere un buscador interno eficaz, especificaciones técnicas claras (capacidad en litros, pulgadas de laptop) y la certeza de que el producto está disponible antes de ir a la feria.</w:t>
+              <w:t xml:space="preserve">Optimización de tiempo. Requiere un buscador interno eficaz, especificaciones técnicas claras </w:t>
+            </w:r>
+            <w:r>
+              <w:lastRenderedPageBreak/>
+              <w:t>(capacidad en litros, pulgadas de laptop) y la certeza de que el producto está disponible antes de ir a la feria.</w:t>
             </w:r>
           </w:p>
         </w:tc>
@@ -5602,6 +5631,9 @@
         <w:tc>
           <w:tcPr>
             <w:tcW w:w="4110" w:type="dxa"/>
+            <w:tcBorders>
+              <w:bottom w:val="single" w:sz="4" w:space="0" w:color="auto"/>
+            </w:tcBorders>
             <w:vAlign w:val="center"/>
           </w:tcPr>
           <w:p>
@@ -5611,6 +5643,7 @@
               <w:jc w:val="left"/>
             </w:pPr>
             <w:r>
+              <w:lastRenderedPageBreak/>
               <w:t>Frustraciones</w:t>
             </w:r>
           </w:p>
@@ -5618,6 +5651,9 @@
         <w:tc>
           <w:tcPr>
             <w:tcW w:w="3918" w:type="dxa"/>
+            <w:tcBorders>
+              <w:bottom w:val="single" w:sz="4" w:space="0" w:color="auto"/>
+            </w:tcBorders>
           </w:tcPr>
           <w:p>
             <w:pPr>
@@ -5695,23 +5731,7 @@
           <w:b/>
           <w:bCs/>
         </w:rPr>
-        <w:t xml:space="preserve">Invisibilidad </w:t>
-      </w:r>
-      <w:proofErr w:type="spellStart"/>
-      <w:r>
-        <w:rPr>
-          <w:b/>
-          <w:bCs/>
-        </w:rPr>
-        <w:t>post-feria</w:t>
-      </w:r>
-      <w:proofErr w:type="spellEnd"/>
-      <w:r>
-        <w:rPr>
-          <w:b/>
-          <w:bCs/>
-        </w:rPr>
-        <w:t xml:space="preserve"> y pérdida de clientes:</w:t>
+        <w:t>Invisibilidad post-feria y pérdida de clientes:</w:t>
       </w:r>
       <w:r>
         <w:t xml:space="preserve"> Una vez que la feria concluye, el vínculo comercial con el cliente se rompe. Los usuarios interesados o recurrentes no disponen de una plataforma centralizada para ubicar el nuevo punto de atención del negocio.  </w:t>
@@ -5733,11 +5753,7 @@
         <w:t>Inexistencia de un catálogo unificado:</w:t>
       </w:r>
       <w:r>
-        <w:t xml:space="preserve"> Al convivir dos líneas de producto con ventajas competitivas distintas (la durabilidad de la costura nacional frente a la </w:t>
-      </w:r>
-      <w:r>
-        <w:lastRenderedPageBreak/>
-        <w:t xml:space="preserve">variedad del producto importado), la falta de una vitrina digital impide que el público compare especificaciones técnicas (capacidad, materiales) antes de la compra.  </w:t>
+        <w:t xml:space="preserve"> Al convivir dos líneas de producto con ventajas competitivas distintas (la durabilidad de la costura nacional frente a la variedad del producto importado), la falta de una vitrina digital impide que el público compare especificaciones técnicas (capacidad, materiales) antes de la compra.  </w:t>
       </w:r>
     </w:p>
     <w:p>
@@ -5753,6 +5769,7 @@
           <w:b/>
           <w:bCs/>
         </w:rPr>
+        <w:lastRenderedPageBreak/>
         <w:t>Vulnerabilidad comercial y operativa:</w:t>
       </w:r>
       <w:r>
@@ -5777,23 +5794,7 @@
         <w:pStyle w:val="APATMA"/>
       </w:pPr>
       <w:r>
-        <w:t xml:space="preserve">Desarrollar e implementar una aplicación web funcional de arquitectura cliente-servidor mediante un </w:t>
-      </w:r>
-      <w:proofErr w:type="spellStart"/>
-      <w:r>
-        <w:t>front-end</w:t>
-      </w:r>
-      <w:proofErr w:type="spellEnd"/>
-      <w:r>
-        <w:t xml:space="preserve"> responsivo (HTML5, CSS3, JavaScript y Bootstrap) y un back-</w:t>
-      </w:r>
-      <w:proofErr w:type="spellStart"/>
-      <w:r>
-        <w:t>end</w:t>
-      </w:r>
-      <w:proofErr w:type="spellEnd"/>
-      <w:r>
-        <w:t xml:space="preserve"> en Node.js con Express.js y persistencia en archivos JSON, con el fin de sistematizar los procesos de promoción, exhibición de catálogos y difusión cronológica de ferias itinerantes para un emprendimiento local de confección e importación de mochilas en Lima Metropolitana, garantizando la accesibilidad digital y un rendimiento óptimo en dispositivos móviles de gama media.</w:t>
+        <w:t>Desarrollar e implementar una aplicación web funcional de arquitectura cliente-servidor mediante un front-end responsivo (HTML5, CSS3, JavaScript y Bootstrap) y un back-end en Node.js con Express.js y persistencia en archivos JSON, con el fin de sistematizar los procesos de promoción, exhibición de catálogos y difusión cronológica de ferias itinerantes para un emprendimiento local de confección e importación de mochilas en Lima Metropolitana, garantizando la accesibilidad digital y un rendimiento óptimo en dispositivos móviles de gama media.</w:t>
       </w:r>
     </w:p>
     <w:p>
@@ -5843,34 +5844,10 @@
           <w:i/>
           <w:iCs/>
         </w:rPr>
-        <w:t>(Funcionalidad Front-</w:t>
-      </w:r>
-      <w:proofErr w:type="spellStart"/>
-      <w:r>
-        <w:rPr>
-          <w:i/>
-          <w:iCs/>
-        </w:rPr>
-        <w:t>end</w:t>
-      </w:r>
-      <w:proofErr w:type="spellEnd"/>
-      <w:r>
-        <w:rPr>
-          <w:i/>
-          <w:iCs/>
-        </w:rPr>
-        <w:t>)</w:t>
-      </w:r>
-      <w:r>
-        <w:t>: Diseñar e implementar una interfaz web interactiva y responsiva (</w:t>
-      </w:r>
-      <w:proofErr w:type="spellStart"/>
-      <w:r>
-        <w:t>mobile-first</w:t>
-      </w:r>
-      <w:proofErr w:type="spellEnd"/>
-      <w:r>
-        <w:t xml:space="preserve">) utilizando HTML5, CSS3 y Bootstrap 5, que reduzca la fricción de navegación y cargue eficientemente en dispositivos móviles de gama media.  </w:t>
+        <w:t>(Funcionalidad Front-end)</w:t>
+      </w:r>
+      <w:r>
+        <w:t xml:space="preserve">: Diseñar e implementar una interfaz web interactiva y responsiva (mobile-first) utilizando HTML5, CSS3 y Bootstrap 5, que reduzca la fricción de navegación y cargue eficientemente en dispositivos móviles de gama media.  </w:t>
       </w:r>
     </w:p>
     <w:p>
@@ -5886,7 +5863,6 @@
           <w:b/>
           <w:bCs/>
         </w:rPr>
-        <w:lastRenderedPageBreak/>
         <w:t>Objetivo 2</w:t>
       </w:r>
       <w:r>
@@ -5900,15 +5876,11 @@
         <w:t>(Módulo de Geolocalización e Información)</w:t>
       </w:r>
       <w:r>
-        <w:t xml:space="preserve">: Desarrollar un apartado dinámico y cronológico para la gestión de ferias que centralice las ubicaciones, fechas y enlaces de Google </w:t>
-      </w:r>
-      <w:proofErr w:type="spellStart"/>
-      <w:r>
-        <w:t>Maps</w:t>
-      </w:r>
-      <w:proofErr w:type="spellEnd"/>
-      <w:r>
-        <w:t xml:space="preserve">, logrando que el 100% de los usuarios recurrentes puedan localizar el negocio de manera exacta en cualquier momento.  </w:t>
+        <w:t xml:space="preserve">: Desarrollar un apartado dinámico y cronológico para la gestión de ferias que centralice las ubicaciones, fechas y enlaces de Google Maps, logrando que el 100% de los </w:t>
+      </w:r>
+      <w:r>
+        <w:lastRenderedPageBreak/>
+        <w:t xml:space="preserve">usuarios recurrentes puedan localizar el negocio de manera exacta en cualquier momento.  </w:t>
       </w:r>
     </w:p>
     <w:p>
@@ -5934,23 +5906,7 @@
           <w:i/>
           <w:iCs/>
         </w:rPr>
-        <w:t>(Persistencia y Lógica Back-</w:t>
-      </w:r>
-      <w:proofErr w:type="spellStart"/>
-      <w:r>
-        <w:rPr>
-          <w:i/>
-          <w:iCs/>
-        </w:rPr>
-        <w:t>end</w:t>
-      </w:r>
-      <w:proofErr w:type="spellEnd"/>
-      <w:r>
-        <w:rPr>
-          <w:i/>
-          <w:iCs/>
-        </w:rPr>
-        <w:t>)</w:t>
+        <w:t>(Persistencia y Lógica Back-end)</w:t>
       </w:r>
       <w:r>
         <w:t xml:space="preserve">: Configurar un servidor web funcional empleando Node.js y Express.js, estructurando rutas GET para servir el catálogo de mochilas y rutas POST para capturar y almacenar las solicitudes de compra en archivos JSON sin depender de sistemas de bases de datos complejos.  </w:t>
@@ -6255,32 +6211,15 @@
         <w:pStyle w:val="APATMA"/>
       </w:pPr>
       <w:r>
-        <w:t xml:space="preserve">Para solucionar los problemas de desconexión </w:t>
-      </w:r>
-      <w:proofErr w:type="spellStart"/>
-      <w:r>
-        <w:t>post-feria</w:t>
-      </w:r>
-      <w:proofErr w:type="spellEnd"/>
-      <w:r>
-        <w:t xml:space="preserve">, la falta de visualización del stock real y la incertidumbre de localización que padece el emprendimiento </w:t>
-      </w:r>
-      <w:r>
-        <w:rPr>
-          <w:b/>
-          <w:bCs/>
-        </w:rPr>
-        <w:t xml:space="preserve">MC </w:t>
-      </w:r>
-      <w:proofErr w:type="spellStart"/>
-      <w:r>
-        <w:rPr>
-          <w:b/>
-          <w:bCs/>
-        </w:rPr>
-        <w:t>BackPack</w:t>
-      </w:r>
-      <w:proofErr w:type="spellEnd"/>
+        <w:t xml:space="preserve">Para solucionar los problemas de desconexión post-feria, la falta de visualización del stock real y la incertidumbre de localización que padece el emprendimiento </w:t>
+      </w:r>
+      <w:r>
+        <w:rPr>
+          <w:b/>
+          <w:bCs/>
+        </w:rPr>
+        <w:t>MC BackPack</w:t>
+      </w:r>
       <w:r>
         <w:t xml:space="preserve">, se ha estructurado una solución basada en el patrón arquitectónico </w:t>
       </w:r>
@@ -6435,7 +6374,7 @@
           <w:noProof/>
         </w:rPr>
         <w:drawing>
-          <wp:inline distT="0" distB="0" distL="0" distR="0" wp14:anchorId="62718F2A" wp14:editId="0E5E0994">
+          <wp:inline distT="0" distB="0" distL="0" distR="0" wp14:anchorId="62718F2A" wp14:editId="130E14C2">
             <wp:extent cx="5177481" cy="2650691"/>
             <wp:effectExtent l="0" t="0" r="4445" b="0"/>
             <wp:docPr id="574375941" name="Picture 1"/>
@@ -6838,31 +6777,13 @@
             <w:r>
               <w:t xml:space="preserve">Framework optimizando para diseños </w:t>
             </w:r>
-            <w:proofErr w:type="spellStart"/>
             <w:r>
               <w:rPr>
                 <w:i/>
                 <w:iCs/>
               </w:rPr>
-              <w:t>mobile</w:t>
+              <w:t>mobile – first</w:t>
             </w:r>
-            <w:proofErr w:type="spellEnd"/>
-            <w:r>
-              <w:rPr>
-                <w:i/>
-                <w:iCs/>
-              </w:rPr>
-              <w:t xml:space="preserve"> – </w:t>
-            </w:r>
-            <w:proofErr w:type="spellStart"/>
-            <w:r>
-              <w:rPr>
-                <w:i/>
-                <w:iCs/>
-              </w:rPr>
-              <w:t>first</w:t>
-            </w:r>
-            <w:proofErr w:type="spellEnd"/>
             <w:r>
               <w:t>. Permite crear grillas elásticas que adaptan las fotos de las mochilas al instante en el móvil de Eduardo o de Madai sin romper el diseño.</w:t>
             </w:r>
@@ -7014,15 +6935,7 @@
               <w:ind w:firstLine="0"/>
             </w:pPr>
             <w:r>
-              <w:t xml:space="preserve">Base de datos ligera basada en archivos de texto planos. Evite sobrecargar el servidor </w:t>
-            </w:r>
-            <w:proofErr w:type="spellStart"/>
-            <w:r>
-              <w:t>backend</w:t>
-            </w:r>
-            <w:proofErr w:type="spellEnd"/>
-            <w:r>
-              <w:t>, facilitando la lectura directa del stock y la edición ágil para el microempresario.</w:t>
+              <w:t>Base de datos ligera basada en archivos de texto planos. Evite sobrecargar el servidor backend, facilitando la lectura directa del stock y la edición ágil para el microempresario.</w:t>
             </w:r>
           </w:p>
         </w:tc>
@@ -7046,15 +6959,7 @@
         <w:t xml:space="preserve">Nota. </w:t>
       </w:r>
       <w:r>
-        <w:t xml:space="preserve">Elaboración propia. María, Eduardo y Madai corresponden a los </w:t>
-      </w:r>
-      <w:proofErr w:type="spellStart"/>
-      <w:r>
-        <w:t>buyer</w:t>
-      </w:r>
-      <w:proofErr w:type="spellEnd"/>
-      <w:r>
-        <w:t xml:space="preserve"> personas o perfiles de usuario identificados en los requerimientos del sistema.</w:t>
+        <w:t>Elaboración propia. María, Eduardo y Madai corresponden a los buyer personas o perfiles de usuario identificados en los requerimientos del sistema.</w:t>
       </w:r>
     </w:p>
     <w:p>
@@ -7066,15 +6971,7 @@
       </w:r>
       <w:bookmarkStart w:id="16" w:name="_Toc232757478"/>
       <w:r>
-        <w:t>Flujo de Navegación Coherente (</w:t>
-      </w:r>
-      <w:proofErr w:type="spellStart"/>
-      <w:r>
-        <w:t>User</w:t>
-      </w:r>
-      <w:proofErr w:type="spellEnd"/>
-      <w:r>
-        <w:t xml:space="preserve"> Flow)</w:t>
+        <w:t>Flujo de Navegación Coherente (User Flow)</w:t>
       </w:r>
       <w:bookmarkEnd w:id="16"/>
     </w:p>
@@ -7272,19 +7169,36 @@
       </w:r>
       <w:bookmarkStart w:id="17" w:name="_Toc232757479"/>
       <w:r>
-        <w:t xml:space="preserve">Especificaciones de Diseño y Accesibilidad en </w:t>
-      </w:r>
-      <w:proofErr w:type="spellStart"/>
-      <w:r>
-        <w:t>Wireframes</w:t>
+        <w:t>Especificaciones de Diseño y Accesibilidad en Wireframes</w:t>
       </w:r>
       <w:bookmarkEnd w:id="17"/>
-      <w:proofErr w:type="spellEnd"/>
+    </w:p>
+    <w:p>
+      <w:r>
+        <w:t>“Insertar todos lo wirframes con un breve párrafo explicandolo”</w:t>
+      </w:r>
+    </w:p>
+    <w:p>
+      <w:pPr>
+        <w:pStyle w:val="Ttulo3"/>
+      </w:pPr>
+      <w:r>
+        <w:t xml:space="preserve"> Visualización de la aplicación web (Figma)</w:t>
+      </w:r>
     </w:p>
     <w:p>
       <w:pPr>
         <w:pStyle w:val="APATMA"/>
         <w:ind w:firstLine="0"/>
+      </w:pPr>
+      <w:r>
+        <w:t>Pegar solamente las imágenes del figma</w:t>
+      </w:r>
+    </w:p>
+    <w:p>
+      <w:pPr>
+        <w:pStyle w:val="APATMA"/>
+        <w:ind w:left="11"/>
         <w:rPr>
           <w:i/>
           <w:iCs/>
@@ -7293,16 +7207,6 @@
     </w:p>
     <w:p>
       <w:pPr>
-        <w:pStyle w:val="APATMA"/>
-        <w:ind w:left="11"/>
-        <w:rPr>
-          <w:i/>
-          <w:iCs/>
-        </w:rPr>
-      </w:pPr>
-    </w:p>
-    <w:p>
-      <w:pPr>
         <w:pStyle w:val="Ttulo2"/>
       </w:pPr>
       <w:bookmarkStart w:id="18" w:name="_Toc232757480"/>
@@ -7395,6 +7299,7 @@
       </w:pPr>
       <w:bookmarkStart w:id="22" w:name="_Toc232757484"/>
       <w:r>
+        <w:lastRenderedPageBreak/>
         <w:t>Buenas prácticas aplicadas</w:t>
       </w:r>
       <w:bookmarkEnd w:id="22"/>
@@ -7404,7 +7309,6 @@
         <w:pStyle w:val="Ttulo3"/>
       </w:pPr>
       <w:r>
-        <w:lastRenderedPageBreak/>
         <w:t xml:space="preserve"> </w:t>
       </w:r>
       <w:bookmarkStart w:id="23" w:name="_Toc232757485"/>
@@ -9913,6 +9817,7 @@
   <w:style w:type="character" w:default="1" w:styleId="Fuentedeprrafopredeter">
     <w:name w:val="Default Paragraph Font"/>
     <w:uiPriority w:val="1"/>
+    <w:semiHidden/>
     <w:unhideWhenUsed/>
   </w:style>
   <w:style w:type="table" w:default="1" w:styleId="Tablanormal">

--- a/PROYECTO FINAL/INFORME/INFORME FINAL.docx
+++ b/PROYECTO FINAL/INFORME/INFORME FINAL.docx
@@ -673,13 +673,23 @@
                 <w:szCs w:val="24"/>
               </w:rPr>
             </w:pPr>
+            <w:proofErr w:type="spellStart"/>
             <w:r>
               <w:rPr>
                 <w:rFonts w:ascii="Times New Roman" w:eastAsia="Calibri" w:hAnsi="Times New Roman" w:cs="Times New Roman"/>
                 <w:sz w:val="24"/>
                 <w:szCs w:val="24"/>
               </w:rPr>
-              <w:t>Geradth Humberto</w:t>
+              <w:t>Geradth</w:t>
+            </w:r>
+            <w:proofErr w:type="spellEnd"/>
+            <w:r>
+              <w:rPr>
+                <w:rFonts w:ascii="Times New Roman" w:eastAsia="Calibri" w:hAnsi="Times New Roman" w:cs="Times New Roman"/>
+                <w:sz w:val="24"/>
+                <w:szCs w:val="24"/>
+              </w:rPr>
+              <w:t xml:space="preserve"> Humberto</w:t>
             </w:r>
           </w:p>
         </w:tc>
@@ -753,13 +763,23 @@
                 <w:szCs w:val="24"/>
               </w:rPr>
             </w:pPr>
+            <w:proofErr w:type="spellStart"/>
             <w:r>
               <w:rPr>
                 <w:rFonts w:ascii="Times New Roman" w:eastAsia="Calibri" w:hAnsi="Times New Roman" w:cs="Times New Roman"/>
                 <w:sz w:val="24"/>
                 <w:szCs w:val="24"/>
               </w:rPr>
-              <w:t>Huisa Valle,</w:t>
+              <w:t>Huisa</w:t>
+            </w:r>
+            <w:proofErr w:type="spellEnd"/>
+            <w:r>
+              <w:rPr>
+                <w:rFonts w:ascii="Times New Roman" w:eastAsia="Calibri" w:hAnsi="Times New Roman" w:cs="Times New Roman"/>
+                <w:sz w:val="24"/>
+                <w:szCs w:val="24"/>
+              </w:rPr>
+              <w:t xml:space="preserve"> Valle,</w:t>
             </w:r>
           </w:p>
           <w:p>
@@ -1146,7 +1166,7 @@
         </w:rPr>
         <w:fldChar w:fldCharType="separate"/>
       </w:r>
-      <w:hyperlink w:anchor="_Toc232757464" w:history="1">
+      <w:hyperlink w:anchor="_Toc233459930" w:history="1">
         <w:r>
           <w:rPr>
             <w:rStyle w:val="Hipervnculo"/>
@@ -1173,7 +1193,7 @@
             <w:noProof/>
             <w:webHidden/>
           </w:rPr>
-          <w:instrText xml:space="preserve"> PAGEREF _Toc232757464 \h </w:instrText>
+          <w:instrText xml:space="preserve"> PAGEREF _Toc233459930 \h </w:instrText>
         </w:r>
         <w:r>
           <w:rPr>
@@ -1193,7 +1213,7 @@
             <w:noProof/>
             <w:webHidden/>
           </w:rPr>
-          <w:t>4</w:t>
+          <w:t>5</w:t>
         </w:r>
         <w:r>
           <w:rPr>
@@ -1220,7 +1240,7 @@
           <w14:ligatures w14:val="standardContextual"/>
         </w:rPr>
       </w:pPr>
-      <w:hyperlink w:anchor="_Toc232757465" w:history="1">
+      <w:hyperlink w:anchor="_Toc233459931" w:history="1">
         <w:r>
           <w:rPr>
             <w:rStyle w:val="Hipervnculo"/>
@@ -1265,7 +1285,7 @@
             <w:noProof/>
             <w:webHidden/>
           </w:rPr>
-          <w:instrText xml:space="preserve"> PAGEREF _Toc232757465 \h </w:instrText>
+          <w:instrText xml:space="preserve"> PAGEREF _Toc233459931 \h </w:instrText>
         </w:r>
         <w:r>
           <w:rPr>
@@ -1285,7 +1305,7 @@
             <w:noProof/>
             <w:webHidden/>
           </w:rPr>
-          <w:t>4</w:t>
+          <w:t>5</w:t>
         </w:r>
         <w:r>
           <w:rPr>
@@ -1312,7 +1332,7 @@
           <w14:ligatures w14:val="standardContextual"/>
         </w:rPr>
       </w:pPr>
-      <w:hyperlink w:anchor="_Toc232757466" w:history="1">
+      <w:hyperlink w:anchor="_Toc233459932" w:history="1">
         <w:r>
           <w:rPr>
             <w:rStyle w:val="Hipervnculo"/>
@@ -1336,7 +1356,7 @@
             <w:rStyle w:val="Hipervnculo"/>
             <w:noProof/>
           </w:rPr>
-          <w:t>Limitaciones identificadas</w:t>
+          <w:t>Formulación del problema</w:t>
         </w:r>
         <w:r>
           <w:rPr>
@@ -1357,7 +1377,7 @@
             <w:noProof/>
             <w:webHidden/>
           </w:rPr>
-          <w:instrText xml:space="preserve"> PAGEREF _Toc232757466 \h </w:instrText>
+          <w:instrText xml:space="preserve"> PAGEREF _Toc233459932 \h </w:instrText>
         </w:r>
         <w:r>
           <w:rPr>
@@ -1377,7 +1397,7 @@
             <w:noProof/>
             <w:webHidden/>
           </w:rPr>
-          <w:t>4</w:t>
+          <w:t>5</w:t>
         </w:r>
         <w:r>
           <w:rPr>
@@ -1404,7 +1424,7 @@
           <w14:ligatures w14:val="standardContextual"/>
         </w:rPr>
       </w:pPr>
-      <w:hyperlink w:anchor="_Toc232757467" w:history="1">
+      <w:hyperlink w:anchor="_Toc233459933" w:history="1">
         <w:r>
           <w:rPr>
             <w:rStyle w:val="Hipervnculo"/>
@@ -1428,7 +1448,7 @@
             <w:rStyle w:val="Hipervnculo"/>
             <w:noProof/>
           </w:rPr>
-          <w:t>Entrevistas Breves a los Representantes</w:t>
+          <w:t>Limitaciones identificadas</w:t>
         </w:r>
         <w:r>
           <w:rPr>
@@ -1449,7 +1469,7 @@
             <w:noProof/>
             <w:webHidden/>
           </w:rPr>
-          <w:instrText xml:space="preserve"> PAGEREF _Toc232757467 \h </w:instrText>
+          <w:instrText xml:space="preserve"> PAGEREF _Toc233459933 \h </w:instrText>
         </w:r>
         <w:r>
           <w:rPr>
@@ -1469,7 +1489,7 @@
             <w:noProof/>
             <w:webHidden/>
           </w:rPr>
-          <w:t>4</w:t>
+          <w:t>5</w:t>
         </w:r>
         <w:r>
           <w:rPr>
@@ -1496,7 +1516,7 @@
           <w14:ligatures w14:val="standardContextual"/>
         </w:rPr>
       </w:pPr>
-      <w:hyperlink w:anchor="_Toc232757468" w:history="1">
+      <w:hyperlink w:anchor="_Toc233459934" w:history="1">
         <w:r>
           <w:rPr>
             <w:rStyle w:val="Hipervnculo"/>
@@ -1520,6 +1540,98 @@
             <w:rStyle w:val="Hipervnculo"/>
             <w:noProof/>
           </w:rPr>
+          <w:t>Entrevistas Breves a los Representantes</w:t>
+        </w:r>
+        <w:r>
+          <w:rPr>
+            <w:noProof/>
+            <w:webHidden/>
+          </w:rPr>
+          <w:tab/>
+        </w:r>
+        <w:r>
+          <w:rPr>
+            <w:noProof/>
+            <w:webHidden/>
+          </w:rPr>
+          <w:fldChar w:fldCharType="begin"/>
+        </w:r>
+        <w:r>
+          <w:rPr>
+            <w:noProof/>
+            <w:webHidden/>
+          </w:rPr>
+          <w:instrText xml:space="preserve"> PAGEREF _Toc233459934 \h </w:instrText>
+        </w:r>
+        <w:r>
+          <w:rPr>
+            <w:noProof/>
+            <w:webHidden/>
+          </w:rPr>
+        </w:r>
+        <w:r>
+          <w:rPr>
+            <w:noProof/>
+            <w:webHidden/>
+          </w:rPr>
+          <w:fldChar w:fldCharType="separate"/>
+        </w:r>
+        <w:r>
+          <w:rPr>
+            <w:noProof/>
+            <w:webHidden/>
+          </w:rPr>
+          <w:t>5</w:t>
+        </w:r>
+        <w:r>
+          <w:rPr>
+            <w:noProof/>
+            <w:webHidden/>
+          </w:rPr>
+          <w:fldChar w:fldCharType="end"/>
+        </w:r>
+      </w:hyperlink>
+    </w:p>
+    <w:p>
+      <w:pPr>
+        <w:pStyle w:val="TDC3"/>
+        <w:tabs>
+          <w:tab w:val="left" w:pos="1200"/>
+          <w:tab w:val="right" w:leader="dot" w:pos="9016"/>
+        </w:tabs>
+        <w:rPr>
+          <w:rFonts w:asciiTheme="minorHAnsi" w:eastAsiaTheme="minorEastAsia" w:hAnsiTheme="minorHAnsi"/>
+          <w:noProof/>
+          <w:kern w:val="2"/>
+          <w:szCs w:val="24"/>
+          <w:lang w:eastAsia="es-PE"/>
+          <w14:ligatures w14:val="standardContextual"/>
+        </w:rPr>
+      </w:pPr>
+      <w:hyperlink w:anchor="_Toc233459935" w:history="1">
+        <w:r>
+          <w:rPr>
+            <w:rStyle w:val="Hipervnculo"/>
+            <w:noProof/>
+          </w:rPr>
+          <w:t>1.4.</w:t>
+        </w:r>
+        <w:r>
+          <w:rPr>
+            <w:rFonts w:asciiTheme="minorHAnsi" w:eastAsiaTheme="minorEastAsia" w:hAnsiTheme="minorHAnsi"/>
+            <w:noProof/>
+            <w:kern w:val="2"/>
+            <w:szCs w:val="24"/>
+            <w:lang w:eastAsia="es-PE"/>
+            <w14:ligatures w14:val="standardContextual"/>
+          </w:rPr>
+          <w:tab/>
+        </w:r>
+        <w:r>
+          <w:rPr>
+            <w:rStyle w:val="Hipervnculo"/>
+            <w:noProof/>
+          </w:rPr>
           <w:t>Perfiles de usuario</w:t>
         </w:r>
         <w:r>
@@ -1541,7 +1653,7 @@
             <w:noProof/>
             <w:webHidden/>
           </w:rPr>
-          <w:instrText xml:space="preserve"> PAGEREF _Toc232757468 \h </w:instrText>
+          <w:instrText xml:space="preserve"> PAGEREF _Toc233459935 \h </w:instrText>
         </w:r>
         <w:r>
           <w:rPr>
@@ -1561,7 +1673,7 @@
             <w:noProof/>
             <w:webHidden/>
           </w:rPr>
-          <w:t>7</w:t>
+          <w:t>8</w:t>
         </w:r>
         <w:r>
           <w:rPr>
@@ -1588,7 +1700,7 @@
           <w14:ligatures w14:val="standardContextual"/>
         </w:rPr>
       </w:pPr>
-      <w:hyperlink w:anchor="_Toc232757469" w:history="1">
+      <w:hyperlink w:anchor="_Toc233459936" w:history="1">
         <w:r>
           <w:rPr>
             <w:rStyle w:val="Hipervnculo"/>
@@ -1633,7 +1745,7 @@
             <w:noProof/>
             <w:webHidden/>
           </w:rPr>
-          <w:instrText xml:space="preserve"> PAGEREF _Toc232757469 \h </w:instrText>
+          <w:instrText xml:space="preserve"> PAGEREF _Toc233459936 \h </w:instrText>
         </w:r>
         <w:r>
           <w:rPr>
@@ -1653,7 +1765,7 @@
             <w:noProof/>
             <w:webHidden/>
           </w:rPr>
-          <w:t>9</w:t>
+          <w:t>10</w:t>
         </w:r>
         <w:r>
           <w:rPr>
@@ -1680,7 +1792,7 @@
           <w14:ligatures w14:val="standardContextual"/>
         </w:rPr>
       </w:pPr>
-      <w:hyperlink w:anchor="_Toc232757470" w:history="1">
+      <w:hyperlink w:anchor="_Toc233459937" w:history="1">
         <w:r>
           <w:rPr>
             <w:rStyle w:val="Hipervnculo"/>
@@ -1725,7 +1837,7 @@
             <w:noProof/>
             <w:webHidden/>
           </w:rPr>
-          <w:instrText xml:space="preserve"> PAGEREF _Toc232757470 \h </w:instrText>
+          <w:instrText xml:space="preserve"> PAGEREF _Toc233459937 \h </w:instrText>
         </w:r>
         <w:r>
           <w:rPr>
@@ -1745,7 +1857,7 @@
             <w:noProof/>
             <w:webHidden/>
           </w:rPr>
-          <w:t>9</w:t>
+          <w:t>10</w:t>
         </w:r>
         <w:r>
           <w:rPr>
@@ -1772,7 +1884,7 @@
           <w14:ligatures w14:val="standardContextual"/>
         </w:rPr>
       </w:pPr>
-      <w:hyperlink w:anchor="_Toc232757471" w:history="1">
+      <w:hyperlink w:anchor="_Toc233459938" w:history="1">
         <w:r>
           <w:rPr>
             <w:rStyle w:val="Hipervnculo"/>
@@ -1817,7 +1929,7 @@
             <w:noProof/>
             <w:webHidden/>
           </w:rPr>
-          <w:instrText xml:space="preserve"> PAGEREF _Toc232757471 \h </w:instrText>
+          <w:instrText xml:space="preserve"> PAGEREF _Toc233459938 \h </w:instrText>
         </w:r>
         <w:r>
           <w:rPr>
@@ -1837,7 +1949,7 @@
             <w:noProof/>
             <w:webHidden/>
           </w:rPr>
-          <w:t>10</w:t>
+          <w:t>11</w:t>
         </w:r>
         <w:r>
           <w:rPr>
@@ -1864,7 +1976,7 @@
           <w14:ligatures w14:val="standardContextual"/>
         </w:rPr>
       </w:pPr>
-      <w:hyperlink w:anchor="_Toc232757472" w:history="1">
+      <w:hyperlink w:anchor="_Toc233459939" w:history="1">
         <w:r>
           <w:rPr>
             <w:rStyle w:val="Hipervnculo"/>
@@ -1909,7 +2021,7 @@
             <w:noProof/>
             <w:webHidden/>
           </w:rPr>
-          <w:instrText xml:space="preserve"> PAGEREF _Toc232757472 \h </w:instrText>
+          <w:instrText xml:space="preserve"> PAGEREF _Toc233459939 \h </w:instrText>
         </w:r>
         <w:r>
           <w:rPr>
@@ -1929,7 +2041,7 @@
             <w:noProof/>
             <w:webHidden/>
           </w:rPr>
-          <w:t>10</w:t>
+          <w:t>11</w:t>
         </w:r>
         <w:r>
           <w:rPr>
@@ -1956,7 +2068,7 @@
           <w14:ligatures w14:val="standardContextual"/>
         </w:rPr>
       </w:pPr>
-      <w:hyperlink w:anchor="_Toc232757473" w:history="1">
+      <w:hyperlink w:anchor="_Toc233459940" w:history="1">
         <w:r>
           <w:rPr>
             <w:rStyle w:val="Hipervnculo"/>
@@ -2001,7 +2113,7 @@
             <w:noProof/>
             <w:webHidden/>
           </w:rPr>
-          <w:instrText xml:space="preserve"> PAGEREF _Toc232757473 \h </w:instrText>
+          <w:instrText xml:space="preserve"> PAGEREF _Toc233459940 \h </w:instrText>
         </w:r>
         <w:r>
           <w:rPr>
@@ -2021,7 +2133,7 @@
             <w:noProof/>
             <w:webHidden/>
           </w:rPr>
-          <w:t>12</w:t>
+          <w:t>13</w:t>
         </w:r>
         <w:r>
           <w:rPr>
@@ -2047,7 +2159,7 @@
           <w14:ligatures w14:val="standardContextual"/>
         </w:rPr>
       </w:pPr>
-      <w:hyperlink w:anchor="_Toc232757474" w:history="1">
+      <w:hyperlink w:anchor="_Toc233459941" w:history="1">
         <w:r>
           <w:rPr>
             <w:rStyle w:val="Hipervnculo"/>
@@ -2074,7 +2186,7 @@
             <w:noProof/>
             <w:webHidden/>
           </w:rPr>
-          <w:instrText xml:space="preserve"> PAGEREF _Toc232757474 \h </w:instrText>
+          <w:instrText xml:space="preserve"> PAGEREF _Toc233459941 \h </w:instrText>
         </w:r>
         <w:r>
           <w:rPr>
@@ -2094,7 +2206,7 @@
             <w:noProof/>
             <w:webHidden/>
           </w:rPr>
-          <w:t>13</w:t>
+          <w:t>14</w:t>
         </w:r>
         <w:r>
           <w:rPr>
@@ -2121,7 +2233,7 @@
           <w14:ligatures w14:val="standardContextual"/>
         </w:rPr>
       </w:pPr>
-      <w:hyperlink w:anchor="_Toc232757475" w:history="1">
+      <w:hyperlink w:anchor="_Toc233459942" w:history="1">
         <w:r>
           <w:rPr>
             <w:rStyle w:val="Hipervnculo"/>
@@ -2166,7 +2278,7 @@
             <w:noProof/>
             <w:webHidden/>
           </w:rPr>
-          <w:instrText xml:space="preserve"> PAGEREF _Toc232757475 \h </w:instrText>
+          <w:instrText xml:space="preserve"> PAGEREF _Toc233459942 \h </w:instrText>
         </w:r>
         <w:r>
           <w:rPr>
@@ -2186,7 +2298,7 @@
             <w:noProof/>
             <w:webHidden/>
           </w:rPr>
-          <w:t>13</w:t>
+          <w:t>14</w:t>
         </w:r>
         <w:r>
           <w:rPr>
@@ -2213,7 +2325,7 @@
           <w14:ligatures w14:val="standardContextual"/>
         </w:rPr>
       </w:pPr>
-      <w:hyperlink w:anchor="_Toc232757476" w:history="1">
+      <w:hyperlink w:anchor="_Toc233459943" w:history="1">
         <w:r>
           <w:rPr>
             <w:rStyle w:val="Hipervnculo"/>
@@ -2258,7 +2370,7 @@
             <w:noProof/>
             <w:webHidden/>
           </w:rPr>
-          <w:instrText xml:space="preserve"> PAGEREF _Toc232757476 \h </w:instrText>
+          <w:instrText xml:space="preserve"> PAGEREF _Toc233459943 \h </w:instrText>
         </w:r>
         <w:r>
           <w:rPr>
@@ -2278,7 +2390,7 @@
             <w:noProof/>
             <w:webHidden/>
           </w:rPr>
-          <w:t>13</w:t>
+          <w:t>14</w:t>
         </w:r>
         <w:r>
           <w:rPr>
@@ -2305,7 +2417,7 @@
           <w14:ligatures w14:val="standardContextual"/>
         </w:rPr>
       </w:pPr>
-      <w:hyperlink w:anchor="_Toc232757477" w:history="1">
+      <w:hyperlink w:anchor="_Toc233459944" w:history="1">
         <w:r>
           <w:rPr>
             <w:rStyle w:val="Hipervnculo"/>
@@ -2350,7 +2462,7 @@
             <w:noProof/>
             <w:webHidden/>
           </w:rPr>
-          <w:instrText xml:space="preserve"> PAGEREF _Toc232757477 \h </w:instrText>
+          <w:instrText xml:space="preserve"> PAGEREF _Toc233459944 \h </w:instrText>
         </w:r>
         <w:r>
           <w:rPr>
@@ -2370,7 +2482,7 @@
             <w:noProof/>
             <w:webHidden/>
           </w:rPr>
-          <w:t>13</w:t>
+          <w:t>15</w:t>
         </w:r>
         <w:r>
           <w:rPr>
@@ -2397,7 +2509,7 @@
           <w14:ligatures w14:val="standardContextual"/>
         </w:rPr>
       </w:pPr>
-      <w:hyperlink w:anchor="_Toc232757478" w:history="1">
+      <w:hyperlink w:anchor="_Toc233459945" w:history="1">
         <w:r>
           <w:rPr>
             <w:rStyle w:val="Hipervnculo"/>
@@ -2442,7 +2554,7 @@
             <w:noProof/>
             <w:webHidden/>
           </w:rPr>
-          <w:instrText xml:space="preserve"> PAGEREF _Toc232757478 \h </w:instrText>
+          <w:instrText xml:space="preserve"> PAGEREF _Toc233459945 \h </w:instrText>
         </w:r>
         <w:r>
           <w:rPr>
@@ -2462,7 +2574,7 @@
             <w:noProof/>
             <w:webHidden/>
           </w:rPr>
-          <w:t>14</w:t>
+          <w:t>16</w:t>
         </w:r>
         <w:r>
           <w:rPr>
@@ -2489,7 +2601,7 @@
           <w14:ligatures w14:val="standardContextual"/>
         </w:rPr>
       </w:pPr>
-      <w:hyperlink w:anchor="_Toc232757479" w:history="1">
+      <w:hyperlink w:anchor="_Toc233459946" w:history="1">
         <w:r>
           <w:rPr>
             <w:rStyle w:val="Hipervnculo"/>
@@ -2534,7 +2646,7 @@
             <w:noProof/>
             <w:webHidden/>
           </w:rPr>
-          <w:instrText xml:space="preserve"> PAGEREF _Toc232757479 \h </w:instrText>
+          <w:instrText xml:space="preserve"> PAGEREF _Toc233459946 \h </w:instrText>
         </w:r>
         <w:r>
           <w:rPr>
@@ -2554,7 +2666,99 @@
             <w:noProof/>
             <w:webHidden/>
           </w:rPr>
-          <w:t>14</w:t>
+          <w:t>16</w:t>
+        </w:r>
+        <w:r>
+          <w:rPr>
+            <w:noProof/>
+            <w:webHidden/>
+          </w:rPr>
+          <w:fldChar w:fldCharType="end"/>
+        </w:r>
+      </w:hyperlink>
+    </w:p>
+    <w:p>
+      <w:pPr>
+        <w:pStyle w:val="TDC3"/>
+        <w:tabs>
+          <w:tab w:val="left" w:pos="1200"/>
+          <w:tab w:val="right" w:leader="dot" w:pos="9016"/>
+        </w:tabs>
+        <w:rPr>
+          <w:rFonts w:asciiTheme="minorHAnsi" w:eastAsiaTheme="minorEastAsia" w:hAnsiTheme="minorHAnsi"/>
+          <w:noProof/>
+          <w:kern w:val="2"/>
+          <w:szCs w:val="24"/>
+          <w:lang w:eastAsia="es-PE"/>
+          <w14:ligatures w14:val="standardContextual"/>
+        </w:rPr>
+      </w:pPr>
+      <w:hyperlink w:anchor="_Toc233459947" w:history="1">
+        <w:r>
+          <w:rPr>
+            <w:rStyle w:val="Hipervnculo"/>
+            <w:noProof/>
+          </w:rPr>
+          <w:t>3.5.</w:t>
+        </w:r>
+        <w:r>
+          <w:rPr>
+            <w:rFonts w:asciiTheme="minorHAnsi" w:eastAsiaTheme="minorEastAsia" w:hAnsiTheme="minorHAnsi"/>
+            <w:noProof/>
+            <w:kern w:val="2"/>
+            <w:szCs w:val="24"/>
+            <w:lang w:eastAsia="es-PE"/>
+            <w14:ligatures w14:val="standardContextual"/>
+          </w:rPr>
+          <w:tab/>
+        </w:r>
+        <w:r>
+          <w:rPr>
+            <w:rStyle w:val="Hipervnculo"/>
+            <w:noProof/>
+          </w:rPr>
+          <w:t>Visualización de la aplicación web (Figma)</w:t>
+        </w:r>
+        <w:r>
+          <w:rPr>
+            <w:noProof/>
+            <w:webHidden/>
+          </w:rPr>
+          <w:tab/>
+        </w:r>
+        <w:r>
+          <w:rPr>
+            <w:noProof/>
+            <w:webHidden/>
+          </w:rPr>
+          <w:fldChar w:fldCharType="begin"/>
+        </w:r>
+        <w:r>
+          <w:rPr>
+            <w:noProof/>
+            <w:webHidden/>
+          </w:rPr>
+          <w:instrText xml:space="preserve"> PAGEREF _Toc233459947 \h </w:instrText>
+        </w:r>
+        <w:r>
+          <w:rPr>
+            <w:noProof/>
+            <w:webHidden/>
+          </w:rPr>
+        </w:r>
+        <w:r>
+          <w:rPr>
+            <w:noProof/>
+            <w:webHidden/>
+          </w:rPr>
+          <w:fldChar w:fldCharType="separate"/>
+        </w:r>
+        <w:r>
+          <w:rPr>
+            <w:noProof/>
+            <w:webHidden/>
+          </w:rPr>
+          <w:t>16</w:t>
         </w:r>
         <w:r>
           <w:rPr>
@@ -2581,7 +2785,7 @@
           <w14:ligatures w14:val="standardContextual"/>
         </w:rPr>
       </w:pPr>
-      <w:hyperlink w:anchor="_Toc232757480" w:history="1">
+      <w:hyperlink w:anchor="_Toc233459948" w:history="1">
         <w:r>
           <w:rPr>
             <w:rStyle w:val="Hipervnculo"/>
@@ -2626,7 +2830,7 @@
             <w:noProof/>
             <w:webHidden/>
           </w:rPr>
-          <w:instrText xml:space="preserve"> PAGEREF _Toc232757480 \h </w:instrText>
+          <w:instrText xml:space="preserve"> PAGEREF _Toc233459948 \h </w:instrText>
         </w:r>
         <w:r>
           <w:rPr>
@@ -2646,7 +2850,7 @@
             <w:noProof/>
             <w:webHidden/>
           </w:rPr>
-          <w:t>14</w:t>
+          <w:t>16</w:t>
         </w:r>
         <w:r>
           <w:rPr>
@@ -2673,7 +2877,7 @@
           <w14:ligatures w14:val="standardContextual"/>
         </w:rPr>
       </w:pPr>
-      <w:hyperlink w:anchor="_Toc232757481" w:history="1">
+      <w:hyperlink w:anchor="_Toc233459949" w:history="1">
         <w:r>
           <w:rPr>
             <w:rStyle w:val="Hipervnculo"/>
@@ -2720,7 +2924,7 @@
             <w:noProof/>
             <w:webHidden/>
           </w:rPr>
-          <w:instrText xml:space="preserve"> PAGEREF _Toc232757481 \h </w:instrText>
+          <w:instrText xml:space="preserve"> PAGEREF _Toc233459949 \h </w:instrText>
         </w:r>
         <w:r>
           <w:rPr>
@@ -2740,7 +2944,7 @@
             <w:noProof/>
             <w:webHidden/>
           </w:rPr>
-          <w:t>14</w:t>
+          <w:t>16</w:t>
         </w:r>
         <w:r>
           <w:rPr>
@@ -2767,7 +2971,7 @@
           <w14:ligatures w14:val="standardContextual"/>
         </w:rPr>
       </w:pPr>
-      <w:hyperlink w:anchor="_Toc232757482" w:history="1">
+      <w:hyperlink w:anchor="_Toc233459950" w:history="1">
         <w:r>
           <w:rPr>
             <w:rStyle w:val="Hipervnculo"/>
@@ -2814,7 +3018,7 @@
             <w:noProof/>
             <w:webHidden/>
           </w:rPr>
-          <w:instrText xml:space="preserve"> PAGEREF _Toc232757482 \h </w:instrText>
+          <w:instrText xml:space="preserve"> PAGEREF _Toc233459950 \h </w:instrText>
         </w:r>
         <w:r>
           <w:rPr>
@@ -2834,7 +3038,7 @@
             <w:noProof/>
             <w:webHidden/>
           </w:rPr>
-          <w:t>14</w:t>
+          <w:t>16</w:t>
         </w:r>
         <w:r>
           <w:rPr>
@@ -2861,7 +3065,7 @@
           <w14:ligatures w14:val="standardContextual"/>
         </w:rPr>
       </w:pPr>
-      <w:hyperlink w:anchor="_Toc232757483" w:history="1">
+      <w:hyperlink w:anchor="_Toc233459951" w:history="1">
         <w:r>
           <w:rPr>
             <w:rStyle w:val="Hipervnculo"/>
@@ -2908,7 +3112,7 @@
             <w:noProof/>
             <w:webHidden/>
           </w:rPr>
-          <w:instrText xml:space="preserve"> PAGEREF _Toc232757483 \h </w:instrText>
+          <w:instrText xml:space="preserve"> PAGEREF _Toc233459951 \h </w:instrText>
         </w:r>
         <w:r>
           <w:rPr>
@@ -2928,7 +3132,7 @@
             <w:noProof/>
             <w:webHidden/>
           </w:rPr>
-          <w:t>14</w:t>
+          <w:t>16</w:t>
         </w:r>
         <w:r>
           <w:rPr>
@@ -2955,7 +3159,7 @@
           <w14:ligatures w14:val="standardContextual"/>
         </w:rPr>
       </w:pPr>
-      <w:hyperlink w:anchor="_Toc232757484" w:history="1">
+      <w:hyperlink w:anchor="_Toc233459952" w:history="1">
         <w:r>
           <w:rPr>
             <w:rStyle w:val="Hipervnculo"/>
@@ -3000,7 +3204,7 @@
             <w:noProof/>
             <w:webHidden/>
           </w:rPr>
-          <w:instrText xml:space="preserve"> PAGEREF _Toc232757484 \h </w:instrText>
+          <w:instrText xml:space="preserve"> PAGEREF _Toc233459952 \h </w:instrText>
         </w:r>
         <w:r>
           <w:rPr>
@@ -3020,7 +3224,7 @@
             <w:noProof/>
             <w:webHidden/>
           </w:rPr>
-          <w:t>14</w:t>
+          <w:t>17</w:t>
         </w:r>
         <w:r>
           <w:rPr>
@@ -3047,7 +3251,7 @@
           <w14:ligatures w14:val="standardContextual"/>
         </w:rPr>
       </w:pPr>
-      <w:hyperlink w:anchor="_Toc232757485" w:history="1">
+      <w:hyperlink w:anchor="_Toc233459953" w:history="1">
         <w:r>
           <w:rPr>
             <w:rStyle w:val="Hipervnculo"/>
@@ -3092,7 +3296,7 @@
             <w:noProof/>
             <w:webHidden/>
           </w:rPr>
-          <w:instrText xml:space="preserve"> PAGEREF _Toc232757485 \h </w:instrText>
+          <w:instrText xml:space="preserve"> PAGEREF _Toc233459953 \h </w:instrText>
         </w:r>
         <w:r>
           <w:rPr>
@@ -3112,7 +3316,7 @@
             <w:noProof/>
             <w:webHidden/>
           </w:rPr>
-          <w:t>14</w:t>
+          <w:t>17</w:t>
         </w:r>
         <w:r>
           <w:rPr>
@@ -3139,7 +3343,7 @@
           <w14:ligatures w14:val="standardContextual"/>
         </w:rPr>
       </w:pPr>
-      <w:hyperlink w:anchor="_Toc232757486" w:history="1">
+      <w:hyperlink w:anchor="_Toc233459954" w:history="1">
         <w:r>
           <w:rPr>
             <w:rStyle w:val="Hipervnculo"/>
@@ -3184,7 +3388,7 @@
             <w:noProof/>
             <w:webHidden/>
           </w:rPr>
-          <w:instrText xml:space="preserve"> PAGEREF _Toc232757486 \h </w:instrText>
+          <w:instrText xml:space="preserve"> PAGEREF _Toc233459954 \h </w:instrText>
         </w:r>
         <w:r>
           <w:rPr>
@@ -3204,7 +3408,7 @@
             <w:noProof/>
             <w:webHidden/>
           </w:rPr>
-          <w:t>14</w:t>
+          <w:t>17</w:t>
         </w:r>
         <w:r>
           <w:rPr>
@@ -3231,7 +3435,7 @@
           <w14:ligatures w14:val="standardContextual"/>
         </w:rPr>
       </w:pPr>
-      <w:hyperlink w:anchor="_Toc232757487" w:history="1">
+      <w:hyperlink w:anchor="_Toc233459955" w:history="1">
         <w:r>
           <w:rPr>
             <w:rStyle w:val="Hipervnculo"/>
@@ -3276,7 +3480,7 @@
             <w:noProof/>
             <w:webHidden/>
           </w:rPr>
-          <w:instrText xml:space="preserve"> PAGEREF _Toc232757487 \h </w:instrText>
+          <w:instrText xml:space="preserve"> PAGEREF _Toc233459955 \h </w:instrText>
         </w:r>
         <w:r>
           <w:rPr>
@@ -3296,7 +3500,7 @@
             <w:noProof/>
             <w:webHidden/>
           </w:rPr>
-          <w:t>15</w:t>
+          <w:t>17</w:t>
         </w:r>
         <w:r>
           <w:rPr>
@@ -3323,7 +3527,7 @@
           <w14:ligatures w14:val="standardContextual"/>
         </w:rPr>
       </w:pPr>
-      <w:hyperlink w:anchor="_Toc232757488" w:history="1">
+      <w:hyperlink w:anchor="_Toc233459956" w:history="1">
         <w:r>
           <w:rPr>
             <w:rStyle w:val="Hipervnculo"/>
@@ -3368,7 +3572,7 @@
             <w:noProof/>
             <w:webHidden/>
           </w:rPr>
-          <w:instrText xml:space="preserve"> PAGEREF _Toc232757488 \h </w:instrText>
+          <w:instrText xml:space="preserve"> PAGEREF _Toc233459956 \h </w:instrText>
         </w:r>
         <w:r>
           <w:rPr>
@@ -3388,7 +3592,7 @@
             <w:noProof/>
             <w:webHidden/>
           </w:rPr>
-          <w:t>15</w:t>
+          <w:t>17</w:t>
         </w:r>
         <w:r>
           <w:rPr>
@@ -3414,7 +3618,7 @@
           <w14:ligatures w14:val="standardContextual"/>
         </w:rPr>
       </w:pPr>
-      <w:hyperlink w:anchor="_Toc232757489" w:history="1">
+      <w:hyperlink w:anchor="_Toc233459957" w:history="1">
         <w:r>
           <w:rPr>
             <w:rStyle w:val="Hipervnculo"/>
@@ -3441,7 +3645,7 @@
             <w:noProof/>
             <w:webHidden/>
           </w:rPr>
-          <w:instrText xml:space="preserve"> PAGEREF _Toc232757489 \h </w:instrText>
+          <w:instrText xml:space="preserve"> PAGEREF _Toc233459957 \h </w:instrText>
         </w:r>
         <w:r>
           <w:rPr>
@@ -3461,7 +3665,7 @@
             <w:noProof/>
             <w:webHidden/>
           </w:rPr>
-          <w:t>16</w:t>
+          <w:t>18</w:t>
         </w:r>
         <w:r>
           <w:rPr>
@@ -3488,7 +3692,7 @@
           <w14:ligatures w14:val="standardContextual"/>
         </w:rPr>
       </w:pPr>
-      <w:hyperlink w:anchor="_Toc232757490" w:history="1">
+      <w:hyperlink w:anchor="_Toc233459958" w:history="1">
         <w:r>
           <w:rPr>
             <w:rStyle w:val="Hipervnculo"/>
@@ -3533,7 +3737,7 @@
             <w:noProof/>
             <w:webHidden/>
           </w:rPr>
-          <w:instrText xml:space="preserve"> PAGEREF _Toc232757490 \h </w:instrText>
+          <w:instrText xml:space="preserve"> PAGEREF _Toc233459958 \h </w:instrText>
         </w:r>
         <w:r>
           <w:rPr>
@@ -3553,7 +3757,7 @@
             <w:noProof/>
             <w:webHidden/>
           </w:rPr>
-          <w:t>16</w:t>
+          <w:t>18</w:t>
         </w:r>
         <w:r>
           <w:rPr>
@@ -3580,7 +3784,7 @@
           <w14:ligatures w14:val="standardContextual"/>
         </w:rPr>
       </w:pPr>
-      <w:hyperlink w:anchor="_Toc232757491" w:history="1">
+      <w:hyperlink w:anchor="_Toc233459959" w:history="1">
         <w:r>
           <w:rPr>
             <w:rStyle w:val="Hipervnculo"/>
@@ -3625,7 +3829,7 @@
             <w:noProof/>
             <w:webHidden/>
           </w:rPr>
-          <w:instrText xml:space="preserve"> PAGEREF _Toc232757491 \h </w:instrText>
+          <w:instrText xml:space="preserve"> PAGEREF _Toc233459959 \h </w:instrText>
         </w:r>
         <w:r>
           <w:rPr>
@@ -3645,7 +3849,7 @@
             <w:noProof/>
             <w:webHidden/>
           </w:rPr>
-          <w:t>16</w:t>
+          <w:t>18</w:t>
         </w:r>
         <w:r>
           <w:rPr>
@@ -3672,7 +3876,7 @@
           <w14:ligatures w14:val="standardContextual"/>
         </w:rPr>
       </w:pPr>
-      <w:hyperlink w:anchor="_Toc232757492" w:history="1">
+      <w:hyperlink w:anchor="_Toc233459960" w:history="1">
         <w:r>
           <w:rPr>
             <w:rStyle w:val="Hipervnculo"/>
@@ -3717,7 +3921,7 @@
             <w:noProof/>
             <w:webHidden/>
           </w:rPr>
-          <w:instrText xml:space="preserve"> PAGEREF _Toc232757492 \h </w:instrText>
+          <w:instrText xml:space="preserve"> PAGEREF _Toc233459960 \h </w:instrText>
         </w:r>
         <w:r>
           <w:rPr>
@@ -3737,7 +3941,7 @@
             <w:noProof/>
             <w:webHidden/>
           </w:rPr>
-          <w:t>16</w:t>
+          <w:t>18</w:t>
         </w:r>
         <w:r>
           <w:rPr>
@@ -3764,7 +3968,7 @@
           <w14:ligatures w14:val="standardContextual"/>
         </w:rPr>
       </w:pPr>
-      <w:hyperlink w:anchor="_Toc232757493" w:history="1">
+      <w:hyperlink w:anchor="_Toc233459961" w:history="1">
         <w:r>
           <w:rPr>
             <w:rStyle w:val="Hipervnculo"/>
@@ -3809,7 +4013,7 @@
             <w:noProof/>
             <w:webHidden/>
           </w:rPr>
-          <w:instrText xml:space="preserve"> PAGEREF _Toc232757493 \h </w:instrText>
+          <w:instrText xml:space="preserve"> PAGEREF _Toc233459961 \h </w:instrText>
         </w:r>
         <w:r>
           <w:rPr>
@@ -3829,7 +4033,7 @@
             <w:noProof/>
             <w:webHidden/>
           </w:rPr>
-          <w:t>16</w:t>
+          <w:t>18</w:t>
         </w:r>
         <w:r>
           <w:rPr>
@@ -3856,7 +4060,7 @@
           <w14:ligatures w14:val="standardContextual"/>
         </w:rPr>
       </w:pPr>
-      <w:hyperlink w:anchor="_Toc232757494" w:history="1">
+      <w:hyperlink w:anchor="_Toc233459962" w:history="1">
         <w:r>
           <w:rPr>
             <w:rStyle w:val="Hipervnculo"/>
@@ -3901,7 +4105,7 @@
             <w:noProof/>
             <w:webHidden/>
           </w:rPr>
-          <w:instrText xml:space="preserve"> PAGEREF _Toc232757494 \h </w:instrText>
+          <w:instrText xml:space="preserve"> PAGEREF _Toc233459962 \h </w:instrText>
         </w:r>
         <w:r>
           <w:rPr>
@@ -3921,7 +4125,7 @@
             <w:noProof/>
             <w:webHidden/>
           </w:rPr>
-          <w:t>16</w:t>
+          <w:t>18</w:t>
         </w:r>
         <w:r>
           <w:rPr>
@@ -4041,7 +4245,7 @@
         </w:rPr>
         <w:fldChar w:fldCharType="separate"/>
       </w:r>
-      <w:hyperlink w:anchor="_Toc233391068" w:history="1">
+      <w:hyperlink w:anchor="_Toc233459923" w:history="1">
         <w:r>
           <w:rPr>
             <w:rStyle w:val="Hipervnculo"/>
@@ -4079,7 +4283,7 @@
             <w:noProof/>
             <w:webHidden/>
           </w:rPr>
-          <w:instrText xml:space="preserve"> PAGEREF _Toc233391068 \h </w:instrText>
+          <w:instrText xml:space="preserve"> PAGEREF _Toc233459923 \h </w:instrText>
         </w:r>
         <w:r>
           <w:rPr>
@@ -4125,7 +4329,7 @@
           <w14:ligatures w14:val="standardContextual"/>
         </w:rPr>
       </w:pPr>
-      <w:hyperlink w:anchor="_Toc233391069" w:history="1">
+      <w:hyperlink w:anchor="_Toc233459924" w:history="1">
         <w:r>
           <w:rPr>
             <w:rStyle w:val="Hipervnculo"/>
@@ -4163,7 +4367,7 @@
             <w:noProof/>
             <w:webHidden/>
           </w:rPr>
-          <w:instrText xml:space="preserve"> PAGEREF _Toc233391069 \h </w:instrText>
+          <w:instrText xml:space="preserve"> PAGEREF _Toc233459924 \h </w:instrText>
         </w:r>
         <w:r>
           <w:rPr>
@@ -4184,6 +4388,90 @@
             <w:webHidden/>
           </w:rPr>
           <w:t>14</w:t>
+        </w:r>
+        <w:r>
+          <w:rPr>
+            <w:noProof/>
+            <w:webHidden/>
+          </w:rPr>
+          <w:fldChar w:fldCharType="end"/>
+        </w:r>
+      </w:hyperlink>
+    </w:p>
+    <w:p>
+      <w:pPr>
+        <w:pStyle w:val="Tabladeilustraciones"/>
+        <w:tabs>
+          <w:tab w:val="right" w:leader="dot" w:pos="9016"/>
+        </w:tabs>
+        <w:rPr>
+          <w:rFonts w:asciiTheme="minorHAnsi" w:eastAsiaTheme="minorEastAsia" w:hAnsiTheme="minorHAnsi"/>
+          <w:noProof/>
+          <w:kern w:val="2"/>
+          <w:szCs w:val="24"/>
+          <w:lang w:eastAsia="es-PE"/>
+          <w14:ligatures w14:val="standardContextual"/>
+        </w:rPr>
+      </w:pPr>
+      <w:hyperlink w:anchor="_Toc233459925" w:history="1">
+        <w:r>
+          <w:rPr>
+            <w:rStyle w:val="Hipervnculo"/>
+            <w:rFonts w:cs="Times New Roman"/>
+            <w:b/>
+            <w:bCs/>
+            <w:noProof/>
+          </w:rPr>
+          <w:t>Figura 3</w:t>
+        </w:r>
+        <w:r>
+          <w:rPr>
+            <w:rStyle w:val="Hipervnculo"/>
+            <w:rFonts w:cs="Times New Roman"/>
+            <w:noProof/>
+          </w:rPr>
+          <w:t xml:space="preserve"> Flujo de Navegación Coherente</w:t>
+        </w:r>
+        <w:r>
+          <w:rPr>
+            <w:noProof/>
+            <w:webHidden/>
+          </w:rPr>
+          <w:tab/>
+        </w:r>
+        <w:r>
+          <w:rPr>
+            <w:noProof/>
+            <w:webHidden/>
+          </w:rPr>
+          <w:fldChar w:fldCharType="begin"/>
+        </w:r>
+        <w:r>
+          <w:rPr>
+            <w:noProof/>
+            <w:webHidden/>
+          </w:rPr>
+          <w:instrText xml:space="preserve"> PAGEREF _Toc233459925 \h </w:instrText>
+        </w:r>
+        <w:r>
+          <w:rPr>
+            <w:noProof/>
+            <w:webHidden/>
+          </w:rPr>
+        </w:r>
+        <w:r>
+          <w:rPr>
+            <w:noProof/>
+            <w:webHidden/>
+          </w:rPr>
+          <w:fldChar w:fldCharType="separate"/>
+        </w:r>
+        <w:r>
+          <w:rPr>
+            <w:noProof/>
+            <w:webHidden/>
+          </w:rPr>
+          <w:t>16</w:t>
         </w:r>
         <w:r>
           <w:rPr>
@@ -4238,7 +4526,6 @@
           <w:szCs w:val="24"/>
         </w:rPr>
       </w:pPr>
-      <w:bookmarkStart w:id="0" w:name="_Toc232757464"/>
       <w:r>
         <w:br w:type="page"/>
       </w:r>
@@ -4247,6 +4534,7 @@
       <w:pPr>
         <w:pStyle w:val="Ttulo1"/>
       </w:pPr>
+      <w:bookmarkStart w:id="0" w:name="_Toc233459930"/>
       <w:r>
         <w:lastRenderedPageBreak/>
         <w:t>CAPÍTULO I</w:t>
@@ -4257,7 +4545,7 @@
       <w:pPr>
         <w:pStyle w:val="Ttulo2"/>
       </w:pPr>
-      <w:bookmarkStart w:id="1" w:name="_Toc232757465"/>
+      <w:bookmarkStart w:id="1" w:name="_Toc233459931"/>
       <w:r>
         <w:t xml:space="preserve">Identificación </w:t>
       </w:r>
@@ -4271,7 +4559,15 @@
         <w:pStyle w:val="APATMA"/>
       </w:pPr>
       <w:r>
-        <w:t xml:space="preserve">El emprendimiento identificado fue MC BackPack, se dedica a la </w:t>
+        <w:t xml:space="preserve">El emprendimiento identificado fue MC </w:t>
+      </w:r>
+      <w:proofErr w:type="spellStart"/>
+      <w:r>
+        <w:t>BackPack</w:t>
+      </w:r>
+      <w:proofErr w:type="spellEnd"/>
+      <w:r>
+        <w:t xml:space="preserve">, se dedica a la </w:t>
       </w:r>
       <w:r>
         <w:t>confección e importación de mochilas opera bajo un modelo de negocio itinerante. Al no contar con un local comercial propio, su visibilidad y volumen de ventas dependen exclusivamente de los cronogramas y la afluencia de público en las ferias organizadas por las municipalidades.</w:t>
@@ -4284,14 +4580,14 @@
       <w:r>
         <w:t xml:space="preserve"> </w:t>
       </w:r>
-      <w:bookmarkStart w:id="2" w:name="_Toc232757466"/>
       <w:r>
         <w:t xml:space="preserve"> </w:t>
       </w:r>
+      <w:bookmarkStart w:id="2" w:name="_Toc233459932"/>
+      <w:r>
+        <w:t>Formulación del problema</w:t>
+      </w:r>
       <w:bookmarkEnd w:id="2"/>
-      <w:r>
-        <w:t>Formulación del problema</w:t>
-      </w:r>
     </w:p>
     <w:p>
       <w:pPr>
@@ -4308,8 +4604,17 @@
           <w:b/>
           <w:bCs/>
         </w:rPr>
-        <w:t>MC BackPack</w:t>
-      </w:r>
+        <w:t xml:space="preserve">MC </w:t>
+      </w:r>
+      <w:proofErr w:type="spellStart"/>
+      <w:r>
+        <w:rPr>
+          <w:b/>
+          <w:bCs/>
+        </w:rPr>
+        <w:t>BackPack</w:t>
+      </w:r>
+      <w:proofErr w:type="spellEnd"/>
       <w:r>
         <w:t>?</w:t>
       </w:r>
@@ -4319,11 +4624,16 @@
         <w:pStyle w:val="Ttulo3"/>
       </w:pPr>
       <w:r>
-        <w:t xml:space="preserve"> L</w:t>
+        <w:t xml:space="preserve"> </w:t>
+      </w:r>
+      <w:bookmarkStart w:id="3" w:name="_Toc233459933"/>
+      <w:r>
+        <w:t>L</w:t>
       </w:r>
       <w:r>
         <w:t>imitaciones identificadas</w:t>
       </w:r>
+      <w:bookmarkEnd w:id="3"/>
     </w:p>
     <w:p>
       <w:pPr>
@@ -4342,7 +4652,23 @@
           <w:b/>
           <w:bCs/>
         </w:rPr>
-        <w:t xml:space="preserve">Perdida de la relación post-venta: </w:t>
+        <w:t xml:space="preserve">Perdida de la relación </w:t>
+      </w:r>
+      <w:proofErr w:type="spellStart"/>
+      <w:r>
+        <w:rPr>
+          <w:b/>
+          <w:bCs/>
+        </w:rPr>
+        <w:t>post-venta</w:t>
+      </w:r>
+      <w:proofErr w:type="spellEnd"/>
+      <w:r>
+        <w:rPr>
+          <w:b/>
+          <w:bCs/>
+        </w:rPr>
+        <w:t xml:space="preserve">: </w:t>
       </w:r>
       <w:r>
         <w:t>Los clientes que compran en una feria no tienen un canal directo para volver a contactar al negocio, ver nuevos modelos o recomendar la marca.</w:t>
@@ -4404,11 +4730,11 @@
       <w:r>
         <w:t xml:space="preserve"> </w:t>
       </w:r>
-      <w:bookmarkStart w:id="3" w:name="_Toc232757467"/>
+      <w:bookmarkStart w:id="4" w:name="_Toc233459934"/>
       <w:r>
         <w:t>Entrevistas Breves a los Representantes</w:t>
       </w:r>
-      <w:bookmarkEnd w:id="3"/>
+      <w:bookmarkEnd w:id="4"/>
     </w:p>
     <w:p>
       <w:pPr>
@@ -4782,11 +5108,11 @@
       <w:pPr>
         <w:pStyle w:val="Ttulo3"/>
       </w:pPr>
-      <w:bookmarkStart w:id="4" w:name="_Toc232757468"/>
+      <w:bookmarkStart w:id="5" w:name="_Toc233459935"/>
       <w:r>
         <w:t>Perfiles de usuario</w:t>
       </w:r>
-      <w:bookmarkEnd w:id="4"/>
+      <w:bookmarkEnd w:id="5"/>
     </w:p>
     <w:p>
       <w:pPr>
@@ -5673,11 +5999,11 @@
       <w:pPr>
         <w:pStyle w:val="Ttulo2"/>
       </w:pPr>
-      <w:bookmarkStart w:id="5" w:name="_Toc232757469"/>
+      <w:bookmarkStart w:id="6" w:name="_Toc233459936"/>
       <w:r>
         <w:t>Justificación técnica y ética</w:t>
       </w:r>
-      <w:bookmarkEnd w:id="5"/>
+      <w:bookmarkEnd w:id="6"/>
     </w:p>
     <w:p>
       <w:pPr>
@@ -5686,11 +6012,11 @@
       <w:r>
         <w:t xml:space="preserve"> </w:t>
       </w:r>
-      <w:bookmarkStart w:id="6" w:name="_Toc232757470"/>
+      <w:bookmarkStart w:id="7" w:name="_Toc233459937"/>
       <w:r>
         <w:t>Problema delimitado</w:t>
       </w:r>
-      <w:bookmarkEnd w:id="6"/>
+      <w:bookmarkEnd w:id="7"/>
     </w:p>
     <w:p>
       <w:pPr>
@@ -5731,7 +6057,23 @@
           <w:b/>
           <w:bCs/>
         </w:rPr>
-        <w:t>Invisibilidad post-feria y pérdida de clientes:</w:t>
+        <w:t xml:space="preserve">Invisibilidad </w:t>
+      </w:r>
+      <w:proofErr w:type="spellStart"/>
+      <w:r>
+        <w:rPr>
+          <w:b/>
+          <w:bCs/>
+        </w:rPr>
+        <w:t>post-feria</w:t>
+      </w:r>
+      <w:proofErr w:type="spellEnd"/>
+      <w:r>
+        <w:rPr>
+          <w:b/>
+          <w:bCs/>
+        </w:rPr>
+        <w:t xml:space="preserve"> y pérdida de clientes:</w:t>
       </w:r>
       <w:r>
         <w:t xml:space="preserve"> Una vez que la feria concluye, el vínculo comercial con el cliente se rompe. Los usuarios interesados o recurrentes no disponen de una plataforma centralizada para ubicar el nuevo punto de atención del negocio.  </w:t>
@@ -5783,18 +6125,34 @@
       <w:r>
         <w:t xml:space="preserve"> </w:t>
       </w:r>
-      <w:bookmarkStart w:id="7" w:name="_Toc232757471"/>
+      <w:bookmarkStart w:id="8" w:name="_Toc233459938"/>
       <w:r>
         <w:t>Objetivo General</w:t>
       </w:r>
-      <w:bookmarkEnd w:id="7"/>
+      <w:bookmarkEnd w:id="8"/>
     </w:p>
     <w:p>
       <w:pPr>
         <w:pStyle w:val="APATMA"/>
       </w:pPr>
       <w:r>
-        <w:t>Desarrollar e implementar una aplicación web funcional de arquitectura cliente-servidor mediante un front-end responsivo (HTML5, CSS3, JavaScript y Bootstrap) y un back-end en Node.js con Express.js y persistencia en archivos JSON, con el fin de sistematizar los procesos de promoción, exhibición de catálogos y difusión cronológica de ferias itinerantes para un emprendimiento local de confección e importación de mochilas en Lima Metropolitana, garantizando la accesibilidad digital y un rendimiento óptimo en dispositivos móviles de gama media.</w:t>
+        <w:t xml:space="preserve">Desarrollar e implementar una aplicación web funcional de arquitectura cliente-servidor mediante un </w:t>
+      </w:r>
+      <w:proofErr w:type="spellStart"/>
+      <w:r>
+        <w:t>front-end</w:t>
+      </w:r>
+      <w:proofErr w:type="spellEnd"/>
+      <w:r>
+        <w:t xml:space="preserve"> responsivo (HTML5, CSS3, JavaScript y Bootstrap) y un back-</w:t>
+      </w:r>
+      <w:proofErr w:type="spellStart"/>
+      <w:r>
+        <w:t>end</w:t>
+      </w:r>
+      <w:proofErr w:type="spellEnd"/>
+      <w:r>
+        <w:t xml:space="preserve"> en Node.js con Express.js y persistencia en archivos JSON, con el fin de sistematizar los procesos de promoción, exhibición de catálogos y difusión cronológica de ferias itinerantes para un emprendimiento local de confección e importación de mochilas en Lima Metropolitana, garantizando la accesibilidad digital y un rendimiento óptimo en dispositivos móviles de gama media.</w:t>
       </w:r>
     </w:p>
     <w:p>
@@ -5804,14 +6162,14 @@
       <w:r>
         <w:t xml:space="preserve"> </w:t>
       </w:r>
-      <w:bookmarkStart w:id="8" w:name="_Toc232757472"/>
+      <w:bookmarkStart w:id="9" w:name="_Toc233459939"/>
       <w:r>
         <w:t>Objetivos</w:t>
       </w:r>
       <w:r>
         <w:t xml:space="preserve"> Específicos</w:t>
       </w:r>
-      <w:bookmarkEnd w:id="8"/>
+      <w:bookmarkEnd w:id="9"/>
     </w:p>
     <w:p>
       <w:pPr>
@@ -5844,10 +6202,34 @@
           <w:i/>
           <w:iCs/>
         </w:rPr>
-        <w:t>(Funcionalidad Front-end)</w:t>
-      </w:r>
-      <w:r>
-        <w:t xml:space="preserve">: Diseñar e implementar una interfaz web interactiva y responsiva (mobile-first) utilizando HTML5, CSS3 y Bootstrap 5, que reduzca la fricción de navegación y cargue eficientemente en dispositivos móviles de gama media.  </w:t>
+        <w:t>(Funcionalidad Front-</w:t>
+      </w:r>
+      <w:proofErr w:type="spellStart"/>
+      <w:r>
+        <w:rPr>
+          <w:i/>
+          <w:iCs/>
+        </w:rPr>
+        <w:t>end</w:t>
+      </w:r>
+      <w:proofErr w:type="spellEnd"/>
+      <w:r>
+        <w:rPr>
+          <w:i/>
+          <w:iCs/>
+        </w:rPr>
+        <w:t>)</w:t>
+      </w:r>
+      <w:r>
+        <w:t>: Diseñar e implementar una interfaz web interactiva y responsiva (</w:t>
+      </w:r>
+      <w:proofErr w:type="spellStart"/>
+      <w:r>
+        <w:t>mobile-first</w:t>
+      </w:r>
+      <w:proofErr w:type="spellEnd"/>
+      <w:r>
+        <w:t xml:space="preserve">) utilizando HTML5, CSS3 y Bootstrap 5, que reduzca la fricción de navegación y cargue eficientemente en dispositivos móviles de gama media.  </w:t>
       </w:r>
     </w:p>
     <w:p>
@@ -5876,7 +6258,15 @@
         <w:t>(Módulo de Geolocalización e Información)</w:t>
       </w:r>
       <w:r>
-        <w:t xml:space="preserve">: Desarrollar un apartado dinámico y cronológico para la gestión de ferias que centralice las ubicaciones, fechas y enlaces de Google Maps, logrando que el 100% de los </w:t>
+        <w:t xml:space="preserve">: Desarrollar un apartado dinámico y cronológico para la gestión de ferias que centralice las ubicaciones, fechas y enlaces de Google </w:t>
+      </w:r>
+      <w:proofErr w:type="spellStart"/>
+      <w:r>
+        <w:t>Maps</w:t>
+      </w:r>
+      <w:proofErr w:type="spellEnd"/>
+      <w:r>
+        <w:t xml:space="preserve">, logrando que el 100% de los </w:t>
       </w:r>
       <w:r>
         <w:lastRenderedPageBreak/>
@@ -5906,7 +6296,23 @@
           <w:i/>
           <w:iCs/>
         </w:rPr>
-        <w:t>(Persistencia y Lógica Back-end)</w:t>
+        <w:t>(Persistencia y Lógica Back-</w:t>
+      </w:r>
+      <w:proofErr w:type="spellStart"/>
+      <w:r>
+        <w:rPr>
+          <w:i/>
+          <w:iCs/>
+        </w:rPr>
+        <w:t>end</w:t>
+      </w:r>
+      <w:proofErr w:type="spellEnd"/>
+      <w:r>
+        <w:rPr>
+          <w:i/>
+          <w:iCs/>
+        </w:rPr>
+        <w:t>)</w:t>
       </w:r>
       <w:r>
         <w:t xml:space="preserve">: Configurar un servidor web funcional empleando Node.js y Express.js, estructurando rutas GET para servir el catálogo de mochilas y rutas POST para capturar y almacenar las solicitudes de compra en archivos JSON sin depender de sistemas de bases de datos complejos.  </w:t>
@@ -5956,12 +6362,12 @@
       <w:pPr>
         <w:pStyle w:val="Ttulo3"/>
       </w:pPr>
-      <w:bookmarkStart w:id="9" w:name="_Toc232757473"/>
+      <w:bookmarkStart w:id="10" w:name="_Toc233459940"/>
       <w:r>
         <w:lastRenderedPageBreak/>
         <w:t>Mapa de Empatía</w:t>
       </w:r>
-      <w:bookmarkEnd w:id="9"/>
+      <w:bookmarkEnd w:id="10"/>
     </w:p>
     <w:p>
       <w:pPr>
@@ -5984,7 +6390,7 @@
           <w:szCs w:val="24"/>
         </w:rPr>
       </w:pPr>
-      <w:bookmarkStart w:id="10" w:name="_Toc233391068"/>
+      <w:bookmarkStart w:id="11" w:name="_Toc233459923"/>
       <w:r>
         <w:rPr>
           <w:rFonts w:ascii="Times New Roman" w:hAnsi="Times New Roman" w:cs="Times New Roman"/>
@@ -6073,7 +6479,7 @@
         </w:rPr>
         <w:t xml:space="preserve"> Mapa de Empatía</w:t>
       </w:r>
-      <w:bookmarkEnd w:id="10"/>
+      <w:bookmarkEnd w:id="11"/>
     </w:p>
     <w:p>
       <w:pPr>
@@ -6189,37 +6595,54 @@
       <w:pPr>
         <w:pStyle w:val="Ttulo1"/>
       </w:pPr>
-      <w:bookmarkStart w:id="11" w:name="_Toc232757474"/>
+      <w:bookmarkStart w:id="12" w:name="_Toc233459941"/>
       <w:r>
         <w:lastRenderedPageBreak/>
         <w:t>CAPÍTULO II</w:t>
       </w:r>
-      <w:bookmarkEnd w:id="11"/>
+      <w:bookmarkEnd w:id="12"/>
     </w:p>
     <w:p>
       <w:pPr>
         <w:pStyle w:val="Ttulo2"/>
       </w:pPr>
-      <w:bookmarkStart w:id="12" w:name="_Toc232757475"/>
+      <w:bookmarkStart w:id="13" w:name="_Toc233459942"/>
       <w:r>
         <w:t>Arquitectura y tecnologías empleadas</w:t>
       </w:r>
-      <w:bookmarkEnd w:id="12"/>
+      <w:bookmarkEnd w:id="13"/>
     </w:p>
     <w:p>
       <w:pPr>
         <w:pStyle w:val="APATMA"/>
       </w:pPr>
       <w:r>
-        <w:t xml:space="preserve">Para solucionar los problemas de desconexión post-feria, la falta de visualización del stock real y la incertidumbre de localización que padece el emprendimiento </w:t>
-      </w:r>
-      <w:r>
-        <w:rPr>
-          <w:b/>
-          <w:bCs/>
-        </w:rPr>
-        <w:t>MC BackPack</w:t>
-      </w:r>
+        <w:t xml:space="preserve">Para solucionar los problemas de desconexión </w:t>
+      </w:r>
+      <w:proofErr w:type="spellStart"/>
+      <w:r>
+        <w:t>post-feria</w:t>
+      </w:r>
+      <w:proofErr w:type="spellEnd"/>
+      <w:r>
+        <w:t xml:space="preserve">, la falta de visualización del stock real y la incertidumbre de localización que padece el emprendimiento </w:t>
+      </w:r>
+      <w:r>
+        <w:rPr>
+          <w:b/>
+          <w:bCs/>
+        </w:rPr>
+        <w:t xml:space="preserve">MC </w:t>
+      </w:r>
+      <w:proofErr w:type="spellStart"/>
+      <w:r>
+        <w:rPr>
+          <w:b/>
+          <w:bCs/>
+        </w:rPr>
+        <w:t>BackPack</w:t>
+      </w:r>
+      <w:proofErr w:type="spellEnd"/>
       <w:r>
         <w:t xml:space="preserve">, se ha estructurado una solución basada en el patrón arquitectónico </w:t>
       </w:r>
@@ -6241,11 +6664,11 @@
       <w:r>
         <w:t xml:space="preserve"> </w:t>
       </w:r>
-      <w:bookmarkStart w:id="13" w:name="_Toc232757476"/>
+      <w:bookmarkStart w:id="14" w:name="_Toc233459943"/>
       <w:r>
         <w:t>Diagrama Detallado de la Arquitectura Cliente – Servidor</w:t>
       </w:r>
-      <w:bookmarkEnd w:id="13"/>
+      <w:bookmarkEnd w:id="14"/>
     </w:p>
     <w:p>
       <w:pPr>
@@ -6270,7 +6693,7 @@
           <w:szCs w:val="24"/>
         </w:rPr>
       </w:pPr>
-      <w:bookmarkStart w:id="14" w:name="_Toc233391069"/>
+      <w:bookmarkStart w:id="15" w:name="_Toc233459924"/>
       <w:r>
         <w:rPr>
           <w:rFonts w:ascii="Times New Roman" w:hAnsi="Times New Roman" w:cs="Times New Roman"/>
@@ -6359,7 +6782,7 @@
         </w:rPr>
         <w:t xml:space="preserve"> Diagrama de Arquitectura (Cliente - Servidor)</w:t>
       </w:r>
-      <w:bookmarkEnd w:id="14"/>
+      <w:bookmarkEnd w:id="15"/>
     </w:p>
     <w:p>
       <w:pPr>
@@ -6374,7 +6797,7 @@
           <w:noProof/>
         </w:rPr>
         <w:drawing>
-          <wp:inline distT="0" distB="0" distL="0" distR="0" wp14:anchorId="62718F2A" wp14:editId="130E14C2">
+          <wp:inline distT="0" distB="0" distL="0" distR="0" wp14:anchorId="62718F2A" wp14:editId="405DED30">
             <wp:extent cx="5177481" cy="2650691"/>
             <wp:effectExtent l="0" t="0" r="4445" b="0"/>
             <wp:docPr id="574375941" name="Picture 1"/>
@@ -6454,11 +6877,11 @@
         <w:lastRenderedPageBreak/>
         <w:t xml:space="preserve"> </w:t>
       </w:r>
-      <w:bookmarkStart w:id="15" w:name="_Toc232757477"/>
+      <w:bookmarkStart w:id="16" w:name="_Toc233459944"/>
       <w:r>
         <w:t>Justificación del Stack Tecnológico (Mobile – First y Rendimiento)</w:t>
       </w:r>
-      <w:bookmarkEnd w:id="15"/>
+      <w:bookmarkEnd w:id="16"/>
     </w:p>
     <w:p>
       <w:pPr>
@@ -6777,13 +7200,31 @@
             <w:r>
               <w:t xml:space="preserve">Framework optimizando para diseños </w:t>
             </w:r>
+            <w:proofErr w:type="spellStart"/>
             <w:r>
               <w:rPr>
                 <w:i/>
                 <w:iCs/>
               </w:rPr>
-              <w:t>mobile – first</w:t>
+              <w:t>mobile</w:t>
             </w:r>
+            <w:proofErr w:type="spellEnd"/>
+            <w:r>
+              <w:rPr>
+                <w:i/>
+                <w:iCs/>
+              </w:rPr>
+              <w:t xml:space="preserve"> – </w:t>
+            </w:r>
+            <w:proofErr w:type="spellStart"/>
+            <w:r>
+              <w:rPr>
+                <w:i/>
+                <w:iCs/>
+              </w:rPr>
+              <w:t>first</w:t>
+            </w:r>
+            <w:proofErr w:type="spellEnd"/>
             <w:r>
               <w:t>. Permite crear grillas elásticas que adaptan las fotos de las mochilas al instante en el móvil de Eduardo o de Madai sin romper el diseño.</w:t>
             </w:r>
@@ -6935,7 +7376,15 @@
               <w:ind w:firstLine="0"/>
             </w:pPr>
             <w:r>
-              <w:t>Base de datos ligera basada en archivos de texto planos. Evite sobrecargar el servidor backend, facilitando la lectura directa del stock y la edición ágil para el microempresario.</w:t>
+              <w:t xml:space="preserve">Base de datos ligera basada en archivos de texto planos. Evite sobrecargar el servidor </w:t>
+            </w:r>
+            <w:proofErr w:type="spellStart"/>
+            <w:r>
+              <w:t>backend</w:t>
+            </w:r>
+            <w:proofErr w:type="spellEnd"/>
+            <w:r>
+              <w:t>, facilitando la lectura directa del stock y la edición ágil para el microempresario.</w:t>
             </w:r>
           </w:p>
         </w:tc>
@@ -6959,7 +7408,15 @@
         <w:t xml:space="preserve">Nota. </w:t>
       </w:r>
       <w:r>
-        <w:t>Elaboración propia. María, Eduardo y Madai corresponden a los buyer personas o perfiles de usuario identificados en los requerimientos del sistema.</w:t>
+        <w:t xml:space="preserve">Elaboración propia. María, Eduardo y Madai corresponden a los </w:t>
+      </w:r>
+      <w:proofErr w:type="spellStart"/>
+      <w:r>
+        <w:t>buyer</w:t>
+      </w:r>
+      <w:proofErr w:type="spellEnd"/>
+      <w:r>
+        <w:t xml:space="preserve"> personas o perfiles de usuario identificados en los requerimientos del sistema.</w:t>
       </w:r>
     </w:p>
     <w:p>
@@ -6969,11 +7426,19 @@
       <w:r>
         <w:t xml:space="preserve"> </w:t>
       </w:r>
-      <w:bookmarkStart w:id="16" w:name="_Toc232757478"/>
-      <w:r>
-        <w:t>Flujo de Navegación Coherente (User Flow)</w:t>
-      </w:r>
-      <w:bookmarkEnd w:id="16"/>
+      <w:bookmarkStart w:id="17" w:name="_Toc233459945"/>
+      <w:r>
+        <w:t>Flujo de Navegación Coherente (</w:t>
+      </w:r>
+      <w:proofErr w:type="spellStart"/>
+      <w:r>
+        <w:t>User</w:t>
+      </w:r>
+      <w:proofErr w:type="spellEnd"/>
+      <w:r>
+        <w:t xml:space="preserve"> Flow)</w:t>
+      </w:r>
+      <w:bookmarkEnd w:id="17"/>
     </w:p>
     <w:p>
       <w:pPr>
@@ -7009,6 +7474,7 @@
           <w:szCs w:val="24"/>
         </w:rPr>
       </w:pPr>
+      <w:bookmarkStart w:id="18" w:name="_Toc233459925"/>
       <w:r>
         <w:rPr>
           <w:rFonts w:ascii="Times New Roman" w:hAnsi="Times New Roman" w:cs="Times New Roman"/>
@@ -7097,6 +7563,7 @@
         </w:rPr>
         <w:t xml:space="preserve"> Flujo de Navegación Coherente</w:t>
       </w:r>
+      <w:bookmarkEnd w:id="18"/>
     </w:p>
     <w:p>
       <w:pPr>
@@ -7167,15 +7634,36 @@
       <w:r>
         <w:t xml:space="preserve"> </w:t>
       </w:r>
-      <w:bookmarkStart w:id="17" w:name="_Toc232757479"/>
-      <w:r>
-        <w:t>Especificaciones de Diseño y Accesibilidad en Wireframes</w:t>
-      </w:r>
-      <w:bookmarkEnd w:id="17"/>
-    </w:p>
-    <w:p>
-      <w:r>
-        <w:t>“Insertar todos lo wirframes con un breve párrafo explicandolo”</w:t>
+      <w:bookmarkStart w:id="19" w:name="_Toc233459946"/>
+      <w:r>
+        <w:t xml:space="preserve">Especificaciones de Diseño y Accesibilidad en </w:t>
+      </w:r>
+      <w:proofErr w:type="spellStart"/>
+      <w:r>
+        <w:t>Wireframes</w:t>
+      </w:r>
+      <w:bookmarkEnd w:id="19"/>
+      <w:proofErr w:type="spellEnd"/>
+    </w:p>
+    <w:p>
+      <w:r>
+        <w:t xml:space="preserve">“Insertar todos lo </w:t>
+      </w:r>
+      <w:proofErr w:type="spellStart"/>
+      <w:r>
+        <w:t>wirframes</w:t>
+      </w:r>
+      <w:proofErr w:type="spellEnd"/>
+      <w:r>
+        <w:t xml:space="preserve"> con un breve párrafo </w:t>
+      </w:r>
+      <w:proofErr w:type="spellStart"/>
+      <w:r>
+        <w:t>explicandolo</w:t>
+      </w:r>
+      <w:proofErr w:type="spellEnd"/>
+      <w:r>
+        <w:t>”</w:t>
       </w:r>
     </w:p>
     <w:p>
@@ -7183,8 +7671,13 @@
         <w:pStyle w:val="Ttulo3"/>
       </w:pPr>
       <w:r>
-        <w:t xml:space="preserve"> Visualización de la aplicación web (Figma)</w:t>
-      </w:r>
+        <w:t xml:space="preserve"> </w:t>
+      </w:r>
+      <w:bookmarkStart w:id="20" w:name="_Toc233459947"/>
+      <w:r>
+        <w:t>Visualización de la aplicación web (Figma)</w:t>
+      </w:r>
+      <w:bookmarkEnd w:id="20"/>
     </w:p>
     <w:p>
       <w:pPr>
@@ -7192,8 +7685,13 @@
         <w:ind w:firstLine="0"/>
       </w:pPr>
       <w:r>
-        <w:t>Pegar solamente las imágenes del figma</w:t>
-      </w:r>
+        <w:t xml:space="preserve">Pegar solamente las imágenes del </w:t>
+      </w:r>
+      <w:proofErr w:type="spellStart"/>
+      <w:r>
+        <w:t>figma</w:t>
+      </w:r>
+      <w:proofErr w:type="spellEnd"/>
     </w:p>
     <w:p>
       <w:pPr>
@@ -7209,11 +7707,11 @@
       <w:pPr>
         <w:pStyle w:val="Ttulo2"/>
       </w:pPr>
-      <w:bookmarkStart w:id="18" w:name="_Toc232757480"/>
+      <w:bookmarkStart w:id="21" w:name="_Toc233459948"/>
       <w:r>
         <w:t>Descripción de funcionalidades</w:t>
       </w:r>
-      <w:bookmarkEnd w:id="18"/>
+      <w:bookmarkEnd w:id="21"/>
     </w:p>
     <w:p>
       <w:pPr>
@@ -7228,14 +7726,14 @@
         </w:rPr>
         <w:t xml:space="preserve"> </w:t>
       </w:r>
-      <w:bookmarkStart w:id="19" w:name="_Toc232757481"/>
+      <w:bookmarkStart w:id="22" w:name="_Toc233459949"/>
       <w:r>
         <w:rPr>
           <w:lang w:val="en-US"/>
         </w:rPr>
         <w:t>Front – End (HTML, CSS, JS)</w:t>
       </w:r>
-      <w:bookmarkEnd w:id="19"/>
+      <w:bookmarkEnd w:id="22"/>
       <w:r>
         <w:rPr>
           <w:lang w:val="en-US"/>
@@ -7256,14 +7754,14 @@
         </w:rPr>
         <w:t xml:space="preserve"> </w:t>
       </w:r>
-      <w:bookmarkStart w:id="20" w:name="_Toc232757482"/>
+      <w:bookmarkStart w:id="23" w:name="_Toc233459950"/>
       <w:r>
         <w:rPr>
           <w:lang w:val="en-US"/>
         </w:rPr>
         <w:t>Back – End (Node.js, Express)</w:t>
       </w:r>
-      <w:bookmarkEnd w:id="20"/>
+      <w:bookmarkEnd w:id="23"/>
       <w:r>
         <w:rPr>
           <w:lang w:val="en-US"/>
@@ -7284,25 +7782,41 @@
         </w:rPr>
         <w:t xml:space="preserve"> </w:t>
       </w:r>
-      <w:bookmarkStart w:id="21" w:name="_Toc232757483"/>
+      <w:bookmarkStart w:id="24" w:name="_Toc233459951"/>
+      <w:proofErr w:type="spellStart"/>
       <w:r>
         <w:rPr>
           <w:lang w:val="en-US"/>
         </w:rPr>
-        <w:t>Características implementadas</w:t>
-      </w:r>
-      <w:bookmarkEnd w:id="21"/>
+        <w:t>Características</w:t>
+      </w:r>
+      <w:proofErr w:type="spellEnd"/>
+      <w:r>
+        <w:rPr>
+          <w:lang w:val="en-US"/>
+        </w:rPr>
+        <w:t xml:space="preserve"> </w:t>
+      </w:r>
+      <w:proofErr w:type="spellStart"/>
+      <w:r>
+        <w:rPr>
+          <w:lang w:val="en-US"/>
+        </w:rPr>
+        <w:t>implementadas</w:t>
+      </w:r>
+      <w:bookmarkEnd w:id="24"/>
+      <w:proofErr w:type="spellEnd"/>
     </w:p>
     <w:p>
       <w:pPr>
         <w:pStyle w:val="Ttulo2"/>
       </w:pPr>
-      <w:bookmarkStart w:id="22" w:name="_Toc232757484"/>
+      <w:bookmarkStart w:id="25" w:name="_Toc233459952"/>
       <w:r>
         <w:lastRenderedPageBreak/>
         <w:t>Buenas prácticas aplicadas</w:t>
       </w:r>
-      <w:bookmarkEnd w:id="22"/>
+      <w:bookmarkEnd w:id="25"/>
     </w:p>
     <w:p>
       <w:pPr>
@@ -7311,11 +7825,11 @@
       <w:r>
         <w:t xml:space="preserve"> </w:t>
       </w:r>
-      <w:bookmarkStart w:id="23" w:name="_Toc232757485"/>
+      <w:bookmarkStart w:id="26" w:name="_Toc233459953"/>
       <w:r>
         <w:t>Accesibilidad</w:t>
       </w:r>
-      <w:bookmarkEnd w:id="23"/>
+      <w:bookmarkEnd w:id="26"/>
       <w:r>
         <w:t xml:space="preserve"> </w:t>
       </w:r>
@@ -7327,11 +7841,11 @@
       <w:r>
         <w:t xml:space="preserve"> </w:t>
       </w:r>
-      <w:bookmarkStart w:id="24" w:name="_Toc232757486"/>
+      <w:bookmarkStart w:id="27" w:name="_Toc233459954"/>
       <w:r>
         <w:t>Privacidad</w:t>
       </w:r>
-      <w:bookmarkEnd w:id="24"/>
+      <w:bookmarkEnd w:id="27"/>
       <w:r>
         <w:t xml:space="preserve"> </w:t>
       </w:r>
@@ -7343,11 +7857,11 @@
       <w:r>
         <w:t xml:space="preserve"> </w:t>
       </w:r>
-      <w:bookmarkStart w:id="25" w:name="_Toc232757487"/>
+      <w:bookmarkStart w:id="28" w:name="_Toc233459955"/>
       <w:r>
         <w:t>Diseño Responsivo</w:t>
       </w:r>
-      <w:bookmarkEnd w:id="25"/>
+      <w:bookmarkEnd w:id="28"/>
       <w:r>
         <w:t xml:space="preserve"> </w:t>
       </w:r>
@@ -7359,7 +7873,7 @@
       <w:r>
         <w:t xml:space="preserve"> </w:t>
       </w:r>
-      <w:bookmarkStart w:id="26" w:name="_Toc232757488"/>
+      <w:bookmarkStart w:id="29" w:name="_Toc233459956"/>
       <w:r>
         <w:t>Resultados de Valida</w:t>
       </w:r>
@@ -7372,7 +7886,7 @@
       <w:r>
         <w:t>suarios</w:t>
       </w:r>
-      <w:bookmarkEnd w:id="26"/>
+      <w:bookmarkEnd w:id="29"/>
       <w:r>
         <w:t xml:space="preserve"> </w:t>
       </w:r>
@@ -7417,22 +7931,22 @@
       <w:pPr>
         <w:pStyle w:val="Ttulo1"/>
       </w:pPr>
-      <w:bookmarkStart w:id="27" w:name="_Toc232757489"/>
+      <w:bookmarkStart w:id="30" w:name="_Toc233459957"/>
       <w:r>
         <w:lastRenderedPageBreak/>
         <w:t>CAPÍTULO III</w:t>
       </w:r>
-      <w:bookmarkEnd w:id="27"/>
+      <w:bookmarkEnd w:id="30"/>
     </w:p>
     <w:p>
       <w:pPr>
         <w:pStyle w:val="Ttulo2"/>
       </w:pPr>
-      <w:bookmarkStart w:id="28" w:name="_Toc232757490"/>
+      <w:bookmarkStart w:id="31" w:name="_Toc233459958"/>
       <w:r>
         <w:t>Conclusiones y aprendizajes</w:t>
       </w:r>
-      <w:bookmarkEnd w:id="28"/>
+      <w:bookmarkEnd w:id="31"/>
     </w:p>
     <w:p>
       <w:pPr>
@@ -7441,11 +7955,11 @@
       <w:r>
         <w:t xml:space="preserve"> </w:t>
       </w:r>
-      <w:bookmarkStart w:id="29" w:name="_Toc232757491"/>
+      <w:bookmarkStart w:id="32" w:name="_Toc233459959"/>
       <w:r>
         <w:t>Reflexión técnica</w:t>
       </w:r>
-      <w:bookmarkEnd w:id="29"/>
+      <w:bookmarkEnd w:id="32"/>
       <w:r>
         <w:t xml:space="preserve"> </w:t>
       </w:r>
@@ -7457,11 +7971,11 @@
       <w:r>
         <w:t xml:space="preserve"> </w:t>
       </w:r>
-      <w:bookmarkStart w:id="30" w:name="_Toc232757492"/>
+      <w:bookmarkStart w:id="33" w:name="_Toc233459960"/>
       <w:r>
         <w:t>Impacto Social</w:t>
       </w:r>
-      <w:bookmarkEnd w:id="30"/>
+      <w:bookmarkEnd w:id="33"/>
       <w:r>
         <w:t xml:space="preserve"> </w:t>
       </w:r>
@@ -7473,11 +7987,11 @@
       <w:r>
         <w:t xml:space="preserve"> </w:t>
       </w:r>
-      <w:bookmarkStart w:id="31" w:name="_Toc232757493"/>
+      <w:bookmarkStart w:id="34" w:name="_Toc233459961"/>
       <w:r>
         <w:t>Lecciones aprendidas</w:t>
       </w:r>
-      <w:bookmarkEnd w:id="31"/>
+      <w:bookmarkEnd w:id="34"/>
       <w:r>
         <w:t xml:space="preserve"> </w:t>
       </w:r>
@@ -7489,11 +8003,11 @@
       <w:r>
         <w:t xml:space="preserve"> </w:t>
       </w:r>
-      <w:bookmarkStart w:id="32" w:name="_Toc232757494"/>
+      <w:bookmarkStart w:id="35" w:name="_Toc233459962"/>
       <w:r>
         <w:t>Mejoras futuras</w:t>
       </w:r>
-      <w:bookmarkEnd w:id="32"/>
+      <w:bookmarkEnd w:id="35"/>
     </w:p>
     <w:p>
       <w:pPr>

--- a/PROYECTO FINAL/INFORME/INFORME FINAL.docx
+++ b/PROYECTO FINAL/INFORME/INFORME FINAL.docx
@@ -1,6 +1,6 @@
 
 <file path=word/document.xml><?xml version="1.0" encoding="utf-8"?>
-<w:document xmlns:wpc="http://schemas.microsoft.com/office/word/2010/wordprocessingCanvas" xmlns:cx="http://schemas.microsoft.com/office/drawing/2014/chartex" xmlns:cx1="http://schemas.microsoft.com/office/drawing/2015/9/8/chartex" xmlns:cx2="http://schemas.microsoft.com/office/drawing/2015/10/21/chartex" xmlns:cx3="http://schemas.microsoft.com/office/drawing/2016/5/9/chartex" xmlns:cx4="http://schemas.microsoft.com/office/drawing/2016/5/10/chartex" xmlns:cx5="http://schemas.microsoft.com/office/drawing/2016/5/11/chartex" xmlns:cx6="http://schemas.microsoft.com/office/drawing/2016/5/12/chartex" xmlns:cx7="http://schemas.microsoft.com/office/drawing/2016/5/13/chartex" xmlns:cx8="http://schemas.microsoft.com/office/drawing/2016/5/14/chartex" xmlns:mc="http://schemas.openxmlformats.org/markup-compatibility/2006" xmlns:aink="http://schemas.microsoft.com/office/drawing/2016/ink" xmlns:am3d="http://schemas.microsoft.com/office/drawing/2017/model3d" xmlns:o="urn:schemas-microsoft-com:office:office" xmlns:oel="http://schemas.microsoft.com/office/2019/extlst" xmlns:r="http://schemas.openxmlformats.org/officeDocument/2006/relationships" xmlns:m="http://schemas.openxmlformats.org/officeDocument/2006/math" xmlns:v="urn:schemas-microsoft-com:vml" xmlns:wp14="http://schemas.microsoft.com/office/word/2010/wordprocessingDrawing" xmlns:wp="http://schemas.openxmlformats.org/drawingml/2006/wordprocessingDrawing" xmlns:w10="urn:schemas-microsoft-com:office:word" xmlns:w="http://schemas.openxmlformats.org/wordprocessingml/2006/main" xmlns:w14="http://schemas.microsoft.com/office/word/2010/wordml" xmlns:w15="http://schemas.microsoft.com/office/word/2012/wordml" xmlns:w16cex="http://schemas.microsoft.com/office/word/2018/wordml/cex" xmlns:w16cid="http://schemas.microsoft.com/office/word/2016/wordml/cid" xmlns:w16="http://schemas.microsoft.com/office/word/2018/wordml" xmlns:w16du="http://schemas.microsoft.com/office/word/2023/wordml/word16du" xmlns:w16sdtdh="http://schemas.microsoft.com/office/word/2020/wordml/sdtdatahash" xmlns:w16sdtfl="http://schemas.microsoft.com/office/word/2024/wordml/sdtformatlock" xmlns:w16se="http://schemas.microsoft.com/office/word/2015/wordml/symex" xmlns:wpg="http://schemas.microsoft.com/office/word/2010/wordprocessingGroup" xmlns:wpi="http://schemas.microsoft.com/office/word/2010/wordprocessingInk" xmlns:wne="http://schemas.microsoft.com/office/word/2006/wordml" xmlns:wps="http://schemas.microsoft.com/office/word/2010/wordprocessingShape" mc:Ignorable="w14 w15 w16se w16cid w16 w16cex w16sdtdh w16sdtfl w16du wp14">
+<w:document xmlns:wpc="http://schemas.microsoft.com/office/word/2010/wordprocessingCanvas" xmlns:cx="http://schemas.microsoft.com/office/drawing/2014/chartex" xmlns:cx1="http://schemas.microsoft.com/office/drawing/2015/9/8/chartex" xmlns:cx2="http://schemas.microsoft.com/office/drawing/2015/10/21/chartex" xmlns:cx3="http://schemas.microsoft.com/office/drawing/2016/5/9/chartex" xmlns:cx4="http://schemas.microsoft.com/office/drawing/2016/5/10/chartex" xmlns:cx5="http://schemas.microsoft.com/office/drawing/2016/5/11/chartex" xmlns:cx6="http://schemas.microsoft.com/office/drawing/2016/5/12/chartex" xmlns:cx7="http://schemas.microsoft.com/office/drawing/2016/5/13/chartex" xmlns:cx8="http://schemas.microsoft.com/office/drawing/2016/5/14/chartex" xmlns:mc="http://schemas.openxmlformats.org/markup-compatibility/2006" xmlns:aink="http://schemas.microsoft.com/office/drawing/2016/ink" xmlns:am3d="http://schemas.microsoft.com/office/drawing/2017/model3d" xmlns:o="urn:schemas-microsoft-com:office:office" xmlns:r="http://schemas.openxmlformats.org/officeDocument/2006/relationships" xmlns:m="http://schemas.openxmlformats.org/officeDocument/2006/math" xmlns:v="urn:schemas-microsoft-com:vml" xmlns:wp14="http://schemas.microsoft.com/office/word/2010/wordprocessingDrawing" xmlns:wp="http://schemas.openxmlformats.org/drawingml/2006/wordprocessingDrawing" xmlns:w10="urn:schemas-microsoft-com:office:word" xmlns:w="http://schemas.openxmlformats.org/wordprocessingml/2006/main" xmlns:w14="http://schemas.microsoft.com/office/word/2010/wordml" xmlns:w15="http://schemas.microsoft.com/office/word/2012/wordml" xmlns:w16cex="http://schemas.microsoft.com/office/word/2018/wordml/cex" xmlns:w16cid="http://schemas.microsoft.com/office/word/2016/wordml/cid" xmlns:w16="http://schemas.microsoft.com/office/word/2018/wordml" xmlns:w16sdtdh="http://schemas.microsoft.com/office/word/2020/wordml/sdtdatahash" xmlns:w16se="http://schemas.microsoft.com/office/word/2015/wordml/symex" xmlns:wpg="http://schemas.microsoft.com/office/word/2010/wordprocessingGroup" xmlns:wpi="http://schemas.microsoft.com/office/word/2010/wordprocessingInk" xmlns:wne="http://schemas.microsoft.com/office/word/2006/wordml" xmlns:wps="http://schemas.microsoft.com/office/word/2010/wordprocessingShape" mc:Ignorable="w14 w15 w16se w16cid w16 w16cex w16sdtdh wp14">
   <w:body>
     <w:p>
       <w:pPr>
@@ -185,7 +185,7 @@
               </wp:anchor>
             </w:drawing>
           </mc:Choice>
-          <mc:Fallback>
+          <mc:Fallback xmlns:w16sdtfl="http://schemas.microsoft.com/office/word/2024/wordml/sdtformatlock" xmlns:w16du="http://schemas.microsoft.com/office/word/2023/wordml/word16du" xmlns:oel="http://schemas.microsoft.com/office/2019/extlst">
             <w:pict>
               <v:line w14:anchorId="70D49307" id="Conector recto 1" o:spid="_x0000_s1026" style="position:absolute;z-index:251659264;visibility:visible;mso-wrap-style:square;mso-wrap-distance-left:9pt;mso-wrap-distance-top:0;mso-wrap-distance-right:9pt;mso-wrap-distance-bottom:0;mso-position-horizontal:absolute;mso-position-horizontal-relative:text;mso-position-vertical:absolute;mso-position-vertical-relative:text" from="7.45pt,8.1pt" to="443.2pt,8.1pt" o:gfxdata="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" strokecolor="black [3200]" strokeweight=".5pt">
                 <v:stroke joinstyle="miter"/>
@@ -459,13 +459,41 @@
                 <w:szCs w:val="24"/>
               </w:rPr>
             </w:pPr>
+            <w:proofErr w:type="spellStart"/>
             <w:r>
               <w:rPr>
                 <w:rFonts w:ascii="Times New Roman" w:eastAsia="Calibri" w:hAnsi="Times New Roman" w:cs="Times New Roman"/>
                 <w:sz w:val="24"/>
                 <w:szCs w:val="24"/>
               </w:rPr>
-              <w:t>Candiotti Simeon,</w:t>
+              <w:t>Candiotti</w:t>
+            </w:r>
+            <w:proofErr w:type="spellEnd"/>
+            <w:r>
+              <w:rPr>
+                <w:rFonts w:ascii="Times New Roman" w:eastAsia="Calibri" w:hAnsi="Times New Roman" w:cs="Times New Roman"/>
+                <w:sz w:val="24"/>
+                <w:szCs w:val="24"/>
+              </w:rPr>
+              <w:t xml:space="preserve"> </w:t>
+            </w:r>
+            <w:proofErr w:type="spellStart"/>
+            <w:r>
+              <w:rPr>
+                <w:rFonts w:ascii="Times New Roman" w:eastAsia="Calibri" w:hAnsi="Times New Roman" w:cs="Times New Roman"/>
+                <w:sz w:val="24"/>
+                <w:szCs w:val="24"/>
+              </w:rPr>
+              <w:t>Simeon</w:t>
+            </w:r>
+            <w:proofErr w:type="spellEnd"/>
+            <w:r>
+              <w:rPr>
+                <w:rFonts w:ascii="Times New Roman" w:eastAsia="Calibri" w:hAnsi="Times New Roman" w:cs="Times New Roman"/>
+                <w:sz w:val="24"/>
+                <w:szCs w:val="24"/>
+              </w:rPr>
+              <w:t>,</w:t>
             </w:r>
           </w:p>
           <w:p>
@@ -655,13 +683,23 @@
                 <w:szCs w:val="24"/>
               </w:rPr>
             </w:pPr>
+            <w:proofErr w:type="spellStart"/>
             <w:r>
               <w:rPr>
                 <w:rFonts w:ascii="Times New Roman" w:eastAsia="Calibri" w:hAnsi="Times New Roman" w:cs="Times New Roman"/>
                 <w:sz w:val="24"/>
                 <w:szCs w:val="24"/>
               </w:rPr>
-              <w:t>Gaitan Gonzales,</w:t>
+              <w:t>Gaitan</w:t>
+            </w:r>
+            <w:proofErr w:type="spellEnd"/>
+            <w:r>
+              <w:rPr>
+                <w:rFonts w:ascii="Times New Roman" w:eastAsia="Calibri" w:hAnsi="Times New Roman" w:cs="Times New Roman"/>
+                <w:sz w:val="24"/>
+                <w:szCs w:val="24"/>
+              </w:rPr>
+              <w:t xml:space="preserve"> Gonzales,</w:t>
             </w:r>
           </w:p>
           <w:p>
@@ -791,14 +829,34 @@
                 <w:szCs w:val="24"/>
               </w:rPr>
             </w:pPr>
+            <w:proofErr w:type="spellStart"/>
             <w:r>
               <w:rPr>
                 <w:rFonts w:ascii="Times New Roman" w:eastAsia="Calibri" w:hAnsi="Times New Roman" w:cs="Times New Roman"/>
                 <w:sz w:val="24"/>
                 <w:szCs w:val="24"/>
               </w:rPr>
-              <w:t>Justhin Christofher</w:t>
+              <w:t>Justhin</w:t>
             </w:r>
+            <w:proofErr w:type="spellEnd"/>
+            <w:r>
+              <w:rPr>
+                <w:rFonts w:ascii="Times New Roman" w:eastAsia="Calibri" w:hAnsi="Times New Roman" w:cs="Times New Roman"/>
+                <w:sz w:val="24"/>
+                <w:szCs w:val="24"/>
+              </w:rPr>
+              <w:t xml:space="preserve"> </w:t>
+            </w:r>
+            <w:proofErr w:type="spellStart"/>
+            <w:r>
+              <w:rPr>
+                <w:rFonts w:ascii="Times New Roman" w:eastAsia="Calibri" w:hAnsi="Times New Roman" w:cs="Times New Roman"/>
+                <w:sz w:val="24"/>
+                <w:szCs w:val="24"/>
+              </w:rPr>
+              <w:t>Christofher</w:t>
+            </w:r>
+            <w:proofErr w:type="spellEnd"/>
           </w:p>
         </w:tc>
         <w:tc>
@@ -1133,10 +1191,8 @@
         <w:rPr>
           <w:rFonts w:asciiTheme="minorHAnsi" w:eastAsiaTheme="minorEastAsia" w:hAnsiTheme="minorHAnsi"/>
           <w:noProof/>
-          <w:kern w:val="2"/>
-          <w:szCs w:val="24"/>
-          <w:lang w:eastAsia="es-PE"/>
-          <w14:ligatures w14:val="standardContextual"/>
+          <w:sz w:val="22"/>
+          <w:lang w:eastAsia="es-419"/>
         </w:rPr>
       </w:pPr>
       <w:r>
@@ -1166,7 +1222,7 @@
         </w:rPr>
         <w:fldChar w:fldCharType="separate"/>
       </w:r>
-      <w:hyperlink w:anchor="_Toc233459930" w:history="1">
+      <w:hyperlink w:anchor="_Toc233482262" w:history="1">
         <w:r>
           <w:rPr>
             <w:rStyle w:val="Hipervnculo"/>
@@ -1193,7 +1249,7 @@
             <w:noProof/>
             <w:webHidden/>
           </w:rPr>
-          <w:instrText xml:space="preserve"> PAGEREF _Toc233459930 \h </w:instrText>
+          <w:instrText xml:space="preserve"> PAGEREF _Toc233482262 \h </w:instrText>
         </w:r>
         <w:r>
           <w:rPr>
@@ -1228,19 +1284,17 @@
       <w:pPr>
         <w:pStyle w:val="TDC2"/>
         <w:tabs>
-          <w:tab w:val="left" w:pos="720"/>
+          <w:tab w:val="left" w:pos="660"/>
           <w:tab w:val="right" w:leader="dot" w:pos="9016"/>
         </w:tabs>
         <w:rPr>
           <w:rFonts w:asciiTheme="minorHAnsi" w:eastAsiaTheme="minorEastAsia" w:hAnsiTheme="minorHAnsi"/>
           <w:noProof/>
-          <w:kern w:val="2"/>
-          <w:szCs w:val="24"/>
-          <w:lang w:eastAsia="es-PE"/>
-          <w14:ligatures w14:val="standardContextual"/>
-        </w:rPr>
-      </w:pPr>
-      <w:hyperlink w:anchor="_Toc233459931" w:history="1">
+          <w:sz w:val="22"/>
+          <w:lang w:eastAsia="es-419"/>
+        </w:rPr>
+      </w:pPr>
+      <w:hyperlink w:anchor="_Toc233482263" w:history="1">
         <w:r>
           <w:rPr>
             <w:rStyle w:val="Hipervnculo"/>
@@ -1252,10 +1306,8 @@
           <w:rPr>
             <w:rFonts w:asciiTheme="minorHAnsi" w:eastAsiaTheme="minorEastAsia" w:hAnsiTheme="minorHAnsi"/>
             <w:noProof/>
-            <w:kern w:val="2"/>
-            <w:szCs w:val="24"/>
-            <w:lang w:eastAsia="es-PE"/>
-            <w14:ligatures w14:val="standardContextual"/>
+            <w:sz w:val="22"/>
+            <w:lang w:eastAsia="es-419"/>
           </w:rPr>
           <w:tab/>
         </w:r>
@@ -1285,7 +1337,7 @@
             <w:noProof/>
             <w:webHidden/>
           </w:rPr>
-          <w:instrText xml:space="preserve"> PAGEREF _Toc233459931 \h </w:instrText>
+          <w:instrText xml:space="preserve"> PAGEREF _Toc233482263 \h </w:instrText>
         </w:r>
         <w:r>
           <w:rPr>
@@ -1320,19 +1372,17 @@
       <w:pPr>
         <w:pStyle w:val="TDC3"/>
         <w:tabs>
-          <w:tab w:val="left" w:pos="1200"/>
+          <w:tab w:val="left" w:pos="1100"/>
           <w:tab w:val="right" w:leader="dot" w:pos="9016"/>
         </w:tabs>
         <w:rPr>
           <w:rFonts w:asciiTheme="minorHAnsi" w:eastAsiaTheme="minorEastAsia" w:hAnsiTheme="minorHAnsi"/>
           <w:noProof/>
-          <w:kern w:val="2"/>
-          <w:szCs w:val="24"/>
-          <w:lang w:eastAsia="es-PE"/>
-          <w14:ligatures w14:val="standardContextual"/>
-        </w:rPr>
-      </w:pPr>
-      <w:hyperlink w:anchor="_Toc233459932" w:history="1">
+          <w:sz w:val="22"/>
+          <w:lang w:eastAsia="es-419"/>
+        </w:rPr>
+      </w:pPr>
+      <w:hyperlink w:anchor="_Toc233482264" w:history="1">
         <w:r>
           <w:rPr>
             <w:rStyle w:val="Hipervnculo"/>
@@ -1344,10 +1394,8 @@
           <w:rPr>
             <w:rFonts w:asciiTheme="minorHAnsi" w:eastAsiaTheme="minorEastAsia" w:hAnsiTheme="minorHAnsi"/>
             <w:noProof/>
-            <w:kern w:val="2"/>
-            <w:szCs w:val="24"/>
-            <w:lang w:eastAsia="es-PE"/>
-            <w14:ligatures w14:val="standardContextual"/>
+            <w:sz w:val="22"/>
+            <w:lang w:eastAsia="es-419"/>
           </w:rPr>
           <w:tab/>
         </w:r>
@@ -1377,7 +1425,7 @@
             <w:noProof/>
             <w:webHidden/>
           </w:rPr>
-          <w:instrText xml:space="preserve"> PAGEREF _Toc233459932 \h </w:instrText>
+          <w:instrText xml:space="preserve"> PAGEREF _Toc233482264 \h </w:instrText>
         </w:r>
         <w:r>
           <w:rPr>
@@ -1412,19 +1460,17 @@
       <w:pPr>
         <w:pStyle w:val="TDC3"/>
         <w:tabs>
-          <w:tab w:val="left" w:pos="1200"/>
+          <w:tab w:val="left" w:pos="1100"/>
           <w:tab w:val="right" w:leader="dot" w:pos="9016"/>
         </w:tabs>
         <w:rPr>
           <w:rFonts w:asciiTheme="minorHAnsi" w:eastAsiaTheme="minorEastAsia" w:hAnsiTheme="minorHAnsi"/>
           <w:noProof/>
-          <w:kern w:val="2"/>
-          <w:szCs w:val="24"/>
-          <w:lang w:eastAsia="es-PE"/>
-          <w14:ligatures w14:val="standardContextual"/>
-        </w:rPr>
-      </w:pPr>
-      <w:hyperlink w:anchor="_Toc233459933" w:history="1">
+          <w:sz w:val="22"/>
+          <w:lang w:eastAsia="es-419"/>
+        </w:rPr>
+      </w:pPr>
+      <w:hyperlink w:anchor="_Toc233482265" w:history="1">
         <w:r>
           <w:rPr>
             <w:rStyle w:val="Hipervnculo"/>
@@ -1436,10 +1482,8 @@
           <w:rPr>
             <w:rFonts w:asciiTheme="minorHAnsi" w:eastAsiaTheme="minorEastAsia" w:hAnsiTheme="minorHAnsi"/>
             <w:noProof/>
-            <w:kern w:val="2"/>
-            <w:szCs w:val="24"/>
-            <w:lang w:eastAsia="es-PE"/>
-            <w14:ligatures w14:val="standardContextual"/>
+            <w:sz w:val="22"/>
+            <w:lang w:eastAsia="es-419"/>
           </w:rPr>
           <w:tab/>
         </w:r>
@@ -1469,7 +1513,7 @@
             <w:noProof/>
             <w:webHidden/>
           </w:rPr>
-          <w:instrText xml:space="preserve"> PAGEREF _Toc233459933 \h </w:instrText>
+          <w:instrText xml:space="preserve"> PAGEREF _Toc233482265 \h </w:instrText>
         </w:r>
         <w:r>
           <w:rPr>
@@ -1504,19 +1548,17 @@
       <w:pPr>
         <w:pStyle w:val="TDC3"/>
         <w:tabs>
-          <w:tab w:val="left" w:pos="1200"/>
+          <w:tab w:val="left" w:pos="1100"/>
           <w:tab w:val="right" w:leader="dot" w:pos="9016"/>
         </w:tabs>
         <w:rPr>
           <w:rFonts w:asciiTheme="minorHAnsi" w:eastAsiaTheme="minorEastAsia" w:hAnsiTheme="minorHAnsi"/>
           <w:noProof/>
-          <w:kern w:val="2"/>
-          <w:szCs w:val="24"/>
-          <w:lang w:eastAsia="es-PE"/>
-          <w14:ligatures w14:val="standardContextual"/>
-        </w:rPr>
-      </w:pPr>
-      <w:hyperlink w:anchor="_Toc233459934" w:history="1">
+          <w:sz w:val="22"/>
+          <w:lang w:eastAsia="es-419"/>
+        </w:rPr>
+      </w:pPr>
+      <w:hyperlink w:anchor="_Toc233482266" w:history="1">
         <w:r>
           <w:rPr>
             <w:rStyle w:val="Hipervnculo"/>
@@ -1528,10 +1570,8 @@
           <w:rPr>
             <w:rFonts w:asciiTheme="minorHAnsi" w:eastAsiaTheme="minorEastAsia" w:hAnsiTheme="minorHAnsi"/>
             <w:noProof/>
-            <w:kern w:val="2"/>
-            <w:szCs w:val="24"/>
-            <w:lang w:eastAsia="es-PE"/>
-            <w14:ligatures w14:val="standardContextual"/>
+            <w:sz w:val="22"/>
+            <w:lang w:eastAsia="es-419"/>
           </w:rPr>
           <w:tab/>
         </w:r>
@@ -1561,7 +1601,7 @@
             <w:noProof/>
             <w:webHidden/>
           </w:rPr>
-          <w:instrText xml:space="preserve"> PAGEREF _Toc233459934 \h </w:instrText>
+          <w:instrText xml:space="preserve"> PAGEREF _Toc233482266 \h </w:instrText>
         </w:r>
         <w:r>
           <w:rPr>
@@ -1596,19 +1636,17 @@
       <w:pPr>
         <w:pStyle w:val="TDC3"/>
         <w:tabs>
-          <w:tab w:val="left" w:pos="1200"/>
+          <w:tab w:val="left" w:pos="1100"/>
           <w:tab w:val="right" w:leader="dot" w:pos="9016"/>
         </w:tabs>
         <w:rPr>
           <w:rFonts w:asciiTheme="minorHAnsi" w:eastAsiaTheme="minorEastAsia" w:hAnsiTheme="minorHAnsi"/>
           <w:noProof/>
-          <w:kern w:val="2"/>
-          <w:szCs w:val="24"/>
-          <w:lang w:eastAsia="es-PE"/>
-          <w14:ligatures w14:val="standardContextual"/>
-        </w:rPr>
-      </w:pPr>
-      <w:hyperlink w:anchor="_Toc233459935" w:history="1">
+          <w:sz w:val="22"/>
+          <w:lang w:eastAsia="es-419"/>
+        </w:rPr>
+      </w:pPr>
+      <w:hyperlink w:anchor="_Toc233482267" w:history="1">
         <w:r>
           <w:rPr>
             <w:rStyle w:val="Hipervnculo"/>
@@ -1620,10 +1658,8 @@
           <w:rPr>
             <w:rFonts w:asciiTheme="minorHAnsi" w:eastAsiaTheme="minorEastAsia" w:hAnsiTheme="minorHAnsi"/>
             <w:noProof/>
-            <w:kern w:val="2"/>
-            <w:szCs w:val="24"/>
-            <w:lang w:eastAsia="es-PE"/>
-            <w14:ligatures w14:val="standardContextual"/>
+            <w:sz w:val="22"/>
+            <w:lang w:eastAsia="es-419"/>
           </w:rPr>
           <w:tab/>
         </w:r>
@@ -1653,7 +1689,7 @@
             <w:noProof/>
             <w:webHidden/>
           </w:rPr>
-          <w:instrText xml:space="preserve"> PAGEREF _Toc233459935 \h </w:instrText>
+          <w:instrText xml:space="preserve"> PAGEREF _Toc233482267 \h </w:instrText>
         </w:r>
         <w:r>
           <w:rPr>
@@ -1688,19 +1724,17 @@
       <w:pPr>
         <w:pStyle w:val="TDC2"/>
         <w:tabs>
-          <w:tab w:val="left" w:pos="720"/>
+          <w:tab w:val="left" w:pos="660"/>
           <w:tab w:val="right" w:leader="dot" w:pos="9016"/>
         </w:tabs>
         <w:rPr>
           <w:rFonts w:asciiTheme="minorHAnsi" w:eastAsiaTheme="minorEastAsia" w:hAnsiTheme="minorHAnsi"/>
           <w:noProof/>
-          <w:kern w:val="2"/>
-          <w:szCs w:val="24"/>
-          <w:lang w:eastAsia="es-PE"/>
-          <w14:ligatures w14:val="standardContextual"/>
-        </w:rPr>
-      </w:pPr>
-      <w:hyperlink w:anchor="_Toc233459936" w:history="1">
+          <w:sz w:val="22"/>
+          <w:lang w:eastAsia="es-419"/>
+        </w:rPr>
+      </w:pPr>
+      <w:hyperlink w:anchor="_Toc233482268" w:history="1">
         <w:r>
           <w:rPr>
             <w:rStyle w:val="Hipervnculo"/>
@@ -1712,10 +1746,8 @@
           <w:rPr>
             <w:rFonts w:asciiTheme="minorHAnsi" w:eastAsiaTheme="minorEastAsia" w:hAnsiTheme="minorHAnsi"/>
             <w:noProof/>
-            <w:kern w:val="2"/>
-            <w:szCs w:val="24"/>
-            <w:lang w:eastAsia="es-PE"/>
-            <w14:ligatures w14:val="standardContextual"/>
+            <w:sz w:val="22"/>
+            <w:lang w:eastAsia="es-419"/>
           </w:rPr>
           <w:tab/>
         </w:r>
@@ -1745,7 +1777,7 @@
             <w:noProof/>
             <w:webHidden/>
           </w:rPr>
-          <w:instrText xml:space="preserve"> PAGEREF _Toc233459936 \h </w:instrText>
+          <w:instrText xml:space="preserve"> PAGEREF _Toc233482268 \h </w:instrText>
         </w:r>
         <w:r>
           <w:rPr>
@@ -1780,19 +1812,17 @@
       <w:pPr>
         <w:pStyle w:val="TDC3"/>
         <w:tabs>
-          <w:tab w:val="left" w:pos="1200"/>
+          <w:tab w:val="left" w:pos="1100"/>
           <w:tab w:val="right" w:leader="dot" w:pos="9016"/>
         </w:tabs>
         <w:rPr>
           <w:rFonts w:asciiTheme="minorHAnsi" w:eastAsiaTheme="minorEastAsia" w:hAnsiTheme="minorHAnsi"/>
           <w:noProof/>
-          <w:kern w:val="2"/>
-          <w:szCs w:val="24"/>
-          <w:lang w:eastAsia="es-PE"/>
-          <w14:ligatures w14:val="standardContextual"/>
-        </w:rPr>
-      </w:pPr>
-      <w:hyperlink w:anchor="_Toc233459937" w:history="1">
+          <w:sz w:val="22"/>
+          <w:lang w:eastAsia="es-419"/>
+        </w:rPr>
+      </w:pPr>
+      <w:hyperlink w:anchor="_Toc233482269" w:history="1">
         <w:r>
           <w:rPr>
             <w:rStyle w:val="Hipervnculo"/>
@@ -1804,10 +1834,8 @@
           <w:rPr>
             <w:rFonts w:asciiTheme="minorHAnsi" w:eastAsiaTheme="minorEastAsia" w:hAnsiTheme="minorHAnsi"/>
             <w:noProof/>
-            <w:kern w:val="2"/>
-            <w:szCs w:val="24"/>
-            <w:lang w:eastAsia="es-PE"/>
-            <w14:ligatures w14:val="standardContextual"/>
+            <w:sz w:val="22"/>
+            <w:lang w:eastAsia="es-419"/>
           </w:rPr>
           <w:tab/>
         </w:r>
@@ -1837,7 +1865,7 @@
             <w:noProof/>
             <w:webHidden/>
           </w:rPr>
-          <w:instrText xml:space="preserve"> PAGEREF _Toc233459937 \h </w:instrText>
+          <w:instrText xml:space="preserve"> PAGEREF _Toc233482269 \h </w:instrText>
         </w:r>
         <w:r>
           <w:rPr>
@@ -1872,19 +1900,17 @@
       <w:pPr>
         <w:pStyle w:val="TDC3"/>
         <w:tabs>
-          <w:tab w:val="left" w:pos="1200"/>
+          <w:tab w:val="left" w:pos="1100"/>
           <w:tab w:val="right" w:leader="dot" w:pos="9016"/>
         </w:tabs>
         <w:rPr>
           <w:rFonts w:asciiTheme="minorHAnsi" w:eastAsiaTheme="minorEastAsia" w:hAnsiTheme="minorHAnsi"/>
           <w:noProof/>
-          <w:kern w:val="2"/>
-          <w:szCs w:val="24"/>
-          <w:lang w:eastAsia="es-PE"/>
-          <w14:ligatures w14:val="standardContextual"/>
-        </w:rPr>
-      </w:pPr>
-      <w:hyperlink w:anchor="_Toc233459938" w:history="1">
+          <w:sz w:val="22"/>
+          <w:lang w:eastAsia="es-419"/>
+        </w:rPr>
+      </w:pPr>
+      <w:hyperlink w:anchor="_Toc233482270" w:history="1">
         <w:r>
           <w:rPr>
             <w:rStyle w:val="Hipervnculo"/>
@@ -1896,10 +1922,8 @@
           <w:rPr>
             <w:rFonts w:asciiTheme="minorHAnsi" w:eastAsiaTheme="minorEastAsia" w:hAnsiTheme="minorHAnsi"/>
             <w:noProof/>
-            <w:kern w:val="2"/>
-            <w:szCs w:val="24"/>
-            <w:lang w:eastAsia="es-PE"/>
-            <w14:ligatures w14:val="standardContextual"/>
+            <w:sz w:val="22"/>
+            <w:lang w:eastAsia="es-419"/>
           </w:rPr>
           <w:tab/>
         </w:r>
@@ -1929,7 +1953,7 @@
             <w:noProof/>
             <w:webHidden/>
           </w:rPr>
-          <w:instrText xml:space="preserve"> PAGEREF _Toc233459938 \h </w:instrText>
+          <w:instrText xml:space="preserve"> PAGEREF _Toc233482270 \h </w:instrText>
         </w:r>
         <w:r>
           <w:rPr>
@@ -1964,19 +1988,17 @@
       <w:pPr>
         <w:pStyle w:val="TDC3"/>
         <w:tabs>
-          <w:tab w:val="left" w:pos="1200"/>
+          <w:tab w:val="left" w:pos="1100"/>
           <w:tab w:val="right" w:leader="dot" w:pos="9016"/>
         </w:tabs>
         <w:rPr>
           <w:rFonts w:asciiTheme="minorHAnsi" w:eastAsiaTheme="minorEastAsia" w:hAnsiTheme="minorHAnsi"/>
           <w:noProof/>
-          <w:kern w:val="2"/>
-          <w:szCs w:val="24"/>
-          <w:lang w:eastAsia="es-PE"/>
-          <w14:ligatures w14:val="standardContextual"/>
-        </w:rPr>
-      </w:pPr>
-      <w:hyperlink w:anchor="_Toc233459939" w:history="1">
+          <w:sz w:val="22"/>
+          <w:lang w:eastAsia="es-419"/>
+        </w:rPr>
+      </w:pPr>
+      <w:hyperlink w:anchor="_Toc233482271" w:history="1">
         <w:r>
           <w:rPr>
             <w:rStyle w:val="Hipervnculo"/>
@@ -1988,10 +2010,8 @@
           <w:rPr>
             <w:rFonts w:asciiTheme="minorHAnsi" w:eastAsiaTheme="minorEastAsia" w:hAnsiTheme="minorHAnsi"/>
             <w:noProof/>
-            <w:kern w:val="2"/>
-            <w:szCs w:val="24"/>
-            <w:lang w:eastAsia="es-PE"/>
-            <w14:ligatures w14:val="standardContextual"/>
+            <w:sz w:val="22"/>
+            <w:lang w:eastAsia="es-419"/>
           </w:rPr>
           <w:tab/>
         </w:r>
@@ -2021,7 +2041,7 @@
             <w:noProof/>
             <w:webHidden/>
           </w:rPr>
-          <w:instrText xml:space="preserve"> PAGEREF _Toc233459939 \h </w:instrText>
+          <w:instrText xml:space="preserve"> PAGEREF _Toc233482271 \h </w:instrText>
         </w:r>
         <w:r>
           <w:rPr>
@@ -2056,19 +2076,17 @@
       <w:pPr>
         <w:pStyle w:val="TDC3"/>
         <w:tabs>
-          <w:tab w:val="left" w:pos="1200"/>
+          <w:tab w:val="left" w:pos="1100"/>
           <w:tab w:val="right" w:leader="dot" w:pos="9016"/>
         </w:tabs>
         <w:rPr>
           <w:rFonts w:asciiTheme="minorHAnsi" w:eastAsiaTheme="minorEastAsia" w:hAnsiTheme="minorHAnsi"/>
           <w:noProof/>
-          <w:kern w:val="2"/>
-          <w:szCs w:val="24"/>
-          <w:lang w:eastAsia="es-PE"/>
-          <w14:ligatures w14:val="standardContextual"/>
-        </w:rPr>
-      </w:pPr>
-      <w:hyperlink w:anchor="_Toc233459940" w:history="1">
+          <w:sz w:val="22"/>
+          <w:lang w:eastAsia="es-419"/>
+        </w:rPr>
+      </w:pPr>
+      <w:hyperlink w:anchor="_Toc233482272" w:history="1">
         <w:r>
           <w:rPr>
             <w:rStyle w:val="Hipervnculo"/>
@@ -2080,10 +2098,8 @@
           <w:rPr>
             <w:rFonts w:asciiTheme="minorHAnsi" w:eastAsiaTheme="minorEastAsia" w:hAnsiTheme="minorHAnsi"/>
             <w:noProof/>
-            <w:kern w:val="2"/>
-            <w:szCs w:val="24"/>
-            <w:lang w:eastAsia="es-PE"/>
-            <w14:ligatures w14:val="standardContextual"/>
+            <w:sz w:val="22"/>
+            <w:lang w:eastAsia="es-419"/>
           </w:rPr>
           <w:tab/>
         </w:r>
@@ -2113,7 +2129,7 @@
             <w:noProof/>
             <w:webHidden/>
           </w:rPr>
-          <w:instrText xml:space="preserve"> PAGEREF _Toc233459940 \h </w:instrText>
+          <w:instrText xml:space="preserve"> PAGEREF _Toc233482272 \h </w:instrText>
         </w:r>
         <w:r>
           <w:rPr>
@@ -2153,13 +2169,11 @@
         <w:rPr>
           <w:rFonts w:asciiTheme="minorHAnsi" w:eastAsiaTheme="minorEastAsia" w:hAnsiTheme="minorHAnsi"/>
           <w:noProof/>
-          <w:kern w:val="2"/>
-          <w:szCs w:val="24"/>
-          <w:lang w:eastAsia="es-PE"/>
-          <w14:ligatures w14:val="standardContextual"/>
-        </w:rPr>
-      </w:pPr>
-      <w:hyperlink w:anchor="_Toc233459941" w:history="1">
+          <w:sz w:val="22"/>
+          <w:lang w:eastAsia="es-419"/>
+        </w:rPr>
+      </w:pPr>
+      <w:hyperlink w:anchor="_Toc233482273" w:history="1">
         <w:r>
           <w:rPr>
             <w:rStyle w:val="Hipervnculo"/>
@@ -2186,7 +2200,7 @@
             <w:noProof/>
             <w:webHidden/>
           </w:rPr>
-          <w:instrText xml:space="preserve"> PAGEREF _Toc233459941 \h </w:instrText>
+          <w:instrText xml:space="preserve"> PAGEREF _Toc233482273 \h </w:instrText>
         </w:r>
         <w:r>
           <w:rPr>
@@ -2221,19 +2235,17 @@
       <w:pPr>
         <w:pStyle w:val="TDC2"/>
         <w:tabs>
-          <w:tab w:val="left" w:pos="720"/>
+          <w:tab w:val="left" w:pos="660"/>
           <w:tab w:val="right" w:leader="dot" w:pos="9016"/>
         </w:tabs>
         <w:rPr>
           <w:rFonts w:asciiTheme="minorHAnsi" w:eastAsiaTheme="minorEastAsia" w:hAnsiTheme="minorHAnsi"/>
           <w:noProof/>
-          <w:kern w:val="2"/>
-          <w:szCs w:val="24"/>
-          <w:lang w:eastAsia="es-PE"/>
-          <w14:ligatures w14:val="standardContextual"/>
-        </w:rPr>
-      </w:pPr>
-      <w:hyperlink w:anchor="_Toc233459942" w:history="1">
+          <w:sz w:val="22"/>
+          <w:lang w:eastAsia="es-419"/>
+        </w:rPr>
+      </w:pPr>
+      <w:hyperlink w:anchor="_Toc233482274" w:history="1">
         <w:r>
           <w:rPr>
             <w:rStyle w:val="Hipervnculo"/>
@@ -2245,10 +2257,8 @@
           <w:rPr>
             <w:rFonts w:asciiTheme="minorHAnsi" w:eastAsiaTheme="minorEastAsia" w:hAnsiTheme="minorHAnsi"/>
             <w:noProof/>
-            <w:kern w:val="2"/>
-            <w:szCs w:val="24"/>
-            <w:lang w:eastAsia="es-PE"/>
-            <w14:ligatures w14:val="standardContextual"/>
+            <w:sz w:val="22"/>
+            <w:lang w:eastAsia="es-419"/>
           </w:rPr>
           <w:tab/>
         </w:r>
@@ -2278,7 +2288,7 @@
             <w:noProof/>
             <w:webHidden/>
           </w:rPr>
-          <w:instrText xml:space="preserve"> PAGEREF _Toc233459942 \h </w:instrText>
+          <w:instrText xml:space="preserve"> PAGEREF _Toc233482274 \h </w:instrText>
         </w:r>
         <w:r>
           <w:rPr>
@@ -2313,19 +2323,17 @@
       <w:pPr>
         <w:pStyle w:val="TDC3"/>
         <w:tabs>
-          <w:tab w:val="left" w:pos="1200"/>
+          <w:tab w:val="left" w:pos="1100"/>
           <w:tab w:val="right" w:leader="dot" w:pos="9016"/>
         </w:tabs>
         <w:rPr>
           <w:rFonts w:asciiTheme="minorHAnsi" w:eastAsiaTheme="minorEastAsia" w:hAnsiTheme="minorHAnsi"/>
           <w:noProof/>
-          <w:kern w:val="2"/>
-          <w:szCs w:val="24"/>
-          <w:lang w:eastAsia="es-PE"/>
-          <w14:ligatures w14:val="standardContextual"/>
-        </w:rPr>
-      </w:pPr>
-      <w:hyperlink w:anchor="_Toc233459943" w:history="1">
+          <w:sz w:val="22"/>
+          <w:lang w:eastAsia="es-419"/>
+        </w:rPr>
+      </w:pPr>
+      <w:hyperlink w:anchor="_Toc233482275" w:history="1">
         <w:r>
           <w:rPr>
             <w:rStyle w:val="Hipervnculo"/>
@@ -2337,10 +2345,8 @@
           <w:rPr>
             <w:rFonts w:asciiTheme="minorHAnsi" w:eastAsiaTheme="minorEastAsia" w:hAnsiTheme="minorHAnsi"/>
             <w:noProof/>
-            <w:kern w:val="2"/>
-            <w:szCs w:val="24"/>
-            <w:lang w:eastAsia="es-PE"/>
-            <w14:ligatures w14:val="standardContextual"/>
+            <w:sz w:val="22"/>
+            <w:lang w:eastAsia="es-419"/>
           </w:rPr>
           <w:tab/>
         </w:r>
@@ -2370,7 +2376,7 @@
             <w:noProof/>
             <w:webHidden/>
           </w:rPr>
-          <w:instrText xml:space="preserve"> PAGEREF _Toc233459943 \h </w:instrText>
+          <w:instrText xml:space="preserve"> PAGEREF _Toc233482275 \h </w:instrText>
         </w:r>
         <w:r>
           <w:rPr>
@@ -2405,19 +2411,17 @@
       <w:pPr>
         <w:pStyle w:val="TDC3"/>
         <w:tabs>
-          <w:tab w:val="left" w:pos="1200"/>
+          <w:tab w:val="left" w:pos="1100"/>
           <w:tab w:val="right" w:leader="dot" w:pos="9016"/>
         </w:tabs>
         <w:rPr>
           <w:rFonts w:asciiTheme="minorHAnsi" w:eastAsiaTheme="minorEastAsia" w:hAnsiTheme="minorHAnsi"/>
           <w:noProof/>
-          <w:kern w:val="2"/>
-          <w:szCs w:val="24"/>
-          <w:lang w:eastAsia="es-PE"/>
-          <w14:ligatures w14:val="standardContextual"/>
-        </w:rPr>
-      </w:pPr>
-      <w:hyperlink w:anchor="_Toc233459944" w:history="1">
+          <w:sz w:val="22"/>
+          <w:lang w:eastAsia="es-419"/>
+        </w:rPr>
+      </w:pPr>
+      <w:hyperlink w:anchor="_Toc233482276" w:history="1">
         <w:r>
           <w:rPr>
             <w:rStyle w:val="Hipervnculo"/>
@@ -2429,10 +2433,8 @@
           <w:rPr>
             <w:rFonts w:asciiTheme="minorHAnsi" w:eastAsiaTheme="minorEastAsia" w:hAnsiTheme="minorHAnsi"/>
             <w:noProof/>
-            <w:kern w:val="2"/>
-            <w:szCs w:val="24"/>
-            <w:lang w:eastAsia="es-PE"/>
-            <w14:ligatures w14:val="standardContextual"/>
+            <w:sz w:val="22"/>
+            <w:lang w:eastAsia="es-419"/>
           </w:rPr>
           <w:tab/>
         </w:r>
@@ -2462,7 +2464,7 @@
             <w:noProof/>
             <w:webHidden/>
           </w:rPr>
-          <w:instrText xml:space="preserve"> PAGEREF _Toc233459944 \h </w:instrText>
+          <w:instrText xml:space="preserve"> PAGEREF _Toc233482276 \h </w:instrText>
         </w:r>
         <w:r>
           <w:rPr>
@@ -2497,19 +2499,17 @@
       <w:pPr>
         <w:pStyle w:val="TDC3"/>
         <w:tabs>
-          <w:tab w:val="left" w:pos="1200"/>
+          <w:tab w:val="left" w:pos="1100"/>
           <w:tab w:val="right" w:leader="dot" w:pos="9016"/>
         </w:tabs>
         <w:rPr>
           <w:rFonts w:asciiTheme="minorHAnsi" w:eastAsiaTheme="minorEastAsia" w:hAnsiTheme="minorHAnsi"/>
           <w:noProof/>
-          <w:kern w:val="2"/>
-          <w:szCs w:val="24"/>
-          <w:lang w:eastAsia="es-PE"/>
-          <w14:ligatures w14:val="standardContextual"/>
-        </w:rPr>
-      </w:pPr>
-      <w:hyperlink w:anchor="_Toc233459945" w:history="1">
+          <w:sz w:val="22"/>
+          <w:lang w:eastAsia="es-419"/>
+        </w:rPr>
+      </w:pPr>
+      <w:hyperlink w:anchor="_Toc233482277" w:history="1">
         <w:r>
           <w:rPr>
             <w:rStyle w:val="Hipervnculo"/>
@@ -2521,10 +2521,8 @@
           <w:rPr>
             <w:rFonts w:asciiTheme="minorHAnsi" w:eastAsiaTheme="minorEastAsia" w:hAnsiTheme="minorHAnsi"/>
             <w:noProof/>
-            <w:kern w:val="2"/>
-            <w:szCs w:val="24"/>
-            <w:lang w:eastAsia="es-PE"/>
-            <w14:ligatures w14:val="standardContextual"/>
+            <w:sz w:val="22"/>
+            <w:lang w:eastAsia="es-419"/>
           </w:rPr>
           <w:tab/>
         </w:r>
@@ -2554,7 +2552,7 @@
             <w:noProof/>
             <w:webHidden/>
           </w:rPr>
-          <w:instrText xml:space="preserve"> PAGEREF _Toc233459945 \h </w:instrText>
+          <w:instrText xml:space="preserve"> PAGEREF _Toc233482277 \h </w:instrText>
         </w:r>
         <w:r>
           <w:rPr>
@@ -2589,19 +2587,17 @@
       <w:pPr>
         <w:pStyle w:val="TDC3"/>
         <w:tabs>
-          <w:tab w:val="left" w:pos="1200"/>
+          <w:tab w:val="left" w:pos="1100"/>
           <w:tab w:val="right" w:leader="dot" w:pos="9016"/>
         </w:tabs>
         <w:rPr>
           <w:rFonts w:asciiTheme="minorHAnsi" w:eastAsiaTheme="minorEastAsia" w:hAnsiTheme="minorHAnsi"/>
           <w:noProof/>
-          <w:kern w:val="2"/>
-          <w:szCs w:val="24"/>
-          <w:lang w:eastAsia="es-PE"/>
-          <w14:ligatures w14:val="standardContextual"/>
-        </w:rPr>
-      </w:pPr>
-      <w:hyperlink w:anchor="_Toc233459946" w:history="1">
+          <w:sz w:val="22"/>
+          <w:lang w:eastAsia="es-419"/>
+        </w:rPr>
+      </w:pPr>
+      <w:hyperlink w:anchor="_Toc233482278" w:history="1">
         <w:r>
           <w:rPr>
             <w:rStyle w:val="Hipervnculo"/>
@@ -2613,10 +2609,8 @@
           <w:rPr>
             <w:rFonts w:asciiTheme="minorHAnsi" w:eastAsiaTheme="minorEastAsia" w:hAnsiTheme="minorHAnsi"/>
             <w:noProof/>
-            <w:kern w:val="2"/>
-            <w:szCs w:val="24"/>
-            <w:lang w:eastAsia="es-PE"/>
-            <w14:ligatures w14:val="standardContextual"/>
+            <w:sz w:val="22"/>
+            <w:lang w:eastAsia="es-419"/>
           </w:rPr>
           <w:tab/>
         </w:r>
@@ -2646,7 +2640,7 @@
             <w:noProof/>
             <w:webHidden/>
           </w:rPr>
-          <w:instrText xml:space="preserve"> PAGEREF _Toc233459946 \h </w:instrText>
+          <w:instrText xml:space="preserve"> PAGEREF _Toc233482278 \h </w:instrText>
         </w:r>
         <w:r>
           <w:rPr>
@@ -2681,19 +2675,17 @@
       <w:pPr>
         <w:pStyle w:val="TDC3"/>
         <w:tabs>
-          <w:tab w:val="left" w:pos="1200"/>
+          <w:tab w:val="left" w:pos="1100"/>
           <w:tab w:val="right" w:leader="dot" w:pos="9016"/>
         </w:tabs>
         <w:rPr>
           <w:rFonts w:asciiTheme="minorHAnsi" w:eastAsiaTheme="minorEastAsia" w:hAnsiTheme="minorHAnsi"/>
           <w:noProof/>
-          <w:kern w:val="2"/>
-          <w:szCs w:val="24"/>
-          <w:lang w:eastAsia="es-PE"/>
-          <w14:ligatures w14:val="standardContextual"/>
-        </w:rPr>
-      </w:pPr>
-      <w:hyperlink w:anchor="_Toc233459947" w:history="1">
+          <w:sz w:val="22"/>
+          <w:lang w:eastAsia="es-419"/>
+        </w:rPr>
+      </w:pPr>
+      <w:hyperlink w:anchor="_Toc233482279" w:history="1">
         <w:r>
           <w:rPr>
             <w:rStyle w:val="Hipervnculo"/>
@@ -2705,10 +2697,8 @@
           <w:rPr>
             <w:rFonts w:asciiTheme="minorHAnsi" w:eastAsiaTheme="minorEastAsia" w:hAnsiTheme="minorHAnsi"/>
             <w:noProof/>
-            <w:kern w:val="2"/>
-            <w:szCs w:val="24"/>
-            <w:lang w:eastAsia="es-PE"/>
-            <w14:ligatures w14:val="standardContextual"/>
+            <w:sz w:val="22"/>
+            <w:lang w:eastAsia="es-419"/>
           </w:rPr>
           <w:tab/>
         </w:r>
@@ -2738,7 +2728,7 @@
             <w:noProof/>
             <w:webHidden/>
           </w:rPr>
-          <w:instrText xml:space="preserve"> PAGEREF _Toc233459947 \h </w:instrText>
+          <w:instrText xml:space="preserve"> PAGEREF _Toc233482279 \h </w:instrText>
         </w:r>
         <w:r>
           <w:rPr>
@@ -2758,7 +2748,7 @@
             <w:noProof/>
             <w:webHidden/>
           </w:rPr>
-          <w:t>16</w:t>
+          <w:t>32</w:t>
         </w:r>
         <w:r>
           <w:rPr>
@@ -2773,19 +2763,17 @@
       <w:pPr>
         <w:pStyle w:val="TDC2"/>
         <w:tabs>
-          <w:tab w:val="left" w:pos="720"/>
+          <w:tab w:val="left" w:pos="660"/>
           <w:tab w:val="right" w:leader="dot" w:pos="9016"/>
         </w:tabs>
         <w:rPr>
           <w:rFonts w:asciiTheme="minorHAnsi" w:eastAsiaTheme="minorEastAsia" w:hAnsiTheme="minorHAnsi"/>
           <w:noProof/>
-          <w:kern w:val="2"/>
-          <w:szCs w:val="24"/>
-          <w:lang w:eastAsia="es-PE"/>
-          <w14:ligatures w14:val="standardContextual"/>
-        </w:rPr>
-      </w:pPr>
-      <w:hyperlink w:anchor="_Toc233459948" w:history="1">
+          <w:sz w:val="22"/>
+          <w:lang w:eastAsia="es-419"/>
+        </w:rPr>
+      </w:pPr>
+      <w:hyperlink w:anchor="_Toc233482280" w:history="1">
         <w:r>
           <w:rPr>
             <w:rStyle w:val="Hipervnculo"/>
@@ -2797,10 +2785,8 @@
           <w:rPr>
             <w:rFonts w:asciiTheme="minorHAnsi" w:eastAsiaTheme="minorEastAsia" w:hAnsiTheme="minorHAnsi"/>
             <w:noProof/>
-            <w:kern w:val="2"/>
-            <w:szCs w:val="24"/>
-            <w:lang w:eastAsia="es-PE"/>
-            <w14:ligatures w14:val="standardContextual"/>
+            <w:sz w:val="22"/>
+            <w:lang w:eastAsia="es-419"/>
           </w:rPr>
           <w:tab/>
         </w:r>
@@ -2830,7 +2816,7 @@
             <w:noProof/>
             <w:webHidden/>
           </w:rPr>
-          <w:instrText xml:space="preserve"> PAGEREF _Toc233459948 \h </w:instrText>
+          <w:instrText xml:space="preserve"> PAGEREF _Toc233482280 \h </w:instrText>
         </w:r>
         <w:r>
           <w:rPr>
@@ -2850,7 +2836,7 @@
             <w:noProof/>
             <w:webHidden/>
           </w:rPr>
-          <w:t>16</w:t>
+          <w:t>32</w:t>
         </w:r>
         <w:r>
           <w:rPr>
@@ -2865,19 +2851,17 @@
       <w:pPr>
         <w:pStyle w:val="TDC3"/>
         <w:tabs>
-          <w:tab w:val="left" w:pos="1200"/>
+          <w:tab w:val="left" w:pos="1100"/>
           <w:tab w:val="right" w:leader="dot" w:pos="9016"/>
         </w:tabs>
         <w:rPr>
           <w:rFonts w:asciiTheme="minorHAnsi" w:eastAsiaTheme="minorEastAsia" w:hAnsiTheme="minorHAnsi"/>
           <w:noProof/>
-          <w:kern w:val="2"/>
-          <w:szCs w:val="24"/>
-          <w:lang w:eastAsia="es-PE"/>
-          <w14:ligatures w14:val="standardContextual"/>
-        </w:rPr>
-      </w:pPr>
-      <w:hyperlink w:anchor="_Toc233459949" w:history="1">
+          <w:sz w:val="22"/>
+          <w:lang w:eastAsia="es-419"/>
+        </w:rPr>
+      </w:pPr>
+      <w:hyperlink w:anchor="_Toc233482281" w:history="1">
         <w:r>
           <w:rPr>
             <w:rStyle w:val="Hipervnculo"/>
@@ -2890,10 +2874,8 @@
           <w:rPr>
             <w:rFonts w:asciiTheme="minorHAnsi" w:eastAsiaTheme="minorEastAsia" w:hAnsiTheme="minorHAnsi"/>
             <w:noProof/>
-            <w:kern w:val="2"/>
-            <w:szCs w:val="24"/>
-            <w:lang w:eastAsia="es-PE"/>
-            <w14:ligatures w14:val="standardContextual"/>
+            <w:sz w:val="22"/>
+            <w:lang w:eastAsia="es-419"/>
           </w:rPr>
           <w:tab/>
         </w:r>
@@ -2924,7 +2906,7 @@
             <w:noProof/>
             <w:webHidden/>
           </w:rPr>
-          <w:instrText xml:space="preserve"> PAGEREF _Toc233459949 \h </w:instrText>
+          <w:instrText xml:space="preserve"> PAGEREF _Toc233482281 \h </w:instrText>
         </w:r>
         <w:r>
           <w:rPr>
@@ -2944,7 +2926,7 @@
             <w:noProof/>
             <w:webHidden/>
           </w:rPr>
-          <w:t>16</w:t>
+          <w:t>32</w:t>
         </w:r>
         <w:r>
           <w:rPr>
@@ -2959,19 +2941,17 @@
       <w:pPr>
         <w:pStyle w:val="TDC3"/>
         <w:tabs>
-          <w:tab w:val="left" w:pos="1200"/>
+          <w:tab w:val="left" w:pos="1100"/>
           <w:tab w:val="right" w:leader="dot" w:pos="9016"/>
         </w:tabs>
         <w:rPr>
           <w:rFonts w:asciiTheme="minorHAnsi" w:eastAsiaTheme="minorEastAsia" w:hAnsiTheme="minorHAnsi"/>
           <w:noProof/>
-          <w:kern w:val="2"/>
-          <w:szCs w:val="24"/>
-          <w:lang w:eastAsia="es-PE"/>
-          <w14:ligatures w14:val="standardContextual"/>
-        </w:rPr>
-      </w:pPr>
-      <w:hyperlink w:anchor="_Toc233459950" w:history="1">
+          <w:sz w:val="22"/>
+          <w:lang w:eastAsia="es-419"/>
+        </w:rPr>
+      </w:pPr>
+      <w:hyperlink w:anchor="_Toc233482282" w:history="1">
         <w:r>
           <w:rPr>
             <w:rStyle w:val="Hipervnculo"/>
@@ -2984,10 +2964,8 @@
           <w:rPr>
             <w:rFonts w:asciiTheme="minorHAnsi" w:eastAsiaTheme="minorEastAsia" w:hAnsiTheme="minorHAnsi"/>
             <w:noProof/>
-            <w:kern w:val="2"/>
-            <w:szCs w:val="24"/>
-            <w:lang w:eastAsia="es-PE"/>
-            <w14:ligatures w14:val="standardContextual"/>
+            <w:sz w:val="22"/>
+            <w:lang w:eastAsia="es-419"/>
           </w:rPr>
           <w:tab/>
         </w:r>
@@ -3018,7 +2996,7 @@
             <w:noProof/>
             <w:webHidden/>
           </w:rPr>
-          <w:instrText xml:space="preserve"> PAGEREF _Toc233459950 \h </w:instrText>
+          <w:instrText xml:space="preserve"> PAGEREF _Toc233482282 \h </w:instrText>
         </w:r>
         <w:r>
           <w:rPr>
@@ -3038,7 +3016,7 @@
             <w:noProof/>
             <w:webHidden/>
           </w:rPr>
-          <w:t>16</w:t>
+          <w:t>32</w:t>
         </w:r>
         <w:r>
           <w:rPr>
@@ -3053,19 +3031,17 @@
       <w:pPr>
         <w:pStyle w:val="TDC3"/>
         <w:tabs>
-          <w:tab w:val="left" w:pos="1200"/>
+          <w:tab w:val="left" w:pos="1100"/>
           <w:tab w:val="right" w:leader="dot" w:pos="9016"/>
         </w:tabs>
         <w:rPr>
           <w:rFonts w:asciiTheme="minorHAnsi" w:eastAsiaTheme="minorEastAsia" w:hAnsiTheme="minorHAnsi"/>
           <w:noProof/>
-          <w:kern w:val="2"/>
-          <w:szCs w:val="24"/>
-          <w:lang w:eastAsia="es-PE"/>
-          <w14:ligatures w14:val="standardContextual"/>
-        </w:rPr>
-      </w:pPr>
-      <w:hyperlink w:anchor="_Toc233459951" w:history="1">
+          <w:sz w:val="22"/>
+          <w:lang w:eastAsia="es-419"/>
+        </w:rPr>
+      </w:pPr>
+      <w:hyperlink w:anchor="_Toc233482283" w:history="1">
         <w:r>
           <w:rPr>
             <w:rStyle w:val="Hipervnculo"/>
@@ -3078,10 +3054,8 @@
           <w:rPr>
             <w:rFonts w:asciiTheme="minorHAnsi" w:eastAsiaTheme="minorEastAsia" w:hAnsiTheme="minorHAnsi"/>
             <w:noProof/>
-            <w:kern w:val="2"/>
-            <w:szCs w:val="24"/>
-            <w:lang w:eastAsia="es-PE"/>
-            <w14:ligatures w14:val="standardContextual"/>
+            <w:sz w:val="22"/>
+            <w:lang w:eastAsia="es-419"/>
           </w:rPr>
           <w:tab/>
         </w:r>
@@ -3112,7 +3086,7 @@
             <w:noProof/>
             <w:webHidden/>
           </w:rPr>
-          <w:instrText xml:space="preserve"> PAGEREF _Toc233459951 \h </w:instrText>
+          <w:instrText xml:space="preserve"> PAGEREF _Toc233482283 \h </w:instrText>
         </w:r>
         <w:r>
           <w:rPr>
@@ -3132,7 +3106,7 @@
             <w:noProof/>
             <w:webHidden/>
           </w:rPr>
-          <w:t>16</w:t>
+          <w:t>32</w:t>
         </w:r>
         <w:r>
           <w:rPr>
@@ -3147,19 +3121,17 @@
       <w:pPr>
         <w:pStyle w:val="TDC2"/>
         <w:tabs>
-          <w:tab w:val="left" w:pos="720"/>
+          <w:tab w:val="left" w:pos="660"/>
           <w:tab w:val="right" w:leader="dot" w:pos="9016"/>
         </w:tabs>
         <w:rPr>
           <w:rFonts w:asciiTheme="minorHAnsi" w:eastAsiaTheme="minorEastAsia" w:hAnsiTheme="minorHAnsi"/>
           <w:noProof/>
-          <w:kern w:val="2"/>
-          <w:szCs w:val="24"/>
-          <w:lang w:eastAsia="es-PE"/>
-          <w14:ligatures w14:val="standardContextual"/>
-        </w:rPr>
-      </w:pPr>
-      <w:hyperlink w:anchor="_Toc233459952" w:history="1">
+          <w:sz w:val="22"/>
+          <w:lang w:eastAsia="es-419"/>
+        </w:rPr>
+      </w:pPr>
+      <w:hyperlink w:anchor="_Toc233482284" w:history="1">
         <w:r>
           <w:rPr>
             <w:rStyle w:val="Hipervnculo"/>
@@ -3171,10 +3143,8 @@
           <w:rPr>
             <w:rFonts w:asciiTheme="minorHAnsi" w:eastAsiaTheme="minorEastAsia" w:hAnsiTheme="minorHAnsi"/>
             <w:noProof/>
-            <w:kern w:val="2"/>
-            <w:szCs w:val="24"/>
-            <w:lang w:eastAsia="es-PE"/>
-            <w14:ligatures w14:val="standardContextual"/>
+            <w:sz w:val="22"/>
+            <w:lang w:eastAsia="es-419"/>
           </w:rPr>
           <w:tab/>
         </w:r>
@@ -3204,7 +3174,7 @@
             <w:noProof/>
             <w:webHidden/>
           </w:rPr>
-          <w:instrText xml:space="preserve"> PAGEREF _Toc233459952 \h </w:instrText>
+          <w:instrText xml:space="preserve"> PAGEREF _Toc233482284 \h </w:instrText>
         </w:r>
         <w:r>
           <w:rPr>
@@ -3224,7 +3194,7 @@
             <w:noProof/>
             <w:webHidden/>
           </w:rPr>
-          <w:t>17</w:t>
+          <w:t>32</w:t>
         </w:r>
         <w:r>
           <w:rPr>
@@ -3239,19 +3209,17 @@
       <w:pPr>
         <w:pStyle w:val="TDC3"/>
         <w:tabs>
-          <w:tab w:val="left" w:pos="1200"/>
+          <w:tab w:val="left" w:pos="1100"/>
           <w:tab w:val="right" w:leader="dot" w:pos="9016"/>
         </w:tabs>
         <w:rPr>
           <w:rFonts w:asciiTheme="minorHAnsi" w:eastAsiaTheme="minorEastAsia" w:hAnsiTheme="minorHAnsi"/>
           <w:noProof/>
-          <w:kern w:val="2"/>
-          <w:szCs w:val="24"/>
-          <w:lang w:eastAsia="es-PE"/>
-          <w14:ligatures w14:val="standardContextual"/>
-        </w:rPr>
-      </w:pPr>
-      <w:hyperlink w:anchor="_Toc233459953" w:history="1">
+          <w:sz w:val="22"/>
+          <w:lang w:eastAsia="es-419"/>
+        </w:rPr>
+      </w:pPr>
+      <w:hyperlink w:anchor="_Toc233482285" w:history="1">
         <w:r>
           <w:rPr>
             <w:rStyle w:val="Hipervnculo"/>
@@ -3263,10 +3231,8 @@
           <w:rPr>
             <w:rFonts w:asciiTheme="minorHAnsi" w:eastAsiaTheme="minorEastAsia" w:hAnsiTheme="minorHAnsi"/>
             <w:noProof/>
-            <w:kern w:val="2"/>
-            <w:szCs w:val="24"/>
-            <w:lang w:eastAsia="es-PE"/>
-            <w14:ligatures w14:val="standardContextual"/>
+            <w:sz w:val="22"/>
+            <w:lang w:eastAsia="es-419"/>
           </w:rPr>
           <w:tab/>
         </w:r>
@@ -3296,7 +3262,7 @@
             <w:noProof/>
             <w:webHidden/>
           </w:rPr>
-          <w:instrText xml:space="preserve"> PAGEREF _Toc233459953 \h </w:instrText>
+          <w:instrText xml:space="preserve"> PAGEREF _Toc233482285 \h </w:instrText>
         </w:r>
         <w:r>
           <w:rPr>
@@ -3316,7 +3282,7 @@
             <w:noProof/>
             <w:webHidden/>
           </w:rPr>
-          <w:t>17</w:t>
+          <w:t>32</w:t>
         </w:r>
         <w:r>
           <w:rPr>
@@ -3331,19 +3297,17 @@
       <w:pPr>
         <w:pStyle w:val="TDC3"/>
         <w:tabs>
-          <w:tab w:val="left" w:pos="1200"/>
+          <w:tab w:val="left" w:pos="1100"/>
           <w:tab w:val="right" w:leader="dot" w:pos="9016"/>
         </w:tabs>
         <w:rPr>
           <w:rFonts w:asciiTheme="minorHAnsi" w:eastAsiaTheme="minorEastAsia" w:hAnsiTheme="minorHAnsi"/>
           <w:noProof/>
-          <w:kern w:val="2"/>
-          <w:szCs w:val="24"/>
-          <w:lang w:eastAsia="es-PE"/>
-          <w14:ligatures w14:val="standardContextual"/>
-        </w:rPr>
-      </w:pPr>
-      <w:hyperlink w:anchor="_Toc233459954" w:history="1">
+          <w:sz w:val="22"/>
+          <w:lang w:eastAsia="es-419"/>
+        </w:rPr>
+      </w:pPr>
+      <w:hyperlink w:anchor="_Toc233482286" w:history="1">
         <w:r>
           <w:rPr>
             <w:rStyle w:val="Hipervnculo"/>
@@ -3355,10 +3319,8 @@
           <w:rPr>
             <w:rFonts w:asciiTheme="minorHAnsi" w:eastAsiaTheme="minorEastAsia" w:hAnsiTheme="minorHAnsi"/>
             <w:noProof/>
-            <w:kern w:val="2"/>
-            <w:szCs w:val="24"/>
-            <w:lang w:eastAsia="es-PE"/>
-            <w14:ligatures w14:val="standardContextual"/>
+            <w:sz w:val="22"/>
+            <w:lang w:eastAsia="es-419"/>
           </w:rPr>
           <w:tab/>
         </w:r>
@@ -3388,7 +3350,7 @@
             <w:noProof/>
             <w:webHidden/>
           </w:rPr>
-          <w:instrText xml:space="preserve"> PAGEREF _Toc233459954 \h </w:instrText>
+          <w:instrText xml:space="preserve"> PAGEREF _Toc233482286 \h </w:instrText>
         </w:r>
         <w:r>
           <w:rPr>
@@ -3408,7 +3370,7 @@
             <w:noProof/>
             <w:webHidden/>
           </w:rPr>
-          <w:t>17</w:t>
+          <w:t>32</w:t>
         </w:r>
         <w:r>
           <w:rPr>
@@ -3423,19 +3385,17 @@
       <w:pPr>
         <w:pStyle w:val="TDC3"/>
         <w:tabs>
-          <w:tab w:val="left" w:pos="1200"/>
+          <w:tab w:val="left" w:pos="1100"/>
           <w:tab w:val="right" w:leader="dot" w:pos="9016"/>
         </w:tabs>
         <w:rPr>
           <w:rFonts w:asciiTheme="minorHAnsi" w:eastAsiaTheme="minorEastAsia" w:hAnsiTheme="minorHAnsi"/>
           <w:noProof/>
-          <w:kern w:val="2"/>
-          <w:szCs w:val="24"/>
-          <w:lang w:eastAsia="es-PE"/>
-          <w14:ligatures w14:val="standardContextual"/>
-        </w:rPr>
-      </w:pPr>
-      <w:hyperlink w:anchor="_Toc233459955" w:history="1">
+          <w:sz w:val="22"/>
+          <w:lang w:eastAsia="es-419"/>
+        </w:rPr>
+      </w:pPr>
+      <w:hyperlink w:anchor="_Toc233482287" w:history="1">
         <w:r>
           <w:rPr>
             <w:rStyle w:val="Hipervnculo"/>
@@ -3447,10 +3407,8 @@
           <w:rPr>
             <w:rFonts w:asciiTheme="minorHAnsi" w:eastAsiaTheme="minorEastAsia" w:hAnsiTheme="minorHAnsi"/>
             <w:noProof/>
-            <w:kern w:val="2"/>
-            <w:szCs w:val="24"/>
-            <w:lang w:eastAsia="es-PE"/>
-            <w14:ligatures w14:val="standardContextual"/>
+            <w:sz w:val="22"/>
+            <w:lang w:eastAsia="es-419"/>
           </w:rPr>
           <w:tab/>
         </w:r>
@@ -3480,7 +3438,7 @@
             <w:noProof/>
             <w:webHidden/>
           </w:rPr>
-          <w:instrText xml:space="preserve"> PAGEREF _Toc233459955 \h </w:instrText>
+          <w:instrText xml:space="preserve"> PAGEREF _Toc233482287 \h </w:instrText>
         </w:r>
         <w:r>
           <w:rPr>
@@ -3500,7 +3458,7 @@
             <w:noProof/>
             <w:webHidden/>
           </w:rPr>
-          <w:t>17</w:t>
+          <w:t>32</w:t>
         </w:r>
         <w:r>
           <w:rPr>
@@ -3515,19 +3473,17 @@
       <w:pPr>
         <w:pStyle w:val="TDC3"/>
         <w:tabs>
-          <w:tab w:val="left" w:pos="1200"/>
+          <w:tab w:val="left" w:pos="1100"/>
           <w:tab w:val="right" w:leader="dot" w:pos="9016"/>
         </w:tabs>
         <w:rPr>
           <w:rFonts w:asciiTheme="minorHAnsi" w:eastAsiaTheme="minorEastAsia" w:hAnsiTheme="minorHAnsi"/>
           <w:noProof/>
-          <w:kern w:val="2"/>
-          <w:szCs w:val="24"/>
-          <w:lang w:eastAsia="es-PE"/>
-          <w14:ligatures w14:val="standardContextual"/>
-        </w:rPr>
-      </w:pPr>
-      <w:hyperlink w:anchor="_Toc233459956" w:history="1">
+          <w:sz w:val="22"/>
+          <w:lang w:eastAsia="es-419"/>
+        </w:rPr>
+      </w:pPr>
+      <w:hyperlink w:anchor="_Toc233482288" w:history="1">
         <w:r>
           <w:rPr>
             <w:rStyle w:val="Hipervnculo"/>
@@ -3539,10 +3495,8 @@
           <w:rPr>
             <w:rFonts w:asciiTheme="minorHAnsi" w:eastAsiaTheme="minorEastAsia" w:hAnsiTheme="minorHAnsi"/>
             <w:noProof/>
-            <w:kern w:val="2"/>
-            <w:szCs w:val="24"/>
-            <w:lang w:eastAsia="es-PE"/>
-            <w14:ligatures w14:val="standardContextual"/>
+            <w:sz w:val="22"/>
+            <w:lang w:eastAsia="es-419"/>
           </w:rPr>
           <w:tab/>
         </w:r>
@@ -3572,7 +3526,7 @@
             <w:noProof/>
             <w:webHidden/>
           </w:rPr>
-          <w:instrText xml:space="preserve"> PAGEREF _Toc233459956 \h </w:instrText>
+          <w:instrText xml:space="preserve"> PAGEREF _Toc233482288 \h </w:instrText>
         </w:r>
         <w:r>
           <w:rPr>
@@ -3592,7 +3546,7 @@
             <w:noProof/>
             <w:webHidden/>
           </w:rPr>
-          <w:t>17</w:t>
+          <w:t>32</w:t>
         </w:r>
         <w:r>
           <w:rPr>
@@ -3612,13 +3566,11 @@
         <w:rPr>
           <w:rFonts w:asciiTheme="minorHAnsi" w:eastAsiaTheme="minorEastAsia" w:hAnsiTheme="minorHAnsi"/>
           <w:noProof/>
-          <w:kern w:val="2"/>
-          <w:szCs w:val="24"/>
-          <w:lang w:eastAsia="es-PE"/>
-          <w14:ligatures w14:val="standardContextual"/>
-        </w:rPr>
-      </w:pPr>
-      <w:hyperlink w:anchor="_Toc233459957" w:history="1">
+          <w:sz w:val="22"/>
+          <w:lang w:eastAsia="es-419"/>
+        </w:rPr>
+      </w:pPr>
+      <w:hyperlink w:anchor="_Toc233482289" w:history="1">
         <w:r>
           <w:rPr>
             <w:rStyle w:val="Hipervnculo"/>
@@ -3645,7 +3597,7 @@
             <w:noProof/>
             <w:webHidden/>
           </w:rPr>
-          <w:instrText xml:space="preserve"> PAGEREF _Toc233459957 \h </w:instrText>
+          <w:instrText xml:space="preserve"> PAGEREF _Toc233482289 \h </w:instrText>
         </w:r>
         <w:r>
           <w:rPr>
@@ -3665,7 +3617,7 @@
             <w:noProof/>
             <w:webHidden/>
           </w:rPr>
-          <w:t>18</w:t>
+          <w:t>33</w:t>
         </w:r>
         <w:r>
           <w:rPr>
@@ -3680,19 +3632,17 @@
       <w:pPr>
         <w:pStyle w:val="TDC2"/>
         <w:tabs>
-          <w:tab w:val="left" w:pos="720"/>
+          <w:tab w:val="left" w:pos="660"/>
           <w:tab w:val="right" w:leader="dot" w:pos="9016"/>
         </w:tabs>
         <w:rPr>
           <w:rFonts w:asciiTheme="minorHAnsi" w:eastAsiaTheme="minorEastAsia" w:hAnsiTheme="minorHAnsi"/>
           <w:noProof/>
-          <w:kern w:val="2"/>
-          <w:szCs w:val="24"/>
-          <w:lang w:eastAsia="es-PE"/>
-          <w14:ligatures w14:val="standardContextual"/>
-        </w:rPr>
-      </w:pPr>
-      <w:hyperlink w:anchor="_Toc233459958" w:history="1">
+          <w:sz w:val="22"/>
+          <w:lang w:eastAsia="es-419"/>
+        </w:rPr>
+      </w:pPr>
+      <w:hyperlink w:anchor="_Toc233482290" w:history="1">
         <w:r>
           <w:rPr>
             <w:rStyle w:val="Hipervnculo"/>
@@ -3704,10 +3654,8 @@
           <w:rPr>
             <w:rFonts w:asciiTheme="minorHAnsi" w:eastAsiaTheme="minorEastAsia" w:hAnsiTheme="minorHAnsi"/>
             <w:noProof/>
-            <w:kern w:val="2"/>
-            <w:szCs w:val="24"/>
-            <w:lang w:eastAsia="es-PE"/>
-            <w14:ligatures w14:val="standardContextual"/>
+            <w:sz w:val="22"/>
+            <w:lang w:eastAsia="es-419"/>
           </w:rPr>
           <w:tab/>
         </w:r>
@@ -3737,7 +3685,7 @@
             <w:noProof/>
             <w:webHidden/>
           </w:rPr>
-          <w:instrText xml:space="preserve"> PAGEREF _Toc233459958 \h </w:instrText>
+          <w:instrText xml:space="preserve"> PAGEREF _Toc233482290 \h </w:instrText>
         </w:r>
         <w:r>
           <w:rPr>
@@ -3757,7 +3705,7 @@
             <w:noProof/>
             <w:webHidden/>
           </w:rPr>
-          <w:t>18</w:t>
+          <w:t>33</w:t>
         </w:r>
         <w:r>
           <w:rPr>
@@ -3772,19 +3720,17 @@
       <w:pPr>
         <w:pStyle w:val="TDC3"/>
         <w:tabs>
-          <w:tab w:val="left" w:pos="1200"/>
+          <w:tab w:val="left" w:pos="1100"/>
           <w:tab w:val="right" w:leader="dot" w:pos="9016"/>
         </w:tabs>
         <w:rPr>
           <w:rFonts w:asciiTheme="minorHAnsi" w:eastAsiaTheme="minorEastAsia" w:hAnsiTheme="minorHAnsi"/>
           <w:noProof/>
-          <w:kern w:val="2"/>
-          <w:szCs w:val="24"/>
-          <w:lang w:eastAsia="es-PE"/>
-          <w14:ligatures w14:val="standardContextual"/>
-        </w:rPr>
-      </w:pPr>
-      <w:hyperlink w:anchor="_Toc233459959" w:history="1">
+          <w:sz w:val="22"/>
+          <w:lang w:eastAsia="es-419"/>
+        </w:rPr>
+      </w:pPr>
+      <w:hyperlink w:anchor="_Toc233482291" w:history="1">
         <w:r>
           <w:rPr>
             <w:rStyle w:val="Hipervnculo"/>
@@ -3796,10 +3742,8 @@
           <w:rPr>
             <w:rFonts w:asciiTheme="minorHAnsi" w:eastAsiaTheme="minorEastAsia" w:hAnsiTheme="minorHAnsi"/>
             <w:noProof/>
-            <w:kern w:val="2"/>
-            <w:szCs w:val="24"/>
-            <w:lang w:eastAsia="es-PE"/>
-            <w14:ligatures w14:val="standardContextual"/>
+            <w:sz w:val="22"/>
+            <w:lang w:eastAsia="es-419"/>
           </w:rPr>
           <w:tab/>
         </w:r>
@@ -3829,7 +3773,7 @@
             <w:noProof/>
             <w:webHidden/>
           </w:rPr>
-          <w:instrText xml:space="preserve"> PAGEREF _Toc233459959 \h </w:instrText>
+          <w:instrText xml:space="preserve"> PAGEREF _Toc233482291 \h </w:instrText>
         </w:r>
         <w:r>
           <w:rPr>
@@ -3849,7 +3793,7 @@
             <w:noProof/>
             <w:webHidden/>
           </w:rPr>
-          <w:t>18</w:t>
+          <w:t>33</w:t>
         </w:r>
         <w:r>
           <w:rPr>
@@ -3864,19 +3808,17 @@
       <w:pPr>
         <w:pStyle w:val="TDC3"/>
         <w:tabs>
-          <w:tab w:val="left" w:pos="1200"/>
+          <w:tab w:val="left" w:pos="1100"/>
           <w:tab w:val="right" w:leader="dot" w:pos="9016"/>
         </w:tabs>
         <w:rPr>
           <w:rFonts w:asciiTheme="minorHAnsi" w:eastAsiaTheme="minorEastAsia" w:hAnsiTheme="minorHAnsi"/>
           <w:noProof/>
-          <w:kern w:val="2"/>
-          <w:szCs w:val="24"/>
-          <w:lang w:eastAsia="es-PE"/>
-          <w14:ligatures w14:val="standardContextual"/>
-        </w:rPr>
-      </w:pPr>
-      <w:hyperlink w:anchor="_Toc233459960" w:history="1">
+          <w:sz w:val="22"/>
+          <w:lang w:eastAsia="es-419"/>
+        </w:rPr>
+      </w:pPr>
+      <w:hyperlink w:anchor="_Toc233482292" w:history="1">
         <w:r>
           <w:rPr>
             <w:rStyle w:val="Hipervnculo"/>
@@ -3888,10 +3830,8 @@
           <w:rPr>
             <w:rFonts w:asciiTheme="minorHAnsi" w:eastAsiaTheme="minorEastAsia" w:hAnsiTheme="minorHAnsi"/>
             <w:noProof/>
-            <w:kern w:val="2"/>
-            <w:szCs w:val="24"/>
-            <w:lang w:eastAsia="es-PE"/>
-            <w14:ligatures w14:val="standardContextual"/>
+            <w:sz w:val="22"/>
+            <w:lang w:eastAsia="es-419"/>
           </w:rPr>
           <w:tab/>
         </w:r>
@@ -3921,7 +3861,7 @@
             <w:noProof/>
             <w:webHidden/>
           </w:rPr>
-          <w:instrText xml:space="preserve"> PAGEREF _Toc233459960 \h </w:instrText>
+          <w:instrText xml:space="preserve"> PAGEREF _Toc233482292 \h </w:instrText>
         </w:r>
         <w:r>
           <w:rPr>
@@ -3941,7 +3881,7 @@
             <w:noProof/>
             <w:webHidden/>
           </w:rPr>
-          <w:t>18</w:t>
+          <w:t>33</w:t>
         </w:r>
         <w:r>
           <w:rPr>
@@ -3956,19 +3896,17 @@
       <w:pPr>
         <w:pStyle w:val="TDC3"/>
         <w:tabs>
-          <w:tab w:val="left" w:pos="1200"/>
+          <w:tab w:val="left" w:pos="1100"/>
           <w:tab w:val="right" w:leader="dot" w:pos="9016"/>
         </w:tabs>
         <w:rPr>
           <w:rFonts w:asciiTheme="minorHAnsi" w:eastAsiaTheme="minorEastAsia" w:hAnsiTheme="minorHAnsi"/>
           <w:noProof/>
-          <w:kern w:val="2"/>
-          <w:szCs w:val="24"/>
-          <w:lang w:eastAsia="es-PE"/>
-          <w14:ligatures w14:val="standardContextual"/>
-        </w:rPr>
-      </w:pPr>
-      <w:hyperlink w:anchor="_Toc233459961" w:history="1">
+          <w:sz w:val="22"/>
+          <w:lang w:eastAsia="es-419"/>
+        </w:rPr>
+      </w:pPr>
+      <w:hyperlink w:anchor="_Toc233482293" w:history="1">
         <w:r>
           <w:rPr>
             <w:rStyle w:val="Hipervnculo"/>
@@ -3980,10 +3918,8 @@
           <w:rPr>
             <w:rFonts w:asciiTheme="minorHAnsi" w:eastAsiaTheme="minorEastAsia" w:hAnsiTheme="minorHAnsi"/>
             <w:noProof/>
-            <w:kern w:val="2"/>
-            <w:szCs w:val="24"/>
-            <w:lang w:eastAsia="es-PE"/>
-            <w14:ligatures w14:val="standardContextual"/>
+            <w:sz w:val="22"/>
+            <w:lang w:eastAsia="es-419"/>
           </w:rPr>
           <w:tab/>
         </w:r>
@@ -4013,7 +3949,7 @@
             <w:noProof/>
             <w:webHidden/>
           </w:rPr>
-          <w:instrText xml:space="preserve"> PAGEREF _Toc233459961 \h </w:instrText>
+          <w:instrText xml:space="preserve"> PAGEREF _Toc233482293 \h </w:instrText>
         </w:r>
         <w:r>
           <w:rPr>
@@ -4033,7 +3969,7 @@
             <w:noProof/>
             <w:webHidden/>
           </w:rPr>
-          <w:t>18</w:t>
+          <w:t>33</w:t>
         </w:r>
         <w:r>
           <w:rPr>
@@ -4048,19 +3984,17 @@
       <w:pPr>
         <w:pStyle w:val="TDC3"/>
         <w:tabs>
-          <w:tab w:val="left" w:pos="1200"/>
+          <w:tab w:val="left" w:pos="1100"/>
           <w:tab w:val="right" w:leader="dot" w:pos="9016"/>
         </w:tabs>
         <w:rPr>
           <w:rFonts w:asciiTheme="minorHAnsi" w:eastAsiaTheme="minorEastAsia" w:hAnsiTheme="minorHAnsi"/>
           <w:noProof/>
-          <w:kern w:val="2"/>
-          <w:szCs w:val="24"/>
-          <w:lang w:eastAsia="es-PE"/>
-          <w14:ligatures w14:val="standardContextual"/>
-        </w:rPr>
-      </w:pPr>
-      <w:hyperlink w:anchor="_Toc233459962" w:history="1">
+          <w:sz w:val="22"/>
+          <w:lang w:eastAsia="es-419"/>
+        </w:rPr>
+      </w:pPr>
+      <w:hyperlink w:anchor="_Toc233482294" w:history="1">
         <w:r>
           <w:rPr>
             <w:rStyle w:val="Hipervnculo"/>
@@ -4072,10 +4006,8 @@
           <w:rPr>
             <w:rFonts w:asciiTheme="minorHAnsi" w:eastAsiaTheme="minorEastAsia" w:hAnsiTheme="minorHAnsi"/>
             <w:noProof/>
-            <w:kern w:val="2"/>
-            <w:szCs w:val="24"/>
-            <w:lang w:eastAsia="es-PE"/>
-            <w14:ligatures w14:val="standardContextual"/>
+            <w:sz w:val="22"/>
+            <w:lang w:eastAsia="es-419"/>
           </w:rPr>
           <w:tab/>
         </w:r>
@@ -4105,7 +4037,7 @@
             <w:noProof/>
             <w:webHidden/>
           </w:rPr>
-          <w:instrText xml:space="preserve"> PAGEREF _Toc233459962 \h </w:instrText>
+          <w:instrText xml:space="preserve"> PAGEREF _Toc233482294 \h </w:instrText>
         </w:r>
         <w:r>
           <w:rPr>
@@ -4125,7 +4057,7 @@
             <w:noProof/>
             <w:webHidden/>
           </w:rPr>
-          <w:t>18</w:t>
+          <w:t>33</w:t>
         </w:r>
         <w:r>
           <w:rPr>
@@ -4212,10 +4144,8 @@
         <w:rPr>
           <w:rFonts w:asciiTheme="minorHAnsi" w:eastAsiaTheme="minorEastAsia" w:hAnsiTheme="minorHAnsi"/>
           <w:noProof/>
-          <w:kern w:val="2"/>
-          <w:szCs w:val="24"/>
-          <w:lang w:eastAsia="es-PE"/>
-          <w14:ligatures w14:val="standardContextual"/>
+          <w:sz w:val="22"/>
+          <w:lang w:eastAsia="es-419"/>
         </w:rPr>
       </w:pPr>
       <w:r>
@@ -4245,7 +4175,7 @@
         </w:rPr>
         <w:fldChar w:fldCharType="separate"/>
       </w:r>
-      <w:hyperlink w:anchor="_Toc233459923" w:history="1">
+      <w:hyperlink w:anchor="_Toc233482314" w:history="1">
         <w:r>
           <w:rPr>
             <w:rStyle w:val="Hipervnculo"/>
@@ -4283,7 +4213,7 @@
             <w:noProof/>
             <w:webHidden/>
           </w:rPr>
-          <w:instrText xml:space="preserve"> PAGEREF _Toc233459923 \h </w:instrText>
+          <w:instrText xml:space="preserve"> PAGEREF _Toc233482314 \h </w:instrText>
         </w:r>
         <w:r>
           <w:rPr>
@@ -4323,13 +4253,11 @@
         <w:rPr>
           <w:rFonts w:asciiTheme="minorHAnsi" w:eastAsiaTheme="minorEastAsia" w:hAnsiTheme="minorHAnsi"/>
           <w:noProof/>
-          <w:kern w:val="2"/>
-          <w:szCs w:val="24"/>
-          <w:lang w:eastAsia="es-PE"/>
-          <w14:ligatures w14:val="standardContextual"/>
-        </w:rPr>
-      </w:pPr>
-      <w:hyperlink w:anchor="_Toc233459924" w:history="1">
+          <w:sz w:val="22"/>
+          <w:lang w:eastAsia="es-419"/>
+        </w:rPr>
+      </w:pPr>
+      <w:hyperlink w:anchor="_Toc233482315" w:history="1">
         <w:r>
           <w:rPr>
             <w:rStyle w:val="Hipervnculo"/>
@@ -4337,6 +4265,7 @@
             <w:b/>
             <w:bCs/>
             <w:noProof/>
+            <w:lang w:val="pt-BR"/>
           </w:rPr>
           <w:t>Figura 2</w:t>
         </w:r>
@@ -4345,6 +4274,7 @@
             <w:rStyle w:val="Hipervnculo"/>
             <w:rFonts w:cs="Times New Roman"/>
             <w:noProof/>
+            <w:lang w:val="pt-BR"/>
           </w:rPr>
           <w:t xml:space="preserve"> Diagrama de Arquitectura (Cliente - Servidor)</w:t>
         </w:r>
@@ -4367,7 +4297,7 @@
             <w:noProof/>
             <w:webHidden/>
           </w:rPr>
-          <w:instrText xml:space="preserve"> PAGEREF _Toc233459924 \h </w:instrText>
+          <w:instrText xml:space="preserve"> PAGEREF _Toc233482315 \h </w:instrText>
         </w:r>
         <w:r>
           <w:rPr>
@@ -4407,13 +4337,11 @@
         <w:rPr>
           <w:rFonts w:asciiTheme="minorHAnsi" w:eastAsiaTheme="minorEastAsia" w:hAnsiTheme="minorHAnsi"/>
           <w:noProof/>
-          <w:kern w:val="2"/>
-          <w:szCs w:val="24"/>
-          <w:lang w:eastAsia="es-PE"/>
-          <w14:ligatures w14:val="standardContextual"/>
-        </w:rPr>
-      </w:pPr>
-      <w:hyperlink w:anchor="_Toc233459925" w:history="1">
+          <w:sz w:val="22"/>
+          <w:lang w:eastAsia="es-419"/>
+        </w:rPr>
+      </w:pPr>
+      <w:hyperlink w:anchor="_Toc233482316" w:history="1">
         <w:r>
           <w:rPr>
             <w:rStyle w:val="Hipervnculo"/>
@@ -4451,7 +4379,7 @@
             <w:noProof/>
             <w:webHidden/>
           </w:rPr>
-          <w:instrText xml:space="preserve"> PAGEREF _Toc233459925 \h </w:instrText>
+          <w:instrText xml:space="preserve"> PAGEREF _Toc233482316 \h </w:instrText>
         </w:r>
         <w:r>
           <w:rPr>
@@ -4472,6 +4400,1240 @@
             <w:webHidden/>
           </w:rPr>
           <w:t>16</w:t>
+        </w:r>
+        <w:r>
+          <w:rPr>
+            <w:noProof/>
+            <w:webHidden/>
+          </w:rPr>
+          <w:fldChar w:fldCharType="end"/>
+        </w:r>
+      </w:hyperlink>
+    </w:p>
+    <w:p>
+      <w:pPr>
+        <w:pStyle w:val="Tabladeilustraciones"/>
+        <w:tabs>
+          <w:tab w:val="right" w:leader="dot" w:pos="9016"/>
+        </w:tabs>
+        <w:rPr>
+          <w:rFonts w:asciiTheme="minorHAnsi" w:eastAsiaTheme="minorEastAsia" w:hAnsiTheme="minorHAnsi"/>
+          <w:noProof/>
+          <w:sz w:val="22"/>
+          <w:lang w:eastAsia="es-419"/>
+        </w:rPr>
+      </w:pPr>
+      <w:hyperlink w:anchor="_Toc233482317" w:history="1">
+        <w:r>
+          <w:rPr>
+            <w:rStyle w:val="Hipervnculo"/>
+            <w:rFonts w:cs="Times New Roman"/>
+            <w:b/>
+            <w:bCs/>
+            <w:noProof/>
+          </w:rPr>
+          <w:t>Figura 4</w:t>
+        </w:r>
+        <w:r>
+          <w:rPr>
+            <w:rStyle w:val="Hipervnculo"/>
+            <w:rFonts w:cs="Times New Roman"/>
+            <w:noProof/>
+          </w:rPr>
+          <w:t xml:space="preserve"> Wireframe de la página de Inicio</w:t>
+        </w:r>
+        <w:r>
+          <w:rPr>
+            <w:noProof/>
+            <w:webHidden/>
+          </w:rPr>
+          <w:tab/>
+        </w:r>
+        <w:r>
+          <w:rPr>
+            <w:noProof/>
+            <w:webHidden/>
+          </w:rPr>
+          <w:fldChar w:fldCharType="begin"/>
+        </w:r>
+        <w:r>
+          <w:rPr>
+            <w:noProof/>
+            <w:webHidden/>
+          </w:rPr>
+          <w:instrText xml:space="preserve"> PAGEREF _Toc233482317 \h </w:instrText>
+        </w:r>
+        <w:r>
+          <w:rPr>
+            <w:noProof/>
+            <w:webHidden/>
+          </w:rPr>
+        </w:r>
+        <w:r>
+          <w:rPr>
+            <w:noProof/>
+            <w:webHidden/>
+          </w:rPr>
+          <w:fldChar w:fldCharType="separate"/>
+        </w:r>
+        <w:r>
+          <w:rPr>
+            <w:noProof/>
+            <w:webHidden/>
+          </w:rPr>
+          <w:t>17</w:t>
+        </w:r>
+        <w:r>
+          <w:rPr>
+            <w:noProof/>
+            <w:webHidden/>
+          </w:rPr>
+          <w:fldChar w:fldCharType="end"/>
+        </w:r>
+      </w:hyperlink>
+    </w:p>
+    <w:p>
+      <w:pPr>
+        <w:pStyle w:val="Tabladeilustraciones"/>
+        <w:tabs>
+          <w:tab w:val="right" w:leader="dot" w:pos="9016"/>
+        </w:tabs>
+        <w:rPr>
+          <w:rFonts w:asciiTheme="minorHAnsi" w:eastAsiaTheme="minorEastAsia" w:hAnsiTheme="minorHAnsi"/>
+          <w:noProof/>
+          <w:sz w:val="22"/>
+          <w:lang w:eastAsia="es-419"/>
+        </w:rPr>
+      </w:pPr>
+      <w:hyperlink w:anchor="_Toc233482318" w:history="1">
+        <w:r>
+          <w:rPr>
+            <w:rStyle w:val="Hipervnculo"/>
+            <w:rFonts w:cs="Times New Roman"/>
+            <w:b/>
+            <w:bCs/>
+            <w:noProof/>
+          </w:rPr>
+          <w:t>Figura 5</w:t>
+        </w:r>
+        <w:r>
+          <w:rPr>
+            <w:rStyle w:val="Hipervnculo"/>
+            <w:rFonts w:cs="Times New Roman"/>
+            <w:noProof/>
+          </w:rPr>
+          <w:t xml:space="preserve"> Wireframe de la página de la Tienda</w:t>
+        </w:r>
+        <w:r>
+          <w:rPr>
+            <w:noProof/>
+            <w:webHidden/>
+          </w:rPr>
+          <w:tab/>
+        </w:r>
+        <w:r>
+          <w:rPr>
+            <w:noProof/>
+            <w:webHidden/>
+          </w:rPr>
+          <w:fldChar w:fldCharType="begin"/>
+        </w:r>
+        <w:r>
+          <w:rPr>
+            <w:noProof/>
+            <w:webHidden/>
+          </w:rPr>
+          <w:instrText xml:space="preserve"> PAGEREF _Toc233482318 \h </w:instrText>
+        </w:r>
+        <w:r>
+          <w:rPr>
+            <w:noProof/>
+            <w:webHidden/>
+          </w:rPr>
+        </w:r>
+        <w:r>
+          <w:rPr>
+            <w:noProof/>
+            <w:webHidden/>
+          </w:rPr>
+          <w:fldChar w:fldCharType="separate"/>
+        </w:r>
+        <w:r>
+          <w:rPr>
+            <w:noProof/>
+            <w:webHidden/>
+          </w:rPr>
+          <w:t>18</w:t>
+        </w:r>
+        <w:r>
+          <w:rPr>
+            <w:noProof/>
+            <w:webHidden/>
+          </w:rPr>
+          <w:fldChar w:fldCharType="end"/>
+        </w:r>
+      </w:hyperlink>
+    </w:p>
+    <w:p>
+      <w:pPr>
+        <w:pStyle w:val="Tabladeilustraciones"/>
+        <w:tabs>
+          <w:tab w:val="right" w:leader="dot" w:pos="9016"/>
+        </w:tabs>
+        <w:rPr>
+          <w:rFonts w:asciiTheme="minorHAnsi" w:eastAsiaTheme="minorEastAsia" w:hAnsiTheme="minorHAnsi"/>
+          <w:noProof/>
+          <w:sz w:val="22"/>
+          <w:lang w:eastAsia="es-419"/>
+        </w:rPr>
+      </w:pPr>
+      <w:hyperlink w:anchor="_Toc233482319" w:history="1">
+        <w:r>
+          <w:rPr>
+            <w:rStyle w:val="Hipervnculo"/>
+            <w:rFonts w:cs="Times New Roman"/>
+            <w:b/>
+            <w:bCs/>
+            <w:noProof/>
+          </w:rPr>
+          <w:t>Figura 6</w:t>
+        </w:r>
+        <w:r>
+          <w:rPr>
+            <w:rStyle w:val="Hipervnculo"/>
+            <w:rFonts w:cs="Times New Roman"/>
+            <w:noProof/>
+          </w:rPr>
+          <w:t xml:space="preserve"> Wireframe de Información de Producto</w:t>
+        </w:r>
+        <w:r>
+          <w:rPr>
+            <w:noProof/>
+            <w:webHidden/>
+          </w:rPr>
+          <w:tab/>
+        </w:r>
+        <w:r>
+          <w:rPr>
+            <w:noProof/>
+            <w:webHidden/>
+          </w:rPr>
+          <w:fldChar w:fldCharType="begin"/>
+        </w:r>
+        <w:r>
+          <w:rPr>
+            <w:noProof/>
+            <w:webHidden/>
+          </w:rPr>
+          <w:instrText xml:space="preserve"> PAGEREF _Toc233482319 \h </w:instrText>
+        </w:r>
+        <w:r>
+          <w:rPr>
+            <w:noProof/>
+            <w:webHidden/>
+          </w:rPr>
+        </w:r>
+        <w:r>
+          <w:rPr>
+            <w:noProof/>
+            <w:webHidden/>
+          </w:rPr>
+          <w:fldChar w:fldCharType="separate"/>
+        </w:r>
+        <w:r>
+          <w:rPr>
+            <w:noProof/>
+            <w:webHidden/>
+          </w:rPr>
+          <w:t>19</w:t>
+        </w:r>
+        <w:r>
+          <w:rPr>
+            <w:noProof/>
+            <w:webHidden/>
+          </w:rPr>
+          <w:fldChar w:fldCharType="end"/>
+        </w:r>
+      </w:hyperlink>
+    </w:p>
+    <w:p>
+      <w:pPr>
+        <w:pStyle w:val="Tabladeilustraciones"/>
+        <w:tabs>
+          <w:tab w:val="right" w:leader="dot" w:pos="9016"/>
+        </w:tabs>
+        <w:rPr>
+          <w:rFonts w:asciiTheme="minorHAnsi" w:eastAsiaTheme="minorEastAsia" w:hAnsiTheme="minorHAnsi"/>
+          <w:noProof/>
+          <w:sz w:val="22"/>
+          <w:lang w:eastAsia="es-419"/>
+        </w:rPr>
+      </w:pPr>
+      <w:hyperlink w:anchor="_Toc233482320" w:history="1">
+        <w:r>
+          <w:rPr>
+            <w:rStyle w:val="Hipervnculo"/>
+            <w:rFonts w:cs="Times New Roman"/>
+            <w:b/>
+            <w:bCs/>
+            <w:noProof/>
+          </w:rPr>
+          <w:t>Figura 7</w:t>
+        </w:r>
+        <w:r>
+          <w:rPr>
+            <w:rStyle w:val="Hipervnculo"/>
+            <w:rFonts w:cs="Times New Roman"/>
+            <w:noProof/>
+          </w:rPr>
+          <w:t xml:space="preserve"> Wireframe de la página Nosotros</w:t>
+        </w:r>
+        <w:r>
+          <w:rPr>
+            <w:noProof/>
+            <w:webHidden/>
+          </w:rPr>
+          <w:tab/>
+        </w:r>
+        <w:r>
+          <w:rPr>
+            <w:noProof/>
+            <w:webHidden/>
+          </w:rPr>
+          <w:fldChar w:fldCharType="begin"/>
+        </w:r>
+        <w:r>
+          <w:rPr>
+            <w:noProof/>
+            <w:webHidden/>
+          </w:rPr>
+          <w:instrText xml:space="preserve"> PAGEREF _Toc233482320 \h </w:instrText>
+        </w:r>
+        <w:r>
+          <w:rPr>
+            <w:noProof/>
+            <w:webHidden/>
+          </w:rPr>
+        </w:r>
+        <w:r>
+          <w:rPr>
+            <w:noProof/>
+            <w:webHidden/>
+          </w:rPr>
+          <w:fldChar w:fldCharType="separate"/>
+        </w:r>
+        <w:r>
+          <w:rPr>
+            <w:noProof/>
+            <w:webHidden/>
+          </w:rPr>
+          <w:t>20</w:t>
+        </w:r>
+        <w:r>
+          <w:rPr>
+            <w:noProof/>
+            <w:webHidden/>
+          </w:rPr>
+          <w:fldChar w:fldCharType="end"/>
+        </w:r>
+      </w:hyperlink>
+    </w:p>
+    <w:p>
+      <w:pPr>
+        <w:pStyle w:val="Tabladeilustraciones"/>
+        <w:tabs>
+          <w:tab w:val="right" w:leader="dot" w:pos="9016"/>
+        </w:tabs>
+        <w:rPr>
+          <w:rFonts w:asciiTheme="minorHAnsi" w:eastAsiaTheme="minorEastAsia" w:hAnsiTheme="minorHAnsi"/>
+          <w:noProof/>
+          <w:sz w:val="22"/>
+          <w:lang w:eastAsia="es-419"/>
+        </w:rPr>
+      </w:pPr>
+      <w:hyperlink w:anchor="_Toc233482321" w:history="1">
+        <w:r>
+          <w:rPr>
+            <w:rStyle w:val="Hipervnculo"/>
+            <w:rFonts w:cs="Times New Roman"/>
+            <w:b/>
+            <w:bCs/>
+            <w:noProof/>
+          </w:rPr>
+          <w:t>Figura 8</w:t>
+        </w:r>
+        <w:r>
+          <w:rPr>
+            <w:rStyle w:val="Hipervnculo"/>
+            <w:rFonts w:cs="Times New Roman"/>
+            <w:noProof/>
+          </w:rPr>
+          <w:t xml:space="preserve"> Wireframe de la página de Contacto</w:t>
+        </w:r>
+        <w:r>
+          <w:rPr>
+            <w:noProof/>
+            <w:webHidden/>
+          </w:rPr>
+          <w:tab/>
+        </w:r>
+        <w:r>
+          <w:rPr>
+            <w:noProof/>
+            <w:webHidden/>
+          </w:rPr>
+          <w:fldChar w:fldCharType="begin"/>
+        </w:r>
+        <w:r>
+          <w:rPr>
+            <w:noProof/>
+            <w:webHidden/>
+          </w:rPr>
+          <w:instrText xml:space="preserve"> PAGEREF _Toc233482321 \h </w:instrText>
+        </w:r>
+        <w:r>
+          <w:rPr>
+            <w:noProof/>
+            <w:webHidden/>
+          </w:rPr>
+        </w:r>
+        <w:r>
+          <w:rPr>
+            <w:noProof/>
+            <w:webHidden/>
+          </w:rPr>
+          <w:fldChar w:fldCharType="separate"/>
+        </w:r>
+        <w:r>
+          <w:rPr>
+            <w:noProof/>
+            <w:webHidden/>
+          </w:rPr>
+          <w:t>21</w:t>
+        </w:r>
+        <w:r>
+          <w:rPr>
+            <w:noProof/>
+            <w:webHidden/>
+          </w:rPr>
+          <w:fldChar w:fldCharType="end"/>
+        </w:r>
+      </w:hyperlink>
+    </w:p>
+    <w:p>
+      <w:pPr>
+        <w:pStyle w:val="Tabladeilustraciones"/>
+        <w:tabs>
+          <w:tab w:val="right" w:leader="dot" w:pos="9016"/>
+        </w:tabs>
+        <w:rPr>
+          <w:rFonts w:asciiTheme="minorHAnsi" w:eastAsiaTheme="minorEastAsia" w:hAnsiTheme="minorHAnsi"/>
+          <w:noProof/>
+          <w:sz w:val="22"/>
+          <w:lang w:eastAsia="es-419"/>
+        </w:rPr>
+      </w:pPr>
+      <w:hyperlink w:anchor="_Toc233482322" w:history="1">
+        <w:r>
+          <w:rPr>
+            <w:rStyle w:val="Hipervnculo"/>
+            <w:rFonts w:cs="Times New Roman"/>
+            <w:b/>
+            <w:bCs/>
+            <w:noProof/>
+            <w:lang w:val="pt-BR"/>
+          </w:rPr>
+          <w:t>Figura 9</w:t>
+        </w:r>
+        <w:r>
+          <w:rPr>
+            <w:rStyle w:val="Hipervnculo"/>
+            <w:rFonts w:cs="Times New Roman"/>
+            <w:noProof/>
+            <w:lang w:val="pt-BR"/>
+          </w:rPr>
+          <w:t xml:space="preserve"> Wireframe de Registro (Paso 1: Correo)</w:t>
+        </w:r>
+        <w:r>
+          <w:rPr>
+            <w:noProof/>
+            <w:webHidden/>
+          </w:rPr>
+          <w:tab/>
+        </w:r>
+        <w:r>
+          <w:rPr>
+            <w:noProof/>
+            <w:webHidden/>
+          </w:rPr>
+          <w:fldChar w:fldCharType="begin"/>
+        </w:r>
+        <w:r>
+          <w:rPr>
+            <w:noProof/>
+            <w:webHidden/>
+          </w:rPr>
+          <w:instrText xml:space="preserve"> PAGEREF _Toc233482322 \h </w:instrText>
+        </w:r>
+        <w:r>
+          <w:rPr>
+            <w:noProof/>
+            <w:webHidden/>
+          </w:rPr>
+        </w:r>
+        <w:r>
+          <w:rPr>
+            <w:noProof/>
+            <w:webHidden/>
+          </w:rPr>
+          <w:fldChar w:fldCharType="separate"/>
+        </w:r>
+        <w:r>
+          <w:rPr>
+            <w:noProof/>
+            <w:webHidden/>
+          </w:rPr>
+          <w:t>22</w:t>
+        </w:r>
+        <w:r>
+          <w:rPr>
+            <w:noProof/>
+            <w:webHidden/>
+          </w:rPr>
+          <w:fldChar w:fldCharType="end"/>
+        </w:r>
+      </w:hyperlink>
+    </w:p>
+    <w:p>
+      <w:pPr>
+        <w:pStyle w:val="Tabladeilustraciones"/>
+        <w:tabs>
+          <w:tab w:val="right" w:leader="dot" w:pos="9016"/>
+        </w:tabs>
+        <w:rPr>
+          <w:rFonts w:asciiTheme="minorHAnsi" w:eastAsiaTheme="minorEastAsia" w:hAnsiTheme="minorHAnsi"/>
+          <w:noProof/>
+          <w:sz w:val="22"/>
+          <w:lang w:eastAsia="es-419"/>
+        </w:rPr>
+      </w:pPr>
+      <w:hyperlink w:anchor="_Toc233482323" w:history="1">
+        <w:r>
+          <w:rPr>
+            <w:rStyle w:val="Hipervnculo"/>
+            <w:rFonts w:cs="Times New Roman"/>
+            <w:b/>
+            <w:bCs/>
+            <w:noProof/>
+          </w:rPr>
+          <w:t>Figura 10</w:t>
+        </w:r>
+        <w:r>
+          <w:rPr>
+            <w:rStyle w:val="Hipervnculo"/>
+            <w:rFonts w:cs="Times New Roman"/>
+            <w:noProof/>
+          </w:rPr>
+          <w:t xml:space="preserve"> Wireframe de Registro (Paso 2: Verificación)</w:t>
+        </w:r>
+        <w:r>
+          <w:rPr>
+            <w:noProof/>
+            <w:webHidden/>
+          </w:rPr>
+          <w:tab/>
+        </w:r>
+        <w:r>
+          <w:rPr>
+            <w:noProof/>
+            <w:webHidden/>
+          </w:rPr>
+          <w:fldChar w:fldCharType="begin"/>
+        </w:r>
+        <w:r>
+          <w:rPr>
+            <w:noProof/>
+            <w:webHidden/>
+          </w:rPr>
+          <w:instrText xml:space="preserve"> PAGEREF _Toc233482323 \h </w:instrText>
+        </w:r>
+        <w:r>
+          <w:rPr>
+            <w:noProof/>
+            <w:webHidden/>
+          </w:rPr>
+        </w:r>
+        <w:r>
+          <w:rPr>
+            <w:noProof/>
+            <w:webHidden/>
+          </w:rPr>
+          <w:fldChar w:fldCharType="separate"/>
+        </w:r>
+        <w:r>
+          <w:rPr>
+            <w:noProof/>
+            <w:webHidden/>
+          </w:rPr>
+          <w:t>23</w:t>
+        </w:r>
+        <w:r>
+          <w:rPr>
+            <w:noProof/>
+            <w:webHidden/>
+          </w:rPr>
+          <w:fldChar w:fldCharType="end"/>
+        </w:r>
+      </w:hyperlink>
+    </w:p>
+    <w:p>
+      <w:pPr>
+        <w:pStyle w:val="Tabladeilustraciones"/>
+        <w:tabs>
+          <w:tab w:val="right" w:leader="dot" w:pos="9016"/>
+        </w:tabs>
+        <w:rPr>
+          <w:rFonts w:asciiTheme="minorHAnsi" w:eastAsiaTheme="minorEastAsia" w:hAnsiTheme="minorHAnsi"/>
+          <w:noProof/>
+          <w:sz w:val="22"/>
+          <w:lang w:eastAsia="es-419"/>
+        </w:rPr>
+      </w:pPr>
+      <w:hyperlink w:anchor="_Toc233482324" w:history="1">
+        <w:r>
+          <w:rPr>
+            <w:rStyle w:val="Hipervnculo"/>
+            <w:rFonts w:cs="Times New Roman"/>
+            <w:b/>
+            <w:bCs/>
+            <w:noProof/>
+          </w:rPr>
+          <w:t>Figura 11</w:t>
+        </w:r>
+        <w:r>
+          <w:rPr>
+            <w:rStyle w:val="Hipervnculo"/>
+            <w:rFonts w:cs="Times New Roman"/>
+            <w:noProof/>
+          </w:rPr>
+          <w:t xml:space="preserve"> Wireframe de Registro (Paso 3: Éxito)</w:t>
+        </w:r>
+        <w:r>
+          <w:rPr>
+            <w:noProof/>
+            <w:webHidden/>
+          </w:rPr>
+          <w:tab/>
+        </w:r>
+        <w:r>
+          <w:rPr>
+            <w:noProof/>
+            <w:webHidden/>
+          </w:rPr>
+          <w:fldChar w:fldCharType="begin"/>
+        </w:r>
+        <w:r>
+          <w:rPr>
+            <w:noProof/>
+            <w:webHidden/>
+          </w:rPr>
+          <w:instrText xml:space="preserve"> PAGEREF _Toc233482324 \h </w:instrText>
+        </w:r>
+        <w:r>
+          <w:rPr>
+            <w:noProof/>
+            <w:webHidden/>
+          </w:rPr>
+        </w:r>
+        <w:r>
+          <w:rPr>
+            <w:noProof/>
+            <w:webHidden/>
+          </w:rPr>
+          <w:fldChar w:fldCharType="separate"/>
+        </w:r>
+        <w:r>
+          <w:rPr>
+            <w:noProof/>
+            <w:webHidden/>
+          </w:rPr>
+          <w:t>24</w:t>
+        </w:r>
+        <w:r>
+          <w:rPr>
+            <w:noProof/>
+            <w:webHidden/>
+          </w:rPr>
+          <w:fldChar w:fldCharType="end"/>
+        </w:r>
+      </w:hyperlink>
+    </w:p>
+    <w:p>
+      <w:pPr>
+        <w:pStyle w:val="Tabladeilustraciones"/>
+        <w:tabs>
+          <w:tab w:val="right" w:leader="dot" w:pos="9016"/>
+        </w:tabs>
+        <w:rPr>
+          <w:rFonts w:asciiTheme="minorHAnsi" w:eastAsiaTheme="minorEastAsia" w:hAnsiTheme="minorHAnsi"/>
+          <w:noProof/>
+          <w:sz w:val="22"/>
+          <w:lang w:eastAsia="es-419"/>
+        </w:rPr>
+      </w:pPr>
+      <w:hyperlink w:anchor="_Toc233482325" w:history="1">
+        <w:r>
+          <w:rPr>
+            <w:rStyle w:val="Hipervnculo"/>
+            <w:rFonts w:cs="Times New Roman"/>
+            <w:b/>
+            <w:bCs/>
+            <w:noProof/>
+          </w:rPr>
+          <w:t>Figura 12</w:t>
+        </w:r>
+        <w:r>
+          <w:rPr>
+            <w:rStyle w:val="Hipervnculo"/>
+            <w:rFonts w:cs="Times New Roman"/>
+            <w:noProof/>
+          </w:rPr>
+          <w:t xml:space="preserve"> Wireframe de Términos de Servicio</w:t>
+        </w:r>
+        <w:r>
+          <w:rPr>
+            <w:noProof/>
+            <w:webHidden/>
+          </w:rPr>
+          <w:tab/>
+        </w:r>
+        <w:r>
+          <w:rPr>
+            <w:noProof/>
+            <w:webHidden/>
+          </w:rPr>
+          <w:fldChar w:fldCharType="begin"/>
+        </w:r>
+        <w:r>
+          <w:rPr>
+            <w:noProof/>
+            <w:webHidden/>
+          </w:rPr>
+          <w:instrText xml:space="preserve"> PAGEREF _Toc233482325 \h </w:instrText>
+        </w:r>
+        <w:r>
+          <w:rPr>
+            <w:noProof/>
+            <w:webHidden/>
+          </w:rPr>
+        </w:r>
+        <w:r>
+          <w:rPr>
+            <w:noProof/>
+            <w:webHidden/>
+          </w:rPr>
+          <w:fldChar w:fldCharType="separate"/>
+        </w:r>
+        <w:r>
+          <w:rPr>
+            <w:noProof/>
+            <w:webHidden/>
+          </w:rPr>
+          <w:t>25</w:t>
+        </w:r>
+        <w:r>
+          <w:rPr>
+            <w:noProof/>
+            <w:webHidden/>
+          </w:rPr>
+          <w:fldChar w:fldCharType="end"/>
+        </w:r>
+      </w:hyperlink>
+    </w:p>
+    <w:p>
+      <w:pPr>
+        <w:pStyle w:val="Tabladeilustraciones"/>
+        <w:tabs>
+          <w:tab w:val="right" w:leader="dot" w:pos="9016"/>
+        </w:tabs>
+        <w:rPr>
+          <w:rFonts w:asciiTheme="minorHAnsi" w:eastAsiaTheme="minorEastAsia" w:hAnsiTheme="minorHAnsi"/>
+          <w:noProof/>
+          <w:sz w:val="22"/>
+          <w:lang w:eastAsia="es-419"/>
+        </w:rPr>
+      </w:pPr>
+      <w:hyperlink w:anchor="_Toc233482326" w:history="1">
+        <w:r>
+          <w:rPr>
+            <w:rStyle w:val="Hipervnculo"/>
+            <w:rFonts w:cs="Times New Roman"/>
+            <w:b/>
+            <w:bCs/>
+            <w:noProof/>
+          </w:rPr>
+          <w:t>Figura 13</w:t>
+        </w:r>
+        <w:r>
+          <w:rPr>
+            <w:rStyle w:val="Hipervnculo"/>
+            <w:rFonts w:cs="Times New Roman"/>
+            <w:noProof/>
+          </w:rPr>
+          <w:t xml:space="preserve"> Wireframe de Políticas de Privacidad</w:t>
+        </w:r>
+        <w:r>
+          <w:rPr>
+            <w:noProof/>
+            <w:webHidden/>
+          </w:rPr>
+          <w:tab/>
+        </w:r>
+        <w:r>
+          <w:rPr>
+            <w:noProof/>
+            <w:webHidden/>
+          </w:rPr>
+          <w:fldChar w:fldCharType="begin"/>
+        </w:r>
+        <w:r>
+          <w:rPr>
+            <w:noProof/>
+            <w:webHidden/>
+          </w:rPr>
+          <w:instrText xml:space="preserve"> PAGEREF _Toc233482326 \h </w:instrText>
+        </w:r>
+        <w:r>
+          <w:rPr>
+            <w:noProof/>
+            <w:webHidden/>
+          </w:rPr>
+        </w:r>
+        <w:r>
+          <w:rPr>
+            <w:noProof/>
+            <w:webHidden/>
+          </w:rPr>
+          <w:fldChar w:fldCharType="separate"/>
+        </w:r>
+        <w:r>
+          <w:rPr>
+            <w:noProof/>
+            <w:webHidden/>
+          </w:rPr>
+          <w:t>26</w:t>
+        </w:r>
+        <w:r>
+          <w:rPr>
+            <w:noProof/>
+            <w:webHidden/>
+          </w:rPr>
+          <w:fldChar w:fldCharType="end"/>
+        </w:r>
+      </w:hyperlink>
+    </w:p>
+    <w:p>
+      <w:pPr>
+        <w:pStyle w:val="Tabladeilustraciones"/>
+        <w:tabs>
+          <w:tab w:val="right" w:leader="dot" w:pos="9016"/>
+        </w:tabs>
+        <w:rPr>
+          <w:rFonts w:asciiTheme="minorHAnsi" w:eastAsiaTheme="minorEastAsia" w:hAnsiTheme="minorHAnsi"/>
+          <w:noProof/>
+          <w:sz w:val="22"/>
+          <w:lang w:eastAsia="es-419"/>
+        </w:rPr>
+      </w:pPr>
+      <w:hyperlink w:anchor="_Toc233482327" w:history="1">
+        <w:r>
+          <w:rPr>
+            <w:rStyle w:val="Hipervnculo"/>
+            <w:rFonts w:cs="Times New Roman"/>
+            <w:b/>
+            <w:bCs/>
+            <w:noProof/>
+          </w:rPr>
+          <w:t>Figura 14</w:t>
+        </w:r>
+        <w:r>
+          <w:rPr>
+            <w:rStyle w:val="Hipervnculo"/>
+            <w:rFonts w:cs="Times New Roman"/>
+            <w:noProof/>
+          </w:rPr>
+          <w:t xml:space="preserve"> Wireframe del Carrito Vacío</w:t>
+        </w:r>
+        <w:r>
+          <w:rPr>
+            <w:noProof/>
+            <w:webHidden/>
+          </w:rPr>
+          <w:tab/>
+        </w:r>
+        <w:r>
+          <w:rPr>
+            <w:noProof/>
+            <w:webHidden/>
+          </w:rPr>
+          <w:fldChar w:fldCharType="begin"/>
+        </w:r>
+        <w:r>
+          <w:rPr>
+            <w:noProof/>
+            <w:webHidden/>
+          </w:rPr>
+          <w:instrText xml:space="preserve"> PAGEREF _Toc233482327 \h </w:instrText>
+        </w:r>
+        <w:r>
+          <w:rPr>
+            <w:noProof/>
+            <w:webHidden/>
+          </w:rPr>
+        </w:r>
+        <w:r>
+          <w:rPr>
+            <w:noProof/>
+            <w:webHidden/>
+          </w:rPr>
+          <w:fldChar w:fldCharType="separate"/>
+        </w:r>
+        <w:r>
+          <w:rPr>
+            <w:noProof/>
+            <w:webHidden/>
+          </w:rPr>
+          <w:t>27</w:t>
+        </w:r>
+        <w:r>
+          <w:rPr>
+            <w:noProof/>
+            <w:webHidden/>
+          </w:rPr>
+          <w:fldChar w:fldCharType="end"/>
+        </w:r>
+      </w:hyperlink>
+    </w:p>
+    <w:p>
+      <w:pPr>
+        <w:pStyle w:val="Tabladeilustraciones"/>
+        <w:tabs>
+          <w:tab w:val="right" w:leader="dot" w:pos="9016"/>
+        </w:tabs>
+        <w:rPr>
+          <w:rFonts w:asciiTheme="minorHAnsi" w:eastAsiaTheme="minorEastAsia" w:hAnsiTheme="minorHAnsi"/>
+          <w:noProof/>
+          <w:sz w:val="22"/>
+          <w:lang w:eastAsia="es-419"/>
+        </w:rPr>
+      </w:pPr>
+      <w:hyperlink w:anchor="_Toc233482328" w:history="1">
+        <w:r>
+          <w:rPr>
+            <w:rStyle w:val="Hipervnculo"/>
+            <w:rFonts w:cs="Times New Roman"/>
+            <w:b/>
+            <w:bCs/>
+            <w:noProof/>
+            <w:lang w:val="pt-BR"/>
+          </w:rPr>
+          <w:t>Figura 15</w:t>
+        </w:r>
+        <w:r>
+          <w:rPr>
+            <w:rStyle w:val="Hipervnculo"/>
+            <w:rFonts w:cs="Times New Roman"/>
+            <w:noProof/>
+            <w:lang w:val="pt-BR"/>
+          </w:rPr>
+          <w:t xml:space="preserve"> Wireframe de Carrito com Artículos</w:t>
+        </w:r>
+        <w:r>
+          <w:rPr>
+            <w:noProof/>
+            <w:webHidden/>
+          </w:rPr>
+          <w:tab/>
+        </w:r>
+        <w:r>
+          <w:rPr>
+            <w:noProof/>
+            <w:webHidden/>
+          </w:rPr>
+          <w:fldChar w:fldCharType="begin"/>
+        </w:r>
+        <w:r>
+          <w:rPr>
+            <w:noProof/>
+            <w:webHidden/>
+          </w:rPr>
+          <w:instrText xml:space="preserve"> PAGEREF _Toc233482328 \h </w:instrText>
+        </w:r>
+        <w:r>
+          <w:rPr>
+            <w:noProof/>
+            <w:webHidden/>
+          </w:rPr>
+        </w:r>
+        <w:r>
+          <w:rPr>
+            <w:noProof/>
+            <w:webHidden/>
+          </w:rPr>
+          <w:fldChar w:fldCharType="separate"/>
+        </w:r>
+        <w:r>
+          <w:rPr>
+            <w:noProof/>
+            <w:webHidden/>
+          </w:rPr>
+          <w:t>28</w:t>
+        </w:r>
+        <w:r>
+          <w:rPr>
+            <w:noProof/>
+            <w:webHidden/>
+          </w:rPr>
+          <w:fldChar w:fldCharType="end"/>
+        </w:r>
+      </w:hyperlink>
+    </w:p>
+    <w:p>
+      <w:pPr>
+        <w:pStyle w:val="Tabladeilustraciones"/>
+        <w:tabs>
+          <w:tab w:val="right" w:leader="dot" w:pos="9016"/>
+        </w:tabs>
+        <w:rPr>
+          <w:rFonts w:asciiTheme="minorHAnsi" w:eastAsiaTheme="minorEastAsia" w:hAnsiTheme="minorHAnsi"/>
+          <w:noProof/>
+          <w:sz w:val="22"/>
+          <w:lang w:eastAsia="es-419"/>
+        </w:rPr>
+      </w:pPr>
+      <w:hyperlink w:anchor="_Toc233482329" w:history="1">
+        <w:r>
+          <w:rPr>
+            <w:rStyle w:val="Hipervnculo"/>
+            <w:rFonts w:cs="Times New Roman"/>
+            <w:b/>
+            <w:bCs/>
+            <w:noProof/>
+          </w:rPr>
+          <w:t>Figura 16</w:t>
+        </w:r>
+        <w:r>
+          <w:rPr>
+            <w:rStyle w:val="Hipervnculo"/>
+            <w:rFonts w:cs="Times New Roman"/>
+            <w:noProof/>
+          </w:rPr>
+          <w:t xml:space="preserve"> Wireframe de Pago</w:t>
+        </w:r>
+        <w:r>
+          <w:rPr>
+            <w:noProof/>
+            <w:webHidden/>
+          </w:rPr>
+          <w:tab/>
+        </w:r>
+        <w:r>
+          <w:rPr>
+            <w:noProof/>
+            <w:webHidden/>
+          </w:rPr>
+          <w:fldChar w:fldCharType="begin"/>
+        </w:r>
+        <w:r>
+          <w:rPr>
+            <w:noProof/>
+            <w:webHidden/>
+          </w:rPr>
+          <w:instrText xml:space="preserve"> PAGEREF _Toc233482329 \h </w:instrText>
+        </w:r>
+        <w:r>
+          <w:rPr>
+            <w:noProof/>
+            <w:webHidden/>
+          </w:rPr>
+        </w:r>
+        <w:r>
+          <w:rPr>
+            <w:noProof/>
+            <w:webHidden/>
+          </w:rPr>
+          <w:fldChar w:fldCharType="separate"/>
+        </w:r>
+        <w:r>
+          <w:rPr>
+            <w:noProof/>
+            <w:webHidden/>
+          </w:rPr>
+          <w:t>29</w:t>
+        </w:r>
+        <w:r>
+          <w:rPr>
+            <w:noProof/>
+            <w:webHidden/>
+          </w:rPr>
+          <w:fldChar w:fldCharType="end"/>
+        </w:r>
+      </w:hyperlink>
+    </w:p>
+    <w:p>
+      <w:pPr>
+        <w:pStyle w:val="Tabladeilustraciones"/>
+        <w:tabs>
+          <w:tab w:val="right" w:leader="dot" w:pos="9016"/>
+        </w:tabs>
+        <w:rPr>
+          <w:rFonts w:asciiTheme="minorHAnsi" w:eastAsiaTheme="minorEastAsia" w:hAnsiTheme="minorHAnsi"/>
+          <w:noProof/>
+          <w:sz w:val="22"/>
+          <w:lang w:eastAsia="es-419"/>
+        </w:rPr>
+      </w:pPr>
+      <w:hyperlink w:anchor="_Toc233482330" w:history="1">
+        <w:r>
+          <w:rPr>
+            <w:rStyle w:val="Hipervnculo"/>
+            <w:rFonts w:cs="Times New Roman"/>
+            <w:b/>
+            <w:bCs/>
+            <w:noProof/>
+          </w:rPr>
+          <w:t>Figura 17</w:t>
+        </w:r>
+        <w:r>
+          <w:rPr>
+            <w:rStyle w:val="Hipervnculo"/>
+            <w:rFonts w:cs="Times New Roman"/>
+            <w:noProof/>
+          </w:rPr>
+          <w:t xml:space="preserve"> Wireframe de Confirmación de Pago</w:t>
+        </w:r>
+        <w:r>
+          <w:rPr>
+            <w:noProof/>
+            <w:webHidden/>
+          </w:rPr>
+          <w:tab/>
+        </w:r>
+        <w:r>
+          <w:rPr>
+            <w:noProof/>
+            <w:webHidden/>
+          </w:rPr>
+          <w:fldChar w:fldCharType="begin"/>
+        </w:r>
+        <w:r>
+          <w:rPr>
+            <w:noProof/>
+            <w:webHidden/>
+          </w:rPr>
+          <w:instrText xml:space="preserve"> PAGEREF _Toc233482330 \h </w:instrText>
+        </w:r>
+        <w:r>
+          <w:rPr>
+            <w:noProof/>
+            <w:webHidden/>
+          </w:rPr>
+        </w:r>
+        <w:r>
+          <w:rPr>
+            <w:noProof/>
+            <w:webHidden/>
+          </w:rPr>
+          <w:fldChar w:fldCharType="separate"/>
+        </w:r>
+        <w:r>
+          <w:rPr>
+            <w:noProof/>
+            <w:webHidden/>
+          </w:rPr>
+          <w:t>30</w:t>
+        </w:r>
+        <w:r>
+          <w:rPr>
+            <w:noProof/>
+            <w:webHidden/>
+          </w:rPr>
+          <w:fldChar w:fldCharType="end"/>
+        </w:r>
+      </w:hyperlink>
+    </w:p>
+    <w:p>
+      <w:pPr>
+        <w:pStyle w:val="Tabladeilustraciones"/>
+        <w:tabs>
+          <w:tab w:val="right" w:leader="dot" w:pos="9016"/>
+        </w:tabs>
+        <w:rPr>
+          <w:rFonts w:asciiTheme="minorHAnsi" w:eastAsiaTheme="minorEastAsia" w:hAnsiTheme="minorHAnsi"/>
+          <w:noProof/>
+          <w:sz w:val="22"/>
+          <w:lang w:eastAsia="es-419"/>
+        </w:rPr>
+      </w:pPr>
+      <w:hyperlink w:anchor="_Toc233482331" w:history="1">
+        <w:r>
+          <w:rPr>
+            <w:rStyle w:val="Hipervnculo"/>
+            <w:rFonts w:cs="Times New Roman"/>
+            <w:b/>
+            <w:bCs/>
+            <w:noProof/>
+          </w:rPr>
+          <w:t>Figura 18</w:t>
+        </w:r>
+        <w:r>
+          <w:rPr>
+            <w:rStyle w:val="Hipervnculo"/>
+            <w:rFonts w:cs="Times New Roman"/>
+            <w:noProof/>
+          </w:rPr>
+          <w:t xml:space="preserve"> Wireframe de Ubicación</w:t>
+        </w:r>
+        <w:r>
+          <w:rPr>
+            <w:noProof/>
+            <w:webHidden/>
+          </w:rPr>
+          <w:tab/>
+        </w:r>
+        <w:r>
+          <w:rPr>
+            <w:noProof/>
+            <w:webHidden/>
+          </w:rPr>
+          <w:fldChar w:fldCharType="begin"/>
+        </w:r>
+        <w:r>
+          <w:rPr>
+            <w:noProof/>
+            <w:webHidden/>
+          </w:rPr>
+          <w:instrText xml:space="preserve"> PAGEREF _Toc233482331 \h </w:instrText>
+        </w:r>
+        <w:r>
+          <w:rPr>
+            <w:noProof/>
+            <w:webHidden/>
+          </w:rPr>
+        </w:r>
+        <w:r>
+          <w:rPr>
+            <w:noProof/>
+            <w:webHidden/>
+          </w:rPr>
+          <w:fldChar w:fldCharType="separate"/>
+        </w:r>
+        <w:r>
+          <w:rPr>
+            <w:noProof/>
+            <w:webHidden/>
+          </w:rPr>
+          <w:t>31</w:t>
         </w:r>
         <w:r>
           <w:rPr>
@@ -4534,7 +5696,7 @@
       <w:pPr>
         <w:pStyle w:val="Ttulo1"/>
       </w:pPr>
-      <w:bookmarkStart w:id="0" w:name="_Toc233459930"/>
+      <w:bookmarkStart w:id="0" w:name="_Toc233482262"/>
       <w:r>
         <w:lastRenderedPageBreak/>
         <w:t>CAPÍTULO I</w:t>
@@ -4545,7 +5707,7 @@
       <w:pPr>
         <w:pStyle w:val="Ttulo2"/>
       </w:pPr>
-      <w:bookmarkStart w:id="1" w:name="_Toc233459931"/>
+      <w:bookmarkStart w:id="1" w:name="_Toc233482263"/>
       <w:r>
         <w:t xml:space="preserve">Identificación </w:t>
       </w:r>
@@ -4583,7 +5745,7 @@
       <w:r>
         <w:t xml:space="preserve"> </w:t>
       </w:r>
-      <w:bookmarkStart w:id="2" w:name="_Toc233459932"/>
+      <w:bookmarkStart w:id="2" w:name="_Toc233482264"/>
       <w:r>
         <w:t>Formulación del problema</w:t>
       </w:r>
@@ -4626,7 +5788,7 @@
       <w:r>
         <w:t xml:space="preserve"> </w:t>
       </w:r>
-      <w:bookmarkStart w:id="3" w:name="_Toc233459933"/>
+      <w:bookmarkStart w:id="3" w:name="_Toc233482265"/>
       <w:r>
         <w:t>L</w:t>
       </w:r>
@@ -4730,7 +5892,7 @@
       <w:r>
         <w:t xml:space="preserve"> </w:t>
       </w:r>
-      <w:bookmarkStart w:id="4" w:name="_Toc233459934"/>
+      <w:bookmarkStart w:id="4" w:name="_Toc233482266"/>
       <w:r>
         <w:t>Entrevistas Breves a los Representantes</w:t>
       </w:r>
@@ -5108,7 +6270,7 @@
       <w:pPr>
         <w:pStyle w:val="Ttulo3"/>
       </w:pPr>
-      <w:bookmarkStart w:id="5" w:name="_Toc233459935"/>
+      <w:bookmarkStart w:id="5" w:name="_Toc233482267"/>
       <w:r>
         <w:t>Perfiles de usuario</w:t>
       </w:r>
@@ -5999,7 +7161,7 @@
       <w:pPr>
         <w:pStyle w:val="Ttulo2"/>
       </w:pPr>
-      <w:bookmarkStart w:id="6" w:name="_Toc233459936"/>
+      <w:bookmarkStart w:id="6" w:name="_Toc233482268"/>
       <w:r>
         <w:t>Justificación técnica y ética</w:t>
       </w:r>
@@ -6012,7 +7174,7 @@
       <w:r>
         <w:t xml:space="preserve"> </w:t>
       </w:r>
-      <w:bookmarkStart w:id="7" w:name="_Toc233459937"/>
+      <w:bookmarkStart w:id="7" w:name="_Toc233482269"/>
       <w:r>
         <w:t>Problema delimitado</w:t>
       </w:r>
@@ -6125,7 +7287,7 @@
       <w:r>
         <w:t xml:space="preserve"> </w:t>
       </w:r>
-      <w:bookmarkStart w:id="8" w:name="_Toc233459938"/>
+      <w:bookmarkStart w:id="8" w:name="_Toc233482270"/>
       <w:r>
         <w:t>Objetivo General</w:t>
       </w:r>
@@ -6162,7 +7324,7 @@
       <w:r>
         <w:t xml:space="preserve"> </w:t>
       </w:r>
-      <w:bookmarkStart w:id="9" w:name="_Toc233459939"/>
+      <w:bookmarkStart w:id="9" w:name="_Toc233482271"/>
       <w:r>
         <w:t>Objetivos</w:t>
       </w:r>
@@ -6341,7 +7503,15 @@
         <w:t>(Calidad y Accesibilidad)</w:t>
       </w:r>
       <w:r>
-        <w:t xml:space="preserve">: Garantizar un índice de accesibilidad y rendimiento web superior a 80 puntos en la evaluación de la herramienta Lighthouse (o WAVE), asegurando tipografías legibles, alto contraste y una navegación estructurada apta para usuarios con diferentes niveles de alfabetización digital.  </w:t>
+        <w:t xml:space="preserve">: Garantizar un índice de accesibilidad y rendimiento web superior a 80 puntos en la evaluación de la herramienta </w:t>
+      </w:r>
+      <w:proofErr w:type="spellStart"/>
+      <w:r>
+        <w:t>Lighthouse</w:t>
+      </w:r>
+      <w:proofErr w:type="spellEnd"/>
+      <w:r>
+        <w:t xml:space="preserve"> (o WAVE), asegurando tipografías legibles, alto contraste y una navegación estructurada apta para usuarios con diferentes niveles de alfabetización digital.  </w:t>
       </w:r>
     </w:p>
     <w:p>
@@ -6362,7 +7532,7 @@
       <w:pPr>
         <w:pStyle w:val="Ttulo3"/>
       </w:pPr>
-      <w:bookmarkStart w:id="10" w:name="_Toc233459940"/>
+      <w:bookmarkStart w:id="10" w:name="_Toc233482272"/>
       <w:r>
         <w:lastRenderedPageBreak/>
         <w:t>Mapa de Empatía</w:t>
@@ -6390,7 +7560,7 @@
           <w:szCs w:val="24"/>
         </w:rPr>
       </w:pPr>
-      <w:bookmarkStart w:id="11" w:name="_Toc233459923"/>
+      <w:bookmarkStart w:id="11" w:name="_Toc233482314"/>
       <w:r>
         <w:rPr>
           <w:rFonts w:ascii="Times New Roman" w:hAnsi="Times New Roman" w:cs="Times New Roman"/>
@@ -6595,7 +7765,7 @@
       <w:pPr>
         <w:pStyle w:val="Ttulo1"/>
       </w:pPr>
-      <w:bookmarkStart w:id="12" w:name="_Toc233459941"/>
+      <w:bookmarkStart w:id="12" w:name="_Toc233482273"/>
       <w:r>
         <w:lastRenderedPageBreak/>
         <w:t>CAPÍTULO II</w:t>
@@ -6606,7 +7776,7 @@
       <w:pPr>
         <w:pStyle w:val="Ttulo2"/>
       </w:pPr>
-      <w:bookmarkStart w:id="13" w:name="_Toc233459942"/>
+      <w:bookmarkStart w:id="13" w:name="_Toc233482274"/>
       <w:r>
         <w:t>Arquitectura y tecnologías empleadas</w:t>
       </w:r>
@@ -6664,7 +7834,7 @@
       <w:r>
         <w:t xml:space="preserve"> </w:t>
       </w:r>
-      <w:bookmarkStart w:id="14" w:name="_Toc233459943"/>
+      <w:bookmarkStart w:id="14" w:name="_Toc233482275"/>
       <w:r>
         <w:t>Diagrama Detallado de la Arquitectura Cliente – Servidor</w:t>
       </w:r>
@@ -6691,9 +7861,10 @@
           <w:color w:val="000000" w:themeColor="text1"/>
           <w:sz w:val="24"/>
           <w:szCs w:val="24"/>
-        </w:rPr>
-      </w:pPr>
-      <w:bookmarkStart w:id="15" w:name="_Toc233459924"/>
+          <w:lang w:val="pt-BR"/>
+        </w:rPr>
+      </w:pPr>
+      <w:bookmarkStart w:id="15" w:name="_Toc233482315"/>
       <w:r>
         <w:rPr>
           <w:rFonts w:ascii="Times New Roman" w:hAnsi="Times New Roman" w:cs="Times New Roman"/>
@@ -6704,6 +7875,7 @@
           <w:color w:val="000000" w:themeColor="text1"/>
           <w:sz w:val="24"/>
           <w:szCs w:val="24"/>
+          <w:lang w:val="pt-BR"/>
         </w:rPr>
         <w:t xml:space="preserve">Figura </w:t>
       </w:r>
@@ -6730,6 +7902,7 @@
           <w:color w:val="000000" w:themeColor="text1"/>
           <w:sz w:val="24"/>
           <w:szCs w:val="24"/>
+          <w:lang w:val="pt-BR"/>
         </w:rPr>
         <w:instrText xml:space="preserve"> SEQ Figura \* ARABIC </w:instrText>
       </w:r>
@@ -6757,6 +7930,7 @@
           <w:color w:val="000000" w:themeColor="text1"/>
           <w:sz w:val="24"/>
           <w:szCs w:val="24"/>
+          <w:lang w:val="pt-BR"/>
         </w:rPr>
         <w:t>2</w:t>
       </w:r>
@@ -6779,8 +7953,31 @@
           <w:color w:val="000000" w:themeColor="text1"/>
           <w:sz w:val="24"/>
           <w:szCs w:val="24"/>
-        </w:rPr>
-        <w:t xml:space="preserve"> Diagrama de Arquitectura (Cliente - Servidor)</w:t>
+          <w:lang w:val="pt-BR"/>
+        </w:rPr>
+        <w:t xml:space="preserve"> Diagrama de </w:t>
+      </w:r>
+      <w:proofErr w:type="spellStart"/>
+      <w:r>
+        <w:rPr>
+          <w:rFonts w:ascii="Times New Roman" w:hAnsi="Times New Roman" w:cs="Times New Roman"/>
+          <w:color w:val="000000" w:themeColor="text1"/>
+          <w:sz w:val="24"/>
+          <w:szCs w:val="24"/>
+          <w:lang w:val="pt-BR"/>
+        </w:rPr>
+        <w:t>Arquitectura</w:t>
+      </w:r>
+      <w:proofErr w:type="spellEnd"/>
+      <w:r>
+        <w:rPr>
+          <w:rFonts w:ascii="Times New Roman" w:hAnsi="Times New Roman" w:cs="Times New Roman"/>
+          <w:color w:val="000000" w:themeColor="text1"/>
+          <w:sz w:val="24"/>
+          <w:szCs w:val="24"/>
+          <w:lang w:val="pt-BR"/>
+        </w:rPr>
+        <w:t xml:space="preserve"> (Cliente - Servidor)</w:t>
       </w:r>
       <w:bookmarkEnd w:id="15"/>
     </w:p>
@@ -6877,9 +8074,25 @@
         <w:lastRenderedPageBreak/>
         <w:t xml:space="preserve"> </w:t>
       </w:r>
-      <w:bookmarkStart w:id="16" w:name="_Toc233459944"/>
-      <w:r>
-        <w:t>Justificación del Stack Tecnológico (Mobile – First y Rendimiento)</w:t>
+      <w:bookmarkStart w:id="16" w:name="_Toc233482276"/>
+      <w:r>
+        <w:t xml:space="preserve">Justificación del </w:t>
+      </w:r>
+      <w:proofErr w:type="spellStart"/>
+      <w:r>
+        <w:t>Stack</w:t>
+      </w:r>
+      <w:proofErr w:type="spellEnd"/>
+      <w:r>
+        <w:t xml:space="preserve"> Tecnológico (Mobile – </w:t>
+      </w:r>
+      <w:proofErr w:type="spellStart"/>
+      <w:r>
+        <w:t>First</w:t>
+      </w:r>
+      <w:proofErr w:type="spellEnd"/>
+      <w:r>
+        <w:t xml:space="preserve"> y Rendimiento)</w:t>
       </w:r>
       <w:bookmarkEnd w:id="16"/>
     </w:p>
@@ -6989,7 +8202,27 @@
           <w:sz w:val="24"/>
           <w:szCs w:val="24"/>
         </w:rPr>
-        <w:t xml:space="preserve"> Justificación del Stack Tecnológico</w:t>
+        <w:t xml:space="preserve"> Justificación del </w:t>
+      </w:r>
+      <w:proofErr w:type="spellStart"/>
+      <w:r>
+        <w:rPr>
+          <w:rFonts w:ascii="Times New Roman" w:hAnsi="Times New Roman" w:cs="Times New Roman"/>
+          <w:color w:val="000000" w:themeColor="text1"/>
+          <w:sz w:val="24"/>
+          <w:szCs w:val="24"/>
+        </w:rPr>
+        <w:t>Stack</w:t>
+      </w:r>
+      <w:proofErr w:type="spellEnd"/>
+      <w:r>
+        <w:rPr>
+          <w:rFonts w:ascii="Times New Roman" w:hAnsi="Times New Roman" w:cs="Times New Roman"/>
+          <w:color w:val="000000" w:themeColor="text1"/>
+          <w:sz w:val="24"/>
+          <w:szCs w:val="24"/>
+        </w:rPr>
+        <w:t xml:space="preserve"> Tecnológico</w:t>
       </w:r>
     </w:p>
     <w:tbl>
@@ -7151,7 +8384,15 @@
               <w:ind w:firstLine="0"/>
             </w:pPr>
             <w:r>
-              <w:t>Garantiza un árbol de accesibilidad idóneo (puntuación Lighthouse &gt; 80). Permite que los textos sean legibles y estructurados para usuarias de la tercera edad como María.</w:t>
+              <w:t xml:space="preserve">Garantiza un árbol de accesibilidad idóneo (puntuación </w:t>
+            </w:r>
+            <w:proofErr w:type="spellStart"/>
+            <w:r>
+              <w:t>Lighthouse</w:t>
+            </w:r>
+            <w:proofErr w:type="spellEnd"/>
+            <w:r>
+              <w:t xml:space="preserve"> &gt; 80). Permite que los textos sean legibles y estructurados para usuarias de la tercera edad como María.</w:t>
             </w:r>
           </w:p>
         </w:tc>
@@ -7426,7 +8667,7 @@
       <w:r>
         <w:t xml:space="preserve"> </w:t>
       </w:r>
-      <w:bookmarkStart w:id="17" w:name="_Toc233459945"/>
+      <w:bookmarkStart w:id="17" w:name="_Toc233482277"/>
       <w:r>
         <w:t>Flujo de Navegación Coherente (</w:t>
       </w:r>
@@ -7474,7 +8715,7 @@
           <w:szCs w:val="24"/>
         </w:rPr>
       </w:pPr>
-      <w:bookmarkStart w:id="18" w:name="_Toc233459925"/>
+      <w:bookmarkStart w:id="18" w:name="_Toc233482316"/>
       <w:r>
         <w:rPr>
           <w:rFonts w:ascii="Times New Roman" w:hAnsi="Times New Roman" w:cs="Times New Roman"/>
@@ -7634,7 +8875,7 @@
       <w:r>
         <w:t xml:space="preserve"> </w:t>
       </w:r>
-      <w:bookmarkStart w:id="19" w:name="_Toc233459946"/>
+      <w:bookmarkStart w:id="19" w:name="_Toc233482278"/>
       <w:r>
         <w:t xml:space="preserve">Especificaciones de Diseño y Accesibilidad en </w:t>
       </w:r>
@@ -7646,38 +8887,3178 @@
       <w:proofErr w:type="spellEnd"/>
     </w:p>
     <w:p>
-      <w:r>
-        <w:t xml:space="preserve">“Insertar todos lo </w:t>
+      <w:pPr>
+        <w:pStyle w:val="Descripcin"/>
+        <w:keepNext/>
+        <w:spacing w:line="480" w:lineRule="auto"/>
+        <w:ind w:firstLine="708"/>
+        <w:jc w:val="both"/>
+        <w:rPr>
+          <w:rFonts w:ascii="Times New Roman" w:hAnsi="Times New Roman" w:cs="Times New Roman"/>
+          <w:color w:val="000000" w:themeColor="text1"/>
+          <w:sz w:val="24"/>
+          <w:szCs w:val="24"/>
+        </w:rPr>
+      </w:pPr>
+      <w:bookmarkStart w:id="20" w:name="_Toc233482317"/>
+      <w:r>
+        <w:rPr>
+          <w:rFonts w:ascii="Times New Roman" w:hAnsi="Times New Roman" w:cs="Times New Roman"/>
+          <w:b/>
+          <w:bCs/>
+          <w:i w:val="0"/>
+          <w:iCs w:val="0"/>
+          <w:color w:val="000000" w:themeColor="text1"/>
+          <w:sz w:val="24"/>
+          <w:szCs w:val="24"/>
+        </w:rPr>
+        <w:lastRenderedPageBreak/>
+        <w:t xml:space="preserve">Figura </w:t>
+      </w:r>
+      <w:r>
+        <w:rPr>
+          <w:rFonts w:ascii="Times New Roman" w:hAnsi="Times New Roman" w:cs="Times New Roman"/>
+          <w:b/>
+          <w:bCs/>
+          <w:i w:val="0"/>
+          <w:iCs w:val="0"/>
+          <w:color w:val="000000" w:themeColor="text1"/>
+          <w:sz w:val="24"/>
+          <w:szCs w:val="24"/>
+        </w:rPr>
+        <w:fldChar w:fldCharType="begin"/>
+      </w:r>
+      <w:r>
+        <w:rPr>
+          <w:rFonts w:ascii="Times New Roman" w:hAnsi="Times New Roman" w:cs="Times New Roman"/>
+          <w:b/>
+          <w:bCs/>
+          <w:i w:val="0"/>
+          <w:iCs w:val="0"/>
+          <w:color w:val="000000" w:themeColor="text1"/>
+          <w:sz w:val="24"/>
+          <w:szCs w:val="24"/>
+        </w:rPr>
+        <w:instrText xml:space="preserve"> SEQ Figura \* ARABIC </w:instrText>
+      </w:r>
+      <w:r>
+        <w:rPr>
+          <w:rFonts w:ascii="Times New Roman" w:hAnsi="Times New Roman" w:cs="Times New Roman"/>
+          <w:b/>
+          <w:bCs/>
+          <w:i w:val="0"/>
+          <w:iCs w:val="0"/>
+          <w:color w:val="000000" w:themeColor="text1"/>
+          <w:sz w:val="24"/>
+          <w:szCs w:val="24"/>
+        </w:rPr>
+        <w:fldChar w:fldCharType="separate"/>
+      </w:r>
+      <w:r>
+        <w:rPr>
+          <w:rFonts w:ascii="Times New Roman" w:hAnsi="Times New Roman" w:cs="Times New Roman"/>
+          <w:b/>
+          <w:bCs/>
+          <w:i w:val="0"/>
+          <w:iCs w:val="0"/>
+          <w:noProof/>
+          <w:color w:val="000000" w:themeColor="text1"/>
+          <w:sz w:val="24"/>
+          <w:szCs w:val="24"/>
+        </w:rPr>
+        <w:t>4</w:t>
+      </w:r>
+      <w:r>
+        <w:rPr>
+          <w:rFonts w:ascii="Times New Roman" w:hAnsi="Times New Roman" w:cs="Times New Roman"/>
+          <w:b/>
+          <w:bCs/>
+          <w:i w:val="0"/>
+          <w:iCs w:val="0"/>
+          <w:color w:val="000000" w:themeColor="text1"/>
+          <w:sz w:val="24"/>
+          <w:szCs w:val="24"/>
+        </w:rPr>
+        <w:fldChar w:fldCharType="end"/>
+      </w:r>
+      <w:r>
+        <w:rPr>
+          <w:rFonts w:ascii="Times New Roman" w:hAnsi="Times New Roman" w:cs="Times New Roman"/>
+          <w:color w:val="000000" w:themeColor="text1"/>
+          <w:sz w:val="24"/>
+          <w:szCs w:val="24"/>
+        </w:rPr>
+        <w:t xml:space="preserve"> </w:t>
       </w:r>
       <w:proofErr w:type="spellStart"/>
       <w:r>
-        <w:t>wirframes</w:t>
+        <w:rPr>
+          <w:rFonts w:ascii="Times New Roman" w:hAnsi="Times New Roman" w:cs="Times New Roman"/>
+          <w:color w:val="000000" w:themeColor="text1"/>
+          <w:sz w:val="24"/>
+          <w:szCs w:val="24"/>
+        </w:rPr>
+        <w:t>Wireframe</w:t>
       </w:r>
       <w:proofErr w:type="spellEnd"/>
       <w:r>
-        <w:t xml:space="preserve"> con un breve párrafo </w:t>
+        <w:rPr>
+          <w:rFonts w:ascii="Times New Roman" w:hAnsi="Times New Roman" w:cs="Times New Roman"/>
+          <w:color w:val="000000" w:themeColor="text1"/>
+          <w:sz w:val="24"/>
+          <w:szCs w:val="24"/>
+        </w:rPr>
+        <w:t xml:space="preserve"> de la página de Inicio</w:t>
+      </w:r>
+      <w:bookmarkEnd w:id="20"/>
+    </w:p>
+    <w:p>
+      <w:r>
+        <w:drawing>
+          <wp:inline distT="0" distB="0" distL="0" distR="0" wp14:anchorId="3E38BBA2" wp14:editId="2183092D">
+            <wp:extent cx="3629025" cy="7419975"/>
+            <wp:effectExtent l="0" t="0" r="9525" b="9525"/>
+            <wp:docPr id="1" name="Imagen 1"/>
+            <wp:cNvGraphicFramePr>
+              <a:graphicFrameLocks xmlns:a="http://schemas.openxmlformats.org/drawingml/2006/main" noChangeAspect="1"/>
+            </wp:cNvGraphicFramePr>
+            <a:graphic xmlns:a="http://schemas.openxmlformats.org/drawingml/2006/main">
+              <a:graphicData uri="http://schemas.openxmlformats.org/drawingml/2006/picture">
+                <pic:pic xmlns:pic="http://schemas.openxmlformats.org/drawingml/2006/picture">
+                  <pic:nvPicPr>
+                    <pic:cNvPr id="1" name=""/>
+                    <pic:cNvPicPr/>
+                  </pic:nvPicPr>
+                  <pic:blipFill>
+                    <a:blip r:embed="rId16"/>
+                    <a:stretch>
+                      <a:fillRect/>
+                    </a:stretch>
+                  </pic:blipFill>
+                  <pic:spPr>
+                    <a:xfrm>
+                      <a:off x="0" y="0"/>
+                      <a:ext cx="3629025" cy="7419975"/>
+                    </a:xfrm>
+                    <a:prstGeom prst="rect">
+                      <a:avLst/>
+                    </a:prstGeom>
+                  </pic:spPr>
+                </pic:pic>
+              </a:graphicData>
+            </a:graphic>
+          </wp:inline>
+        </w:drawing>
+      </w:r>
+    </w:p>
+    <w:p>
+      <w:pPr>
+        <w:pStyle w:val="APATMA"/>
+      </w:pPr>
+      <w:r>
+        <w:rPr>
+          <w:i/>
+          <w:iCs/>
+        </w:rPr>
+        <w:t>Nota.</w:t>
+      </w:r>
+      <w:r>
+        <w:t xml:space="preserve"> Diseño estructural de la página principal destacando el banner, las categorías y las cuadrículas de productos.</w:t>
+      </w:r>
+    </w:p>
+    <w:p>
+      <w:pPr>
+        <w:pStyle w:val="APATMA"/>
+      </w:pPr>
+      <w:r>
+        <w:lastRenderedPageBreak/>
+        <w:t>La interfaz de inicio establece la jerarquía visual del sitio, priorizando un banner atractivo seguido de la categorización de los artículos en confecciones propias e importadas. Se han distribuido secciones de productos destacados mediante cuadrículas organizadas para facilitar la exploración inmediata del catálogo, finalizando con una sección dedicada a la suscripción del boletín informativo.</w:t>
+      </w:r>
+    </w:p>
+    <w:p>
+      <w:pPr>
+        <w:pStyle w:val="Descripcin"/>
+        <w:keepNext/>
+        <w:spacing w:line="480" w:lineRule="auto"/>
+        <w:ind w:firstLine="708"/>
+        <w:jc w:val="both"/>
+        <w:rPr>
+          <w:rFonts w:ascii="Times New Roman" w:hAnsi="Times New Roman" w:cs="Times New Roman"/>
+          <w:color w:val="000000" w:themeColor="text1"/>
+          <w:sz w:val="24"/>
+          <w:szCs w:val="24"/>
+        </w:rPr>
+      </w:pPr>
+      <w:bookmarkStart w:id="21" w:name="_Toc233482318"/>
+      <w:r>
+        <w:rPr>
+          <w:rFonts w:ascii="Times New Roman" w:hAnsi="Times New Roman" w:cs="Times New Roman"/>
+          <w:b/>
+          <w:bCs/>
+          <w:i w:val="0"/>
+          <w:iCs w:val="0"/>
+          <w:color w:val="000000" w:themeColor="text1"/>
+          <w:sz w:val="24"/>
+          <w:szCs w:val="24"/>
+        </w:rPr>
+        <w:t xml:space="preserve">Figura </w:t>
+      </w:r>
+      <w:r>
+        <w:rPr>
+          <w:rFonts w:ascii="Times New Roman" w:hAnsi="Times New Roman" w:cs="Times New Roman"/>
+          <w:b/>
+          <w:bCs/>
+          <w:i w:val="0"/>
+          <w:iCs w:val="0"/>
+          <w:color w:val="000000" w:themeColor="text1"/>
+          <w:sz w:val="24"/>
+          <w:szCs w:val="24"/>
+        </w:rPr>
+        <w:fldChar w:fldCharType="begin"/>
+      </w:r>
+      <w:r>
+        <w:rPr>
+          <w:rFonts w:ascii="Times New Roman" w:hAnsi="Times New Roman" w:cs="Times New Roman"/>
+          <w:b/>
+          <w:bCs/>
+          <w:i w:val="0"/>
+          <w:iCs w:val="0"/>
+          <w:color w:val="000000" w:themeColor="text1"/>
+          <w:sz w:val="24"/>
+          <w:szCs w:val="24"/>
+        </w:rPr>
+        <w:instrText xml:space="preserve"> SEQ Figura \* ARABIC </w:instrText>
+      </w:r>
+      <w:r>
+        <w:rPr>
+          <w:rFonts w:ascii="Times New Roman" w:hAnsi="Times New Roman" w:cs="Times New Roman"/>
+          <w:b/>
+          <w:bCs/>
+          <w:i w:val="0"/>
+          <w:iCs w:val="0"/>
+          <w:color w:val="000000" w:themeColor="text1"/>
+          <w:sz w:val="24"/>
+          <w:szCs w:val="24"/>
+        </w:rPr>
+        <w:fldChar w:fldCharType="separate"/>
+      </w:r>
+      <w:r>
+        <w:rPr>
+          <w:rFonts w:ascii="Times New Roman" w:hAnsi="Times New Roman" w:cs="Times New Roman"/>
+          <w:b/>
+          <w:bCs/>
+          <w:i w:val="0"/>
+          <w:iCs w:val="0"/>
+          <w:noProof/>
+          <w:color w:val="000000" w:themeColor="text1"/>
+          <w:sz w:val="24"/>
+          <w:szCs w:val="24"/>
+        </w:rPr>
+        <w:t>5</w:t>
+      </w:r>
+      <w:r>
+        <w:rPr>
+          <w:rFonts w:ascii="Times New Roman" w:hAnsi="Times New Roman" w:cs="Times New Roman"/>
+          <w:b/>
+          <w:bCs/>
+          <w:i w:val="0"/>
+          <w:iCs w:val="0"/>
+          <w:color w:val="000000" w:themeColor="text1"/>
+          <w:sz w:val="24"/>
+          <w:szCs w:val="24"/>
+        </w:rPr>
+        <w:fldChar w:fldCharType="end"/>
+      </w:r>
+      <w:r>
+        <w:rPr>
+          <w:rFonts w:ascii="Times New Roman" w:hAnsi="Times New Roman" w:cs="Times New Roman"/>
+          <w:color w:val="000000" w:themeColor="text1"/>
+          <w:sz w:val="24"/>
+          <w:szCs w:val="24"/>
+        </w:rPr>
+        <w:t xml:space="preserve"> </w:t>
       </w:r>
       <w:proofErr w:type="spellStart"/>
       <w:r>
-        <w:t>explicandolo</w:t>
+        <w:rPr>
+          <w:rFonts w:ascii="Times New Roman" w:hAnsi="Times New Roman" w:cs="Times New Roman"/>
+          <w:color w:val="000000" w:themeColor="text1"/>
+          <w:sz w:val="24"/>
+          <w:szCs w:val="24"/>
+        </w:rPr>
+        <w:t>Wireframe</w:t>
       </w:r>
       <w:proofErr w:type="spellEnd"/>
       <w:r>
-        <w:t>”</w:t>
+        <w:rPr>
+          <w:rFonts w:ascii="Times New Roman" w:hAnsi="Times New Roman" w:cs="Times New Roman"/>
+          <w:color w:val="000000" w:themeColor="text1"/>
+          <w:sz w:val="24"/>
+          <w:szCs w:val="24"/>
+        </w:rPr>
+        <w:t xml:space="preserve"> de la página de </w:t>
+      </w:r>
+      <w:r>
+        <w:rPr>
+          <w:rFonts w:ascii="Times New Roman" w:hAnsi="Times New Roman" w:cs="Times New Roman"/>
+          <w:color w:val="000000" w:themeColor="text1"/>
+          <w:sz w:val="24"/>
+          <w:szCs w:val="24"/>
+        </w:rPr>
+        <w:t>la Tienda</w:t>
+      </w:r>
+      <w:bookmarkEnd w:id="21"/>
+    </w:p>
+    <w:p>
+      <w:r>
+        <w:drawing>
+          <wp:inline distT="0" distB="0" distL="0" distR="0" wp14:anchorId="21ACBBDD" wp14:editId="099AE690">
+            <wp:extent cx="5731510" cy="5799455"/>
+            <wp:effectExtent l="0" t="0" r="2540" b="0"/>
+            <wp:docPr id="2" name="Imagen 2"/>
+            <wp:cNvGraphicFramePr>
+              <a:graphicFrameLocks xmlns:a="http://schemas.openxmlformats.org/drawingml/2006/main" noChangeAspect="1"/>
+            </wp:cNvGraphicFramePr>
+            <a:graphic xmlns:a="http://schemas.openxmlformats.org/drawingml/2006/main">
+              <a:graphicData uri="http://schemas.openxmlformats.org/drawingml/2006/picture">
+                <pic:pic xmlns:pic="http://schemas.openxmlformats.org/drawingml/2006/picture">
+                  <pic:nvPicPr>
+                    <pic:cNvPr id="1" name=""/>
+                    <pic:cNvPicPr/>
+                  </pic:nvPicPr>
+                  <pic:blipFill>
+                    <a:blip r:embed="rId17"/>
+                    <a:stretch>
+                      <a:fillRect/>
+                    </a:stretch>
+                  </pic:blipFill>
+                  <pic:spPr>
+                    <a:xfrm>
+                      <a:off x="0" y="0"/>
+                      <a:ext cx="5731510" cy="5799455"/>
+                    </a:xfrm>
+                    <a:prstGeom prst="rect">
+                      <a:avLst/>
+                    </a:prstGeom>
+                  </pic:spPr>
+                </pic:pic>
+              </a:graphicData>
+            </a:graphic>
+          </wp:inline>
+        </w:drawing>
+      </w:r>
+    </w:p>
+    <w:p>
+      <w:pPr>
+        <w:pStyle w:val="APATMA"/>
+      </w:pPr>
+      <w:r>
+        <w:rPr>
+          <w:i/>
+          <w:iCs/>
+        </w:rPr>
+        <w:t>Nota.</w:t>
+      </w:r>
+      <w:r>
+        <w:t xml:space="preserve"> Estructura del catálogo con sistema de filtros laterales.</w:t>
+      </w:r>
+    </w:p>
+    <w:p>
+      <w:pPr>
+        <w:pStyle w:val="APATMA"/>
+      </w:pPr>
+      <w:r>
+        <w:lastRenderedPageBreak/>
+        <w:t>Esta vista organiza el inventario completo de la marca. Cuenta con una barra lateral izquierda funcional destinada a los filtros de búsqueda (categoría, precio y color), permitiendo al usuario refinar los resultados. La cuadrícula principal maximiza el área de visualización de los artículos, manteniendo la coherencia visual con la presentación de productos de la página inicial.</w:t>
+      </w:r>
+    </w:p>
+    <w:p>
+      <w:pPr>
+        <w:pStyle w:val="Descripcin"/>
+        <w:keepNext/>
+        <w:spacing w:line="480" w:lineRule="auto"/>
+        <w:ind w:firstLine="708"/>
+        <w:jc w:val="both"/>
+        <w:rPr>
+          <w:rFonts w:ascii="Times New Roman" w:hAnsi="Times New Roman" w:cs="Times New Roman"/>
+          <w:color w:val="000000" w:themeColor="text1"/>
+          <w:sz w:val="24"/>
+          <w:szCs w:val="24"/>
+        </w:rPr>
+      </w:pPr>
+      <w:bookmarkStart w:id="22" w:name="_Toc233482319"/>
+      <w:r>
+        <w:rPr>
+          <w:rFonts w:ascii="Times New Roman" w:hAnsi="Times New Roman" w:cs="Times New Roman"/>
+          <w:b/>
+          <w:bCs/>
+          <w:i w:val="0"/>
+          <w:iCs w:val="0"/>
+          <w:color w:val="000000" w:themeColor="text1"/>
+          <w:sz w:val="24"/>
+          <w:szCs w:val="24"/>
+        </w:rPr>
+        <w:t xml:space="preserve">Figura </w:t>
+      </w:r>
+      <w:r>
+        <w:rPr>
+          <w:rFonts w:ascii="Times New Roman" w:hAnsi="Times New Roman" w:cs="Times New Roman"/>
+          <w:b/>
+          <w:bCs/>
+          <w:i w:val="0"/>
+          <w:iCs w:val="0"/>
+          <w:color w:val="000000" w:themeColor="text1"/>
+          <w:sz w:val="24"/>
+          <w:szCs w:val="24"/>
+        </w:rPr>
+        <w:fldChar w:fldCharType="begin"/>
+      </w:r>
+      <w:r>
+        <w:rPr>
+          <w:rFonts w:ascii="Times New Roman" w:hAnsi="Times New Roman" w:cs="Times New Roman"/>
+          <w:b/>
+          <w:bCs/>
+          <w:i w:val="0"/>
+          <w:iCs w:val="0"/>
+          <w:color w:val="000000" w:themeColor="text1"/>
+          <w:sz w:val="24"/>
+          <w:szCs w:val="24"/>
+        </w:rPr>
+        <w:instrText xml:space="preserve"> SEQ Figura \* ARABIC </w:instrText>
+      </w:r>
+      <w:r>
+        <w:rPr>
+          <w:rFonts w:ascii="Times New Roman" w:hAnsi="Times New Roman" w:cs="Times New Roman"/>
+          <w:b/>
+          <w:bCs/>
+          <w:i w:val="0"/>
+          <w:iCs w:val="0"/>
+          <w:color w:val="000000" w:themeColor="text1"/>
+          <w:sz w:val="24"/>
+          <w:szCs w:val="24"/>
+        </w:rPr>
+        <w:fldChar w:fldCharType="separate"/>
+      </w:r>
+      <w:r>
+        <w:rPr>
+          <w:rFonts w:ascii="Times New Roman" w:hAnsi="Times New Roman" w:cs="Times New Roman"/>
+          <w:b/>
+          <w:bCs/>
+          <w:i w:val="0"/>
+          <w:iCs w:val="0"/>
+          <w:noProof/>
+          <w:color w:val="000000" w:themeColor="text1"/>
+          <w:sz w:val="24"/>
+          <w:szCs w:val="24"/>
+        </w:rPr>
+        <w:t>6</w:t>
+      </w:r>
+      <w:r>
+        <w:rPr>
+          <w:rFonts w:ascii="Times New Roman" w:hAnsi="Times New Roman" w:cs="Times New Roman"/>
+          <w:b/>
+          <w:bCs/>
+          <w:i w:val="0"/>
+          <w:iCs w:val="0"/>
+          <w:color w:val="000000" w:themeColor="text1"/>
+          <w:sz w:val="24"/>
+          <w:szCs w:val="24"/>
+        </w:rPr>
+        <w:fldChar w:fldCharType="end"/>
+      </w:r>
+      <w:r>
+        <w:rPr>
+          <w:rFonts w:ascii="Times New Roman" w:hAnsi="Times New Roman" w:cs="Times New Roman"/>
+          <w:color w:val="000000" w:themeColor="text1"/>
+          <w:sz w:val="24"/>
+          <w:szCs w:val="24"/>
+        </w:rPr>
+        <w:t xml:space="preserve"> </w:t>
+      </w:r>
+      <w:proofErr w:type="spellStart"/>
+      <w:r>
+        <w:rPr>
+          <w:rFonts w:ascii="Times New Roman" w:hAnsi="Times New Roman" w:cs="Times New Roman"/>
+          <w:color w:val="000000" w:themeColor="text1"/>
+          <w:sz w:val="24"/>
+          <w:szCs w:val="24"/>
+        </w:rPr>
+        <w:t>Wireframe</w:t>
+      </w:r>
+      <w:proofErr w:type="spellEnd"/>
+      <w:r>
+        <w:rPr>
+          <w:rFonts w:ascii="Times New Roman" w:hAnsi="Times New Roman" w:cs="Times New Roman"/>
+          <w:color w:val="000000" w:themeColor="text1"/>
+          <w:sz w:val="24"/>
+          <w:szCs w:val="24"/>
+        </w:rPr>
+        <w:t xml:space="preserve"> de </w:t>
+      </w:r>
+      <w:r>
+        <w:rPr>
+          <w:rFonts w:ascii="Times New Roman" w:hAnsi="Times New Roman" w:cs="Times New Roman"/>
+          <w:color w:val="000000" w:themeColor="text1"/>
+          <w:sz w:val="24"/>
+          <w:szCs w:val="24"/>
+        </w:rPr>
+        <w:t>Información de Producto</w:t>
+      </w:r>
+      <w:bookmarkEnd w:id="22"/>
+    </w:p>
+    <w:p>
+      <w:r>
+        <w:drawing>
+          <wp:inline distT="0" distB="0" distL="0" distR="0" wp14:anchorId="017D72C5" wp14:editId="44A8ADD5">
+            <wp:extent cx="5095875" cy="6210300"/>
+            <wp:effectExtent l="0" t="0" r="9525" b="0"/>
+            <wp:docPr id="3" name="Imagen 3"/>
+            <wp:cNvGraphicFramePr>
+              <a:graphicFrameLocks xmlns:a="http://schemas.openxmlformats.org/drawingml/2006/main" noChangeAspect="1"/>
+            </wp:cNvGraphicFramePr>
+            <a:graphic xmlns:a="http://schemas.openxmlformats.org/drawingml/2006/main">
+              <a:graphicData uri="http://schemas.openxmlformats.org/drawingml/2006/picture">
+                <pic:pic xmlns:pic="http://schemas.openxmlformats.org/drawingml/2006/picture">
+                  <pic:nvPicPr>
+                    <pic:cNvPr id="1" name=""/>
+                    <pic:cNvPicPr/>
+                  </pic:nvPicPr>
+                  <pic:blipFill>
+                    <a:blip r:embed="rId18"/>
+                    <a:stretch>
+                      <a:fillRect/>
+                    </a:stretch>
+                  </pic:blipFill>
+                  <pic:spPr>
+                    <a:xfrm>
+                      <a:off x="0" y="0"/>
+                      <a:ext cx="5095875" cy="6210300"/>
+                    </a:xfrm>
+                    <a:prstGeom prst="rect">
+                      <a:avLst/>
+                    </a:prstGeom>
+                  </pic:spPr>
+                </pic:pic>
+              </a:graphicData>
+            </a:graphic>
+          </wp:inline>
+        </w:drawing>
+      </w:r>
+    </w:p>
+    <w:p>
+      <w:pPr>
+        <w:pStyle w:val="APATMA"/>
+      </w:pPr>
+      <w:r>
+        <w:rPr>
+          <w:i/>
+          <w:iCs/>
+        </w:rPr>
+        <w:t>Nota.</w:t>
+      </w:r>
+      <w:r>
+        <w:t xml:space="preserve"> Vista detallada de un artículo individual con opciones de compra.</w:t>
+      </w:r>
+    </w:p>
+    <w:p>
+      <w:pPr>
+        <w:pStyle w:val="APATMA"/>
+      </w:pPr>
+      <w:r>
+        <w:lastRenderedPageBreak/>
+        <w:t>La estructura se divide en dos columnas principales para optimizar la toma de decisiones del comprador. La izquierda concentra la galería de imágenes del producto, mientras que la derecha agrupa la información crítica: precio, selector de cantidad, botón de llamada a la acción principal para añadir al carrito y los detalles descriptivos de manufactura y diseño. Se incluye también una sección inferior de productos sugeridos para fomentar la venta cruzada.</w:t>
+      </w:r>
+    </w:p>
+    <w:p>
+      <w:pPr>
+        <w:pStyle w:val="Descripcin"/>
+        <w:keepNext/>
+        <w:spacing w:line="480" w:lineRule="auto"/>
+        <w:ind w:firstLine="708"/>
+        <w:jc w:val="both"/>
+        <w:rPr>
+          <w:rFonts w:ascii="Times New Roman" w:hAnsi="Times New Roman" w:cs="Times New Roman"/>
+          <w:color w:val="000000" w:themeColor="text1"/>
+          <w:sz w:val="24"/>
+          <w:szCs w:val="24"/>
+        </w:rPr>
+      </w:pPr>
+      <w:bookmarkStart w:id="23" w:name="_Toc233482320"/>
+      <w:r>
+        <w:rPr>
+          <w:rFonts w:ascii="Times New Roman" w:hAnsi="Times New Roman" w:cs="Times New Roman"/>
+          <w:b/>
+          <w:bCs/>
+          <w:i w:val="0"/>
+          <w:iCs w:val="0"/>
+          <w:color w:val="000000" w:themeColor="text1"/>
+          <w:sz w:val="24"/>
+          <w:szCs w:val="24"/>
+        </w:rPr>
+        <w:t xml:space="preserve">Figura </w:t>
+      </w:r>
+      <w:r>
+        <w:rPr>
+          <w:rFonts w:ascii="Times New Roman" w:hAnsi="Times New Roman" w:cs="Times New Roman"/>
+          <w:b/>
+          <w:bCs/>
+          <w:i w:val="0"/>
+          <w:iCs w:val="0"/>
+          <w:color w:val="000000" w:themeColor="text1"/>
+          <w:sz w:val="24"/>
+          <w:szCs w:val="24"/>
+        </w:rPr>
+        <w:fldChar w:fldCharType="begin"/>
+      </w:r>
+      <w:r>
+        <w:rPr>
+          <w:rFonts w:ascii="Times New Roman" w:hAnsi="Times New Roman" w:cs="Times New Roman"/>
+          <w:b/>
+          <w:bCs/>
+          <w:i w:val="0"/>
+          <w:iCs w:val="0"/>
+          <w:color w:val="000000" w:themeColor="text1"/>
+          <w:sz w:val="24"/>
+          <w:szCs w:val="24"/>
+        </w:rPr>
+        <w:instrText xml:space="preserve"> SEQ Figura \* ARABIC </w:instrText>
+      </w:r>
+      <w:r>
+        <w:rPr>
+          <w:rFonts w:ascii="Times New Roman" w:hAnsi="Times New Roman" w:cs="Times New Roman"/>
+          <w:b/>
+          <w:bCs/>
+          <w:i w:val="0"/>
+          <w:iCs w:val="0"/>
+          <w:color w:val="000000" w:themeColor="text1"/>
+          <w:sz w:val="24"/>
+          <w:szCs w:val="24"/>
+        </w:rPr>
+        <w:fldChar w:fldCharType="separate"/>
+      </w:r>
+      <w:r>
+        <w:rPr>
+          <w:rFonts w:ascii="Times New Roman" w:hAnsi="Times New Roman" w:cs="Times New Roman"/>
+          <w:b/>
+          <w:bCs/>
+          <w:i w:val="0"/>
+          <w:iCs w:val="0"/>
+          <w:noProof/>
+          <w:color w:val="000000" w:themeColor="text1"/>
+          <w:sz w:val="24"/>
+          <w:szCs w:val="24"/>
+        </w:rPr>
+        <w:t>7</w:t>
+      </w:r>
+      <w:r>
+        <w:rPr>
+          <w:rFonts w:ascii="Times New Roman" w:hAnsi="Times New Roman" w:cs="Times New Roman"/>
+          <w:b/>
+          <w:bCs/>
+          <w:i w:val="0"/>
+          <w:iCs w:val="0"/>
+          <w:color w:val="000000" w:themeColor="text1"/>
+          <w:sz w:val="24"/>
+          <w:szCs w:val="24"/>
+        </w:rPr>
+        <w:fldChar w:fldCharType="end"/>
+      </w:r>
+      <w:r>
+        <w:rPr>
+          <w:rFonts w:ascii="Times New Roman" w:hAnsi="Times New Roman" w:cs="Times New Roman"/>
+          <w:color w:val="000000" w:themeColor="text1"/>
+          <w:sz w:val="24"/>
+          <w:szCs w:val="24"/>
+        </w:rPr>
+        <w:t xml:space="preserve"> </w:t>
+      </w:r>
+      <w:proofErr w:type="spellStart"/>
+      <w:r>
+        <w:rPr>
+          <w:rFonts w:ascii="Times New Roman" w:hAnsi="Times New Roman" w:cs="Times New Roman"/>
+          <w:color w:val="000000" w:themeColor="text1"/>
+          <w:sz w:val="24"/>
+          <w:szCs w:val="24"/>
+        </w:rPr>
+        <w:t>Wireframe</w:t>
+      </w:r>
+      <w:proofErr w:type="spellEnd"/>
+      <w:r>
+        <w:rPr>
+          <w:rFonts w:ascii="Times New Roman" w:hAnsi="Times New Roman" w:cs="Times New Roman"/>
+          <w:color w:val="000000" w:themeColor="text1"/>
+          <w:sz w:val="24"/>
+          <w:szCs w:val="24"/>
+        </w:rPr>
+        <w:t xml:space="preserve"> de </w:t>
+      </w:r>
+      <w:r>
+        <w:rPr>
+          <w:rFonts w:ascii="Times New Roman" w:hAnsi="Times New Roman" w:cs="Times New Roman"/>
+          <w:color w:val="000000" w:themeColor="text1"/>
+          <w:sz w:val="24"/>
+          <w:szCs w:val="24"/>
+        </w:rPr>
+        <w:t>la página Nosotros</w:t>
+      </w:r>
+      <w:bookmarkEnd w:id="23"/>
+      <w:r>
+        <w:rPr>
+          <w:rFonts w:ascii="Times New Roman" w:hAnsi="Times New Roman" w:cs="Times New Roman"/>
+          <w:color w:val="000000" w:themeColor="text1"/>
+          <w:sz w:val="24"/>
+          <w:szCs w:val="24"/>
+        </w:rPr>
+        <w:t xml:space="preserve"> </w:t>
+      </w:r>
+    </w:p>
+    <w:p>
+      <w:pPr>
+        <w:pStyle w:val="APATMA"/>
+      </w:pPr>
+      <w:r>
+        <w:drawing>
+          <wp:inline distT="0" distB="0" distL="0" distR="0" wp14:anchorId="74BF010C" wp14:editId="1DE3FF0A">
+            <wp:extent cx="5731510" cy="3936365"/>
+            <wp:effectExtent l="0" t="0" r="2540" b="6985"/>
+            <wp:docPr id="4" name="Imagen 4"/>
+            <wp:cNvGraphicFramePr>
+              <a:graphicFrameLocks xmlns:a="http://schemas.openxmlformats.org/drawingml/2006/main" noChangeAspect="1"/>
+            </wp:cNvGraphicFramePr>
+            <a:graphic xmlns:a="http://schemas.openxmlformats.org/drawingml/2006/main">
+              <a:graphicData uri="http://schemas.openxmlformats.org/drawingml/2006/picture">
+                <pic:pic xmlns:pic="http://schemas.openxmlformats.org/drawingml/2006/picture">
+                  <pic:nvPicPr>
+                    <pic:cNvPr id="1" name=""/>
+                    <pic:cNvPicPr/>
+                  </pic:nvPicPr>
+                  <pic:blipFill>
+                    <a:blip r:embed="rId19"/>
+                    <a:stretch>
+                      <a:fillRect/>
+                    </a:stretch>
+                  </pic:blipFill>
+                  <pic:spPr>
+                    <a:xfrm>
+                      <a:off x="0" y="0"/>
+                      <a:ext cx="5731510" cy="3936365"/>
+                    </a:xfrm>
+                    <a:prstGeom prst="rect">
+                      <a:avLst/>
+                    </a:prstGeom>
+                  </pic:spPr>
+                </pic:pic>
+              </a:graphicData>
+            </a:graphic>
+          </wp:inline>
+        </w:drawing>
+      </w:r>
+    </w:p>
+    <w:p>
+      <w:pPr>
+        <w:pStyle w:val="APATMA"/>
+      </w:pPr>
+      <w:r>
+        <w:rPr>
+          <w:i/>
+          <w:iCs/>
+        </w:rPr>
+        <w:t>Nota.</w:t>
+      </w:r>
+      <w:r>
+        <w:t xml:space="preserve"> Maquetación de la historia y valores de la marca.</w:t>
+      </w:r>
+    </w:p>
+    <w:p>
+      <w:pPr>
+        <w:pStyle w:val="APATMA"/>
+      </w:pPr>
+      <w:r>
+        <w:t xml:space="preserve">El diseño prioriza la narrativa visual e histórica de MC </w:t>
+      </w:r>
+      <w:proofErr w:type="spellStart"/>
+      <w:r>
+        <w:t>Backpack</w:t>
+      </w:r>
+      <w:proofErr w:type="spellEnd"/>
+      <w:r>
+        <w:t xml:space="preserve"> mediante un encabezado de ancho completo que enmarca el concepto de la marca. Debajo, un bloque de texto centralizado está dispuesto para albergar la historia sobre los orígenes del emprendimiento en Lima, el esfuerzo de su fundadora y la evolución del modelo de negocio, transmitiendo cercanía y resiliencia al visitante.</w:t>
+      </w:r>
+    </w:p>
+    <w:p>
+      <w:pPr>
+        <w:pStyle w:val="Descripcin"/>
+        <w:keepNext/>
+        <w:spacing w:line="480" w:lineRule="auto"/>
+        <w:ind w:firstLine="708"/>
+        <w:jc w:val="both"/>
+        <w:rPr>
+          <w:rFonts w:ascii="Times New Roman" w:hAnsi="Times New Roman" w:cs="Times New Roman"/>
+          <w:color w:val="000000" w:themeColor="text1"/>
+          <w:sz w:val="24"/>
+          <w:szCs w:val="24"/>
+        </w:rPr>
+      </w:pPr>
+      <w:bookmarkStart w:id="24" w:name="_Toc233482321"/>
+      <w:r>
+        <w:rPr>
+          <w:rFonts w:ascii="Times New Roman" w:hAnsi="Times New Roman" w:cs="Times New Roman"/>
+          <w:b/>
+          <w:bCs/>
+          <w:i w:val="0"/>
+          <w:iCs w:val="0"/>
+          <w:color w:val="000000" w:themeColor="text1"/>
+          <w:sz w:val="24"/>
+          <w:szCs w:val="24"/>
+        </w:rPr>
+        <w:lastRenderedPageBreak/>
+        <w:t xml:space="preserve">Figura </w:t>
+      </w:r>
+      <w:r>
+        <w:rPr>
+          <w:rFonts w:ascii="Times New Roman" w:hAnsi="Times New Roman" w:cs="Times New Roman"/>
+          <w:b/>
+          <w:bCs/>
+          <w:i w:val="0"/>
+          <w:iCs w:val="0"/>
+          <w:color w:val="000000" w:themeColor="text1"/>
+          <w:sz w:val="24"/>
+          <w:szCs w:val="24"/>
+        </w:rPr>
+        <w:fldChar w:fldCharType="begin"/>
+      </w:r>
+      <w:r>
+        <w:rPr>
+          <w:rFonts w:ascii="Times New Roman" w:hAnsi="Times New Roman" w:cs="Times New Roman"/>
+          <w:b/>
+          <w:bCs/>
+          <w:i w:val="0"/>
+          <w:iCs w:val="0"/>
+          <w:color w:val="000000" w:themeColor="text1"/>
+          <w:sz w:val="24"/>
+          <w:szCs w:val="24"/>
+        </w:rPr>
+        <w:instrText xml:space="preserve"> SEQ Figura \* ARABIC </w:instrText>
+      </w:r>
+      <w:r>
+        <w:rPr>
+          <w:rFonts w:ascii="Times New Roman" w:hAnsi="Times New Roman" w:cs="Times New Roman"/>
+          <w:b/>
+          <w:bCs/>
+          <w:i w:val="0"/>
+          <w:iCs w:val="0"/>
+          <w:color w:val="000000" w:themeColor="text1"/>
+          <w:sz w:val="24"/>
+          <w:szCs w:val="24"/>
+        </w:rPr>
+        <w:fldChar w:fldCharType="separate"/>
+      </w:r>
+      <w:r>
+        <w:rPr>
+          <w:rFonts w:ascii="Times New Roman" w:hAnsi="Times New Roman" w:cs="Times New Roman"/>
+          <w:b/>
+          <w:bCs/>
+          <w:i w:val="0"/>
+          <w:iCs w:val="0"/>
+          <w:noProof/>
+          <w:color w:val="000000" w:themeColor="text1"/>
+          <w:sz w:val="24"/>
+          <w:szCs w:val="24"/>
+        </w:rPr>
+        <w:t>8</w:t>
+      </w:r>
+      <w:r>
+        <w:rPr>
+          <w:rFonts w:ascii="Times New Roman" w:hAnsi="Times New Roman" w:cs="Times New Roman"/>
+          <w:b/>
+          <w:bCs/>
+          <w:i w:val="0"/>
+          <w:iCs w:val="0"/>
+          <w:color w:val="000000" w:themeColor="text1"/>
+          <w:sz w:val="24"/>
+          <w:szCs w:val="24"/>
+        </w:rPr>
+        <w:fldChar w:fldCharType="end"/>
+      </w:r>
+      <w:r>
+        <w:rPr>
+          <w:rFonts w:ascii="Times New Roman" w:hAnsi="Times New Roman" w:cs="Times New Roman"/>
+          <w:color w:val="000000" w:themeColor="text1"/>
+          <w:sz w:val="24"/>
+          <w:szCs w:val="24"/>
+        </w:rPr>
+        <w:t xml:space="preserve"> </w:t>
+      </w:r>
+      <w:proofErr w:type="spellStart"/>
+      <w:r>
+        <w:rPr>
+          <w:rFonts w:ascii="Times New Roman" w:hAnsi="Times New Roman" w:cs="Times New Roman"/>
+          <w:color w:val="000000" w:themeColor="text1"/>
+          <w:sz w:val="24"/>
+          <w:szCs w:val="24"/>
+        </w:rPr>
+        <w:t>Wireframe</w:t>
+      </w:r>
+      <w:proofErr w:type="spellEnd"/>
+      <w:r>
+        <w:rPr>
+          <w:rFonts w:ascii="Times New Roman" w:hAnsi="Times New Roman" w:cs="Times New Roman"/>
+          <w:color w:val="000000" w:themeColor="text1"/>
+          <w:sz w:val="24"/>
+          <w:szCs w:val="24"/>
+        </w:rPr>
+        <w:t xml:space="preserve"> de </w:t>
+      </w:r>
+      <w:r>
+        <w:rPr>
+          <w:rFonts w:ascii="Times New Roman" w:hAnsi="Times New Roman" w:cs="Times New Roman"/>
+          <w:color w:val="000000" w:themeColor="text1"/>
+          <w:sz w:val="24"/>
+          <w:szCs w:val="24"/>
+        </w:rPr>
+        <w:t>la</w:t>
+      </w:r>
+      <w:r>
+        <w:rPr>
+          <w:rFonts w:ascii="Times New Roman" w:hAnsi="Times New Roman" w:cs="Times New Roman"/>
+          <w:color w:val="000000" w:themeColor="text1"/>
+          <w:sz w:val="24"/>
+          <w:szCs w:val="24"/>
+        </w:rPr>
+        <w:t xml:space="preserve"> página de Contacto</w:t>
+      </w:r>
+      <w:bookmarkEnd w:id="24"/>
+    </w:p>
+    <w:p>
+      <w:pPr>
+        <w:pStyle w:val="APATMA"/>
+      </w:pPr>
+      <w:r>
+        <w:drawing>
+          <wp:inline distT="0" distB="0" distL="0" distR="0" wp14:anchorId="391EA15A" wp14:editId="721DB5E7">
+            <wp:extent cx="4145280" cy="3116538"/>
+            <wp:effectExtent l="0" t="0" r="7620" b="8255"/>
+            <wp:docPr id="5" name="Imagen 5"/>
+            <wp:cNvGraphicFramePr>
+              <a:graphicFrameLocks xmlns:a="http://schemas.openxmlformats.org/drawingml/2006/main" noChangeAspect="1"/>
+            </wp:cNvGraphicFramePr>
+            <a:graphic xmlns:a="http://schemas.openxmlformats.org/drawingml/2006/main">
+              <a:graphicData uri="http://schemas.openxmlformats.org/drawingml/2006/picture">
+                <pic:pic xmlns:pic="http://schemas.openxmlformats.org/drawingml/2006/picture">
+                  <pic:nvPicPr>
+                    <pic:cNvPr id="1" name=""/>
+                    <pic:cNvPicPr/>
+                  </pic:nvPicPr>
+                  <pic:blipFill>
+                    <a:blip r:embed="rId20"/>
+                    <a:stretch>
+                      <a:fillRect/>
+                    </a:stretch>
+                  </pic:blipFill>
+                  <pic:spPr>
+                    <a:xfrm>
+                      <a:off x="0" y="0"/>
+                      <a:ext cx="4145280" cy="3116538"/>
+                    </a:xfrm>
+                    <a:prstGeom prst="rect">
+                      <a:avLst/>
+                    </a:prstGeom>
+                  </pic:spPr>
+                </pic:pic>
+              </a:graphicData>
+            </a:graphic>
+          </wp:inline>
+        </w:drawing>
+      </w:r>
+    </w:p>
+    <w:p>
+      <w:pPr>
+        <w:pStyle w:val="APATMA"/>
+      </w:pPr>
+      <w:r>
+        <w:rPr>
+          <w:i/>
+          <w:iCs/>
+        </w:rPr>
+        <w:t>Nota</w:t>
+      </w:r>
+      <w:r>
+        <w:t>. Formulario de comunicación directa para atención al cliente.</w:t>
+      </w:r>
+    </w:p>
+    <w:p>
+      <w:pPr>
+        <w:pStyle w:val="APATMA"/>
+      </w:pPr>
+      <w:r>
+        <w:t>Se emplea un enfoque minimalista y directo. Tras un breve encabezado introductorio, la pantalla se centra en un formulario estructurado e intuitivo que solicita únicamente los datos necesarios (nombre, correo, asunto y mensaje) para facilitar la resolución de dudas,</w:t>
+      </w:r>
+      <w:r>
+        <w:t xml:space="preserve"> </w:t>
+      </w:r>
+      <w:r>
+        <w:t>devoluciones o consultas sobre colaboraciones.</w:t>
+      </w:r>
+    </w:p>
+    <w:p>
+      <w:pPr>
+        <w:pStyle w:val="Descripcin"/>
+        <w:keepNext/>
+        <w:spacing w:line="480" w:lineRule="auto"/>
+        <w:ind w:firstLine="708"/>
+        <w:jc w:val="both"/>
+        <w:rPr>
+          <w:rFonts w:ascii="Times New Roman" w:hAnsi="Times New Roman" w:cs="Times New Roman"/>
+          <w:color w:val="000000" w:themeColor="text1"/>
+          <w:sz w:val="24"/>
+          <w:szCs w:val="24"/>
+          <w:lang w:val="pt-BR"/>
+        </w:rPr>
+      </w:pPr>
+      <w:bookmarkStart w:id="25" w:name="_Toc233482322"/>
+      <w:r>
+        <w:rPr>
+          <w:rFonts w:ascii="Times New Roman" w:hAnsi="Times New Roman" w:cs="Times New Roman"/>
+          <w:b/>
+          <w:bCs/>
+          <w:i w:val="0"/>
+          <w:iCs w:val="0"/>
+          <w:color w:val="000000" w:themeColor="text1"/>
+          <w:sz w:val="24"/>
+          <w:szCs w:val="24"/>
+          <w:lang w:val="pt-BR"/>
+        </w:rPr>
+        <w:lastRenderedPageBreak/>
+        <w:t xml:space="preserve">Figura </w:t>
+      </w:r>
+      <w:r>
+        <w:rPr>
+          <w:rFonts w:ascii="Times New Roman" w:hAnsi="Times New Roman" w:cs="Times New Roman"/>
+          <w:b/>
+          <w:bCs/>
+          <w:i w:val="0"/>
+          <w:iCs w:val="0"/>
+          <w:color w:val="000000" w:themeColor="text1"/>
+          <w:sz w:val="24"/>
+          <w:szCs w:val="24"/>
+        </w:rPr>
+        <w:fldChar w:fldCharType="begin"/>
+      </w:r>
+      <w:r>
+        <w:rPr>
+          <w:rFonts w:ascii="Times New Roman" w:hAnsi="Times New Roman" w:cs="Times New Roman"/>
+          <w:b/>
+          <w:bCs/>
+          <w:i w:val="0"/>
+          <w:iCs w:val="0"/>
+          <w:color w:val="000000" w:themeColor="text1"/>
+          <w:sz w:val="24"/>
+          <w:szCs w:val="24"/>
+          <w:lang w:val="pt-BR"/>
+        </w:rPr>
+        <w:instrText xml:space="preserve"> SEQ Figura \* ARABIC </w:instrText>
+      </w:r>
+      <w:r>
+        <w:rPr>
+          <w:rFonts w:ascii="Times New Roman" w:hAnsi="Times New Roman" w:cs="Times New Roman"/>
+          <w:b/>
+          <w:bCs/>
+          <w:i w:val="0"/>
+          <w:iCs w:val="0"/>
+          <w:color w:val="000000" w:themeColor="text1"/>
+          <w:sz w:val="24"/>
+          <w:szCs w:val="24"/>
+        </w:rPr>
+        <w:fldChar w:fldCharType="separate"/>
+      </w:r>
+      <w:r>
+        <w:rPr>
+          <w:rFonts w:ascii="Times New Roman" w:hAnsi="Times New Roman" w:cs="Times New Roman"/>
+          <w:b/>
+          <w:bCs/>
+          <w:i w:val="0"/>
+          <w:iCs w:val="0"/>
+          <w:noProof/>
+          <w:color w:val="000000" w:themeColor="text1"/>
+          <w:sz w:val="24"/>
+          <w:szCs w:val="24"/>
+          <w:lang w:val="pt-BR"/>
+        </w:rPr>
+        <w:t>9</w:t>
+      </w:r>
+      <w:r>
+        <w:rPr>
+          <w:rFonts w:ascii="Times New Roman" w:hAnsi="Times New Roman" w:cs="Times New Roman"/>
+          <w:b/>
+          <w:bCs/>
+          <w:i w:val="0"/>
+          <w:iCs w:val="0"/>
+          <w:color w:val="000000" w:themeColor="text1"/>
+          <w:sz w:val="24"/>
+          <w:szCs w:val="24"/>
+        </w:rPr>
+        <w:fldChar w:fldCharType="end"/>
+      </w:r>
+      <w:r>
+        <w:rPr>
+          <w:rFonts w:ascii="Times New Roman" w:hAnsi="Times New Roman" w:cs="Times New Roman"/>
+          <w:color w:val="000000" w:themeColor="text1"/>
+          <w:sz w:val="24"/>
+          <w:szCs w:val="24"/>
+          <w:lang w:val="pt-BR"/>
+        </w:rPr>
+        <w:t xml:space="preserve"> </w:t>
+      </w:r>
+      <w:proofErr w:type="spellStart"/>
+      <w:r>
+        <w:rPr>
+          <w:rFonts w:ascii="Times New Roman" w:hAnsi="Times New Roman" w:cs="Times New Roman"/>
+          <w:color w:val="000000" w:themeColor="text1"/>
+          <w:sz w:val="24"/>
+          <w:szCs w:val="24"/>
+          <w:lang w:val="pt-BR"/>
+        </w:rPr>
+        <w:t>Wireframe</w:t>
+      </w:r>
+      <w:proofErr w:type="spellEnd"/>
+      <w:r>
+        <w:rPr>
+          <w:rFonts w:ascii="Times New Roman" w:hAnsi="Times New Roman" w:cs="Times New Roman"/>
+          <w:color w:val="000000" w:themeColor="text1"/>
+          <w:sz w:val="24"/>
+          <w:szCs w:val="24"/>
+          <w:lang w:val="pt-BR"/>
+        </w:rPr>
+        <w:t xml:space="preserve"> de </w:t>
+      </w:r>
+      <w:r>
+        <w:rPr>
+          <w:rFonts w:ascii="Times New Roman" w:hAnsi="Times New Roman" w:cs="Times New Roman"/>
+          <w:color w:val="000000" w:themeColor="text1"/>
+          <w:sz w:val="24"/>
+          <w:szCs w:val="24"/>
+          <w:lang w:val="pt-BR"/>
+        </w:rPr>
+        <w:t>Registro</w:t>
+      </w:r>
+      <w:r>
+        <w:rPr>
+          <w:rFonts w:ascii="Times New Roman" w:hAnsi="Times New Roman" w:cs="Times New Roman"/>
+          <w:color w:val="000000" w:themeColor="text1"/>
+          <w:sz w:val="24"/>
+          <w:szCs w:val="24"/>
+          <w:lang w:val="pt-BR"/>
+        </w:rPr>
+        <w:t xml:space="preserve"> (Paso 1: </w:t>
+      </w:r>
+      <w:proofErr w:type="spellStart"/>
+      <w:r>
+        <w:rPr>
+          <w:rFonts w:ascii="Times New Roman" w:hAnsi="Times New Roman" w:cs="Times New Roman"/>
+          <w:color w:val="000000" w:themeColor="text1"/>
+          <w:sz w:val="24"/>
+          <w:szCs w:val="24"/>
+          <w:lang w:val="pt-BR"/>
+        </w:rPr>
+        <w:t>Correo</w:t>
+      </w:r>
+      <w:proofErr w:type="spellEnd"/>
+      <w:r>
+        <w:rPr>
+          <w:rFonts w:ascii="Times New Roman" w:hAnsi="Times New Roman" w:cs="Times New Roman"/>
+          <w:color w:val="000000" w:themeColor="text1"/>
+          <w:sz w:val="24"/>
+          <w:szCs w:val="24"/>
+          <w:lang w:val="pt-BR"/>
+        </w:rPr>
+        <w:t>)</w:t>
+      </w:r>
+      <w:bookmarkEnd w:id="25"/>
+    </w:p>
+    <w:p>
+      <w:pPr>
+        <w:rPr>
+          <w:lang w:val="pt-BR"/>
+        </w:rPr>
+      </w:pPr>
+      <w:r>
+        <w:rPr>
+          <w:lang w:val="pt-BR"/>
+        </w:rPr>
+        <w:drawing>
+          <wp:inline distT="0" distB="0" distL="0" distR="0" wp14:anchorId="78FCF02C" wp14:editId="2CB67F90">
+            <wp:extent cx="5731510" cy="3983990"/>
+            <wp:effectExtent l="0" t="0" r="2540" b="0"/>
+            <wp:docPr id="6" name="Imagen 6"/>
+            <wp:cNvGraphicFramePr>
+              <a:graphicFrameLocks xmlns:a="http://schemas.openxmlformats.org/drawingml/2006/main" noChangeAspect="1"/>
+            </wp:cNvGraphicFramePr>
+            <a:graphic xmlns:a="http://schemas.openxmlformats.org/drawingml/2006/main">
+              <a:graphicData uri="http://schemas.openxmlformats.org/drawingml/2006/picture">
+                <pic:pic xmlns:pic="http://schemas.openxmlformats.org/drawingml/2006/picture">
+                  <pic:nvPicPr>
+                    <pic:cNvPr id="1" name=""/>
+                    <pic:cNvPicPr/>
+                  </pic:nvPicPr>
+                  <pic:blipFill>
+                    <a:blip r:embed="rId21"/>
+                    <a:stretch>
+                      <a:fillRect/>
+                    </a:stretch>
+                  </pic:blipFill>
+                  <pic:spPr>
+                    <a:xfrm>
+                      <a:off x="0" y="0"/>
+                      <a:ext cx="5731510" cy="3983990"/>
+                    </a:xfrm>
+                    <a:prstGeom prst="rect">
+                      <a:avLst/>
+                    </a:prstGeom>
+                  </pic:spPr>
+                </pic:pic>
+              </a:graphicData>
+            </a:graphic>
+          </wp:inline>
+        </w:drawing>
+      </w:r>
+    </w:p>
+    <w:p>
+      <w:pPr>
+        <w:rPr>
+          <w:lang w:val="pt-BR"/>
+        </w:rPr>
+      </w:pPr>
+    </w:p>
+    <w:p>
+      <w:pPr>
+        <w:pStyle w:val="APATMA"/>
+      </w:pPr>
+      <w:r>
+        <w:rPr>
+          <w:i/>
+          <w:iCs/>
+          <w:lang w:val="pt-BR"/>
+        </w:rPr>
+        <w:t>Nota</w:t>
+      </w:r>
+      <w:r>
+        <w:rPr>
+          <w:lang w:val="pt-BR"/>
+        </w:rPr>
+        <w:t xml:space="preserve">. </w:t>
+      </w:r>
+      <w:r>
+        <w:t>Pantalla inicial del flujo de autenticación de usuarios.</w:t>
+      </w:r>
+    </w:p>
+    <w:p>
+      <w:pPr>
+        <w:pStyle w:val="APATMA"/>
+      </w:pPr>
+      <w:r>
+        <w:t>El diseño del flujo de registro inicia con una interfaz limpia y libre de distracciones, presentando el logotipo centralizado y un único campo de entrada para el correo electrónico. Esta disposición busca reducir la fricción inicial del usuario al crear una cuenta o iniciar sesión.</w:t>
+      </w:r>
+    </w:p>
+    <w:p>
+      <w:pPr>
+        <w:pStyle w:val="Descripcin"/>
+        <w:keepNext/>
+        <w:spacing w:line="480" w:lineRule="auto"/>
+        <w:ind w:firstLine="708"/>
+        <w:jc w:val="both"/>
+        <w:rPr>
+          <w:rFonts w:ascii="Times New Roman" w:hAnsi="Times New Roman" w:cs="Times New Roman"/>
+          <w:color w:val="000000" w:themeColor="text1"/>
+          <w:sz w:val="24"/>
+          <w:szCs w:val="24"/>
+        </w:rPr>
+      </w:pPr>
+      <w:bookmarkStart w:id="26" w:name="_Toc233482323"/>
+      <w:r>
+        <w:rPr>
+          <w:rFonts w:ascii="Times New Roman" w:hAnsi="Times New Roman" w:cs="Times New Roman"/>
+          <w:b/>
+          <w:bCs/>
+          <w:i w:val="0"/>
+          <w:iCs w:val="0"/>
+          <w:color w:val="000000" w:themeColor="text1"/>
+          <w:sz w:val="24"/>
+          <w:szCs w:val="24"/>
+        </w:rPr>
+        <w:lastRenderedPageBreak/>
+        <w:t xml:space="preserve">Figura </w:t>
+      </w:r>
+      <w:r>
+        <w:rPr>
+          <w:rFonts w:ascii="Times New Roman" w:hAnsi="Times New Roman" w:cs="Times New Roman"/>
+          <w:b/>
+          <w:bCs/>
+          <w:i w:val="0"/>
+          <w:iCs w:val="0"/>
+          <w:color w:val="000000" w:themeColor="text1"/>
+          <w:sz w:val="24"/>
+          <w:szCs w:val="24"/>
+        </w:rPr>
+        <w:fldChar w:fldCharType="begin"/>
+      </w:r>
+      <w:r>
+        <w:rPr>
+          <w:rFonts w:ascii="Times New Roman" w:hAnsi="Times New Roman" w:cs="Times New Roman"/>
+          <w:b/>
+          <w:bCs/>
+          <w:i w:val="0"/>
+          <w:iCs w:val="0"/>
+          <w:color w:val="000000" w:themeColor="text1"/>
+          <w:sz w:val="24"/>
+          <w:szCs w:val="24"/>
+        </w:rPr>
+        <w:instrText xml:space="preserve"> SEQ Figura \* ARABIC </w:instrText>
+      </w:r>
+      <w:r>
+        <w:rPr>
+          <w:rFonts w:ascii="Times New Roman" w:hAnsi="Times New Roman" w:cs="Times New Roman"/>
+          <w:b/>
+          <w:bCs/>
+          <w:i w:val="0"/>
+          <w:iCs w:val="0"/>
+          <w:color w:val="000000" w:themeColor="text1"/>
+          <w:sz w:val="24"/>
+          <w:szCs w:val="24"/>
+        </w:rPr>
+        <w:fldChar w:fldCharType="separate"/>
+      </w:r>
+      <w:r>
+        <w:rPr>
+          <w:rFonts w:ascii="Times New Roman" w:hAnsi="Times New Roman" w:cs="Times New Roman"/>
+          <w:b/>
+          <w:bCs/>
+          <w:i w:val="0"/>
+          <w:iCs w:val="0"/>
+          <w:noProof/>
+          <w:color w:val="000000" w:themeColor="text1"/>
+          <w:sz w:val="24"/>
+          <w:szCs w:val="24"/>
+        </w:rPr>
+        <w:t>10</w:t>
+      </w:r>
+      <w:r>
+        <w:rPr>
+          <w:rFonts w:ascii="Times New Roman" w:hAnsi="Times New Roman" w:cs="Times New Roman"/>
+          <w:b/>
+          <w:bCs/>
+          <w:i w:val="0"/>
+          <w:iCs w:val="0"/>
+          <w:color w:val="000000" w:themeColor="text1"/>
+          <w:sz w:val="24"/>
+          <w:szCs w:val="24"/>
+        </w:rPr>
+        <w:fldChar w:fldCharType="end"/>
+      </w:r>
+      <w:r>
+        <w:rPr>
+          <w:rFonts w:ascii="Times New Roman" w:hAnsi="Times New Roman" w:cs="Times New Roman"/>
+          <w:color w:val="000000" w:themeColor="text1"/>
+          <w:sz w:val="24"/>
+          <w:szCs w:val="24"/>
+        </w:rPr>
+        <w:t xml:space="preserve"> </w:t>
+      </w:r>
+      <w:proofErr w:type="spellStart"/>
+      <w:r>
+        <w:rPr>
+          <w:rFonts w:ascii="Times New Roman" w:hAnsi="Times New Roman" w:cs="Times New Roman"/>
+          <w:color w:val="000000" w:themeColor="text1"/>
+          <w:sz w:val="24"/>
+          <w:szCs w:val="24"/>
+        </w:rPr>
+        <w:t>Wireframe</w:t>
+      </w:r>
+      <w:proofErr w:type="spellEnd"/>
+      <w:r>
+        <w:rPr>
+          <w:rFonts w:ascii="Times New Roman" w:hAnsi="Times New Roman" w:cs="Times New Roman"/>
+          <w:color w:val="000000" w:themeColor="text1"/>
+          <w:sz w:val="24"/>
+          <w:szCs w:val="24"/>
+        </w:rPr>
+        <w:t xml:space="preserve"> de Registro (Paso</w:t>
+      </w:r>
+      <w:r>
+        <w:rPr>
+          <w:rFonts w:ascii="Times New Roman" w:hAnsi="Times New Roman" w:cs="Times New Roman"/>
+          <w:color w:val="000000" w:themeColor="text1"/>
+          <w:sz w:val="24"/>
+          <w:szCs w:val="24"/>
+        </w:rPr>
+        <w:t xml:space="preserve"> 2: Verificación)</w:t>
+      </w:r>
+      <w:bookmarkEnd w:id="26"/>
+    </w:p>
+    <w:p>
+      <w:pPr>
+        <w:pStyle w:val="APATMA"/>
+      </w:pPr>
+      <w:r>
+        <w:drawing>
+          <wp:inline distT="0" distB="0" distL="0" distR="0" wp14:anchorId="241BDE6C" wp14:editId="4D7E9670">
+            <wp:extent cx="5731510" cy="3699510"/>
+            <wp:effectExtent l="0" t="0" r="2540" b="0"/>
+            <wp:docPr id="7" name="Imagen 7"/>
+            <wp:cNvGraphicFramePr>
+              <a:graphicFrameLocks xmlns:a="http://schemas.openxmlformats.org/drawingml/2006/main" noChangeAspect="1"/>
+            </wp:cNvGraphicFramePr>
+            <a:graphic xmlns:a="http://schemas.openxmlformats.org/drawingml/2006/main">
+              <a:graphicData uri="http://schemas.openxmlformats.org/drawingml/2006/picture">
+                <pic:pic xmlns:pic="http://schemas.openxmlformats.org/drawingml/2006/picture">
+                  <pic:nvPicPr>
+                    <pic:cNvPr id="1" name=""/>
+                    <pic:cNvPicPr/>
+                  </pic:nvPicPr>
+                  <pic:blipFill>
+                    <a:blip r:embed="rId22"/>
+                    <a:stretch>
+                      <a:fillRect/>
+                    </a:stretch>
+                  </pic:blipFill>
+                  <pic:spPr>
+                    <a:xfrm>
+                      <a:off x="0" y="0"/>
+                      <a:ext cx="5731510" cy="3699510"/>
+                    </a:xfrm>
+                    <a:prstGeom prst="rect">
+                      <a:avLst/>
+                    </a:prstGeom>
+                  </pic:spPr>
+                </pic:pic>
+              </a:graphicData>
+            </a:graphic>
+          </wp:inline>
+        </w:drawing>
+      </w:r>
+    </w:p>
+    <w:p>
+      <w:pPr>
+        <w:pStyle w:val="APATMA"/>
+      </w:pPr>
+      <w:r>
+        <w:rPr>
+          <w:i/>
+          <w:iCs/>
+        </w:rPr>
+        <w:t>Nota.</w:t>
+      </w:r>
+      <w:r>
+        <w:t xml:space="preserve"> Pantalla de validación mediante código de seguridad.</w:t>
+      </w:r>
+    </w:p>
+    <w:p>
+      <w:pPr>
+        <w:pStyle w:val="APATMA"/>
+      </w:pPr>
+      <w:r>
+        <w:t>Dando continuidad al proceso de autenticación, esta vista presenta un fondo oscurecido que resalta el componente central: el ingreso del código de verificación de seis dígitos. La estructura asegura que el usuario enfoque su atención en completar la validación de seguridad de su correo electrónico antes de proceder.</w:t>
+      </w:r>
+    </w:p>
+    <w:p>
+      <w:pPr>
+        <w:pStyle w:val="Descripcin"/>
+        <w:keepNext/>
+        <w:spacing w:line="480" w:lineRule="auto"/>
+        <w:ind w:firstLine="708"/>
+        <w:jc w:val="both"/>
+        <w:rPr>
+          <w:rFonts w:ascii="Times New Roman" w:hAnsi="Times New Roman" w:cs="Times New Roman"/>
+          <w:color w:val="000000" w:themeColor="text1"/>
+          <w:sz w:val="24"/>
+          <w:szCs w:val="24"/>
+        </w:rPr>
+      </w:pPr>
+      <w:bookmarkStart w:id="27" w:name="_Toc233482324"/>
+      <w:r>
+        <w:rPr>
+          <w:rFonts w:ascii="Times New Roman" w:hAnsi="Times New Roman" w:cs="Times New Roman"/>
+          <w:b/>
+          <w:bCs/>
+          <w:i w:val="0"/>
+          <w:iCs w:val="0"/>
+          <w:color w:val="000000" w:themeColor="text1"/>
+          <w:sz w:val="24"/>
+          <w:szCs w:val="24"/>
+        </w:rPr>
+        <w:lastRenderedPageBreak/>
+        <w:t xml:space="preserve">Figura </w:t>
+      </w:r>
+      <w:r>
+        <w:rPr>
+          <w:rFonts w:ascii="Times New Roman" w:hAnsi="Times New Roman" w:cs="Times New Roman"/>
+          <w:b/>
+          <w:bCs/>
+          <w:i w:val="0"/>
+          <w:iCs w:val="0"/>
+          <w:color w:val="000000" w:themeColor="text1"/>
+          <w:sz w:val="24"/>
+          <w:szCs w:val="24"/>
+        </w:rPr>
+        <w:fldChar w:fldCharType="begin"/>
+      </w:r>
+      <w:r>
+        <w:rPr>
+          <w:rFonts w:ascii="Times New Roman" w:hAnsi="Times New Roman" w:cs="Times New Roman"/>
+          <w:b/>
+          <w:bCs/>
+          <w:i w:val="0"/>
+          <w:iCs w:val="0"/>
+          <w:color w:val="000000" w:themeColor="text1"/>
+          <w:sz w:val="24"/>
+          <w:szCs w:val="24"/>
+        </w:rPr>
+        <w:instrText xml:space="preserve"> SEQ Figura \* ARABIC </w:instrText>
+      </w:r>
+      <w:r>
+        <w:rPr>
+          <w:rFonts w:ascii="Times New Roman" w:hAnsi="Times New Roman" w:cs="Times New Roman"/>
+          <w:b/>
+          <w:bCs/>
+          <w:i w:val="0"/>
+          <w:iCs w:val="0"/>
+          <w:color w:val="000000" w:themeColor="text1"/>
+          <w:sz w:val="24"/>
+          <w:szCs w:val="24"/>
+        </w:rPr>
+        <w:fldChar w:fldCharType="separate"/>
+      </w:r>
+      <w:r>
+        <w:rPr>
+          <w:rFonts w:ascii="Times New Roman" w:hAnsi="Times New Roman" w:cs="Times New Roman"/>
+          <w:b/>
+          <w:bCs/>
+          <w:i w:val="0"/>
+          <w:iCs w:val="0"/>
+          <w:noProof/>
+          <w:color w:val="000000" w:themeColor="text1"/>
+          <w:sz w:val="24"/>
+          <w:szCs w:val="24"/>
+        </w:rPr>
+        <w:t>11</w:t>
+      </w:r>
+      <w:r>
+        <w:rPr>
+          <w:rFonts w:ascii="Times New Roman" w:hAnsi="Times New Roman" w:cs="Times New Roman"/>
+          <w:b/>
+          <w:bCs/>
+          <w:i w:val="0"/>
+          <w:iCs w:val="0"/>
+          <w:color w:val="000000" w:themeColor="text1"/>
+          <w:sz w:val="24"/>
+          <w:szCs w:val="24"/>
+        </w:rPr>
+        <w:fldChar w:fldCharType="end"/>
+      </w:r>
+      <w:r>
+        <w:rPr>
+          <w:rFonts w:ascii="Times New Roman" w:hAnsi="Times New Roman" w:cs="Times New Roman"/>
+          <w:color w:val="000000" w:themeColor="text1"/>
+          <w:sz w:val="24"/>
+          <w:szCs w:val="24"/>
+        </w:rPr>
+        <w:t xml:space="preserve"> </w:t>
+      </w:r>
+      <w:proofErr w:type="spellStart"/>
+      <w:r>
+        <w:rPr>
+          <w:rFonts w:ascii="Times New Roman" w:hAnsi="Times New Roman" w:cs="Times New Roman"/>
+          <w:color w:val="000000" w:themeColor="text1"/>
+          <w:sz w:val="24"/>
+          <w:szCs w:val="24"/>
+        </w:rPr>
+        <w:t>Wireframe</w:t>
+      </w:r>
+      <w:proofErr w:type="spellEnd"/>
+      <w:r>
+        <w:rPr>
+          <w:rFonts w:ascii="Times New Roman" w:hAnsi="Times New Roman" w:cs="Times New Roman"/>
+          <w:color w:val="000000" w:themeColor="text1"/>
+          <w:sz w:val="24"/>
+          <w:szCs w:val="24"/>
+        </w:rPr>
+        <w:t xml:space="preserve"> de Registro (Paso</w:t>
+      </w:r>
+      <w:r>
+        <w:rPr>
+          <w:rFonts w:ascii="Times New Roman" w:hAnsi="Times New Roman" w:cs="Times New Roman"/>
+          <w:color w:val="000000" w:themeColor="text1"/>
+          <w:sz w:val="24"/>
+          <w:szCs w:val="24"/>
+        </w:rPr>
+        <w:t xml:space="preserve"> </w:t>
+      </w:r>
+      <w:r>
+        <w:rPr>
+          <w:rFonts w:ascii="Times New Roman" w:hAnsi="Times New Roman" w:cs="Times New Roman"/>
+          <w:color w:val="000000" w:themeColor="text1"/>
+          <w:sz w:val="24"/>
+          <w:szCs w:val="24"/>
+        </w:rPr>
+        <w:t>3: Éxito</w:t>
+      </w:r>
+      <w:r>
+        <w:rPr>
+          <w:rFonts w:ascii="Times New Roman" w:hAnsi="Times New Roman" w:cs="Times New Roman"/>
+          <w:color w:val="000000" w:themeColor="text1"/>
+          <w:sz w:val="24"/>
+          <w:szCs w:val="24"/>
+        </w:rPr>
+        <w:t>)</w:t>
+      </w:r>
+      <w:bookmarkEnd w:id="27"/>
+    </w:p>
+    <w:p>
+      <w:pPr>
+        <w:pStyle w:val="APATMA"/>
+      </w:pPr>
+      <w:r>
+        <w:drawing>
+          <wp:inline distT="0" distB="0" distL="0" distR="0" wp14:anchorId="6686F967" wp14:editId="41FE1CE1">
+            <wp:extent cx="5731510" cy="3817620"/>
+            <wp:effectExtent l="0" t="0" r="2540" b="0"/>
+            <wp:docPr id="8" name="Imagen 8"/>
+            <wp:cNvGraphicFramePr>
+              <a:graphicFrameLocks xmlns:a="http://schemas.openxmlformats.org/drawingml/2006/main" noChangeAspect="1"/>
+            </wp:cNvGraphicFramePr>
+            <a:graphic xmlns:a="http://schemas.openxmlformats.org/drawingml/2006/main">
+              <a:graphicData uri="http://schemas.openxmlformats.org/drawingml/2006/picture">
+                <pic:pic xmlns:pic="http://schemas.openxmlformats.org/drawingml/2006/picture">
+                  <pic:nvPicPr>
+                    <pic:cNvPr id="1" name=""/>
+                    <pic:cNvPicPr/>
+                  </pic:nvPicPr>
+                  <pic:blipFill>
+                    <a:blip r:embed="rId23"/>
+                    <a:stretch>
+                      <a:fillRect/>
+                    </a:stretch>
+                  </pic:blipFill>
+                  <pic:spPr>
+                    <a:xfrm>
+                      <a:off x="0" y="0"/>
+                      <a:ext cx="5731510" cy="3817620"/>
+                    </a:xfrm>
+                    <a:prstGeom prst="rect">
+                      <a:avLst/>
+                    </a:prstGeom>
+                  </pic:spPr>
+                </pic:pic>
+              </a:graphicData>
+            </a:graphic>
+          </wp:inline>
+        </w:drawing>
+      </w:r>
+    </w:p>
+    <w:p>
+      <w:pPr>
+        <w:pStyle w:val="APATMA"/>
+      </w:pPr>
+      <w:r>
+        <w:rPr>
+          <w:i/>
+          <w:iCs/>
+        </w:rPr>
+        <w:t>Nota.</w:t>
+      </w:r>
+      <w:r>
+        <w:t xml:space="preserve"> Pantalla de confirmación de creación de cuenta.</w:t>
+      </w:r>
+    </w:p>
+    <w:p>
+      <w:pPr>
+        <w:pStyle w:val="APATMA"/>
+      </w:pPr>
+      <w:r>
+        <w:t>Se utiliza un diseño afirmativo y directo que confirma visualmente el éxito de la operación. La simplicidad del mensaje central y el logotipo refuerzan la finalización exitosa del registro, preparando al usuario para retornar a la experiencia de compra.</w:t>
+      </w:r>
+    </w:p>
+    <w:p>
+      <w:pPr>
+        <w:pStyle w:val="Descripcin"/>
+        <w:keepNext/>
+        <w:spacing w:line="480" w:lineRule="auto"/>
+        <w:ind w:firstLine="708"/>
+        <w:jc w:val="both"/>
+        <w:rPr>
+          <w:rFonts w:ascii="Times New Roman" w:hAnsi="Times New Roman" w:cs="Times New Roman"/>
+          <w:color w:val="000000" w:themeColor="text1"/>
+          <w:sz w:val="24"/>
+          <w:szCs w:val="24"/>
+        </w:rPr>
+      </w:pPr>
+      <w:bookmarkStart w:id="28" w:name="_Toc233482325"/>
+      <w:r>
+        <w:rPr>
+          <w:rFonts w:ascii="Times New Roman" w:hAnsi="Times New Roman" w:cs="Times New Roman"/>
+          <w:b/>
+          <w:bCs/>
+          <w:i w:val="0"/>
+          <w:iCs w:val="0"/>
+          <w:color w:val="000000" w:themeColor="text1"/>
+          <w:sz w:val="24"/>
+          <w:szCs w:val="24"/>
+        </w:rPr>
+        <w:lastRenderedPageBreak/>
+        <w:t xml:space="preserve">Figura </w:t>
+      </w:r>
+      <w:r>
+        <w:rPr>
+          <w:rFonts w:ascii="Times New Roman" w:hAnsi="Times New Roman" w:cs="Times New Roman"/>
+          <w:b/>
+          <w:bCs/>
+          <w:i w:val="0"/>
+          <w:iCs w:val="0"/>
+          <w:color w:val="000000" w:themeColor="text1"/>
+          <w:sz w:val="24"/>
+          <w:szCs w:val="24"/>
+        </w:rPr>
+        <w:fldChar w:fldCharType="begin"/>
+      </w:r>
+      <w:r>
+        <w:rPr>
+          <w:rFonts w:ascii="Times New Roman" w:hAnsi="Times New Roman" w:cs="Times New Roman"/>
+          <w:b/>
+          <w:bCs/>
+          <w:i w:val="0"/>
+          <w:iCs w:val="0"/>
+          <w:color w:val="000000" w:themeColor="text1"/>
+          <w:sz w:val="24"/>
+          <w:szCs w:val="24"/>
+        </w:rPr>
+        <w:instrText xml:space="preserve"> SEQ Figura \* ARABIC </w:instrText>
+      </w:r>
+      <w:r>
+        <w:rPr>
+          <w:rFonts w:ascii="Times New Roman" w:hAnsi="Times New Roman" w:cs="Times New Roman"/>
+          <w:b/>
+          <w:bCs/>
+          <w:i w:val="0"/>
+          <w:iCs w:val="0"/>
+          <w:color w:val="000000" w:themeColor="text1"/>
+          <w:sz w:val="24"/>
+          <w:szCs w:val="24"/>
+        </w:rPr>
+        <w:fldChar w:fldCharType="separate"/>
+      </w:r>
+      <w:r>
+        <w:rPr>
+          <w:rFonts w:ascii="Times New Roman" w:hAnsi="Times New Roman" w:cs="Times New Roman"/>
+          <w:b/>
+          <w:bCs/>
+          <w:i w:val="0"/>
+          <w:iCs w:val="0"/>
+          <w:noProof/>
+          <w:color w:val="000000" w:themeColor="text1"/>
+          <w:sz w:val="24"/>
+          <w:szCs w:val="24"/>
+        </w:rPr>
+        <w:t>12</w:t>
+      </w:r>
+      <w:r>
+        <w:rPr>
+          <w:rFonts w:ascii="Times New Roman" w:hAnsi="Times New Roman" w:cs="Times New Roman"/>
+          <w:b/>
+          <w:bCs/>
+          <w:i w:val="0"/>
+          <w:iCs w:val="0"/>
+          <w:color w:val="000000" w:themeColor="text1"/>
+          <w:sz w:val="24"/>
+          <w:szCs w:val="24"/>
+        </w:rPr>
+        <w:fldChar w:fldCharType="end"/>
+      </w:r>
+      <w:r>
+        <w:rPr>
+          <w:rFonts w:ascii="Times New Roman" w:hAnsi="Times New Roman" w:cs="Times New Roman"/>
+          <w:color w:val="000000" w:themeColor="text1"/>
+          <w:sz w:val="24"/>
+          <w:szCs w:val="24"/>
+        </w:rPr>
+        <w:t xml:space="preserve"> </w:t>
+      </w:r>
+      <w:proofErr w:type="spellStart"/>
+      <w:r>
+        <w:rPr>
+          <w:rFonts w:ascii="Times New Roman" w:hAnsi="Times New Roman" w:cs="Times New Roman"/>
+          <w:color w:val="000000" w:themeColor="text1"/>
+          <w:sz w:val="24"/>
+          <w:szCs w:val="24"/>
+        </w:rPr>
+        <w:t>Wireframe</w:t>
+      </w:r>
+      <w:proofErr w:type="spellEnd"/>
+      <w:r>
+        <w:rPr>
+          <w:rFonts w:ascii="Times New Roman" w:hAnsi="Times New Roman" w:cs="Times New Roman"/>
+          <w:color w:val="000000" w:themeColor="text1"/>
+          <w:sz w:val="24"/>
+          <w:szCs w:val="24"/>
+        </w:rPr>
+        <w:t xml:space="preserve"> de </w:t>
+      </w:r>
+      <w:r>
+        <w:rPr>
+          <w:rFonts w:ascii="Times New Roman" w:hAnsi="Times New Roman" w:cs="Times New Roman"/>
+          <w:color w:val="000000" w:themeColor="text1"/>
+          <w:sz w:val="24"/>
+          <w:szCs w:val="24"/>
+        </w:rPr>
+        <w:t>Términos de Servicio</w:t>
+      </w:r>
+      <w:bookmarkEnd w:id="28"/>
+    </w:p>
+    <w:p>
+      <w:pPr>
+        <w:pStyle w:val="APATMA"/>
+      </w:pPr>
+      <w:r>
+        <w:drawing>
+          <wp:inline distT="0" distB="0" distL="0" distR="0" wp14:anchorId="0F06861C" wp14:editId="481BE562">
+            <wp:extent cx="5731510" cy="5645785"/>
+            <wp:effectExtent l="0" t="0" r="2540" b="0"/>
+            <wp:docPr id="9" name="Imagen 9"/>
+            <wp:cNvGraphicFramePr>
+              <a:graphicFrameLocks xmlns:a="http://schemas.openxmlformats.org/drawingml/2006/main" noChangeAspect="1"/>
+            </wp:cNvGraphicFramePr>
+            <a:graphic xmlns:a="http://schemas.openxmlformats.org/drawingml/2006/main">
+              <a:graphicData uri="http://schemas.openxmlformats.org/drawingml/2006/picture">
+                <pic:pic xmlns:pic="http://schemas.openxmlformats.org/drawingml/2006/picture">
+                  <pic:nvPicPr>
+                    <pic:cNvPr id="1" name=""/>
+                    <pic:cNvPicPr/>
+                  </pic:nvPicPr>
+                  <pic:blipFill>
+                    <a:blip r:embed="rId24"/>
+                    <a:stretch>
+                      <a:fillRect/>
+                    </a:stretch>
+                  </pic:blipFill>
+                  <pic:spPr>
+                    <a:xfrm>
+                      <a:off x="0" y="0"/>
+                      <a:ext cx="5731510" cy="5645785"/>
+                    </a:xfrm>
+                    <a:prstGeom prst="rect">
+                      <a:avLst/>
+                    </a:prstGeom>
+                  </pic:spPr>
+                </pic:pic>
+              </a:graphicData>
+            </a:graphic>
+          </wp:inline>
+        </w:drawing>
+      </w:r>
+    </w:p>
+    <w:p>
+      <w:pPr>
+        <w:pStyle w:val="APATMA"/>
+      </w:pPr>
+      <w:r>
+        <w:rPr>
+          <w:i/>
+          <w:iCs/>
+        </w:rPr>
+        <w:t>Nota.</w:t>
+      </w:r>
+      <w:r>
+        <w:t xml:space="preserve"> Estructura de visualización de información legal.</w:t>
+      </w:r>
+    </w:p>
+    <w:p>
+      <w:pPr>
+        <w:pStyle w:val="APATMA"/>
+      </w:pPr>
+      <w:r>
+        <w:t>Orientado puramente a la legibilidad, el diseño elimina elementos gráficos innecesarios y presenta el texto en bloques jerarquizados con títulos claros. La estructura asegura que las políticas operativas, condiciones de compra y limitaciones de responsabilidad sean fácilmen</w:t>
+      </w:r>
+      <w:r>
+        <w:t xml:space="preserve">te leídas </w:t>
+      </w:r>
+      <w:r>
+        <w:t>por el consumidor.</w:t>
+      </w:r>
+    </w:p>
+    <w:p>
+      <w:pPr>
+        <w:pStyle w:val="Descripcin"/>
+        <w:keepNext/>
+        <w:spacing w:line="480" w:lineRule="auto"/>
+        <w:ind w:firstLine="708"/>
+        <w:jc w:val="both"/>
+        <w:rPr>
+          <w:rFonts w:ascii="Times New Roman" w:hAnsi="Times New Roman" w:cs="Times New Roman"/>
+          <w:color w:val="000000" w:themeColor="text1"/>
+          <w:sz w:val="24"/>
+          <w:szCs w:val="24"/>
+        </w:rPr>
+      </w:pPr>
+      <w:bookmarkStart w:id="29" w:name="_Toc233482326"/>
+      <w:r>
+        <w:rPr>
+          <w:rFonts w:ascii="Times New Roman" w:hAnsi="Times New Roman" w:cs="Times New Roman"/>
+          <w:b/>
+          <w:bCs/>
+          <w:i w:val="0"/>
+          <w:iCs w:val="0"/>
+          <w:color w:val="000000" w:themeColor="text1"/>
+          <w:sz w:val="24"/>
+          <w:szCs w:val="24"/>
+        </w:rPr>
+        <w:lastRenderedPageBreak/>
+        <w:t xml:space="preserve">Figura </w:t>
+      </w:r>
+      <w:r>
+        <w:rPr>
+          <w:rFonts w:ascii="Times New Roman" w:hAnsi="Times New Roman" w:cs="Times New Roman"/>
+          <w:b/>
+          <w:bCs/>
+          <w:i w:val="0"/>
+          <w:iCs w:val="0"/>
+          <w:color w:val="000000" w:themeColor="text1"/>
+          <w:sz w:val="24"/>
+          <w:szCs w:val="24"/>
+        </w:rPr>
+        <w:fldChar w:fldCharType="begin"/>
+      </w:r>
+      <w:r>
+        <w:rPr>
+          <w:rFonts w:ascii="Times New Roman" w:hAnsi="Times New Roman" w:cs="Times New Roman"/>
+          <w:b/>
+          <w:bCs/>
+          <w:i w:val="0"/>
+          <w:iCs w:val="0"/>
+          <w:color w:val="000000" w:themeColor="text1"/>
+          <w:sz w:val="24"/>
+          <w:szCs w:val="24"/>
+        </w:rPr>
+        <w:instrText xml:space="preserve"> SEQ Figura \* ARABIC </w:instrText>
+      </w:r>
+      <w:r>
+        <w:rPr>
+          <w:rFonts w:ascii="Times New Roman" w:hAnsi="Times New Roman" w:cs="Times New Roman"/>
+          <w:b/>
+          <w:bCs/>
+          <w:i w:val="0"/>
+          <w:iCs w:val="0"/>
+          <w:color w:val="000000" w:themeColor="text1"/>
+          <w:sz w:val="24"/>
+          <w:szCs w:val="24"/>
+        </w:rPr>
+        <w:fldChar w:fldCharType="separate"/>
+      </w:r>
+      <w:r>
+        <w:rPr>
+          <w:rFonts w:ascii="Times New Roman" w:hAnsi="Times New Roman" w:cs="Times New Roman"/>
+          <w:b/>
+          <w:bCs/>
+          <w:i w:val="0"/>
+          <w:iCs w:val="0"/>
+          <w:noProof/>
+          <w:color w:val="000000" w:themeColor="text1"/>
+          <w:sz w:val="24"/>
+          <w:szCs w:val="24"/>
+        </w:rPr>
+        <w:t>13</w:t>
+      </w:r>
+      <w:r>
+        <w:rPr>
+          <w:rFonts w:ascii="Times New Roman" w:hAnsi="Times New Roman" w:cs="Times New Roman"/>
+          <w:b/>
+          <w:bCs/>
+          <w:i w:val="0"/>
+          <w:iCs w:val="0"/>
+          <w:color w:val="000000" w:themeColor="text1"/>
+          <w:sz w:val="24"/>
+          <w:szCs w:val="24"/>
+        </w:rPr>
+        <w:fldChar w:fldCharType="end"/>
+      </w:r>
+      <w:r>
+        <w:rPr>
+          <w:rFonts w:ascii="Times New Roman" w:hAnsi="Times New Roman" w:cs="Times New Roman"/>
+          <w:color w:val="000000" w:themeColor="text1"/>
+          <w:sz w:val="24"/>
+          <w:szCs w:val="24"/>
+        </w:rPr>
+        <w:t xml:space="preserve"> </w:t>
+      </w:r>
+      <w:proofErr w:type="spellStart"/>
+      <w:r>
+        <w:rPr>
+          <w:rFonts w:ascii="Times New Roman" w:hAnsi="Times New Roman" w:cs="Times New Roman"/>
+          <w:color w:val="000000" w:themeColor="text1"/>
+          <w:sz w:val="24"/>
+          <w:szCs w:val="24"/>
+        </w:rPr>
+        <w:t>Wireframe</w:t>
+      </w:r>
+      <w:proofErr w:type="spellEnd"/>
+      <w:r>
+        <w:rPr>
+          <w:rFonts w:ascii="Times New Roman" w:hAnsi="Times New Roman" w:cs="Times New Roman"/>
+          <w:color w:val="000000" w:themeColor="text1"/>
+          <w:sz w:val="24"/>
+          <w:szCs w:val="24"/>
+        </w:rPr>
+        <w:t xml:space="preserve"> de </w:t>
+      </w:r>
+      <w:r>
+        <w:rPr>
+          <w:rFonts w:ascii="Times New Roman" w:hAnsi="Times New Roman" w:cs="Times New Roman"/>
+          <w:color w:val="000000" w:themeColor="text1"/>
+          <w:sz w:val="24"/>
+          <w:szCs w:val="24"/>
+        </w:rPr>
+        <w:t>Políticas de Privacidad</w:t>
+      </w:r>
+      <w:bookmarkEnd w:id="29"/>
+    </w:p>
+    <w:p>
+      <w:pPr>
+        <w:pStyle w:val="APATMA"/>
+      </w:pPr>
+      <w:r>
+        <w:drawing>
+          <wp:inline distT="0" distB="0" distL="0" distR="0" wp14:anchorId="2967B703" wp14:editId="2596FA20">
+            <wp:extent cx="5731510" cy="4424045"/>
+            <wp:effectExtent l="0" t="0" r="2540" b="0"/>
+            <wp:docPr id="10" name="Imagen 10"/>
+            <wp:cNvGraphicFramePr>
+              <a:graphicFrameLocks xmlns:a="http://schemas.openxmlformats.org/drawingml/2006/main" noChangeAspect="1"/>
+            </wp:cNvGraphicFramePr>
+            <a:graphic xmlns:a="http://schemas.openxmlformats.org/drawingml/2006/main">
+              <a:graphicData uri="http://schemas.openxmlformats.org/drawingml/2006/picture">
+                <pic:pic xmlns:pic="http://schemas.openxmlformats.org/drawingml/2006/picture">
+                  <pic:nvPicPr>
+                    <pic:cNvPr id="1" name=""/>
+                    <pic:cNvPicPr/>
+                  </pic:nvPicPr>
+                  <pic:blipFill>
+                    <a:blip r:embed="rId25"/>
+                    <a:stretch>
+                      <a:fillRect/>
+                    </a:stretch>
+                  </pic:blipFill>
+                  <pic:spPr>
+                    <a:xfrm>
+                      <a:off x="0" y="0"/>
+                      <a:ext cx="5731510" cy="4424045"/>
+                    </a:xfrm>
+                    <a:prstGeom prst="rect">
+                      <a:avLst/>
+                    </a:prstGeom>
+                  </pic:spPr>
+                </pic:pic>
+              </a:graphicData>
+            </a:graphic>
+          </wp:inline>
+        </w:drawing>
+      </w:r>
+    </w:p>
+    <w:p>
+      <w:pPr>
+        <w:pStyle w:val="APATMA"/>
+      </w:pPr>
+      <w:r>
+        <w:rPr>
+          <w:i/>
+          <w:iCs/>
+        </w:rPr>
+        <w:t xml:space="preserve">Nota. </w:t>
+      </w:r>
+      <w:r>
+        <w:t>Disposición del documento de protección de datos.</w:t>
+      </w:r>
+    </w:p>
+    <w:p>
+      <w:pPr>
+        <w:pStyle w:val="APATMA"/>
+      </w:pPr>
+      <w:r>
+        <w:t>Manteniendo el formato de la página de términos, esta vista organiza los apartados sobre recopilación de información, uso de cookies y derechos del usuario en un formato de texto estructurado, garantizando la transparencia informativa del comercio electrónico.</w:t>
+      </w:r>
+    </w:p>
+    <w:p>
+      <w:pPr>
+        <w:pStyle w:val="Descripcin"/>
+        <w:keepNext/>
+        <w:spacing w:line="480" w:lineRule="auto"/>
+        <w:ind w:firstLine="708"/>
+        <w:jc w:val="both"/>
+        <w:rPr>
+          <w:rFonts w:ascii="Times New Roman" w:hAnsi="Times New Roman" w:cs="Times New Roman"/>
+          <w:color w:val="000000" w:themeColor="text1"/>
+          <w:sz w:val="24"/>
+          <w:szCs w:val="24"/>
+        </w:rPr>
+      </w:pPr>
+      <w:bookmarkStart w:id="30" w:name="_Toc233482327"/>
+      <w:r>
+        <w:rPr>
+          <w:rFonts w:ascii="Times New Roman" w:hAnsi="Times New Roman" w:cs="Times New Roman"/>
+          <w:b/>
+          <w:bCs/>
+          <w:i w:val="0"/>
+          <w:iCs w:val="0"/>
+          <w:color w:val="000000" w:themeColor="text1"/>
+          <w:sz w:val="24"/>
+          <w:szCs w:val="24"/>
+        </w:rPr>
+        <w:lastRenderedPageBreak/>
+        <w:t xml:space="preserve">Figura </w:t>
+      </w:r>
+      <w:r>
+        <w:rPr>
+          <w:rFonts w:ascii="Times New Roman" w:hAnsi="Times New Roman" w:cs="Times New Roman"/>
+          <w:b/>
+          <w:bCs/>
+          <w:i w:val="0"/>
+          <w:iCs w:val="0"/>
+          <w:color w:val="000000" w:themeColor="text1"/>
+          <w:sz w:val="24"/>
+          <w:szCs w:val="24"/>
+        </w:rPr>
+        <w:fldChar w:fldCharType="begin"/>
+      </w:r>
+      <w:r>
+        <w:rPr>
+          <w:rFonts w:ascii="Times New Roman" w:hAnsi="Times New Roman" w:cs="Times New Roman"/>
+          <w:b/>
+          <w:bCs/>
+          <w:i w:val="0"/>
+          <w:iCs w:val="0"/>
+          <w:color w:val="000000" w:themeColor="text1"/>
+          <w:sz w:val="24"/>
+          <w:szCs w:val="24"/>
+        </w:rPr>
+        <w:instrText xml:space="preserve"> SEQ Figura \* ARABIC </w:instrText>
+      </w:r>
+      <w:r>
+        <w:rPr>
+          <w:rFonts w:ascii="Times New Roman" w:hAnsi="Times New Roman" w:cs="Times New Roman"/>
+          <w:b/>
+          <w:bCs/>
+          <w:i w:val="0"/>
+          <w:iCs w:val="0"/>
+          <w:color w:val="000000" w:themeColor="text1"/>
+          <w:sz w:val="24"/>
+          <w:szCs w:val="24"/>
+        </w:rPr>
+        <w:fldChar w:fldCharType="separate"/>
+      </w:r>
+      <w:r>
+        <w:rPr>
+          <w:rFonts w:ascii="Times New Roman" w:hAnsi="Times New Roman" w:cs="Times New Roman"/>
+          <w:b/>
+          <w:bCs/>
+          <w:i w:val="0"/>
+          <w:iCs w:val="0"/>
+          <w:noProof/>
+          <w:color w:val="000000" w:themeColor="text1"/>
+          <w:sz w:val="24"/>
+          <w:szCs w:val="24"/>
+        </w:rPr>
+        <w:t>14</w:t>
+      </w:r>
+      <w:r>
+        <w:rPr>
+          <w:rFonts w:ascii="Times New Roman" w:hAnsi="Times New Roman" w:cs="Times New Roman"/>
+          <w:b/>
+          <w:bCs/>
+          <w:i w:val="0"/>
+          <w:iCs w:val="0"/>
+          <w:color w:val="000000" w:themeColor="text1"/>
+          <w:sz w:val="24"/>
+          <w:szCs w:val="24"/>
+        </w:rPr>
+        <w:fldChar w:fldCharType="end"/>
+      </w:r>
+      <w:r>
+        <w:rPr>
+          <w:rFonts w:ascii="Times New Roman" w:hAnsi="Times New Roman" w:cs="Times New Roman"/>
+          <w:color w:val="000000" w:themeColor="text1"/>
+          <w:sz w:val="24"/>
+          <w:szCs w:val="24"/>
+        </w:rPr>
+        <w:t xml:space="preserve"> </w:t>
+      </w:r>
+      <w:proofErr w:type="spellStart"/>
+      <w:r>
+        <w:rPr>
+          <w:rFonts w:ascii="Times New Roman" w:hAnsi="Times New Roman" w:cs="Times New Roman"/>
+          <w:color w:val="000000" w:themeColor="text1"/>
+          <w:sz w:val="24"/>
+          <w:szCs w:val="24"/>
+        </w:rPr>
+        <w:t>Wireframe</w:t>
+      </w:r>
+      <w:proofErr w:type="spellEnd"/>
+      <w:r>
+        <w:rPr>
+          <w:rFonts w:ascii="Times New Roman" w:hAnsi="Times New Roman" w:cs="Times New Roman"/>
+          <w:color w:val="000000" w:themeColor="text1"/>
+          <w:sz w:val="24"/>
+          <w:szCs w:val="24"/>
+        </w:rPr>
+        <w:t xml:space="preserve"> de</w:t>
+      </w:r>
+      <w:r>
+        <w:rPr>
+          <w:rFonts w:ascii="Times New Roman" w:hAnsi="Times New Roman" w:cs="Times New Roman"/>
+          <w:color w:val="000000" w:themeColor="text1"/>
+          <w:sz w:val="24"/>
+          <w:szCs w:val="24"/>
+        </w:rPr>
+        <w:t xml:space="preserve">l Carrito </w:t>
+      </w:r>
+      <w:r>
+        <w:rPr>
+          <w:rFonts w:ascii="Times New Roman" w:hAnsi="Times New Roman" w:cs="Times New Roman"/>
+          <w:color w:val="000000" w:themeColor="text1"/>
+          <w:sz w:val="24"/>
+          <w:szCs w:val="24"/>
+        </w:rPr>
+        <w:t>Vacío</w:t>
+      </w:r>
+      <w:bookmarkEnd w:id="30"/>
+    </w:p>
+    <w:p>
+      <w:pPr>
+        <w:pStyle w:val="APATMA"/>
+      </w:pPr>
+      <w:r>
+        <w:drawing>
+          <wp:inline distT="0" distB="0" distL="0" distR="0" wp14:anchorId="26559CBA" wp14:editId="17A805EB">
+            <wp:extent cx="5731510" cy="3046095"/>
+            <wp:effectExtent l="0" t="0" r="2540" b="1905"/>
+            <wp:docPr id="11" name="Imagen 11"/>
+            <wp:cNvGraphicFramePr>
+              <a:graphicFrameLocks xmlns:a="http://schemas.openxmlformats.org/drawingml/2006/main" noChangeAspect="1"/>
+            </wp:cNvGraphicFramePr>
+            <a:graphic xmlns:a="http://schemas.openxmlformats.org/drawingml/2006/main">
+              <a:graphicData uri="http://schemas.openxmlformats.org/drawingml/2006/picture">
+                <pic:pic xmlns:pic="http://schemas.openxmlformats.org/drawingml/2006/picture">
+                  <pic:nvPicPr>
+                    <pic:cNvPr id="1" name=""/>
+                    <pic:cNvPicPr/>
+                  </pic:nvPicPr>
+                  <pic:blipFill>
+                    <a:blip r:embed="rId26"/>
+                    <a:stretch>
+                      <a:fillRect/>
+                    </a:stretch>
+                  </pic:blipFill>
+                  <pic:spPr>
+                    <a:xfrm>
+                      <a:off x="0" y="0"/>
+                      <a:ext cx="5731510" cy="3046095"/>
+                    </a:xfrm>
+                    <a:prstGeom prst="rect">
+                      <a:avLst/>
+                    </a:prstGeom>
+                  </pic:spPr>
+                </pic:pic>
+              </a:graphicData>
+            </a:graphic>
+          </wp:inline>
+        </w:drawing>
+      </w:r>
+    </w:p>
+    <w:p>
+      <w:pPr>
+        <w:pStyle w:val="APATMA"/>
+      </w:pPr>
+      <w:r>
+        <w:rPr>
+          <w:i/>
+          <w:iCs/>
+        </w:rPr>
+        <w:t>Nota.</w:t>
+      </w:r>
+      <w:r>
+        <w:t xml:space="preserve"> Estado inicial del panel lateral de compras.</w:t>
+      </w:r>
+    </w:p>
+    <w:p>
+      <w:pPr>
+        <w:pStyle w:val="APATMA"/>
+      </w:pPr>
+      <w:r>
+        <w:t>El carrito se presenta como un panel lateral superpuesto. En su estado vacío, el diseño busca redirigir la atención del usuario nuevamente hacia el catálogo mediante un claro llamado a la acción para comenzar a comprar, optimizando así la retención y la conversión.</w:t>
+      </w:r>
+    </w:p>
+    <w:p>
+      <w:pPr>
+        <w:pStyle w:val="Descripcin"/>
+        <w:keepNext/>
+        <w:spacing w:line="480" w:lineRule="auto"/>
+        <w:ind w:firstLine="708"/>
+        <w:jc w:val="both"/>
+        <w:rPr>
+          <w:rFonts w:ascii="Times New Roman" w:hAnsi="Times New Roman" w:cs="Times New Roman"/>
+          <w:color w:val="000000" w:themeColor="text1"/>
+          <w:sz w:val="24"/>
+          <w:szCs w:val="24"/>
+          <w:lang w:val="pt-BR"/>
+        </w:rPr>
+      </w:pPr>
+      <w:bookmarkStart w:id="31" w:name="_Toc233482328"/>
+      <w:r>
+        <w:rPr>
+          <w:rFonts w:ascii="Times New Roman" w:hAnsi="Times New Roman" w:cs="Times New Roman"/>
+          <w:b/>
+          <w:bCs/>
+          <w:i w:val="0"/>
+          <w:iCs w:val="0"/>
+          <w:color w:val="000000" w:themeColor="text1"/>
+          <w:sz w:val="24"/>
+          <w:szCs w:val="24"/>
+          <w:lang w:val="pt-BR"/>
+        </w:rPr>
+        <w:lastRenderedPageBreak/>
+        <w:t xml:space="preserve">Figura </w:t>
+      </w:r>
+      <w:r>
+        <w:rPr>
+          <w:rFonts w:ascii="Times New Roman" w:hAnsi="Times New Roman" w:cs="Times New Roman"/>
+          <w:b/>
+          <w:bCs/>
+          <w:i w:val="0"/>
+          <w:iCs w:val="0"/>
+          <w:color w:val="000000" w:themeColor="text1"/>
+          <w:sz w:val="24"/>
+          <w:szCs w:val="24"/>
+        </w:rPr>
+        <w:fldChar w:fldCharType="begin"/>
+      </w:r>
+      <w:r>
+        <w:rPr>
+          <w:rFonts w:ascii="Times New Roman" w:hAnsi="Times New Roman" w:cs="Times New Roman"/>
+          <w:b/>
+          <w:bCs/>
+          <w:i w:val="0"/>
+          <w:iCs w:val="0"/>
+          <w:color w:val="000000" w:themeColor="text1"/>
+          <w:sz w:val="24"/>
+          <w:szCs w:val="24"/>
+          <w:lang w:val="pt-BR"/>
+        </w:rPr>
+        <w:instrText xml:space="preserve"> SEQ Figura \* ARABIC </w:instrText>
+      </w:r>
+      <w:r>
+        <w:rPr>
+          <w:rFonts w:ascii="Times New Roman" w:hAnsi="Times New Roman" w:cs="Times New Roman"/>
+          <w:b/>
+          <w:bCs/>
+          <w:i w:val="0"/>
+          <w:iCs w:val="0"/>
+          <w:color w:val="000000" w:themeColor="text1"/>
+          <w:sz w:val="24"/>
+          <w:szCs w:val="24"/>
+        </w:rPr>
+        <w:fldChar w:fldCharType="separate"/>
+      </w:r>
+      <w:r>
+        <w:rPr>
+          <w:rFonts w:ascii="Times New Roman" w:hAnsi="Times New Roman" w:cs="Times New Roman"/>
+          <w:b/>
+          <w:bCs/>
+          <w:i w:val="0"/>
+          <w:iCs w:val="0"/>
+          <w:noProof/>
+          <w:color w:val="000000" w:themeColor="text1"/>
+          <w:sz w:val="24"/>
+          <w:szCs w:val="24"/>
+          <w:lang w:val="pt-BR"/>
+        </w:rPr>
+        <w:t>15</w:t>
+      </w:r>
+      <w:r>
+        <w:rPr>
+          <w:rFonts w:ascii="Times New Roman" w:hAnsi="Times New Roman" w:cs="Times New Roman"/>
+          <w:b/>
+          <w:bCs/>
+          <w:i w:val="0"/>
+          <w:iCs w:val="0"/>
+          <w:color w:val="000000" w:themeColor="text1"/>
+          <w:sz w:val="24"/>
+          <w:szCs w:val="24"/>
+        </w:rPr>
+        <w:fldChar w:fldCharType="end"/>
+      </w:r>
+      <w:r>
+        <w:rPr>
+          <w:rFonts w:ascii="Times New Roman" w:hAnsi="Times New Roman" w:cs="Times New Roman"/>
+          <w:color w:val="000000" w:themeColor="text1"/>
+          <w:sz w:val="24"/>
+          <w:szCs w:val="24"/>
+          <w:lang w:val="pt-BR"/>
+        </w:rPr>
+        <w:t xml:space="preserve"> </w:t>
+      </w:r>
+      <w:proofErr w:type="spellStart"/>
+      <w:r>
+        <w:rPr>
+          <w:rFonts w:ascii="Times New Roman" w:hAnsi="Times New Roman" w:cs="Times New Roman"/>
+          <w:color w:val="000000" w:themeColor="text1"/>
+          <w:sz w:val="24"/>
+          <w:szCs w:val="24"/>
+          <w:lang w:val="pt-BR"/>
+        </w:rPr>
+        <w:t>Wireframe</w:t>
+      </w:r>
+      <w:proofErr w:type="spellEnd"/>
+      <w:r>
+        <w:rPr>
+          <w:rFonts w:ascii="Times New Roman" w:hAnsi="Times New Roman" w:cs="Times New Roman"/>
+          <w:color w:val="000000" w:themeColor="text1"/>
+          <w:sz w:val="24"/>
+          <w:szCs w:val="24"/>
+          <w:lang w:val="pt-BR"/>
+        </w:rPr>
+        <w:t xml:space="preserve"> de </w:t>
+      </w:r>
+      <w:proofErr w:type="spellStart"/>
+      <w:r>
+        <w:rPr>
+          <w:rFonts w:ascii="Times New Roman" w:hAnsi="Times New Roman" w:cs="Times New Roman"/>
+          <w:color w:val="000000" w:themeColor="text1"/>
+          <w:sz w:val="24"/>
+          <w:szCs w:val="24"/>
+          <w:lang w:val="pt-BR"/>
+        </w:rPr>
+        <w:t>Carrito</w:t>
+      </w:r>
+      <w:proofErr w:type="spellEnd"/>
+      <w:r>
+        <w:rPr>
+          <w:rFonts w:ascii="Times New Roman" w:hAnsi="Times New Roman" w:cs="Times New Roman"/>
+          <w:color w:val="000000" w:themeColor="text1"/>
+          <w:sz w:val="24"/>
+          <w:szCs w:val="24"/>
+          <w:lang w:val="pt-BR"/>
+        </w:rPr>
+        <w:t xml:space="preserve"> </w:t>
+      </w:r>
+      <w:r>
+        <w:rPr>
+          <w:rFonts w:ascii="Times New Roman" w:hAnsi="Times New Roman" w:cs="Times New Roman"/>
+          <w:color w:val="000000" w:themeColor="text1"/>
+          <w:sz w:val="24"/>
+          <w:szCs w:val="24"/>
+          <w:lang w:val="pt-BR"/>
+        </w:rPr>
+        <w:t>com Artículos</w:t>
+      </w:r>
+      <w:bookmarkEnd w:id="31"/>
+    </w:p>
+    <w:p>
+      <w:pPr>
+        <w:pStyle w:val="APATMA"/>
+        <w:rPr>
+          <w:lang w:val="pt-BR"/>
+        </w:rPr>
+      </w:pPr>
+      <w:r>
+        <w:rPr>
+          <w:lang w:val="pt-BR"/>
+        </w:rPr>
+        <w:drawing>
+          <wp:inline distT="0" distB="0" distL="0" distR="0" wp14:anchorId="673C3A20" wp14:editId="45480DE2">
+            <wp:extent cx="5731510" cy="3113405"/>
+            <wp:effectExtent l="0" t="0" r="2540" b="0"/>
+            <wp:docPr id="12" name="Imagen 12"/>
+            <wp:cNvGraphicFramePr>
+              <a:graphicFrameLocks xmlns:a="http://schemas.openxmlformats.org/drawingml/2006/main" noChangeAspect="1"/>
+            </wp:cNvGraphicFramePr>
+            <a:graphic xmlns:a="http://schemas.openxmlformats.org/drawingml/2006/main">
+              <a:graphicData uri="http://schemas.openxmlformats.org/drawingml/2006/picture">
+                <pic:pic xmlns:pic="http://schemas.openxmlformats.org/drawingml/2006/picture">
+                  <pic:nvPicPr>
+                    <pic:cNvPr id="1" name=""/>
+                    <pic:cNvPicPr/>
+                  </pic:nvPicPr>
+                  <pic:blipFill>
+                    <a:blip r:embed="rId27"/>
+                    <a:stretch>
+                      <a:fillRect/>
+                    </a:stretch>
+                  </pic:blipFill>
+                  <pic:spPr>
+                    <a:xfrm>
+                      <a:off x="0" y="0"/>
+                      <a:ext cx="5731510" cy="3113405"/>
+                    </a:xfrm>
+                    <a:prstGeom prst="rect">
+                      <a:avLst/>
+                    </a:prstGeom>
+                  </pic:spPr>
+                </pic:pic>
+              </a:graphicData>
+            </a:graphic>
+          </wp:inline>
+        </w:drawing>
+      </w:r>
+    </w:p>
+    <w:p>
+      <w:pPr>
+        <w:pStyle w:val="APATMA"/>
+      </w:pPr>
+      <w:r>
+        <w:rPr>
+          <w:i/>
+          <w:iCs/>
+        </w:rPr>
+        <w:t>Nota.</w:t>
+      </w:r>
+      <w:r>
+        <w:t xml:space="preserve"> Panel lateral con listado de productos seleccionados y subtotal.</w:t>
+      </w:r>
+    </w:p>
+    <w:p>
+      <w:pPr>
+        <w:pStyle w:val="APATMA"/>
+      </w:pPr>
+      <w:r>
+        <w:t>Cuando contiene productos, el panel lateral detalla de forma clara la imagen, precio y cantidad de cada ítem, permitiendo ajustes rápidos. Se incorpora un banner promocional estratégico en la parte superior para incentivar el alcance del envío gratuito, culminando con el resumen de costos y el botón hacia el pago.</w:t>
+      </w:r>
+    </w:p>
+    <w:p>
+      <w:pPr>
+        <w:pStyle w:val="Descripcin"/>
+        <w:keepNext/>
+        <w:spacing w:line="480" w:lineRule="auto"/>
+        <w:ind w:firstLine="708"/>
+        <w:jc w:val="both"/>
+        <w:rPr>
+          <w:rFonts w:ascii="Times New Roman" w:hAnsi="Times New Roman" w:cs="Times New Roman"/>
+          <w:color w:val="000000" w:themeColor="text1"/>
+          <w:sz w:val="24"/>
+          <w:szCs w:val="24"/>
+        </w:rPr>
+      </w:pPr>
+      <w:bookmarkStart w:id="32" w:name="_Toc233482329"/>
+      <w:r>
+        <w:rPr>
+          <w:rFonts w:ascii="Times New Roman" w:hAnsi="Times New Roman" w:cs="Times New Roman"/>
+          <w:b/>
+          <w:bCs/>
+          <w:i w:val="0"/>
+          <w:iCs w:val="0"/>
+          <w:color w:val="000000" w:themeColor="text1"/>
+          <w:sz w:val="24"/>
+          <w:szCs w:val="24"/>
+        </w:rPr>
+        <w:lastRenderedPageBreak/>
+        <w:t xml:space="preserve">Figura </w:t>
+      </w:r>
+      <w:r>
+        <w:rPr>
+          <w:rFonts w:ascii="Times New Roman" w:hAnsi="Times New Roman" w:cs="Times New Roman"/>
+          <w:b/>
+          <w:bCs/>
+          <w:i w:val="0"/>
+          <w:iCs w:val="0"/>
+          <w:color w:val="000000" w:themeColor="text1"/>
+          <w:sz w:val="24"/>
+          <w:szCs w:val="24"/>
+        </w:rPr>
+        <w:fldChar w:fldCharType="begin"/>
+      </w:r>
+      <w:r>
+        <w:rPr>
+          <w:rFonts w:ascii="Times New Roman" w:hAnsi="Times New Roman" w:cs="Times New Roman"/>
+          <w:b/>
+          <w:bCs/>
+          <w:i w:val="0"/>
+          <w:iCs w:val="0"/>
+          <w:color w:val="000000" w:themeColor="text1"/>
+          <w:sz w:val="24"/>
+          <w:szCs w:val="24"/>
+        </w:rPr>
+        <w:instrText xml:space="preserve"> SEQ Figura \* ARABIC </w:instrText>
+      </w:r>
+      <w:r>
+        <w:rPr>
+          <w:rFonts w:ascii="Times New Roman" w:hAnsi="Times New Roman" w:cs="Times New Roman"/>
+          <w:b/>
+          <w:bCs/>
+          <w:i w:val="0"/>
+          <w:iCs w:val="0"/>
+          <w:color w:val="000000" w:themeColor="text1"/>
+          <w:sz w:val="24"/>
+          <w:szCs w:val="24"/>
+        </w:rPr>
+        <w:fldChar w:fldCharType="separate"/>
+      </w:r>
+      <w:r>
+        <w:rPr>
+          <w:rFonts w:ascii="Times New Roman" w:hAnsi="Times New Roman" w:cs="Times New Roman"/>
+          <w:b/>
+          <w:bCs/>
+          <w:i w:val="0"/>
+          <w:iCs w:val="0"/>
+          <w:noProof/>
+          <w:color w:val="000000" w:themeColor="text1"/>
+          <w:sz w:val="24"/>
+          <w:szCs w:val="24"/>
+        </w:rPr>
+        <w:t>16</w:t>
+      </w:r>
+      <w:r>
+        <w:rPr>
+          <w:rFonts w:ascii="Times New Roman" w:hAnsi="Times New Roman" w:cs="Times New Roman"/>
+          <w:b/>
+          <w:bCs/>
+          <w:i w:val="0"/>
+          <w:iCs w:val="0"/>
+          <w:color w:val="000000" w:themeColor="text1"/>
+          <w:sz w:val="24"/>
+          <w:szCs w:val="24"/>
+        </w:rPr>
+        <w:fldChar w:fldCharType="end"/>
+      </w:r>
+      <w:r>
+        <w:rPr>
+          <w:rFonts w:ascii="Times New Roman" w:hAnsi="Times New Roman" w:cs="Times New Roman"/>
+          <w:color w:val="000000" w:themeColor="text1"/>
+          <w:sz w:val="24"/>
+          <w:szCs w:val="24"/>
+        </w:rPr>
+        <w:t xml:space="preserve"> </w:t>
+      </w:r>
+      <w:proofErr w:type="spellStart"/>
+      <w:r>
+        <w:rPr>
+          <w:rFonts w:ascii="Times New Roman" w:hAnsi="Times New Roman" w:cs="Times New Roman"/>
+          <w:color w:val="000000" w:themeColor="text1"/>
+          <w:sz w:val="24"/>
+          <w:szCs w:val="24"/>
+        </w:rPr>
+        <w:t>Wireframe</w:t>
+      </w:r>
+      <w:proofErr w:type="spellEnd"/>
+      <w:r>
+        <w:rPr>
+          <w:rFonts w:ascii="Times New Roman" w:hAnsi="Times New Roman" w:cs="Times New Roman"/>
+          <w:color w:val="000000" w:themeColor="text1"/>
+          <w:sz w:val="24"/>
+          <w:szCs w:val="24"/>
+        </w:rPr>
+        <w:t xml:space="preserve"> de Pago</w:t>
+      </w:r>
+      <w:bookmarkEnd w:id="32"/>
+    </w:p>
+    <w:p>
+      <w:pPr>
+        <w:pStyle w:val="APATMA"/>
+      </w:pPr>
+      <w:r>
+        <w:drawing>
+          <wp:inline distT="0" distB="0" distL="0" distR="0" wp14:anchorId="61BEE16E" wp14:editId="72DB1186">
+            <wp:extent cx="3248025" cy="7267575"/>
+            <wp:effectExtent l="0" t="0" r="9525" b="9525"/>
+            <wp:docPr id="13" name="Imagen 13"/>
+            <wp:cNvGraphicFramePr>
+              <a:graphicFrameLocks xmlns:a="http://schemas.openxmlformats.org/drawingml/2006/main" noChangeAspect="1"/>
+            </wp:cNvGraphicFramePr>
+            <a:graphic xmlns:a="http://schemas.openxmlformats.org/drawingml/2006/main">
+              <a:graphicData uri="http://schemas.openxmlformats.org/drawingml/2006/picture">
+                <pic:pic xmlns:pic="http://schemas.openxmlformats.org/drawingml/2006/picture">
+                  <pic:nvPicPr>
+                    <pic:cNvPr id="1" name=""/>
+                    <pic:cNvPicPr/>
+                  </pic:nvPicPr>
+                  <pic:blipFill>
+                    <a:blip r:embed="rId28"/>
+                    <a:stretch>
+                      <a:fillRect/>
+                    </a:stretch>
+                  </pic:blipFill>
+                  <pic:spPr>
+                    <a:xfrm>
+                      <a:off x="0" y="0"/>
+                      <a:ext cx="3248025" cy="7267575"/>
+                    </a:xfrm>
+                    <a:prstGeom prst="rect">
+                      <a:avLst/>
+                    </a:prstGeom>
+                  </pic:spPr>
+                </pic:pic>
+              </a:graphicData>
+            </a:graphic>
+          </wp:inline>
+        </w:drawing>
+      </w:r>
+    </w:p>
+    <w:p>
+      <w:pPr>
+        <w:pStyle w:val="APATMA"/>
+      </w:pPr>
+      <w:r>
+        <w:rPr>
+          <w:i/>
+          <w:iCs/>
+        </w:rPr>
+        <w:t>Nota.</w:t>
+      </w:r>
+      <w:r>
+        <w:t xml:space="preserve"> Formulario de finalización de compra y datos de envío.</w:t>
+      </w:r>
+    </w:p>
+    <w:p>
+      <w:pPr>
+        <w:pStyle w:val="APATMA"/>
+      </w:pPr>
+      <w:r>
+        <w:lastRenderedPageBreak/>
+        <w:t xml:space="preserve">La pantalla de </w:t>
+      </w:r>
+      <w:proofErr w:type="spellStart"/>
+      <w:r>
+        <w:t>checkout</w:t>
+      </w:r>
+      <w:proofErr w:type="spellEnd"/>
+      <w:r>
+        <w:t xml:space="preserve"> utiliza una distribución en dos columnas (formulario y resumen del pedido). El lado izquierdo desglosa metódicamente la recopilación de datos del cliente en secciones lógicas: contacto, dirección de entrega, métodos de envío y selección de pasarela de pago, manteniendo visible el resumen de la compra en la columna derecha para brindar transparencia continua sobre los costos.</w:t>
+      </w:r>
+    </w:p>
+    <w:p>
+      <w:pPr>
+        <w:pStyle w:val="Descripcin"/>
+        <w:keepNext/>
+        <w:spacing w:line="480" w:lineRule="auto"/>
+        <w:ind w:firstLine="708"/>
+        <w:jc w:val="both"/>
+        <w:rPr>
+          <w:rFonts w:ascii="Times New Roman" w:hAnsi="Times New Roman" w:cs="Times New Roman"/>
+          <w:color w:val="000000" w:themeColor="text1"/>
+          <w:sz w:val="24"/>
+          <w:szCs w:val="24"/>
+        </w:rPr>
+      </w:pPr>
+      <w:bookmarkStart w:id="33" w:name="_Toc233482330"/>
+      <w:r>
+        <w:rPr>
+          <w:rFonts w:ascii="Times New Roman" w:hAnsi="Times New Roman" w:cs="Times New Roman"/>
+          <w:b/>
+          <w:bCs/>
+          <w:i w:val="0"/>
+          <w:iCs w:val="0"/>
+          <w:color w:val="000000" w:themeColor="text1"/>
+          <w:sz w:val="24"/>
+          <w:szCs w:val="24"/>
+        </w:rPr>
+        <w:t xml:space="preserve">Figura </w:t>
+      </w:r>
+      <w:r>
+        <w:rPr>
+          <w:rFonts w:ascii="Times New Roman" w:hAnsi="Times New Roman" w:cs="Times New Roman"/>
+          <w:b/>
+          <w:bCs/>
+          <w:i w:val="0"/>
+          <w:iCs w:val="0"/>
+          <w:color w:val="000000" w:themeColor="text1"/>
+          <w:sz w:val="24"/>
+          <w:szCs w:val="24"/>
+        </w:rPr>
+        <w:fldChar w:fldCharType="begin"/>
+      </w:r>
+      <w:r>
+        <w:rPr>
+          <w:rFonts w:ascii="Times New Roman" w:hAnsi="Times New Roman" w:cs="Times New Roman"/>
+          <w:b/>
+          <w:bCs/>
+          <w:i w:val="0"/>
+          <w:iCs w:val="0"/>
+          <w:color w:val="000000" w:themeColor="text1"/>
+          <w:sz w:val="24"/>
+          <w:szCs w:val="24"/>
+        </w:rPr>
+        <w:instrText xml:space="preserve"> SEQ Figura \* ARABIC </w:instrText>
+      </w:r>
+      <w:r>
+        <w:rPr>
+          <w:rFonts w:ascii="Times New Roman" w:hAnsi="Times New Roman" w:cs="Times New Roman"/>
+          <w:b/>
+          <w:bCs/>
+          <w:i w:val="0"/>
+          <w:iCs w:val="0"/>
+          <w:color w:val="000000" w:themeColor="text1"/>
+          <w:sz w:val="24"/>
+          <w:szCs w:val="24"/>
+        </w:rPr>
+        <w:fldChar w:fldCharType="separate"/>
+      </w:r>
+      <w:r>
+        <w:rPr>
+          <w:rFonts w:ascii="Times New Roman" w:hAnsi="Times New Roman" w:cs="Times New Roman"/>
+          <w:b/>
+          <w:bCs/>
+          <w:i w:val="0"/>
+          <w:iCs w:val="0"/>
+          <w:noProof/>
+          <w:color w:val="000000" w:themeColor="text1"/>
+          <w:sz w:val="24"/>
+          <w:szCs w:val="24"/>
+        </w:rPr>
+        <w:t>17</w:t>
+      </w:r>
+      <w:r>
+        <w:rPr>
+          <w:rFonts w:ascii="Times New Roman" w:hAnsi="Times New Roman" w:cs="Times New Roman"/>
+          <w:b/>
+          <w:bCs/>
+          <w:i w:val="0"/>
+          <w:iCs w:val="0"/>
+          <w:color w:val="000000" w:themeColor="text1"/>
+          <w:sz w:val="24"/>
+          <w:szCs w:val="24"/>
+        </w:rPr>
+        <w:fldChar w:fldCharType="end"/>
+      </w:r>
+      <w:r>
+        <w:rPr>
+          <w:rFonts w:ascii="Times New Roman" w:hAnsi="Times New Roman" w:cs="Times New Roman"/>
+          <w:color w:val="000000" w:themeColor="text1"/>
+          <w:sz w:val="24"/>
+          <w:szCs w:val="24"/>
+        </w:rPr>
+        <w:t xml:space="preserve"> </w:t>
+      </w:r>
+      <w:proofErr w:type="spellStart"/>
+      <w:r>
+        <w:rPr>
+          <w:rFonts w:ascii="Times New Roman" w:hAnsi="Times New Roman" w:cs="Times New Roman"/>
+          <w:color w:val="000000" w:themeColor="text1"/>
+          <w:sz w:val="24"/>
+          <w:szCs w:val="24"/>
+        </w:rPr>
+        <w:t>Wireframe</w:t>
+      </w:r>
+      <w:proofErr w:type="spellEnd"/>
+      <w:r>
+        <w:rPr>
+          <w:rFonts w:ascii="Times New Roman" w:hAnsi="Times New Roman" w:cs="Times New Roman"/>
+          <w:color w:val="000000" w:themeColor="text1"/>
+          <w:sz w:val="24"/>
+          <w:szCs w:val="24"/>
+        </w:rPr>
+        <w:t xml:space="preserve"> de</w:t>
+      </w:r>
+      <w:r>
+        <w:rPr>
+          <w:rFonts w:ascii="Times New Roman" w:hAnsi="Times New Roman" w:cs="Times New Roman"/>
+          <w:color w:val="000000" w:themeColor="text1"/>
+          <w:sz w:val="24"/>
+          <w:szCs w:val="24"/>
+        </w:rPr>
+        <w:t xml:space="preserve"> Confirmación de Pago</w:t>
+      </w:r>
+      <w:bookmarkEnd w:id="33"/>
+    </w:p>
+    <w:p>
+      <w:r>
+        <w:drawing>
+          <wp:inline distT="0" distB="0" distL="0" distR="0" wp14:anchorId="289C0CC5" wp14:editId="035DC6A0">
+            <wp:extent cx="5731510" cy="2371725"/>
+            <wp:effectExtent l="0" t="0" r="2540" b="9525"/>
+            <wp:docPr id="14" name="Imagen 14"/>
+            <wp:cNvGraphicFramePr>
+              <a:graphicFrameLocks xmlns:a="http://schemas.openxmlformats.org/drawingml/2006/main" noChangeAspect="1"/>
+            </wp:cNvGraphicFramePr>
+            <a:graphic xmlns:a="http://schemas.openxmlformats.org/drawingml/2006/main">
+              <a:graphicData uri="http://schemas.openxmlformats.org/drawingml/2006/picture">
+                <pic:pic xmlns:pic="http://schemas.openxmlformats.org/drawingml/2006/picture">
+                  <pic:nvPicPr>
+                    <pic:cNvPr id="1" name=""/>
+                    <pic:cNvPicPr/>
+                  </pic:nvPicPr>
+                  <pic:blipFill>
+                    <a:blip r:embed="rId29"/>
+                    <a:stretch>
+                      <a:fillRect/>
+                    </a:stretch>
+                  </pic:blipFill>
+                  <pic:spPr>
+                    <a:xfrm>
+                      <a:off x="0" y="0"/>
+                      <a:ext cx="5731510" cy="2371725"/>
+                    </a:xfrm>
+                    <a:prstGeom prst="rect">
+                      <a:avLst/>
+                    </a:prstGeom>
+                  </pic:spPr>
+                </pic:pic>
+              </a:graphicData>
+            </a:graphic>
+          </wp:inline>
+        </w:drawing>
+      </w:r>
+    </w:p>
+    <w:p>
+      <w:pPr>
+        <w:pStyle w:val="APATMA"/>
+      </w:pPr>
+      <w:r>
+        <w:rPr>
+          <w:i/>
+          <w:iCs/>
+        </w:rPr>
+        <w:t>Nota.</w:t>
+      </w:r>
+      <w:r>
+        <w:t xml:space="preserve"> Pantalla de éxito tras finalizar una compra.</w:t>
+      </w:r>
+    </w:p>
+    <w:p>
+      <w:pPr>
+        <w:pStyle w:val="APATMA"/>
+      </w:pPr>
+      <w:r>
+        <w:t xml:space="preserve">Esta vista transmite seguridad y agradecimiento tras la transacción. Su diseño centralizado con un ícono de verificación sirve para calmar cualquier ansiedad </w:t>
+      </w:r>
+      <w:proofErr w:type="spellStart"/>
+      <w:r>
+        <w:t>post-compra</w:t>
+      </w:r>
+      <w:proofErr w:type="spellEnd"/>
+      <w:r>
+        <w:t>, ofreciendo además rutas claras de navegación para regresar al inicio o continuar explorando la tienda.</w:t>
+      </w:r>
+    </w:p>
+    <w:p>
+      <w:pPr>
+        <w:pStyle w:val="Descripcin"/>
+        <w:keepNext/>
+        <w:spacing w:line="480" w:lineRule="auto"/>
+        <w:ind w:firstLine="708"/>
+        <w:jc w:val="both"/>
+        <w:rPr>
+          <w:rFonts w:ascii="Times New Roman" w:hAnsi="Times New Roman" w:cs="Times New Roman"/>
+          <w:color w:val="000000" w:themeColor="text1"/>
+          <w:sz w:val="24"/>
+          <w:szCs w:val="24"/>
+        </w:rPr>
+      </w:pPr>
+      <w:bookmarkStart w:id="34" w:name="_Toc233482331"/>
+      <w:r>
+        <w:rPr>
+          <w:rFonts w:ascii="Times New Roman" w:hAnsi="Times New Roman" w:cs="Times New Roman"/>
+          <w:b/>
+          <w:bCs/>
+          <w:i w:val="0"/>
+          <w:iCs w:val="0"/>
+          <w:color w:val="000000" w:themeColor="text1"/>
+          <w:sz w:val="24"/>
+          <w:szCs w:val="24"/>
+        </w:rPr>
+        <w:lastRenderedPageBreak/>
+        <w:t xml:space="preserve">Figura </w:t>
+      </w:r>
+      <w:r>
+        <w:rPr>
+          <w:rFonts w:ascii="Times New Roman" w:hAnsi="Times New Roman" w:cs="Times New Roman"/>
+          <w:b/>
+          <w:bCs/>
+          <w:i w:val="0"/>
+          <w:iCs w:val="0"/>
+          <w:color w:val="000000" w:themeColor="text1"/>
+          <w:sz w:val="24"/>
+          <w:szCs w:val="24"/>
+        </w:rPr>
+        <w:fldChar w:fldCharType="begin"/>
+      </w:r>
+      <w:r>
+        <w:rPr>
+          <w:rFonts w:ascii="Times New Roman" w:hAnsi="Times New Roman" w:cs="Times New Roman"/>
+          <w:b/>
+          <w:bCs/>
+          <w:i w:val="0"/>
+          <w:iCs w:val="0"/>
+          <w:color w:val="000000" w:themeColor="text1"/>
+          <w:sz w:val="24"/>
+          <w:szCs w:val="24"/>
+        </w:rPr>
+        <w:instrText xml:space="preserve"> SEQ Figura \* ARABIC </w:instrText>
+      </w:r>
+      <w:r>
+        <w:rPr>
+          <w:rFonts w:ascii="Times New Roman" w:hAnsi="Times New Roman" w:cs="Times New Roman"/>
+          <w:b/>
+          <w:bCs/>
+          <w:i w:val="0"/>
+          <w:iCs w:val="0"/>
+          <w:color w:val="000000" w:themeColor="text1"/>
+          <w:sz w:val="24"/>
+          <w:szCs w:val="24"/>
+        </w:rPr>
+        <w:fldChar w:fldCharType="separate"/>
+      </w:r>
+      <w:r>
+        <w:rPr>
+          <w:rFonts w:ascii="Times New Roman" w:hAnsi="Times New Roman" w:cs="Times New Roman"/>
+          <w:b/>
+          <w:bCs/>
+          <w:i w:val="0"/>
+          <w:iCs w:val="0"/>
+          <w:noProof/>
+          <w:color w:val="000000" w:themeColor="text1"/>
+          <w:sz w:val="24"/>
+          <w:szCs w:val="24"/>
+        </w:rPr>
+        <w:t>18</w:t>
+      </w:r>
+      <w:r>
+        <w:rPr>
+          <w:rFonts w:ascii="Times New Roman" w:hAnsi="Times New Roman" w:cs="Times New Roman"/>
+          <w:b/>
+          <w:bCs/>
+          <w:i w:val="0"/>
+          <w:iCs w:val="0"/>
+          <w:color w:val="000000" w:themeColor="text1"/>
+          <w:sz w:val="24"/>
+          <w:szCs w:val="24"/>
+        </w:rPr>
+        <w:fldChar w:fldCharType="end"/>
+      </w:r>
+      <w:r>
+        <w:rPr>
+          <w:rFonts w:ascii="Times New Roman" w:hAnsi="Times New Roman" w:cs="Times New Roman"/>
+          <w:color w:val="000000" w:themeColor="text1"/>
+          <w:sz w:val="24"/>
+          <w:szCs w:val="24"/>
+        </w:rPr>
+        <w:t xml:space="preserve"> </w:t>
+      </w:r>
+      <w:proofErr w:type="spellStart"/>
+      <w:r>
+        <w:rPr>
+          <w:rFonts w:ascii="Times New Roman" w:hAnsi="Times New Roman" w:cs="Times New Roman"/>
+          <w:color w:val="000000" w:themeColor="text1"/>
+          <w:sz w:val="24"/>
+          <w:szCs w:val="24"/>
+        </w:rPr>
+        <w:t>Wireframe</w:t>
+      </w:r>
+      <w:proofErr w:type="spellEnd"/>
+      <w:r>
+        <w:rPr>
+          <w:rFonts w:ascii="Times New Roman" w:hAnsi="Times New Roman" w:cs="Times New Roman"/>
+          <w:color w:val="000000" w:themeColor="text1"/>
+          <w:sz w:val="24"/>
+          <w:szCs w:val="24"/>
+        </w:rPr>
+        <w:t xml:space="preserve"> de </w:t>
+      </w:r>
+      <w:r>
+        <w:rPr>
+          <w:rFonts w:ascii="Times New Roman" w:hAnsi="Times New Roman" w:cs="Times New Roman"/>
+          <w:color w:val="000000" w:themeColor="text1"/>
+          <w:sz w:val="24"/>
+          <w:szCs w:val="24"/>
+        </w:rPr>
+        <w:t>Ubicació</w:t>
+      </w:r>
+      <w:r>
+        <w:rPr>
+          <w:rFonts w:ascii="Times New Roman" w:hAnsi="Times New Roman" w:cs="Times New Roman"/>
+          <w:color w:val="000000" w:themeColor="text1"/>
+          <w:sz w:val="24"/>
+          <w:szCs w:val="24"/>
+        </w:rPr>
+        <w:t>n</w:t>
+      </w:r>
+      <w:bookmarkEnd w:id="34"/>
+    </w:p>
+    <w:p>
+      <w:r>
+        <w:drawing>
+          <wp:inline distT="0" distB="0" distL="0" distR="0" wp14:anchorId="7CE647A8" wp14:editId="2957FC82">
+            <wp:extent cx="5162550" cy="7991475"/>
+            <wp:effectExtent l="0" t="0" r="0" b="9525"/>
+            <wp:docPr id="15" name="Imagen 15"/>
+            <wp:cNvGraphicFramePr>
+              <a:graphicFrameLocks xmlns:a="http://schemas.openxmlformats.org/drawingml/2006/main" noChangeAspect="1"/>
+            </wp:cNvGraphicFramePr>
+            <a:graphic xmlns:a="http://schemas.openxmlformats.org/drawingml/2006/main">
+              <a:graphicData uri="http://schemas.openxmlformats.org/drawingml/2006/picture">
+                <pic:pic xmlns:pic="http://schemas.openxmlformats.org/drawingml/2006/picture">
+                  <pic:nvPicPr>
+                    <pic:cNvPr id="1" name=""/>
+                    <pic:cNvPicPr/>
+                  </pic:nvPicPr>
+                  <pic:blipFill>
+                    <a:blip r:embed="rId30"/>
+                    <a:stretch>
+                      <a:fillRect/>
+                    </a:stretch>
+                  </pic:blipFill>
+                  <pic:spPr>
+                    <a:xfrm>
+                      <a:off x="0" y="0"/>
+                      <a:ext cx="5162550" cy="7991475"/>
+                    </a:xfrm>
+                    <a:prstGeom prst="rect">
+                      <a:avLst/>
+                    </a:prstGeom>
+                  </pic:spPr>
+                </pic:pic>
+              </a:graphicData>
+            </a:graphic>
+          </wp:inline>
+        </w:drawing>
+      </w:r>
+    </w:p>
+    <w:p>
+      <w:pPr>
+        <w:pStyle w:val="APATMA"/>
+      </w:pPr>
+      <w:r>
+        <w:rPr>
+          <w:i/>
+          <w:iCs/>
+        </w:rPr>
+        <w:t>Nota.</w:t>
+      </w:r>
+      <w:r>
+        <w:t xml:space="preserve"> </w:t>
+      </w:r>
+      <w:r>
+        <w:t>Diseño de la página informativa sobre tiendas físicas y puntos de entrega.</w:t>
+      </w:r>
+    </w:p>
+    <w:p>
+      <w:pPr>
+        <w:pStyle w:val="APATMA"/>
+      </w:pPr>
+      <w:r>
+        <w:lastRenderedPageBreak/>
+        <w:t>La vista se divide en secciones de alto contraste que detallan la presencia física de la marca. Incluye módulos para mostrar fotografías de la fachada, detalles exactos de dirección y horarios, así como un espacio dedicado a próximos eventos o ferias itinerantes. Se complementa con una zona reservada para la integración de un mapa interactivo que facilita la localización espacial por parte de los clientes.</w:t>
       </w:r>
     </w:p>
     <w:p>
       <w:pPr>
         <w:pStyle w:val="Ttulo3"/>
       </w:pPr>
-      <w:r>
-        <w:t xml:space="preserve"> </w:t>
-      </w:r>
-      <w:bookmarkStart w:id="20" w:name="_Toc233459947"/>
-      <w:r>
-        <w:t>Visualización de la aplicación web (Figma)</w:t>
-      </w:r>
-      <w:bookmarkEnd w:id="20"/>
+      <w:bookmarkStart w:id="35" w:name="_Toc233482279"/>
+      <w:r>
+        <w:t>Visualización de la aplicación web (</w:t>
+      </w:r>
+      <w:proofErr w:type="spellStart"/>
+      <w:r>
+        <w:t>Figma</w:t>
+      </w:r>
+      <w:proofErr w:type="spellEnd"/>
+      <w:r>
+        <w:t>)</w:t>
+      </w:r>
+      <w:bookmarkEnd w:id="35"/>
     </w:p>
     <w:p>
       <w:pPr>
@@ -7707,11 +12088,11 @@
       <w:pPr>
         <w:pStyle w:val="Ttulo2"/>
       </w:pPr>
-      <w:bookmarkStart w:id="21" w:name="_Toc233459948"/>
+      <w:bookmarkStart w:id="36" w:name="_Toc233482280"/>
       <w:r>
         <w:t>Descripción de funcionalidades</w:t>
       </w:r>
-      <w:bookmarkEnd w:id="21"/>
+      <w:bookmarkEnd w:id="36"/>
     </w:p>
     <w:p>
       <w:pPr>
@@ -7726,14 +12107,14 @@
         </w:rPr>
         <w:t xml:space="preserve"> </w:t>
       </w:r>
-      <w:bookmarkStart w:id="22" w:name="_Toc233459949"/>
+      <w:bookmarkStart w:id="37" w:name="_Toc233482281"/>
       <w:r>
         <w:rPr>
           <w:lang w:val="en-US"/>
         </w:rPr>
         <w:t>Front – End (HTML, CSS, JS)</w:t>
       </w:r>
-      <w:bookmarkEnd w:id="22"/>
+      <w:bookmarkEnd w:id="37"/>
       <w:r>
         <w:rPr>
           <w:lang w:val="en-US"/>
@@ -7754,14 +12135,14 @@
         </w:rPr>
         <w:t xml:space="preserve"> </w:t>
       </w:r>
-      <w:bookmarkStart w:id="23" w:name="_Toc233459950"/>
+      <w:bookmarkStart w:id="38" w:name="_Toc233482282"/>
       <w:r>
         <w:rPr>
           <w:lang w:val="en-US"/>
         </w:rPr>
         <w:t>Back – End (Node.js, Express)</w:t>
       </w:r>
-      <w:bookmarkEnd w:id="23"/>
+      <w:bookmarkEnd w:id="38"/>
       <w:r>
         <w:rPr>
           <w:lang w:val="en-US"/>
@@ -7782,7 +12163,7 @@
         </w:rPr>
         <w:t xml:space="preserve"> </w:t>
       </w:r>
-      <w:bookmarkStart w:id="24" w:name="_Toc233459951"/>
+      <w:bookmarkStart w:id="39" w:name="_Toc233482283"/>
       <w:proofErr w:type="spellStart"/>
       <w:r>
         <w:rPr>
@@ -7804,19 +12185,18 @@
         </w:rPr>
         <w:t>implementadas</w:t>
       </w:r>
-      <w:bookmarkEnd w:id="24"/>
+      <w:bookmarkEnd w:id="39"/>
       <w:proofErr w:type="spellEnd"/>
     </w:p>
     <w:p>
       <w:pPr>
         <w:pStyle w:val="Ttulo2"/>
       </w:pPr>
-      <w:bookmarkStart w:id="25" w:name="_Toc233459952"/>
-      <w:r>
-        <w:lastRenderedPageBreak/>
+      <w:bookmarkStart w:id="40" w:name="_Toc233482284"/>
+      <w:r>
         <w:t>Buenas prácticas aplicadas</w:t>
       </w:r>
-      <w:bookmarkEnd w:id="25"/>
+      <w:bookmarkEnd w:id="40"/>
     </w:p>
     <w:p>
       <w:pPr>
@@ -7825,11 +12205,11 @@
       <w:r>
         <w:t xml:space="preserve"> </w:t>
       </w:r>
-      <w:bookmarkStart w:id="26" w:name="_Toc233459953"/>
+      <w:bookmarkStart w:id="41" w:name="_Toc233482285"/>
       <w:r>
         <w:t>Accesibilidad</w:t>
       </w:r>
-      <w:bookmarkEnd w:id="26"/>
+      <w:bookmarkEnd w:id="41"/>
       <w:r>
         <w:t xml:space="preserve"> </w:t>
       </w:r>
@@ -7841,11 +12221,11 @@
       <w:r>
         <w:t xml:space="preserve"> </w:t>
       </w:r>
-      <w:bookmarkStart w:id="27" w:name="_Toc233459954"/>
+      <w:bookmarkStart w:id="42" w:name="_Toc233482286"/>
       <w:r>
         <w:t>Privacidad</w:t>
       </w:r>
-      <w:bookmarkEnd w:id="27"/>
+      <w:bookmarkEnd w:id="42"/>
       <w:r>
         <w:t xml:space="preserve"> </w:t>
       </w:r>
@@ -7857,11 +12237,11 @@
       <w:r>
         <w:t xml:space="preserve"> </w:t>
       </w:r>
-      <w:bookmarkStart w:id="28" w:name="_Toc233459955"/>
+      <w:bookmarkStart w:id="43" w:name="_Toc233482287"/>
       <w:r>
         <w:t>Diseño Responsivo</w:t>
       </w:r>
-      <w:bookmarkEnd w:id="28"/>
+      <w:bookmarkEnd w:id="43"/>
       <w:r>
         <w:t xml:space="preserve"> </w:t>
       </w:r>
@@ -7873,7 +12253,7 @@
       <w:r>
         <w:t xml:space="preserve"> </w:t>
       </w:r>
-      <w:bookmarkStart w:id="29" w:name="_Toc233459956"/>
+      <w:bookmarkStart w:id="44" w:name="_Toc233482288"/>
       <w:r>
         <w:t>Resultados de Valida</w:t>
       </w:r>
@@ -7886,7 +12266,7 @@
       <w:r>
         <w:t>suarios</w:t>
       </w:r>
-      <w:bookmarkEnd w:id="29"/>
+      <w:bookmarkEnd w:id="44"/>
       <w:r>
         <w:t xml:space="preserve"> </w:t>
       </w:r>
@@ -7931,22 +12311,22 @@
       <w:pPr>
         <w:pStyle w:val="Ttulo1"/>
       </w:pPr>
-      <w:bookmarkStart w:id="30" w:name="_Toc233459957"/>
+      <w:bookmarkStart w:id="45" w:name="_Toc233482289"/>
       <w:r>
         <w:lastRenderedPageBreak/>
         <w:t>CAPÍTULO III</w:t>
       </w:r>
-      <w:bookmarkEnd w:id="30"/>
+      <w:bookmarkEnd w:id="45"/>
     </w:p>
     <w:p>
       <w:pPr>
         <w:pStyle w:val="Ttulo2"/>
       </w:pPr>
-      <w:bookmarkStart w:id="31" w:name="_Toc233459958"/>
+      <w:bookmarkStart w:id="46" w:name="_Toc233482290"/>
       <w:r>
         <w:t>Conclusiones y aprendizajes</w:t>
       </w:r>
-      <w:bookmarkEnd w:id="31"/>
+      <w:bookmarkEnd w:id="46"/>
     </w:p>
     <w:p>
       <w:pPr>
@@ -7955,11 +12335,11 @@
       <w:r>
         <w:t xml:space="preserve"> </w:t>
       </w:r>
-      <w:bookmarkStart w:id="32" w:name="_Toc233459959"/>
+      <w:bookmarkStart w:id="47" w:name="_Toc233482291"/>
       <w:r>
         <w:t>Reflexión técnica</w:t>
       </w:r>
-      <w:bookmarkEnd w:id="32"/>
+      <w:bookmarkEnd w:id="47"/>
       <w:r>
         <w:t xml:space="preserve"> </w:t>
       </w:r>
@@ -7971,11 +12351,11 @@
       <w:r>
         <w:t xml:space="preserve"> </w:t>
       </w:r>
-      <w:bookmarkStart w:id="33" w:name="_Toc233459960"/>
+      <w:bookmarkStart w:id="48" w:name="_Toc233482292"/>
       <w:r>
         <w:t>Impacto Social</w:t>
       </w:r>
-      <w:bookmarkEnd w:id="33"/>
+      <w:bookmarkEnd w:id="48"/>
       <w:r>
         <w:t xml:space="preserve"> </w:t>
       </w:r>
@@ -7987,11 +12367,11 @@
       <w:r>
         <w:t xml:space="preserve"> </w:t>
       </w:r>
-      <w:bookmarkStart w:id="34" w:name="_Toc233459961"/>
+      <w:bookmarkStart w:id="49" w:name="_Toc233482293"/>
       <w:r>
         <w:t>Lecciones aprendidas</w:t>
       </w:r>
-      <w:bookmarkEnd w:id="34"/>
+      <w:bookmarkEnd w:id="49"/>
       <w:r>
         <w:t xml:space="preserve"> </w:t>
       </w:r>
@@ -8003,11 +12383,11 @@
       <w:r>
         <w:t xml:space="preserve"> </w:t>
       </w:r>
-      <w:bookmarkStart w:id="35" w:name="_Toc233459962"/>
+      <w:bookmarkStart w:id="50" w:name="_Toc233482294"/>
       <w:r>
         <w:t>Mejoras futuras</w:t>
       </w:r>
-      <w:bookmarkEnd w:id="35"/>
+      <w:bookmarkEnd w:id="50"/>
     </w:p>
     <w:p>
       <w:pPr>
@@ -8021,7 +12401,7 @@
       </w:pPr>
     </w:p>
     <w:sectPr>
-      <w:headerReference w:type="default" r:id="rId16"/>
+      <w:headerReference w:type="default" r:id="rId31"/>
       <w:pgSz w:w="11906" w:h="16838"/>
       <w:pgMar w:top="1440" w:right="1440" w:bottom="1440" w:left="1440" w:header="708" w:footer="708" w:gutter="0"/>
       <w:cols w:space="708"/>
@@ -8032,7 +12412,7 @@
 </file>
 
 <file path=word/endnotes.xml><?xml version="1.0" encoding="utf-8"?>
-<w:endnotes xmlns:wpc="http://schemas.microsoft.com/office/word/2010/wordprocessingCanvas" xmlns:cx="http://schemas.microsoft.com/office/drawing/2014/chartex" xmlns:cx1="http://schemas.microsoft.com/office/drawing/2015/9/8/chartex" xmlns:cx2="http://schemas.microsoft.com/office/drawing/2015/10/21/chartex" xmlns:cx3="http://schemas.microsoft.com/office/drawing/2016/5/9/chartex" xmlns:cx4="http://schemas.microsoft.com/office/drawing/2016/5/10/chartex" xmlns:cx5="http://schemas.microsoft.com/office/drawing/2016/5/11/chartex" xmlns:cx6="http://schemas.microsoft.com/office/drawing/2016/5/12/chartex" xmlns:cx7="http://schemas.microsoft.com/office/drawing/2016/5/13/chartex" xmlns:cx8="http://schemas.microsoft.com/office/drawing/2016/5/14/chartex" xmlns:mc="http://schemas.openxmlformats.org/markup-compatibility/2006" xmlns:aink="http://schemas.microsoft.com/office/drawing/2016/ink" xmlns:am3d="http://schemas.microsoft.com/office/drawing/2017/model3d" xmlns:o="urn:schemas-microsoft-com:office:office" xmlns:oel="http://schemas.microsoft.com/office/2019/extlst" xmlns:r="http://schemas.openxmlformats.org/officeDocument/2006/relationships" xmlns:m="http://schemas.openxmlformats.org/officeDocument/2006/math" xmlns:v="urn:schemas-microsoft-com:vml" xmlns:wp14="http://schemas.microsoft.com/office/word/2010/wordprocessingDrawing" xmlns:wp="http://schemas.openxmlformats.org/drawingml/2006/wordprocessingDrawing" xmlns:w10="urn:schemas-microsoft-com:office:word" xmlns:w="http://schemas.openxmlformats.org/wordprocessingml/2006/main" xmlns:w14="http://schemas.microsoft.com/office/word/2010/wordml" xmlns:w15="http://schemas.microsoft.com/office/word/2012/wordml" xmlns:w16cex="http://schemas.microsoft.com/office/word/2018/wordml/cex" xmlns:w16cid="http://schemas.microsoft.com/office/word/2016/wordml/cid" xmlns:w16="http://schemas.microsoft.com/office/word/2018/wordml" xmlns:w16du="http://schemas.microsoft.com/office/word/2023/wordml/word16du" xmlns:w16sdtdh="http://schemas.microsoft.com/office/word/2020/wordml/sdtdatahash" xmlns:w16sdtfl="http://schemas.microsoft.com/office/word/2024/wordml/sdtformatlock" xmlns:w16se="http://schemas.microsoft.com/office/word/2015/wordml/symex" xmlns:wpg="http://schemas.microsoft.com/office/word/2010/wordprocessingGroup" xmlns:wpi="http://schemas.microsoft.com/office/word/2010/wordprocessingInk" xmlns:wne="http://schemas.microsoft.com/office/word/2006/wordml" xmlns:wps="http://schemas.microsoft.com/office/word/2010/wordprocessingShape" mc:Ignorable="w14 w15 w16se w16cid w16 w16cex w16sdtdh w16sdtfl w16du wp14">
+<w:endnotes xmlns:wpc="http://schemas.microsoft.com/office/word/2010/wordprocessingCanvas" xmlns:cx="http://schemas.microsoft.com/office/drawing/2014/chartex" xmlns:cx1="http://schemas.microsoft.com/office/drawing/2015/9/8/chartex" xmlns:cx2="http://schemas.microsoft.com/office/drawing/2015/10/21/chartex" xmlns:cx3="http://schemas.microsoft.com/office/drawing/2016/5/9/chartex" xmlns:cx4="http://schemas.microsoft.com/office/drawing/2016/5/10/chartex" xmlns:cx5="http://schemas.microsoft.com/office/drawing/2016/5/11/chartex" xmlns:cx6="http://schemas.microsoft.com/office/drawing/2016/5/12/chartex" xmlns:cx7="http://schemas.microsoft.com/office/drawing/2016/5/13/chartex" xmlns:cx8="http://schemas.microsoft.com/office/drawing/2016/5/14/chartex" xmlns:mc="http://schemas.openxmlformats.org/markup-compatibility/2006" xmlns:aink="http://schemas.microsoft.com/office/drawing/2016/ink" xmlns:am3d="http://schemas.microsoft.com/office/drawing/2017/model3d" xmlns:o="urn:schemas-microsoft-com:office:office" xmlns:r="http://schemas.openxmlformats.org/officeDocument/2006/relationships" xmlns:m="http://schemas.openxmlformats.org/officeDocument/2006/math" xmlns:v="urn:schemas-microsoft-com:vml" xmlns:wp14="http://schemas.microsoft.com/office/word/2010/wordprocessingDrawing" xmlns:wp="http://schemas.openxmlformats.org/drawingml/2006/wordprocessingDrawing" xmlns:w10="urn:schemas-microsoft-com:office:word" xmlns:w="http://schemas.openxmlformats.org/wordprocessingml/2006/main" xmlns:w14="http://schemas.microsoft.com/office/word/2010/wordml" xmlns:w15="http://schemas.microsoft.com/office/word/2012/wordml" xmlns:w16cex="http://schemas.microsoft.com/office/word/2018/wordml/cex" xmlns:w16cid="http://schemas.microsoft.com/office/word/2016/wordml/cid" xmlns:w16="http://schemas.microsoft.com/office/word/2018/wordml" xmlns:w16sdtdh="http://schemas.microsoft.com/office/word/2020/wordml/sdtdatahash" xmlns:w16se="http://schemas.microsoft.com/office/word/2015/wordml/symex" xmlns:wpg="http://schemas.microsoft.com/office/word/2010/wordprocessingGroup" xmlns:wpi="http://schemas.microsoft.com/office/word/2010/wordprocessingInk" xmlns:wne="http://schemas.microsoft.com/office/word/2006/wordml" xmlns:wps="http://schemas.microsoft.com/office/word/2010/wordprocessingShape" mc:Ignorable="w14 w15 w16se w16cid w16 w16cex w16sdtdh wp14">
   <w:endnote w:type="separator" w:id="-1">
     <w:p>
       <w:pPr>
@@ -8057,7 +12437,7 @@
 </file>
 
 <file path=word/footnotes.xml><?xml version="1.0" encoding="utf-8"?>
-<w:footnotes xmlns:wpc="http://schemas.microsoft.com/office/word/2010/wordprocessingCanvas" xmlns:cx="http://schemas.microsoft.com/office/drawing/2014/chartex" xmlns:cx1="http://schemas.microsoft.com/office/drawing/2015/9/8/chartex" xmlns:cx2="http://schemas.microsoft.com/office/drawing/2015/10/21/chartex" xmlns:cx3="http://schemas.microsoft.com/office/drawing/2016/5/9/chartex" xmlns:cx4="http://schemas.microsoft.com/office/drawing/2016/5/10/chartex" xmlns:cx5="http://schemas.microsoft.com/office/drawing/2016/5/11/chartex" xmlns:cx6="http://schemas.microsoft.com/office/drawing/2016/5/12/chartex" xmlns:cx7="http://schemas.microsoft.com/office/drawing/2016/5/13/chartex" xmlns:cx8="http://schemas.microsoft.com/office/drawing/2016/5/14/chartex" xmlns:mc="http://schemas.openxmlformats.org/markup-compatibility/2006" xmlns:aink="http://schemas.microsoft.com/office/drawing/2016/ink" xmlns:am3d="http://schemas.microsoft.com/office/drawing/2017/model3d" xmlns:o="urn:schemas-microsoft-com:office:office" xmlns:oel="http://schemas.microsoft.com/office/2019/extlst" xmlns:r="http://schemas.openxmlformats.org/officeDocument/2006/relationships" xmlns:m="http://schemas.openxmlformats.org/officeDocument/2006/math" xmlns:v="urn:schemas-microsoft-com:vml" xmlns:wp14="http://schemas.microsoft.com/office/word/2010/wordprocessingDrawing" xmlns:wp="http://schemas.openxmlformats.org/drawingml/2006/wordprocessingDrawing" xmlns:w10="urn:schemas-microsoft-com:office:word" xmlns:w="http://schemas.openxmlformats.org/wordprocessingml/2006/main" xmlns:w14="http://schemas.microsoft.com/office/word/2010/wordml" xmlns:w15="http://schemas.microsoft.com/office/word/2012/wordml" xmlns:w16cex="http://schemas.microsoft.com/office/word/2018/wordml/cex" xmlns:w16cid="http://schemas.microsoft.com/office/word/2016/wordml/cid" xmlns:w16="http://schemas.microsoft.com/office/word/2018/wordml" xmlns:w16du="http://schemas.microsoft.com/office/word/2023/wordml/word16du" xmlns:w16sdtdh="http://schemas.microsoft.com/office/word/2020/wordml/sdtdatahash" xmlns:w16sdtfl="http://schemas.microsoft.com/office/word/2024/wordml/sdtformatlock" xmlns:w16se="http://schemas.microsoft.com/office/word/2015/wordml/symex" xmlns:wpg="http://schemas.microsoft.com/office/word/2010/wordprocessingGroup" xmlns:wpi="http://schemas.microsoft.com/office/word/2010/wordprocessingInk" xmlns:wne="http://schemas.microsoft.com/office/word/2006/wordml" xmlns:wps="http://schemas.microsoft.com/office/word/2010/wordprocessingShape" mc:Ignorable="w14 w15 w16se w16cid w16 w16cex w16sdtdh w16sdtfl w16du wp14">
+<w:footnotes xmlns:wpc="http://schemas.microsoft.com/office/word/2010/wordprocessingCanvas" xmlns:cx="http://schemas.microsoft.com/office/drawing/2014/chartex" xmlns:cx1="http://schemas.microsoft.com/office/drawing/2015/9/8/chartex" xmlns:cx2="http://schemas.microsoft.com/office/drawing/2015/10/21/chartex" xmlns:cx3="http://schemas.microsoft.com/office/drawing/2016/5/9/chartex" xmlns:cx4="http://schemas.microsoft.com/office/drawing/2016/5/10/chartex" xmlns:cx5="http://schemas.microsoft.com/office/drawing/2016/5/11/chartex" xmlns:cx6="http://schemas.microsoft.com/office/drawing/2016/5/12/chartex" xmlns:cx7="http://schemas.microsoft.com/office/drawing/2016/5/13/chartex" xmlns:cx8="http://schemas.microsoft.com/office/drawing/2016/5/14/chartex" xmlns:mc="http://schemas.openxmlformats.org/markup-compatibility/2006" xmlns:aink="http://schemas.microsoft.com/office/drawing/2016/ink" xmlns:am3d="http://schemas.microsoft.com/office/drawing/2017/model3d" xmlns:o="urn:schemas-microsoft-com:office:office" xmlns:r="http://schemas.openxmlformats.org/officeDocument/2006/relationships" xmlns:m="http://schemas.openxmlformats.org/officeDocument/2006/math" xmlns:v="urn:schemas-microsoft-com:vml" xmlns:wp14="http://schemas.microsoft.com/office/word/2010/wordprocessingDrawing" xmlns:wp="http://schemas.openxmlformats.org/drawingml/2006/wordprocessingDrawing" xmlns:w10="urn:schemas-microsoft-com:office:word" xmlns:w="http://schemas.openxmlformats.org/wordprocessingml/2006/main" xmlns:w14="http://schemas.microsoft.com/office/word/2010/wordml" xmlns:w15="http://schemas.microsoft.com/office/word/2012/wordml" xmlns:w16cex="http://schemas.microsoft.com/office/word/2018/wordml/cex" xmlns:w16cid="http://schemas.microsoft.com/office/word/2016/wordml/cid" xmlns:w16="http://schemas.microsoft.com/office/word/2018/wordml" xmlns:w16sdtdh="http://schemas.microsoft.com/office/word/2020/wordml/sdtdatahash" xmlns:w16se="http://schemas.microsoft.com/office/word/2015/wordml/symex" xmlns:wpg="http://schemas.microsoft.com/office/word/2010/wordprocessingGroup" xmlns:wpi="http://schemas.microsoft.com/office/word/2010/wordprocessingInk" xmlns:wne="http://schemas.microsoft.com/office/word/2006/wordml" xmlns:wps="http://schemas.microsoft.com/office/word/2010/wordprocessingShape" mc:Ignorable="w14 w15 w16se w16cid w16 w16cex w16sdtdh wp14">
   <w:footnote w:type="separator" w:id="-1">
     <w:p>
       <w:pPr>
@@ -8082,7 +12462,7 @@
 </file>
 
 <file path=word/header1.xml><?xml version="1.0" encoding="utf-8"?>
-<w:hdr xmlns:wpc="http://schemas.microsoft.com/office/word/2010/wordprocessingCanvas" xmlns:cx="http://schemas.microsoft.com/office/drawing/2014/chartex" xmlns:cx1="http://schemas.microsoft.com/office/drawing/2015/9/8/chartex" xmlns:cx2="http://schemas.microsoft.com/office/drawing/2015/10/21/chartex" xmlns:cx3="http://schemas.microsoft.com/office/drawing/2016/5/9/chartex" xmlns:cx4="http://schemas.microsoft.com/office/drawing/2016/5/10/chartex" xmlns:cx5="http://schemas.microsoft.com/office/drawing/2016/5/11/chartex" xmlns:cx6="http://schemas.microsoft.com/office/drawing/2016/5/12/chartex" xmlns:cx7="http://schemas.microsoft.com/office/drawing/2016/5/13/chartex" xmlns:cx8="http://schemas.microsoft.com/office/drawing/2016/5/14/chartex" xmlns:mc="http://schemas.openxmlformats.org/markup-compatibility/2006" xmlns:aink="http://schemas.microsoft.com/office/drawing/2016/ink" xmlns:am3d="http://schemas.microsoft.com/office/drawing/2017/model3d" xmlns:o="urn:schemas-microsoft-com:office:office" xmlns:oel="http://schemas.microsoft.com/office/2019/extlst" xmlns:r="http://schemas.openxmlformats.org/officeDocument/2006/relationships" xmlns:m="http://schemas.openxmlformats.org/officeDocument/2006/math" xmlns:v="urn:schemas-microsoft-com:vml" xmlns:wp14="http://schemas.microsoft.com/office/word/2010/wordprocessingDrawing" xmlns:wp="http://schemas.openxmlformats.org/drawingml/2006/wordprocessingDrawing" xmlns:w10="urn:schemas-microsoft-com:office:word" xmlns:w="http://schemas.openxmlformats.org/wordprocessingml/2006/main" xmlns:w14="http://schemas.microsoft.com/office/word/2010/wordml" xmlns:w15="http://schemas.microsoft.com/office/word/2012/wordml" xmlns:w16cex="http://schemas.microsoft.com/office/word/2018/wordml/cex" xmlns:w16cid="http://schemas.microsoft.com/office/word/2016/wordml/cid" xmlns:w16="http://schemas.microsoft.com/office/word/2018/wordml" xmlns:w16du="http://schemas.microsoft.com/office/word/2023/wordml/word16du" xmlns:w16sdtdh="http://schemas.microsoft.com/office/word/2020/wordml/sdtdatahash" xmlns:w16sdtfl="http://schemas.microsoft.com/office/word/2024/wordml/sdtformatlock" xmlns:w16se="http://schemas.microsoft.com/office/word/2015/wordml/symex" xmlns:wpg="http://schemas.microsoft.com/office/word/2010/wordprocessingGroup" xmlns:wpi="http://schemas.microsoft.com/office/word/2010/wordprocessingInk" xmlns:wne="http://schemas.microsoft.com/office/word/2006/wordml" xmlns:wps="http://schemas.microsoft.com/office/word/2010/wordprocessingShape" mc:Ignorable="w14 w15 w16se w16cid w16 w16cex w16sdtdh w16sdtfl w16du wp14">
+<w:hdr xmlns:wpc="http://schemas.microsoft.com/office/word/2010/wordprocessingCanvas" xmlns:cx="http://schemas.microsoft.com/office/drawing/2014/chartex" xmlns:cx1="http://schemas.microsoft.com/office/drawing/2015/9/8/chartex" xmlns:cx2="http://schemas.microsoft.com/office/drawing/2015/10/21/chartex" xmlns:cx3="http://schemas.microsoft.com/office/drawing/2016/5/9/chartex" xmlns:cx4="http://schemas.microsoft.com/office/drawing/2016/5/10/chartex" xmlns:cx5="http://schemas.microsoft.com/office/drawing/2016/5/11/chartex" xmlns:cx6="http://schemas.microsoft.com/office/drawing/2016/5/12/chartex" xmlns:cx7="http://schemas.microsoft.com/office/drawing/2016/5/13/chartex" xmlns:cx8="http://schemas.microsoft.com/office/drawing/2016/5/14/chartex" xmlns:mc="http://schemas.openxmlformats.org/markup-compatibility/2006" xmlns:aink="http://schemas.microsoft.com/office/drawing/2016/ink" xmlns:am3d="http://schemas.microsoft.com/office/drawing/2017/model3d" xmlns:o="urn:schemas-microsoft-com:office:office" xmlns:r="http://schemas.openxmlformats.org/officeDocument/2006/relationships" xmlns:m="http://schemas.openxmlformats.org/officeDocument/2006/math" xmlns:v="urn:schemas-microsoft-com:vml" xmlns:wp14="http://schemas.microsoft.com/office/word/2010/wordprocessingDrawing" xmlns:wp="http://schemas.openxmlformats.org/drawingml/2006/wordprocessingDrawing" xmlns:w10="urn:schemas-microsoft-com:office:word" xmlns:w="http://schemas.openxmlformats.org/wordprocessingml/2006/main" xmlns:w14="http://schemas.microsoft.com/office/word/2010/wordml" xmlns:w15="http://schemas.microsoft.com/office/word/2012/wordml" xmlns:w16cex="http://schemas.microsoft.com/office/word/2018/wordml/cex" xmlns:w16cid="http://schemas.microsoft.com/office/word/2016/wordml/cid" xmlns:w16="http://schemas.microsoft.com/office/word/2018/wordml" xmlns:w16sdtdh="http://schemas.microsoft.com/office/word/2020/wordml/sdtdatahash" xmlns:w16se="http://schemas.microsoft.com/office/word/2015/wordml/symex" xmlns:wpg="http://schemas.microsoft.com/office/word/2010/wordprocessingGroup" xmlns:wpi="http://schemas.microsoft.com/office/word/2010/wordprocessingInk" xmlns:wne="http://schemas.microsoft.com/office/word/2006/wordml" xmlns:wps="http://schemas.microsoft.com/office/word/2010/wordprocessingShape" mc:Ignorable="w14 w15 w16se w16cid w16 w16cex w16sdtdh wp14">
   <w:sdt>
     <w:sdtPr>
       <w:rPr>
@@ -8280,7 +12660,7 @@
 </file>
 
 <file path=word/numbering.xml><?xml version="1.0" encoding="utf-8"?>
-<w:numbering xmlns:wpc="http://schemas.microsoft.com/office/word/2010/wordprocessingCanvas" xmlns:cx="http://schemas.microsoft.com/office/drawing/2014/chartex" xmlns:cx1="http://schemas.microsoft.com/office/drawing/2015/9/8/chartex" xmlns:cx2="http://schemas.microsoft.com/office/drawing/2015/10/21/chartex" xmlns:cx3="http://schemas.microsoft.com/office/drawing/2016/5/9/chartex" xmlns:cx4="http://schemas.microsoft.com/office/drawing/2016/5/10/chartex" xmlns:cx5="http://schemas.microsoft.com/office/drawing/2016/5/11/chartex" xmlns:cx6="http://schemas.microsoft.com/office/drawing/2016/5/12/chartex" xmlns:cx7="http://schemas.microsoft.com/office/drawing/2016/5/13/chartex" xmlns:cx8="http://schemas.microsoft.com/office/drawing/2016/5/14/chartex" xmlns:mc="http://schemas.openxmlformats.org/markup-compatibility/2006" xmlns:aink="http://schemas.microsoft.com/office/drawing/2016/ink" xmlns:am3d="http://schemas.microsoft.com/office/drawing/2017/model3d" xmlns:o="urn:schemas-microsoft-com:office:office" xmlns:oel="http://schemas.microsoft.com/office/2019/extlst" xmlns:r="http://schemas.openxmlformats.org/officeDocument/2006/relationships" xmlns:m="http://schemas.openxmlformats.org/officeDocument/2006/math" xmlns:v="urn:schemas-microsoft-com:vml" xmlns:wp14="http://schemas.microsoft.com/office/word/2010/wordprocessingDrawing" xmlns:wp="http://schemas.openxmlformats.org/drawingml/2006/wordprocessingDrawing" xmlns:w10="urn:schemas-microsoft-com:office:word" xmlns:w="http://schemas.openxmlformats.org/wordprocessingml/2006/main" xmlns:w14="http://schemas.microsoft.com/office/word/2010/wordml" xmlns:w15="http://schemas.microsoft.com/office/word/2012/wordml" xmlns:w16cex="http://schemas.microsoft.com/office/word/2018/wordml/cex" xmlns:w16cid="http://schemas.microsoft.com/office/word/2016/wordml/cid" xmlns:w16="http://schemas.microsoft.com/office/word/2018/wordml" xmlns:w16du="http://schemas.microsoft.com/office/word/2023/wordml/word16du" xmlns:w16sdtdh="http://schemas.microsoft.com/office/word/2020/wordml/sdtdatahash" xmlns:w16sdtfl="http://schemas.microsoft.com/office/word/2024/wordml/sdtformatlock" xmlns:w16se="http://schemas.microsoft.com/office/word/2015/wordml/symex" xmlns:wpg="http://schemas.microsoft.com/office/word/2010/wordprocessingGroup" xmlns:wpi="http://schemas.microsoft.com/office/word/2010/wordprocessingInk" xmlns:wne="http://schemas.microsoft.com/office/word/2006/wordml" xmlns:wps="http://schemas.microsoft.com/office/word/2010/wordprocessingShape" mc:Ignorable="w14 w15 w16se w16cid w16 w16cex w16sdtdh w16sdtfl w16du wp14">
+<w:numbering xmlns:wpc="http://schemas.microsoft.com/office/word/2010/wordprocessingCanvas" xmlns:cx="http://schemas.microsoft.com/office/drawing/2014/chartex" xmlns:cx1="http://schemas.microsoft.com/office/drawing/2015/9/8/chartex" xmlns:cx2="http://schemas.microsoft.com/office/drawing/2015/10/21/chartex" xmlns:cx3="http://schemas.microsoft.com/office/drawing/2016/5/9/chartex" xmlns:cx4="http://schemas.microsoft.com/office/drawing/2016/5/10/chartex" xmlns:cx5="http://schemas.microsoft.com/office/drawing/2016/5/11/chartex" xmlns:cx6="http://schemas.microsoft.com/office/drawing/2016/5/12/chartex" xmlns:cx7="http://schemas.microsoft.com/office/drawing/2016/5/13/chartex" xmlns:cx8="http://schemas.microsoft.com/office/drawing/2016/5/14/chartex" xmlns:mc="http://schemas.openxmlformats.org/markup-compatibility/2006" xmlns:aink="http://schemas.microsoft.com/office/drawing/2016/ink" xmlns:am3d="http://schemas.microsoft.com/office/drawing/2017/model3d" xmlns:o="urn:schemas-microsoft-com:office:office" xmlns:r="http://schemas.openxmlformats.org/officeDocument/2006/relationships" xmlns:m="http://schemas.openxmlformats.org/officeDocument/2006/math" xmlns:v="urn:schemas-microsoft-com:vml" xmlns:wp14="http://schemas.microsoft.com/office/word/2010/wordprocessingDrawing" xmlns:wp="http://schemas.openxmlformats.org/drawingml/2006/wordprocessingDrawing" xmlns:w10="urn:schemas-microsoft-com:office:word" xmlns:w="http://schemas.openxmlformats.org/wordprocessingml/2006/main" xmlns:w14="http://schemas.microsoft.com/office/word/2010/wordml" xmlns:w15="http://schemas.microsoft.com/office/word/2012/wordml" xmlns:w16cex="http://schemas.microsoft.com/office/word/2018/wordml/cex" xmlns:w16cid="http://schemas.microsoft.com/office/word/2016/wordml/cid" xmlns:w16="http://schemas.microsoft.com/office/word/2018/wordml" xmlns:w16sdtdh="http://schemas.microsoft.com/office/word/2020/wordml/sdtdatahash" xmlns:w16se="http://schemas.microsoft.com/office/word/2015/wordml/symex" xmlns:wpg="http://schemas.microsoft.com/office/word/2010/wordprocessingGroup" xmlns:wpi="http://schemas.microsoft.com/office/word/2010/wordprocessingInk" xmlns:wne="http://schemas.microsoft.com/office/word/2006/wordml" xmlns:wps="http://schemas.microsoft.com/office/word/2010/wordprocessingShape" mc:Ignorable="w14 w15 w16se w16cid w16 w16cex w16sdtdh wp14">
   <w:abstractNum w:abstractNumId="0" w15:restartNumberingAfterBreak="0">
     <w:nsid w:val="0A051FA3"/>
     <w:multiLevelType w:val="multilevel"/>
@@ -9811,53 +14191,53 @@
       </w:rPr>
     </w:lvl>
   </w:abstractNum>
-  <w:num w:numId="1" w16cid:durableId="414592702">
+  <w:num w:numId="1">
     <w:abstractNumId w:val="8"/>
   </w:num>
-  <w:num w:numId="2" w16cid:durableId="1687519117">
+  <w:num w:numId="2">
     <w:abstractNumId w:val="3"/>
   </w:num>
-  <w:num w:numId="3" w16cid:durableId="832721593">
+  <w:num w:numId="3">
     <w:abstractNumId w:val="4"/>
   </w:num>
-  <w:num w:numId="4" w16cid:durableId="1615559549">
+  <w:num w:numId="4">
     <w:abstractNumId w:val="11"/>
   </w:num>
-  <w:num w:numId="5" w16cid:durableId="1659769566">
+  <w:num w:numId="5">
     <w:abstractNumId w:val="0"/>
   </w:num>
-  <w:num w:numId="6" w16cid:durableId="1185439761">
+  <w:num w:numId="6">
     <w:abstractNumId w:val="2"/>
   </w:num>
-  <w:num w:numId="7" w16cid:durableId="873882400">
+  <w:num w:numId="7">
     <w:abstractNumId w:val="1"/>
   </w:num>
-  <w:num w:numId="8" w16cid:durableId="373235599">
+  <w:num w:numId="8">
     <w:abstractNumId w:val="12"/>
   </w:num>
-  <w:num w:numId="9" w16cid:durableId="1512649048">
+  <w:num w:numId="9">
     <w:abstractNumId w:val="9"/>
   </w:num>
-  <w:num w:numId="10" w16cid:durableId="1194416391">
+  <w:num w:numId="10">
     <w:abstractNumId w:val="5"/>
   </w:num>
-  <w:num w:numId="11" w16cid:durableId="1361856908">
+  <w:num w:numId="11">
     <w:abstractNumId w:val="6"/>
   </w:num>
-  <w:num w:numId="12" w16cid:durableId="12074471">
+  <w:num w:numId="12">
     <w:abstractNumId w:val="13"/>
   </w:num>
-  <w:num w:numId="13" w16cid:durableId="384303334">
+  <w:num w:numId="13">
     <w:abstractNumId w:val="7"/>
   </w:num>
-  <w:num w:numId="14" w16cid:durableId="220021683">
+  <w:num w:numId="14">
     <w:abstractNumId w:val="10"/>
   </w:num>
 </w:numbering>
 </file>
 
 <file path=word/styles.xml><?xml version="1.0" encoding="utf-8"?>
-<w:styles xmlns:mc="http://schemas.openxmlformats.org/markup-compatibility/2006" xmlns:r="http://schemas.openxmlformats.org/officeDocument/2006/relationships" xmlns:w="http://schemas.openxmlformats.org/wordprocessingml/2006/main" xmlns:w14="http://schemas.microsoft.com/office/word/2010/wordml" xmlns:w15="http://schemas.microsoft.com/office/word/2012/wordml" xmlns:w16cex="http://schemas.microsoft.com/office/word/2018/wordml/cex" xmlns:w16cid="http://schemas.microsoft.com/office/word/2016/wordml/cid" xmlns:w16="http://schemas.microsoft.com/office/word/2018/wordml" xmlns:w16du="http://schemas.microsoft.com/office/word/2023/wordml/word16du" xmlns:w16sdtdh="http://schemas.microsoft.com/office/word/2020/wordml/sdtdatahash" xmlns:w16sdtfl="http://schemas.microsoft.com/office/word/2024/wordml/sdtformatlock" xmlns:w16se="http://schemas.microsoft.com/office/word/2015/wordml/symex" mc:Ignorable="w14 w15 w16se w16cid w16 w16cex w16sdtdh w16sdtfl w16du">
+<w:styles xmlns:mc="http://schemas.openxmlformats.org/markup-compatibility/2006" xmlns:r="http://schemas.openxmlformats.org/officeDocument/2006/relationships" xmlns:w="http://schemas.openxmlformats.org/wordprocessingml/2006/main" xmlns:w14="http://schemas.microsoft.com/office/word/2010/wordml" xmlns:w15="http://schemas.microsoft.com/office/word/2012/wordml" xmlns:w16cex="http://schemas.microsoft.com/office/word/2018/wordml/cex" xmlns:w16cid="http://schemas.microsoft.com/office/word/2016/wordml/cid" xmlns:w16="http://schemas.microsoft.com/office/word/2018/wordml" xmlns:w16sdtdh="http://schemas.microsoft.com/office/word/2020/wordml/sdtdatahash" xmlns:w16se="http://schemas.microsoft.com/office/word/2015/wordml/symex" mc:Ignorable="w14 w15 w16se w16cid w16 w16cex w16sdtdh">
   <w:docDefaults>
     <w:rPrDefault>
       <w:rPr>
@@ -10255,6 +14635,9 @@
     <w:name w:val="Normal"/>
     <w:qFormat/>
     <w:rsid w:val="00F47A78"/>
+    <w:rPr>
+      <w:lang w:val="es-419"/>
+    </w:rPr>
   </w:style>
   <w:style w:type="paragraph" w:styleId="Ttulo1">
     <w:name w:val="heading 1"/>
@@ -10665,6 +15048,16 @@
       <w:sz w:val="24"/>
     </w:rPr>
   </w:style>
+  <w:style w:type="paragraph" w:styleId="Revisin">
+    <w:name w:val="Revision"/>
+    <w:hidden/>
+    <w:uiPriority w:val="99"/>
+    <w:semiHidden/>
+    <w:rsid w:val="0037550B"/>
+    <w:pPr>
+      <w:spacing w:after="0" w:line="240" w:lineRule="auto"/>
+    </w:pPr>
+  </w:style>
 </w:styles>
 </file>
 

--- a/PROYECTO FINAL/INFORME/INFORME FINAL.docx
+++ b/PROYECTO FINAL/INFORME/INFORME FINAL.docx
@@ -1117,6 +1117,13 @@
           <w:sz w:val="24"/>
           <w:szCs w:val="24"/>
         </w:rPr>
+        <w:sectPr>
+          <w:headerReference w:type="default" r:id="rId13"/>
+          <w:pgSz w:w="11906" w:h="16838"/>
+          <w:pgMar w:top="1440" w:right="1440" w:bottom="1440" w:left="1440" w:header="708" w:footer="708" w:gutter="0"/>
+          <w:cols w:space="708"/>
+          <w:docGrid w:linePitch="360"/>
+        </w:sectPr>
       </w:pPr>
       <w:r>
         <w:rPr>
@@ -1222,7 +1229,7 @@
         </w:rPr>
         <w:fldChar w:fldCharType="separate"/>
       </w:r>
-      <w:hyperlink w:anchor="_Toc233482262" w:history="1">
+      <w:hyperlink w:anchor="_Toc233488541" w:history="1">
         <w:r>
           <w:rPr>
             <w:rStyle w:val="Hipervnculo"/>
@@ -1249,7 +1256,7 @@
             <w:noProof/>
             <w:webHidden/>
           </w:rPr>
-          <w:instrText xml:space="preserve"> PAGEREF _Toc233482262 \h </w:instrText>
+          <w:instrText xml:space="preserve"> PAGEREF _Toc233488541 \h </w:instrText>
         </w:r>
         <w:r>
           <w:rPr>
@@ -1294,7 +1301,7 @@
           <w:lang w:eastAsia="es-419"/>
         </w:rPr>
       </w:pPr>
-      <w:hyperlink w:anchor="_Toc233482263" w:history="1">
+      <w:hyperlink w:anchor="_Toc233488542" w:history="1">
         <w:r>
           <w:rPr>
             <w:rStyle w:val="Hipervnculo"/>
@@ -1337,7 +1344,7 @@
             <w:noProof/>
             <w:webHidden/>
           </w:rPr>
-          <w:instrText xml:space="preserve"> PAGEREF _Toc233482263 \h </w:instrText>
+          <w:instrText xml:space="preserve"> PAGEREF _Toc233488542 \h </w:instrText>
         </w:r>
         <w:r>
           <w:rPr>
@@ -1382,7 +1389,7 @@
           <w:lang w:eastAsia="es-419"/>
         </w:rPr>
       </w:pPr>
-      <w:hyperlink w:anchor="_Toc233482264" w:history="1">
+      <w:hyperlink w:anchor="_Toc233488543" w:history="1">
         <w:r>
           <w:rPr>
             <w:rStyle w:val="Hipervnculo"/>
@@ -1425,7 +1432,7 @@
             <w:noProof/>
             <w:webHidden/>
           </w:rPr>
-          <w:instrText xml:space="preserve"> PAGEREF _Toc233482264 \h </w:instrText>
+          <w:instrText xml:space="preserve"> PAGEREF _Toc233488543 \h </w:instrText>
         </w:r>
         <w:r>
           <w:rPr>
@@ -1470,7 +1477,7 @@
           <w:lang w:eastAsia="es-419"/>
         </w:rPr>
       </w:pPr>
-      <w:hyperlink w:anchor="_Toc233482265" w:history="1">
+      <w:hyperlink w:anchor="_Toc233488544" w:history="1">
         <w:r>
           <w:rPr>
             <w:rStyle w:val="Hipervnculo"/>
@@ -1513,7 +1520,7 @@
             <w:noProof/>
             <w:webHidden/>
           </w:rPr>
-          <w:instrText xml:space="preserve"> PAGEREF _Toc233482265 \h </w:instrText>
+          <w:instrText xml:space="preserve"> PAGEREF _Toc233488544 \h </w:instrText>
         </w:r>
         <w:r>
           <w:rPr>
@@ -1558,7 +1565,7 @@
           <w:lang w:eastAsia="es-419"/>
         </w:rPr>
       </w:pPr>
-      <w:hyperlink w:anchor="_Toc233482266" w:history="1">
+      <w:hyperlink w:anchor="_Toc233488545" w:history="1">
         <w:r>
           <w:rPr>
             <w:rStyle w:val="Hipervnculo"/>
@@ -1601,7 +1608,7 @@
             <w:noProof/>
             <w:webHidden/>
           </w:rPr>
-          <w:instrText xml:space="preserve"> PAGEREF _Toc233482266 \h </w:instrText>
+          <w:instrText xml:space="preserve"> PAGEREF _Toc233488545 \h </w:instrText>
         </w:r>
         <w:r>
           <w:rPr>
@@ -1646,7 +1653,7 @@
           <w:lang w:eastAsia="es-419"/>
         </w:rPr>
       </w:pPr>
-      <w:hyperlink w:anchor="_Toc233482267" w:history="1">
+      <w:hyperlink w:anchor="_Toc233488546" w:history="1">
         <w:r>
           <w:rPr>
             <w:rStyle w:val="Hipervnculo"/>
@@ -1689,7 +1696,7 @@
             <w:noProof/>
             <w:webHidden/>
           </w:rPr>
-          <w:instrText xml:space="preserve"> PAGEREF _Toc233482267 \h </w:instrText>
+          <w:instrText xml:space="preserve"> PAGEREF _Toc233488546 \h </w:instrText>
         </w:r>
         <w:r>
           <w:rPr>
@@ -1734,7 +1741,7 @@
           <w:lang w:eastAsia="es-419"/>
         </w:rPr>
       </w:pPr>
-      <w:hyperlink w:anchor="_Toc233482268" w:history="1">
+      <w:hyperlink w:anchor="_Toc233488547" w:history="1">
         <w:r>
           <w:rPr>
             <w:rStyle w:val="Hipervnculo"/>
@@ -1777,7 +1784,7 @@
             <w:noProof/>
             <w:webHidden/>
           </w:rPr>
-          <w:instrText xml:space="preserve"> PAGEREF _Toc233482268 \h </w:instrText>
+          <w:instrText xml:space="preserve"> PAGEREF _Toc233488547 \h </w:instrText>
         </w:r>
         <w:r>
           <w:rPr>
@@ -1822,7 +1829,7 @@
           <w:lang w:eastAsia="es-419"/>
         </w:rPr>
       </w:pPr>
-      <w:hyperlink w:anchor="_Toc233482269" w:history="1">
+      <w:hyperlink w:anchor="_Toc233488548" w:history="1">
         <w:r>
           <w:rPr>
             <w:rStyle w:val="Hipervnculo"/>
@@ -1865,7 +1872,7 @@
             <w:noProof/>
             <w:webHidden/>
           </w:rPr>
-          <w:instrText xml:space="preserve"> PAGEREF _Toc233482269 \h </w:instrText>
+          <w:instrText xml:space="preserve"> PAGEREF _Toc233488548 \h </w:instrText>
         </w:r>
         <w:r>
           <w:rPr>
@@ -1910,7 +1917,7 @@
           <w:lang w:eastAsia="es-419"/>
         </w:rPr>
       </w:pPr>
-      <w:hyperlink w:anchor="_Toc233482270" w:history="1">
+      <w:hyperlink w:anchor="_Toc233488549" w:history="1">
         <w:r>
           <w:rPr>
             <w:rStyle w:val="Hipervnculo"/>
@@ -1953,7 +1960,7 @@
             <w:noProof/>
             <w:webHidden/>
           </w:rPr>
-          <w:instrText xml:space="preserve"> PAGEREF _Toc233482270 \h </w:instrText>
+          <w:instrText xml:space="preserve"> PAGEREF _Toc233488549 \h </w:instrText>
         </w:r>
         <w:r>
           <w:rPr>
@@ -1998,7 +2005,7 @@
           <w:lang w:eastAsia="es-419"/>
         </w:rPr>
       </w:pPr>
-      <w:hyperlink w:anchor="_Toc233482271" w:history="1">
+      <w:hyperlink w:anchor="_Toc233488550" w:history="1">
         <w:r>
           <w:rPr>
             <w:rStyle w:val="Hipervnculo"/>
@@ -2041,7 +2048,7 @@
             <w:noProof/>
             <w:webHidden/>
           </w:rPr>
-          <w:instrText xml:space="preserve"> PAGEREF _Toc233482271 \h </w:instrText>
+          <w:instrText xml:space="preserve"> PAGEREF _Toc233488550 \h </w:instrText>
         </w:r>
         <w:r>
           <w:rPr>
@@ -2061,7 +2068,7 @@
             <w:noProof/>
             <w:webHidden/>
           </w:rPr>
-          <w:t>11</w:t>
+          <w:t>12</w:t>
         </w:r>
         <w:r>
           <w:rPr>
@@ -2086,7 +2093,7 @@
           <w:lang w:eastAsia="es-419"/>
         </w:rPr>
       </w:pPr>
-      <w:hyperlink w:anchor="_Toc233482272" w:history="1">
+      <w:hyperlink w:anchor="_Toc233488551" w:history="1">
         <w:r>
           <w:rPr>
             <w:rStyle w:val="Hipervnculo"/>
@@ -2129,7 +2136,7 @@
             <w:noProof/>
             <w:webHidden/>
           </w:rPr>
-          <w:instrText xml:space="preserve"> PAGEREF _Toc233482272 \h </w:instrText>
+          <w:instrText xml:space="preserve"> PAGEREF _Toc233488551 \h </w:instrText>
         </w:r>
         <w:r>
           <w:rPr>
@@ -2149,7 +2156,7 @@
             <w:noProof/>
             <w:webHidden/>
           </w:rPr>
-          <w:t>13</w:t>
+          <w:t>12</w:t>
         </w:r>
         <w:r>
           <w:rPr>
@@ -2173,7 +2180,7 @@
           <w:lang w:eastAsia="es-419"/>
         </w:rPr>
       </w:pPr>
-      <w:hyperlink w:anchor="_Toc233482273" w:history="1">
+      <w:hyperlink w:anchor="_Toc233488552" w:history="1">
         <w:r>
           <w:rPr>
             <w:rStyle w:val="Hipervnculo"/>
@@ -2200,7 +2207,7 @@
             <w:noProof/>
             <w:webHidden/>
           </w:rPr>
-          <w:instrText xml:space="preserve"> PAGEREF _Toc233482273 \h </w:instrText>
+          <w:instrText xml:space="preserve"> PAGEREF _Toc233488552 \h </w:instrText>
         </w:r>
         <w:r>
           <w:rPr>
@@ -2245,7 +2252,7 @@
           <w:lang w:eastAsia="es-419"/>
         </w:rPr>
       </w:pPr>
-      <w:hyperlink w:anchor="_Toc233482274" w:history="1">
+      <w:hyperlink w:anchor="_Toc233488553" w:history="1">
         <w:r>
           <w:rPr>
             <w:rStyle w:val="Hipervnculo"/>
@@ -2288,7 +2295,7 @@
             <w:noProof/>
             <w:webHidden/>
           </w:rPr>
-          <w:instrText xml:space="preserve"> PAGEREF _Toc233482274 \h </w:instrText>
+          <w:instrText xml:space="preserve"> PAGEREF _Toc233488553 \h </w:instrText>
         </w:r>
         <w:r>
           <w:rPr>
@@ -2333,7 +2340,7 @@
           <w:lang w:eastAsia="es-419"/>
         </w:rPr>
       </w:pPr>
-      <w:hyperlink w:anchor="_Toc233482275" w:history="1">
+      <w:hyperlink w:anchor="_Toc233488554" w:history="1">
         <w:r>
           <w:rPr>
             <w:rStyle w:val="Hipervnculo"/>
@@ -2376,7 +2383,7 @@
             <w:noProof/>
             <w:webHidden/>
           </w:rPr>
-          <w:instrText xml:space="preserve"> PAGEREF _Toc233482275 \h </w:instrText>
+          <w:instrText xml:space="preserve"> PAGEREF _Toc233488554 \h </w:instrText>
         </w:r>
         <w:r>
           <w:rPr>
@@ -2421,7 +2428,7 @@
           <w:lang w:eastAsia="es-419"/>
         </w:rPr>
       </w:pPr>
-      <w:hyperlink w:anchor="_Toc233482276" w:history="1">
+      <w:hyperlink w:anchor="_Toc233488555" w:history="1">
         <w:r>
           <w:rPr>
             <w:rStyle w:val="Hipervnculo"/>
@@ -2464,7 +2471,7 @@
             <w:noProof/>
             <w:webHidden/>
           </w:rPr>
-          <w:instrText xml:space="preserve"> PAGEREF _Toc233482276 \h </w:instrText>
+          <w:instrText xml:space="preserve"> PAGEREF _Toc233488555 \h </w:instrText>
         </w:r>
         <w:r>
           <w:rPr>
@@ -2509,7 +2516,7 @@
           <w:lang w:eastAsia="es-419"/>
         </w:rPr>
       </w:pPr>
-      <w:hyperlink w:anchor="_Toc233482277" w:history="1">
+      <w:hyperlink w:anchor="_Toc233488556" w:history="1">
         <w:r>
           <w:rPr>
             <w:rStyle w:val="Hipervnculo"/>
@@ -2552,7 +2559,7 @@
             <w:noProof/>
             <w:webHidden/>
           </w:rPr>
-          <w:instrText xml:space="preserve"> PAGEREF _Toc233482277 \h </w:instrText>
+          <w:instrText xml:space="preserve"> PAGEREF _Toc233488556 \h </w:instrText>
         </w:r>
         <w:r>
           <w:rPr>
@@ -2597,7 +2604,7 @@
           <w:lang w:eastAsia="es-419"/>
         </w:rPr>
       </w:pPr>
-      <w:hyperlink w:anchor="_Toc233482278" w:history="1">
+      <w:hyperlink w:anchor="_Toc233488557" w:history="1">
         <w:r>
           <w:rPr>
             <w:rStyle w:val="Hipervnculo"/>
@@ -2640,7 +2647,7 @@
             <w:noProof/>
             <w:webHidden/>
           </w:rPr>
-          <w:instrText xml:space="preserve"> PAGEREF _Toc233482278 \h </w:instrText>
+          <w:instrText xml:space="preserve"> PAGEREF _Toc233488557 \h </w:instrText>
         </w:r>
         <w:r>
           <w:rPr>
@@ -2685,7 +2692,7 @@
           <w:lang w:eastAsia="es-419"/>
         </w:rPr>
       </w:pPr>
-      <w:hyperlink w:anchor="_Toc233482279" w:history="1">
+      <w:hyperlink w:anchor="_Toc233488558" w:history="1">
         <w:r>
           <w:rPr>
             <w:rStyle w:val="Hipervnculo"/>
@@ -2728,7 +2735,7 @@
             <w:noProof/>
             <w:webHidden/>
           </w:rPr>
-          <w:instrText xml:space="preserve"> PAGEREF _Toc233482279 \h </w:instrText>
+          <w:instrText xml:space="preserve"> PAGEREF _Toc233488558 \h </w:instrText>
         </w:r>
         <w:r>
           <w:rPr>
@@ -2748,7 +2755,7 @@
             <w:noProof/>
             <w:webHidden/>
           </w:rPr>
-          <w:t>32</w:t>
+          <w:t>33</w:t>
         </w:r>
         <w:r>
           <w:rPr>
@@ -2773,7 +2780,7 @@
           <w:lang w:eastAsia="es-419"/>
         </w:rPr>
       </w:pPr>
-      <w:hyperlink w:anchor="_Toc233482280" w:history="1">
+      <w:hyperlink w:anchor="_Toc233488559" w:history="1">
         <w:r>
           <w:rPr>
             <w:rStyle w:val="Hipervnculo"/>
@@ -2816,7 +2823,7 @@
             <w:noProof/>
             <w:webHidden/>
           </w:rPr>
-          <w:instrText xml:space="preserve"> PAGEREF _Toc233482280 \h </w:instrText>
+          <w:instrText xml:space="preserve"> PAGEREF _Toc233488559 \h </w:instrText>
         </w:r>
         <w:r>
           <w:rPr>
@@ -2836,7 +2843,7 @@
             <w:noProof/>
             <w:webHidden/>
           </w:rPr>
-          <w:t>32</w:t>
+          <w:t>33</w:t>
         </w:r>
         <w:r>
           <w:rPr>
@@ -2861,7 +2868,7 @@
           <w:lang w:eastAsia="es-419"/>
         </w:rPr>
       </w:pPr>
-      <w:hyperlink w:anchor="_Toc233482281" w:history="1">
+      <w:hyperlink w:anchor="_Toc233488560" w:history="1">
         <w:r>
           <w:rPr>
             <w:rStyle w:val="Hipervnculo"/>
@@ -2906,7 +2913,7 @@
             <w:noProof/>
             <w:webHidden/>
           </w:rPr>
-          <w:instrText xml:space="preserve"> PAGEREF _Toc233482281 \h </w:instrText>
+          <w:instrText xml:space="preserve"> PAGEREF _Toc233488560 \h </w:instrText>
         </w:r>
         <w:r>
           <w:rPr>
@@ -2926,7 +2933,7 @@
             <w:noProof/>
             <w:webHidden/>
           </w:rPr>
-          <w:t>32</w:t>
+          <w:t>33</w:t>
         </w:r>
         <w:r>
           <w:rPr>
@@ -2951,7 +2958,7 @@
           <w:lang w:eastAsia="es-419"/>
         </w:rPr>
       </w:pPr>
-      <w:hyperlink w:anchor="_Toc233482282" w:history="1">
+      <w:hyperlink w:anchor="_Toc233488561" w:history="1">
         <w:r>
           <w:rPr>
             <w:rStyle w:val="Hipervnculo"/>
@@ -2996,7 +3003,7 @@
             <w:noProof/>
             <w:webHidden/>
           </w:rPr>
-          <w:instrText xml:space="preserve"> PAGEREF _Toc233482282 \h </w:instrText>
+          <w:instrText xml:space="preserve"> PAGEREF _Toc233488561 \h </w:instrText>
         </w:r>
         <w:r>
           <w:rPr>
@@ -3016,7 +3023,7 @@
             <w:noProof/>
             <w:webHidden/>
           </w:rPr>
-          <w:t>32</w:t>
+          <w:t>33</w:t>
         </w:r>
         <w:r>
           <w:rPr>
@@ -3041,7 +3048,7 @@
           <w:lang w:eastAsia="es-419"/>
         </w:rPr>
       </w:pPr>
-      <w:hyperlink w:anchor="_Toc233482283" w:history="1">
+      <w:hyperlink w:anchor="_Toc233488562" w:history="1">
         <w:r>
           <w:rPr>
             <w:rStyle w:val="Hipervnculo"/>
@@ -3086,7 +3093,7 @@
             <w:noProof/>
             <w:webHidden/>
           </w:rPr>
-          <w:instrText xml:space="preserve"> PAGEREF _Toc233482283 \h </w:instrText>
+          <w:instrText xml:space="preserve"> PAGEREF _Toc233488562 \h </w:instrText>
         </w:r>
         <w:r>
           <w:rPr>
@@ -3106,7 +3113,7 @@
             <w:noProof/>
             <w:webHidden/>
           </w:rPr>
-          <w:t>32</w:t>
+          <w:t>33</w:t>
         </w:r>
         <w:r>
           <w:rPr>
@@ -3131,7 +3138,7 @@
           <w:lang w:eastAsia="es-419"/>
         </w:rPr>
       </w:pPr>
-      <w:hyperlink w:anchor="_Toc233482284" w:history="1">
+      <w:hyperlink w:anchor="_Toc233488563" w:history="1">
         <w:r>
           <w:rPr>
             <w:rStyle w:val="Hipervnculo"/>
@@ -3174,7 +3181,7 @@
             <w:noProof/>
             <w:webHidden/>
           </w:rPr>
-          <w:instrText xml:space="preserve"> PAGEREF _Toc233482284 \h </w:instrText>
+          <w:instrText xml:space="preserve"> PAGEREF _Toc233488563 \h </w:instrText>
         </w:r>
         <w:r>
           <w:rPr>
@@ -3194,7 +3201,7 @@
             <w:noProof/>
             <w:webHidden/>
           </w:rPr>
-          <w:t>32</w:t>
+          <w:t>33</w:t>
         </w:r>
         <w:r>
           <w:rPr>
@@ -3219,7 +3226,7 @@
           <w:lang w:eastAsia="es-419"/>
         </w:rPr>
       </w:pPr>
-      <w:hyperlink w:anchor="_Toc233482285" w:history="1">
+      <w:hyperlink w:anchor="_Toc233488564" w:history="1">
         <w:r>
           <w:rPr>
             <w:rStyle w:val="Hipervnculo"/>
@@ -3262,7 +3269,7 @@
             <w:noProof/>
             <w:webHidden/>
           </w:rPr>
-          <w:instrText xml:space="preserve"> PAGEREF _Toc233482285 \h </w:instrText>
+          <w:instrText xml:space="preserve"> PAGEREF _Toc233488564 \h </w:instrText>
         </w:r>
         <w:r>
           <w:rPr>
@@ -3282,7 +3289,7 @@
             <w:noProof/>
             <w:webHidden/>
           </w:rPr>
-          <w:t>32</w:t>
+          <w:t>33</w:t>
         </w:r>
         <w:r>
           <w:rPr>
@@ -3307,7 +3314,7 @@
           <w:lang w:eastAsia="es-419"/>
         </w:rPr>
       </w:pPr>
-      <w:hyperlink w:anchor="_Toc233482286" w:history="1">
+      <w:hyperlink w:anchor="_Toc233488565" w:history="1">
         <w:r>
           <w:rPr>
             <w:rStyle w:val="Hipervnculo"/>
@@ -3350,7 +3357,7 @@
             <w:noProof/>
             <w:webHidden/>
           </w:rPr>
-          <w:instrText xml:space="preserve"> PAGEREF _Toc233482286 \h </w:instrText>
+          <w:instrText xml:space="preserve"> PAGEREF _Toc233488565 \h </w:instrText>
         </w:r>
         <w:r>
           <w:rPr>
@@ -3370,7 +3377,7 @@
             <w:noProof/>
             <w:webHidden/>
           </w:rPr>
-          <w:t>32</w:t>
+          <w:t>33</w:t>
         </w:r>
         <w:r>
           <w:rPr>
@@ -3395,7 +3402,7 @@
           <w:lang w:eastAsia="es-419"/>
         </w:rPr>
       </w:pPr>
-      <w:hyperlink w:anchor="_Toc233482287" w:history="1">
+      <w:hyperlink w:anchor="_Toc233488566" w:history="1">
         <w:r>
           <w:rPr>
             <w:rStyle w:val="Hipervnculo"/>
@@ -3438,7 +3445,7 @@
             <w:noProof/>
             <w:webHidden/>
           </w:rPr>
-          <w:instrText xml:space="preserve"> PAGEREF _Toc233482287 \h </w:instrText>
+          <w:instrText xml:space="preserve"> PAGEREF _Toc233488566 \h </w:instrText>
         </w:r>
         <w:r>
           <w:rPr>
@@ -3458,7 +3465,7 @@
             <w:noProof/>
             <w:webHidden/>
           </w:rPr>
-          <w:t>32</w:t>
+          <w:t>33</w:t>
         </w:r>
         <w:r>
           <w:rPr>
@@ -3483,7 +3490,7 @@
           <w:lang w:eastAsia="es-419"/>
         </w:rPr>
       </w:pPr>
-      <w:hyperlink w:anchor="_Toc233482288" w:history="1">
+      <w:hyperlink w:anchor="_Toc233488567" w:history="1">
         <w:r>
           <w:rPr>
             <w:rStyle w:val="Hipervnculo"/>
@@ -3526,7 +3533,7 @@
             <w:noProof/>
             <w:webHidden/>
           </w:rPr>
-          <w:instrText xml:space="preserve"> PAGEREF _Toc233482288 \h </w:instrText>
+          <w:instrText xml:space="preserve"> PAGEREF _Toc233488567 \h </w:instrText>
         </w:r>
         <w:r>
           <w:rPr>
@@ -3546,7 +3553,7 @@
             <w:noProof/>
             <w:webHidden/>
           </w:rPr>
-          <w:t>32</w:t>
+          <w:t>33</w:t>
         </w:r>
         <w:r>
           <w:rPr>
@@ -3570,7 +3577,7 @@
           <w:lang w:eastAsia="es-419"/>
         </w:rPr>
       </w:pPr>
-      <w:hyperlink w:anchor="_Toc233482289" w:history="1">
+      <w:hyperlink w:anchor="_Toc233488568" w:history="1">
         <w:r>
           <w:rPr>
             <w:rStyle w:val="Hipervnculo"/>
@@ -3597,7 +3604,7 @@
             <w:noProof/>
             <w:webHidden/>
           </w:rPr>
-          <w:instrText xml:space="preserve"> PAGEREF _Toc233482289 \h </w:instrText>
+          <w:instrText xml:space="preserve"> PAGEREF _Toc233488568 \h </w:instrText>
         </w:r>
         <w:r>
           <w:rPr>
@@ -3617,7 +3624,7 @@
             <w:noProof/>
             <w:webHidden/>
           </w:rPr>
-          <w:t>33</w:t>
+          <w:t>34</w:t>
         </w:r>
         <w:r>
           <w:rPr>
@@ -3642,7 +3649,7 @@
           <w:lang w:eastAsia="es-419"/>
         </w:rPr>
       </w:pPr>
-      <w:hyperlink w:anchor="_Toc233482290" w:history="1">
+      <w:hyperlink w:anchor="_Toc233488569" w:history="1">
         <w:r>
           <w:rPr>
             <w:rStyle w:val="Hipervnculo"/>
@@ -3685,7 +3692,7 @@
             <w:noProof/>
             <w:webHidden/>
           </w:rPr>
-          <w:instrText xml:space="preserve"> PAGEREF _Toc233482290 \h </w:instrText>
+          <w:instrText xml:space="preserve"> PAGEREF _Toc233488569 \h </w:instrText>
         </w:r>
         <w:r>
           <w:rPr>
@@ -3705,7 +3712,7 @@
             <w:noProof/>
             <w:webHidden/>
           </w:rPr>
-          <w:t>33</w:t>
+          <w:t>34</w:t>
         </w:r>
         <w:r>
           <w:rPr>
@@ -3730,7 +3737,7 @@
           <w:lang w:eastAsia="es-419"/>
         </w:rPr>
       </w:pPr>
-      <w:hyperlink w:anchor="_Toc233482291" w:history="1">
+      <w:hyperlink w:anchor="_Toc233488570" w:history="1">
         <w:r>
           <w:rPr>
             <w:rStyle w:val="Hipervnculo"/>
@@ -3773,7 +3780,7 @@
             <w:noProof/>
             <w:webHidden/>
           </w:rPr>
-          <w:instrText xml:space="preserve"> PAGEREF _Toc233482291 \h </w:instrText>
+          <w:instrText xml:space="preserve"> PAGEREF _Toc233488570 \h </w:instrText>
         </w:r>
         <w:r>
           <w:rPr>
@@ -3793,7 +3800,7 @@
             <w:noProof/>
             <w:webHidden/>
           </w:rPr>
-          <w:t>33</w:t>
+          <w:t>34</w:t>
         </w:r>
         <w:r>
           <w:rPr>
@@ -3818,7 +3825,7 @@
           <w:lang w:eastAsia="es-419"/>
         </w:rPr>
       </w:pPr>
-      <w:hyperlink w:anchor="_Toc233482292" w:history="1">
+      <w:hyperlink w:anchor="_Toc233488571" w:history="1">
         <w:r>
           <w:rPr>
             <w:rStyle w:val="Hipervnculo"/>
@@ -3861,7 +3868,7 @@
             <w:noProof/>
             <w:webHidden/>
           </w:rPr>
-          <w:instrText xml:space="preserve"> PAGEREF _Toc233482292 \h </w:instrText>
+          <w:instrText xml:space="preserve"> PAGEREF _Toc233488571 \h </w:instrText>
         </w:r>
         <w:r>
           <w:rPr>
@@ -3881,7 +3888,7 @@
             <w:noProof/>
             <w:webHidden/>
           </w:rPr>
-          <w:t>33</w:t>
+          <w:t>34</w:t>
         </w:r>
         <w:r>
           <w:rPr>
@@ -3906,7 +3913,7 @@
           <w:lang w:eastAsia="es-419"/>
         </w:rPr>
       </w:pPr>
-      <w:hyperlink w:anchor="_Toc233482293" w:history="1">
+      <w:hyperlink w:anchor="_Toc233488572" w:history="1">
         <w:r>
           <w:rPr>
             <w:rStyle w:val="Hipervnculo"/>
@@ -3949,7 +3956,7 @@
             <w:noProof/>
             <w:webHidden/>
           </w:rPr>
-          <w:instrText xml:space="preserve"> PAGEREF _Toc233482293 \h </w:instrText>
+          <w:instrText xml:space="preserve"> PAGEREF _Toc233488572 \h </w:instrText>
         </w:r>
         <w:r>
           <w:rPr>
@@ -3969,7 +3976,7 @@
             <w:noProof/>
             <w:webHidden/>
           </w:rPr>
-          <w:t>33</w:t>
+          <w:t>34</w:t>
         </w:r>
         <w:r>
           <w:rPr>
@@ -3994,7 +4001,7 @@
           <w:lang w:eastAsia="es-419"/>
         </w:rPr>
       </w:pPr>
-      <w:hyperlink w:anchor="_Toc233482294" w:history="1">
+      <w:hyperlink w:anchor="_Toc233488573" w:history="1">
         <w:r>
           <w:rPr>
             <w:rStyle w:val="Hipervnculo"/>
@@ -4037,7 +4044,7 @@
             <w:noProof/>
             <w:webHidden/>
           </w:rPr>
-          <w:instrText xml:space="preserve"> PAGEREF _Toc233482294 \h </w:instrText>
+          <w:instrText xml:space="preserve"> PAGEREF _Toc233488573 \h </w:instrText>
         </w:r>
         <w:r>
           <w:rPr>
@@ -4057,7 +4064,7 @@
             <w:noProof/>
             <w:webHidden/>
           </w:rPr>
-          <w:t>33</w:t>
+          <w:t>34</w:t>
         </w:r>
         <w:r>
           <w:rPr>
@@ -4088,27 +4095,6 @@
           <w:szCs w:val="24"/>
         </w:rPr>
         <w:fldChar w:fldCharType="end"/>
-      </w:r>
-    </w:p>
-    <w:p>
-      <w:pPr>
-        <w:rPr>
-          <w:rFonts w:ascii="Times New Roman" w:hAnsi="Times New Roman" w:cs="Times New Roman"/>
-          <w:b/>
-          <w:bCs/>
-          <w:sz w:val="24"/>
-          <w:szCs w:val="24"/>
-        </w:rPr>
-      </w:pPr>
-      <w:r>
-        <w:rPr>
-          <w:rFonts w:ascii="Times New Roman" w:hAnsi="Times New Roman" w:cs="Times New Roman"/>
-          <w:b/>
-          <w:bCs/>
-          <w:sz w:val="24"/>
-          <w:szCs w:val="24"/>
-        </w:rPr>
-        <w:br w:type="page"/>
       </w:r>
     </w:p>
     <w:p>
@@ -4131,7 +4117,6 @@
           <w:sz w:val="24"/>
           <w:szCs w:val="24"/>
         </w:rPr>
-        <w:lastRenderedPageBreak/>
         <w:t>TABLA DE FIGURAS</w:t>
       </w:r>
     </w:p>
@@ -4175,7 +4160,7 @@
         </w:rPr>
         <w:fldChar w:fldCharType="separate"/>
       </w:r>
-      <w:hyperlink w:anchor="_Toc233482314" w:history="1">
+      <w:hyperlink w:anchor="_Toc233488523" w:history="1">
         <w:r>
           <w:rPr>
             <w:rStyle w:val="Hipervnculo"/>
@@ -4213,7 +4198,7 @@
             <w:noProof/>
             <w:webHidden/>
           </w:rPr>
-          <w:instrText xml:space="preserve"> PAGEREF _Toc233482314 \h </w:instrText>
+          <w:instrText xml:space="preserve"> PAGEREF _Toc233488523 \h </w:instrText>
         </w:r>
         <w:r>
           <w:rPr>
@@ -4257,7 +4242,7 @@
           <w:lang w:eastAsia="es-419"/>
         </w:rPr>
       </w:pPr>
-      <w:hyperlink w:anchor="_Toc233482315" w:history="1">
+      <w:hyperlink w:anchor="_Toc233488524" w:history="1">
         <w:r>
           <w:rPr>
             <w:rStyle w:val="Hipervnculo"/>
@@ -4297,7 +4282,7 @@
             <w:noProof/>
             <w:webHidden/>
           </w:rPr>
-          <w:instrText xml:space="preserve"> PAGEREF _Toc233482315 \h </w:instrText>
+          <w:instrText xml:space="preserve"> PAGEREF _Toc233488524 \h </w:instrText>
         </w:r>
         <w:r>
           <w:rPr>
@@ -4341,7 +4326,7 @@
           <w:lang w:eastAsia="es-419"/>
         </w:rPr>
       </w:pPr>
-      <w:hyperlink w:anchor="_Toc233482316" w:history="1">
+      <w:hyperlink w:anchor="_Toc233488525" w:history="1">
         <w:r>
           <w:rPr>
             <w:rStyle w:val="Hipervnculo"/>
@@ -4379,7 +4364,7 @@
             <w:noProof/>
             <w:webHidden/>
           </w:rPr>
-          <w:instrText xml:space="preserve"> PAGEREF _Toc233482316 \h </w:instrText>
+          <w:instrText xml:space="preserve"> PAGEREF _Toc233488525 \h </w:instrText>
         </w:r>
         <w:r>
           <w:rPr>
@@ -4423,7 +4408,7 @@
           <w:lang w:eastAsia="es-419"/>
         </w:rPr>
       </w:pPr>
-      <w:hyperlink w:anchor="_Toc233482317" w:history="1">
+      <w:hyperlink w:anchor="_Toc233488526" w:history="1">
         <w:r>
           <w:rPr>
             <w:rStyle w:val="Hipervnculo"/>
@@ -4461,7 +4446,7 @@
             <w:noProof/>
             <w:webHidden/>
           </w:rPr>
-          <w:instrText xml:space="preserve"> PAGEREF _Toc233482317 \h </w:instrText>
+          <w:instrText xml:space="preserve"> PAGEREF _Toc233488526 \h </w:instrText>
         </w:r>
         <w:r>
           <w:rPr>
@@ -4505,7 +4490,7 @@
           <w:lang w:eastAsia="es-419"/>
         </w:rPr>
       </w:pPr>
-      <w:hyperlink w:anchor="_Toc233482318" w:history="1">
+      <w:hyperlink w:anchor="_Toc233488527" w:history="1">
         <w:r>
           <w:rPr>
             <w:rStyle w:val="Hipervnculo"/>
@@ -4543,7 +4528,7 @@
             <w:noProof/>
             <w:webHidden/>
           </w:rPr>
-          <w:instrText xml:space="preserve"> PAGEREF _Toc233482318 \h </w:instrText>
+          <w:instrText xml:space="preserve"> PAGEREF _Toc233488527 \h </w:instrText>
         </w:r>
         <w:r>
           <w:rPr>
@@ -4563,7 +4548,7 @@
             <w:noProof/>
             <w:webHidden/>
           </w:rPr>
-          <w:t>18</w:t>
+          <w:t>19</w:t>
         </w:r>
         <w:r>
           <w:rPr>
@@ -4587,7 +4572,7 @@
           <w:lang w:eastAsia="es-419"/>
         </w:rPr>
       </w:pPr>
-      <w:hyperlink w:anchor="_Toc233482319" w:history="1">
+      <w:hyperlink w:anchor="_Toc233488528" w:history="1">
         <w:r>
           <w:rPr>
             <w:rStyle w:val="Hipervnculo"/>
@@ -4625,7 +4610,7 @@
             <w:noProof/>
             <w:webHidden/>
           </w:rPr>
-          <w:instrText xml:space="preserve"> PAGEREF _Toc233482319 \h </w:instrText>
+          <w:instrText xml:space="preserve"> PAGEREF _Toc233488528 \h </w:instrText>
         </w:r>
         <w:r>
           <w:rPr>
@@ -4645,7 +4630,7 @@
             <w:noProof/>
             <w:webHidden/>
           </w:rPr>
-          <w:t>19</w:t>
+          <w:t>20</w:t>
         </w:r>
         <w:r>
           <w:rPr>
@@ -4669,7 +4654,7 @@
           <w:lang w:eastAsia="es-419"/>
         </w:rPr>
       </w:pPr>
-      <w:hyperlink w:anchor="_Toc233482320" w:history="1">
+      <w:hyperlink w:anchor="_Toc233488529" w:history="1">
         <w:r>
           <w:rPr>
             <w:rStyle w:val="Hipervnculo"/>
@@ -4707,7 +4692,7 @@
             <w:noProof/>
             <w:webHidden/>
           </w:rPr>
-          <w:instrText xml:space="preserve"> PAGEREF _Toc233482320 \h </w:instrText>
+          <w:instrText xml:space="preserve"> PAGEREF _Toc233488529 \h </w:instrText>
         </w:r>
         <w:r>
           <w:rPr>
@@ -4727,7 +4712,7 @@
             <w:noProof/>
             <w:webHidden/>
           </w:rPr>
-          <w:t>20</w:t>
+          <w:t>21</w:t>
         </w:r>
         <w:r>
           <w:rPr>
@@ -4751,7 +4736,7 @@
           <w:lang w:eastAsia="es-419"/>
         </w:rPr>
       </w:pPr>
-      <w:hyperlink w:anchor="_Toc233482321" w:history="1">
+      <w:hyperlink w:anchor="_Toc233488530" w:history="1">
         <w:r>
           <w:rPr>
             <w:rStyle w:val="Hipervnculo"/>
@@ -4789,7 +4774,7 @@
             <w:noProof/>
             <w:webHidden/>
           </w:rPr>
-          <w:instrText xml:space="preserve"> PAGEREF _Toc233482321 \h </w:instrText>
+          <w:instrText xml:space="preserve"> PAGEREF _Toc233488530 \h </w:instrText>
         </w:r>
         <w:r>
           <w:rPr>
@@ -4809,7 +4794,7 @@
             <w:noProof/>
             <w:webHidden/>
           </w:rPr>
-          <w:t>21</w:t>
+          <w:t>22</w:t>
         </w:r>
         <w:r>
           <w:rPr>
@@ -4833,7 +4818,7 @@
           <w:lang w:eastAsia="es-419"/>
         </w:rPr>
       </w:pPr>
-      <w:hyperlink w:anchor="_Toc233482322" w:history="1">
+      <w:hyperlink w:anchor="_Toc233488531" w:history="1">
         <w:r>
           <w:rPr>
             <w:rStyle w:val="Hipervnculo"/>
@@ -4873,7 +4858,7 @@
             <w:noProof/>
             <w:webHidden/>
           </w:rPr>
-          <w:instrText xml:space="preserve"> PAGEREF _Toc233482322 \h </w:instrText>
+          <w:instrText xml:space="preserve"> PAGEREF _Toc233488531 \h </w:instrText>
         </w:r>
         <w:r>
           <w:rPr>
@@ -4893,7 +4878,7 @@
             <w:noProof/>
             <w:webHidden/>
           </w:rPr>
-          <w:t>22</w:t>
+          <w:t>23</w:t>
         </w:r>
         <w:r>
           <w:rPr>
@@ -4917,7 +4902,7 @@
           <w:lang w:eastAsia="es-419"/>
         </w:rPr>
       </w:pPr>
-      <w:hyperlink w:anchor="_Toc233482323" w:history="1">
+      <w:hyperlink w:anchor="_Toc233488532" w:history="1">
         <w:r>
           <w:rPr>
             <w:rStyle w:val="Hipervnculo"/>
@@ -4955,7 +4940,7 @@
             <w:noProof/>
             <w:webHidden/>
           </w:rPr>
-          <w:instrText xml:space="preserve"> PAGEREF _Toc233482323 \h </w:instrText>
+          <w:instrText xml:space="preserve"> PAGEREF _Toc233488532 \h </w:instrText>
         </w:r>
         <w:r>
           <w:rPr>
@@ -4975,7 +4960,7 @@
             <w:noProof/>
             <w:webHidden/>
           </w:rPr>
-          <w:t>23</w:t>
+          <w:t>24</w:t>
         </w:r>
         <w:r>
           <w:rPr>
@@ -4999,7 +4984,7 @@
           <w:lang w:eastAsia="es-419"/>
         </w:rPr>
       </w:pPr>
-      <w:hyperlink w:anchor="_Toc233482324" w:history="1">
+      <w:hyperlink w:anchor="_Toc233488533" w:history="1">
         <w:r>
           <w:rPr>
             <w:rStyle w:val="Hipervnculo"/>
@@ -5037,7 +5022,7 @@
             <w:noProof/>
             <w:webHidden/>
           </w:rPr>
-          <w:instrText xml:space="preserve"> PAGEREF _Toc233482324 \h </w:instrText>
+          <w:instrText xml:space="preserve"> PAGEREF _Toc233488533 \h </w:instrText>
         </w:r>
         <w:r>
           <w:rPr>
@@ -5057,7 +5042,7 @@
             <w:noProof/>
             <w:webHidden/>
           </w:rPr>
-          <w:t>24</w:t>
+          <w:t>25</w:t>
         </w:r>
         <w:r>
           <w:rPr>
@@ -5081,7 +5066,7 @@
           <w:lang w:eastAsia="es-419"/>
         </w:rPr>
       </w:pPr>
-      <w:hyperlink w:anchor="_Toc233482325" w:history="1">
+      <w:hyperlink w:anchor="_Toc233488534" w:history="1">
         <w:r>
           <w:rPr>
             <w:rStyle w:val="Hipervnculo"/>
@@ -5119,7 +5104,7 @@
             <w:noProof/>
             <w:webHidden/>
           </w:rPr>
-          <w:instrText xml:space="preserve"> PAGEREF _Toc233482325 \h </w:instrText>
+          <w:instrText xml:space="preserve"> PAGEREF _Toc233488534 \h </w:instrText>
         </w:r>
         <w:r>
           <w:rPr>
@@ -5139,7 +5124,7 @@
             <w:noProof/>
             <w:webHidden/>
           </w:rPr>
-          <w:t>25</w:t>
+          <w:t>26</w:t>
         </w:r>
         <w:r>
           <w:rPr>
@@ -5163,7 +5148,7 @@
           <w:lang w:eastAsia="es-419"/>
         </w:rPr>
       </w:pPr>
-      <w:hyperlink w:anchor="_Toc233482326" w:history="1">
+      <w:hyperlink w:anchor="_Toc233488535" w:history="1">
         <w:r>
           <w:rPr>
             <w:rStyle w:val="Hipervnculo"/>
@@ -5201,7 +5186,7 @@
             <w:noProof/>
             <w:webHidden/>
           </w:rPr>
-          <w:instrText xml:space="preserve"> PAGEREF _Toc233482326 \h </w:instrText>
+          <w:instrText xml:space="preserve"> PAGEREF _Toc233488535 \h </w:instrText>
         </w:r>
         <w:r>
           <w:rPr>
@@ -5221,7 +5206,7 @@
             <w:noProof/>
             <w:webHidden/>
           </w:rPr>
-          <w:t>26</w:t>
+          <w:t>27</w:t>
         </w:r>
         <w:r>
           <w:rPr>
@@ -5245,7 +5230,7 @@
           <w:lang w:eastAsia="es-419"/>
         </w:rPr>
       </w:pPr>
-      <w:hyperlink w:anchor="_Toc233482327" w:history="1">
+      <w:hyperlink w:anchor="_Toc233488536" w:history="1">
         <w:r>
           <w:rPr>
             <w:rStyle w:val="Hipervnculo"/>
@@ -5283,7 +5268,7 @@
             <w:noProof/>
             <w:webHidden/>
           </w:rPr>
-          <w:instrText xml:space="preserve"> PAGEREF _Toc233482327 \h </w:instrText>
+          <w:instrText xml:space="preserve"> PAGEREF _Toc233488536 \h </w:instrText>
         </w:r>
         <w:r>
           <w:rPr>
@@ -5303,7 +5288,7 @@
             <w:noProof/>
             <w:webHidden/>
           </w:rPr>
-          <w:t>27</w:t>
+          <w:t>28</w:t>
         </w:r>
         <w:r>
           <w:rPr>
@@ -5327,7 +5312,7 @@
           <w:lang w:eastAsia="es-419"/>
         </w:rPr>
       </w:pPr>
-      <w:hyperlink w:anchor="_Toc233482328" w:history="1">
+      <w:hyperlink w:anchor="_Toc233488537" w:history="1">
         <w:r>
           <w:rPr>
             <w:rStyle w:val="Hipervnculo"/>
@@ -5367,7 +5352,7 @@
             <w:noProof/>
             <w:webHidden/>
           </w:rPr>
-          <w:instrText xml:space="preserve"> PAGEREF _Toc233482328 \h </w:instrText>
+          <w:instrText xml:space="preserve"> PAGEREF _Toc233488537 \h </w:instrText>
         </w:r>
         <w:r>
           <w:rPr>
@@ -5387,7 +5372,7 @@
             <w:noProof/>
             <w:webHidden/>
           </w:rPr>
-          <w:t>28</w:t>
+          <w:t>29</w:t>
         </w:r>
         <w:r>
           <w:rPr>
@@ -5411,7 +5396,7 @@
           <w:lang w:eastAsia="es-419"/>
         </w:rPr>
       </w:pPr>
-      <w:hyperlink w:anchor="_Toc233482329" w:history="1">
+      <w:hyperlink w:anchor="_Toc233488538" w:history="1">
         <w:r>
           <w:rPr>
             <w:rStyle w:val="Hipervnculo"/>
@@ -5449,7 +5434,7 @@
             <w:noProof/>
             <w:webHidden/>
           </w:rPr>
-          <w:instrText xml:space="preserve"> PAGEREF _Toc233482329 \h </w:instrText>
+          <w:instrText xml:space="preserve"> PAGEREF _Toc233488538 \h </w:instrText>
         </w:r>
         <w:r>
           <w:rPr>
@@ -5469,7 +5454,7 @@
             <w:noProof/>
             <w:webHidden/>
           </w:rPr>
-          <w:t>29</w:t>
+          <w:t>30</w:t>
         </w:r>
         <w:r>
           <w:rPr>
@@ -5493,7 +5478,7 @@
           <w:lang w:eastAsia="es-419"/>
         </w:rPr>
       </w:pPr>
-      <w:hyperlink w:anchor="_Toc233482330" w:history="1">
+      <w:hyperlink w:anchor="_Toc233488539" w:history="1">
         <w:r>
           <w:rPr>
             <w:rStyle w:val="Hipervnculo"/>
@@ -5531,7 +5516,7 @@
             <w:noProof/>
             <w:webHidden/>
           </w:rPr>
-          <w:instrText xml:space="preserve"> PAGEREF _Toc233482330 \h </w:instrText>
+          <w:instrText xml:space="preserve"> PAGEREF _Toc233488539 \h </w:instrText>
         </w:r>
         <w:r>
           <w:rPr>
@@ -5551,7 +5536,7 @@
             <w:noProof/>
             <w:webHidden/>
           </w:rPr>
-          <w:t>30</w:t>
+          <w:t>31</w:t>
         </w:r>
         <w:r>
           <w:rPr>
@@ -5575,7 +5560,7 @@
           <w:lang w:eastAsia="es-419"/>
         </w:rPr>
       </w:pPr>
-      <w:hyperlink w:anchor="_Toc233482331" w:history="1">
+      <w:hyperlink w:anchor="_Toc233488540" w:history="1">
         <w:r>
           <w:rPr>
             <w:rStyle w:val="Hipervnculo"/>
@@ -5613,7 +5598,7 @@
             <w:noProof/>
             <w:webHidden/>
           </w:rPr>
-          <w:instrText xml:space="preserve"> PAGEREF _Toc233482331 \h </w:instrText>
+          <w:instrText xml:space="preserve"> PAGEREF _Toc233488540 \h </w:instrText>
         </w:r>
         <w:r>
           <w:rPr>
@@ -5633,7 +5618,7 @@
             <w:noProof/>
             <w:webHidden/>
           </w:rPr>
-          <w:t>31</w:t>
+          <w:t>32</w:t>
         </w:r>
         <w:r>
           <w:rPr>
@@ -5669,34 +5654,427 @@
     </w:p>
     <w:p>
       <w:pPr>
-        <w:rPr>
-          <w:rFonts w:ascii="Times New Roman" w:hAnsi="Times New Roman" w:cs="Times New Roman"/>
-          <w:b/>
-          <w:bCs/>
-          <w:sz w:val="24"/>
-          <w:szCs w:val="24"/>
-        </w:rPr>
-      </w:pPr>
-    </w:p>
-    <w:p>
-      <w:pPr>
-        <w:rPr>
-          <w:rFonts w:ascii="Times New Roman" w:hAnsi="Times New Roman" w:cs="Times New Roman"/>
-          <w:b/>
-          <w:bCs/>
-          <w:sz w:val="24"/>
-          <w:szCs w:val="24"/>
-        </w:rPr>
-      </w:pPr>
-      <w:r>
-        <w:br w:type="page"/>
-      </w:r>
+        <w:spacing w:line="480" w:lineRule="auto"/>
+        <w:jc w:val="center"/>
+        <w:rPr>
+          <w:noProof/>
+        </w:rPr>
+      </w:pPr>
+      <w:r>
+        <w:rPr>
+          <w:rFonts w:ascii="Times New Roman" w:hAnsi="Times New Roman" w:cs="Times New Roman"/>
+          <w:b/>
+          <w:bCs/>
+          <w:sz w:val="24"/>
+          <w:szCs w:val="24"/>
+        </w:rPr>
+        <w:t>TABLA DE FIGURAS</w:t>
+      </w:r>
+      <w:r>
+        <w:rPr>
+          <w:rFonts w:ascii="Times New Roman" w:hAnsi="Times New Roman" w:cs="Times New Roman"/>
+          <w:b/>
+          <w:bCs/>
+          <w:sz w:val="24"/>
+          <w:szCs w:val="24"/>
+        </w:rPr>
+        <w:fldChar w:fldCharType="begin"/>
+      </w:r>
+      <w:r>
+        <w:rPr>
+          <w:rFonts w:ascii="Times New Roman" w:hAnsi="Times New Roman" w:cs="Times New Roman"/>
+          <w:b/>
+          <w:bCs/>
+          <w:sz w:val="24"/>
+          <w:szCs w:val="24"/>
+        </w:rPr>
+        <w:instrText xml:space="preserve"> TOC \h \z \c "Tabla" </w:instrText>
+      </w:r>
+      <w:r>
+        <w:rPr>
+          <w:rFonts w:ascii="Times New Roman" w:hAnsi="Times New Roman" w:cs="Times New Roman"/>
+          <w:b/>
+          <w:bCs/>
+          <w:sz w:val="24"/>
+          <w:szCs w:val="24"/>
+        </w:rPr>
+        <w:fldChar w:fldCharType="separate"/>
+      </w:r>
+    </w:p>
+    <w:p>
+      <w:pPr>
+        <w:pStyle w:val="Tabladeilustraciones"/>
+        <w:tabs>
+          <w:tab w:val="right" w:leader="dot" w:pos="9016"/>
+        </w:tabs>
+        <w:rPr>
+          <w:rFonts w:asciiTheme="minorHAnsi" w:eastAsiaTheme="minorEastAsia" w:hAnsiTheme="minorHAnsi"/>
+          <w:noProof/>
+          <w:sz w:val="22"/>
+          <w:lang w:eastAsia="es-419"/>
+        </w:rPr>
+      </w:pPr>
+      <w:hyperlink w:anchor="_Toc233488574" w:history="1">
+        <w:r>
+          <w:rPr>
+            <w:rStyle w:val="Hipervnculo"/>
+            <w:rFonts w:cs="Times New Roman"/>
+            <w:b/>
+            <w:bCs/>
+            <w:noProof/>
+          </w:rPr>
+          <w:t xml:space="preserve">Tabla 1 </w:t>
+        </w:r>
+        <w:r>
+          <w:rPr>
+            <w:rStyle w:val="Hipervnculo"/>
+            <w:rFonts w:cs="Times New Roman"/>
+            <w:noProof/>
+          </w:rPr>
+          <w:t>Perfil 1: El Administrador / Comerciante</w:t>
+        </w:r>
+        <w:r>
+          <w:rPr>
+            <w:noProof/>
+            <w:webHidden/>
+          </w:rPr>
+          <w:tab/>
+        </w:r>
+        <w:r>
+          <w:rPr>
+            <w:noProof/>
+            <w:webHidden/>
+          </w:rPr>
+          <w:fldChar w:fldCharType="begin"/>
+        </w:r>
+        <w:r>
+          <w:rPr>
+            <w:noProof/>
+            <w:webHidden/>
+          </w:rPr>
+          <w:instrText xml:space="preserve"> PAGEREF _Toc233488574 \h </w:instrText>
+        </w:r>
+        <w:r>
+          <w:rPr>
+            <w:noProof/>
+            <w:webHidden/>
+          </w:rPr>
+        </w:r>
+        <w:r>
+          <w:rPr>
+            <w:noProof/>
+            <w:webHidden/>
+          </w:rPr>
+          <w:fldChar w:fldCharType="separate"/>
+        </w:r>
+        <w:r>
+          <w:rPr>
+            <w:noProof/>
+            <w:webHidden/>
+          </w:rPr>
+          <w:t>8</w:t>
+        </w:r>
+        <w:r>
+          <w:rPr>
+            <w:noProof/>
+            <w:webHidden/>
+          </w:rPr>
+          <w:fldChar w:fldCharType="end"/>
+        </w:r>
+      </w:hyperlink>
+    </w:p>
+    <w:p>
+      <w:pPr>
+        <w:pStyle w:val="Tabladeilustraciones"/>
+        <w:tabs>
+          <w:tab w:val="right" w:leader="dot" w:pos="9016"/>
+        </w:tabs>
+        <w:rPr>
+          <w:rFonts w:asciiTheme="minorHAnsi" w:eastAsiaTheme="minorEastAsia" w:hAnsiTheme="minorHAnsi"/>
+          <w:noProof/>
+          <w:sz w:val="22"/>
+          <w:lang w:eastAsia="es-419"/>
+        </w:rPr>
+      </w:pPr>
+      <w:hyperlink w:anchor="_Toc233488575" w:history="1">
+        <w:r>
+          <w:rPr>
+            <w:rStyle w:val="Hipervnculo"/>
+            <w:rFonts w:cs="Times New Roman"/>
+            <w:b/>
+            <w:bCs/>
+            <w:noProof/>
+          </w:rPr>
+          <w:t xml:space="preserve">Tabla 2 </w:t>
+        </w:r>
+        <w:r>
+          <w:rPr>
+            <w:rStyle w:val="Hipervnculo"/>
+            <w:rFonts w:cs="Times New Roman"/>
+            <w:noProof/>
+          </w:rPr>
+          <w:t>Perfil 2: El cliente Final (Tercera Edad)</w:t>
+        </w:r>
+        <w:r>
+          <w:rPr>
+            <w:noProof/>
+            <w:webHidden/>
+          </w:rPr>
+          <w:tab/>
+        </w:r>
+        <w:r>
+          <w:rPr>
+            <w:noProof/>
+            <w:webHidden/>
+          </w:rPr>
+          <w:fldChar w:fldCharType="begin"/>
+        </w:r>
+        <w:r>
+          <w:rPr>
+            <w:noProof/>
+            <w:webHidden/>
+          </w:rPr>
+          <w:instrText xml:space="preserve"> PAGEREF _Toc233488575 \h </w:instrText>
+        </w:r>
+        <w:r>
+          <w:rPr>
+            <w:noProof/>
+            <w:webHidden/>
+          </w:rPr>
+        </w:r>
+        <w:r>
+          <w:rPr>
+            <w:noProof/>
+            <w:webHidden/>
+          </w:rPr>
+          <w:fldChar w:fldCharType="separate"/>
+        </w:r>
+        <w:r>
+          <w:rPr>
+            <w:noProof/>
+            <w:webHidden/>
+          </w:rPr>
+          <w:t>9</w:t>
+        </w:r>
+        <w:r>
+          <w:rPr>
+            <w:noProof/>
+            <w:webHidden/>
+          </w:rPr>
+          <w:fldChar w:fldCharType="end"/>
+        </w:r>
+      </w:hyperlink>
+    </w:p>
+    <w:p>
+      <w:pPr>
+        <w:pStyle w:val="Tabladeilustraciones"/>
+        <w:tabs>
+          <w:tab w:val="right" w:leader="dot" w:pos="9016"/>
+        </w:tabs>
+        <w:rPr>
+          <w:rFonts w:asciiTheme="minorHAnsi" w:eastAsiaTheme="minorEastAsia" w:hAnsiTheme="minorHAnsi"/>
+          <w:noProof/>
+          <w:sz w:val="22"/>
+          <w:lang w:eastAsia="es-419"/>
+        </w:rPr>
+      </w:pPr>
+      <w:hyperlink w:anchor="_Toc233488576" w:history="1">
+        <w:r>
+          <w:rPr>
+            <w:rStyle w:val="Hipervnculo"/>
+            <w:rFonts w:cs="Times New Roman"/>
+            <w:b/>
+            <w:bCs/>
+            <w:noProof/>
+          </w:rPr>
+          <w:t xml:space="preserve">Tabla 3 </w:t>
+        </w:r>
+        <w:r>
+          <w:rPr>
+            <w:rStyle w:val="Hipervnculo"/>
+            <w:rFonts w:cs="Times New Roman"/>
+            <w:noProof/>
+          </w:rPr>
+          <w:t>Perfil 3: El cliente Final (Juvenil)</w:t>
+        </w:r>
+        <w:r>
+          <w:rPr>
+            <w:noProof/>
+            <w:webHidden/>
+          </w:rPr>
+          <w:tab/>
+        </w:r>
+        <w:r>
+          <w:rPr>
+            <w:noProof/>
+            <w:webHidden/>
+          </w:rPr>
+          <w:fldChar w:fldCharType="begin"/>
+        </w:r>
+        <w:r>
+          <w:rPr>
+            <w:noProof/>
+            <w:webHidden/>
+          </w:rPr>
+          <w:instrText xml:space="preserve"> PAGEREF _Toc233488576 \h </w:instrText>
+        </w:r>
+        <w:r>
+          <w:rPr>
+            <w:noProof/>
+            <w:webHidden/>
+          </w:rPr>
+        </w:r>
+        <w:r>
+          <w:rPr>
+            <w:noProof/>
+            <w:webHidden/>
+          </w:rPr>
+          <w:fldChar w:fldCharType="separate"/>
+        </w:r>
+        <w:r>
+          <w:rPr>
+            <w:noProof/>
+            <w:webHidden/>
+          </w:rPr>
+          <w:t>9</w:t>
+        </w:r>
+        <w:r>
+          <w:rPr>
+            <w:noProof/>
+            <w:webHidden/>
+          </w:rPr>
+          <w:fldChar w:fldCharType="end"/>
+        </w:r>
+      </w:hyperlink>
+    </w:p>
+    <w:p>
+      <w:pPr>
+        <w:pStyle w:val="Tabladeilustraciones"/>
+        <w:tabs>
+          <w:tab w:val="right" w:leader="dot" w:pos="9016"/>
+        </w:tabs>
+        <w:rPr>
+          <w:rFonts w:asciiTheme="minorHAnsi" w:eastAsiaTheme="minorEastAsia" w:hAnsiTheme="minorHAnsi"/>
+          <w:noProof/>
+          <w:sz w:val="22"/>
+          <w:lang w:eastAsia="es-419"/>
+        </w:rPr>
+      </w:pPr>
+      <w:hyperlink w:anchor="_Toc233488577" w:history="1">
+        <w:r>
+          <w:rPr>
+            <w:rStyle w:val="Hipervnculo"/>
+            <w:rFonts w:cs="Times New Roman"/>
+            <w:b/>
+            <w:bCs/>
+            <w:noProof/>
+          </w:rPr>
+          <w:t xml:space="preserve">Tabla 4 </w:t>
+        </w:r>
+        <w:r>
+          <w:rPr>
+            <w:rStyle w:val="Hipervnculo"/>
+            <w:rFonts w:cs="Times New Roman"/>
+            <w:noProof/>
+          </w:rPr>
+          <w:t xml:space="preserve"> Justificación del Stack Tecnológico</w:t>
+        </w:r>
+        <w:r>
+          <w:rPr>
+            <w:noProof/>
+            <w:webHidden/>
+          </w:rPr>
+          <w:tab/>
+        </w:r>
+        <w:r>
+          <w:rPr>
+            <w:noProof/>
+            <w:webHidden/>
+          </w:rPr>
+          <w:fldChar w:fldCharType="begin"/>
+        </w:r>
+        <w:r>
+          <w:rPr>
+            <w:noProof/>
+            <w:webHidden/>
+          </w:rPr>
+          <w:instrText xml:space="preserve"> PAGEREF _Toc233488577 \h </w:instrText>
+        </w:r>
+        <w:r>
+          <w:rPr>
+            <w:noProof/>
+            <w:webHidden/>
+          </w:rPr>
+        </w:r>
+        <w:r>
+          <w:rPr>
+            <w:noProof/>
+            <w:webHidden/>
+          </w:rPr>
+          <w:fldChar w:fldCharType="separate"/>
+        </w:r>
+        <w:r>
+          <w:rPr>
+            <w:noProof/>
+            <w:webHidden/>
+          </w:rPr>
+          <w:t>15</w:t>
+        </w:r>
+        <w:r>
+          <w:rPr>
+            <w:noProof/>
+            <w:webHidden/>
+          </w:rPr>
+          <w:fldChar w:fldCharType="end"/>
+        </w:r>
+      </w:hyperlink>
+    </w:p>
+    <w:p>
+      <w:pPr>
+        <w:spacing w:line="480" w:lineRule="auto"/>
+        <w:jc w:val="center"/>
+        <w:rPr>
+          <w:rFonts w:ascii="Times New Roman" w:hAnsi="Times New Roman" w:cs="Times New Roman"/>
+          <w:b/>
+          <w:bCs/>
+          <w:sz w:val="24"/>
+          <w:szCs w:val="24"/>
+        </w:rPr>
+      </w:pPr>
+      <w:r>
+        <w:rPr>
+          <w:rFonts w:ascii="Times New Roman" w:hAnsi="Times New Roman" w:cs="Times New Roman"/>
+          <w:b/>
+          <w:bCs/>
+          <w:sz w:val="24"/>
+          <w:szCs w:val="24"/>
+        </w:rPr>
+        <w:fldChar w:fldCharType="end"/>
+      </w:r>
+    </w:p>
+    <w:p>
+      <w:pPr>
+        <w:spacing w:line="480" w:lineRule="auto"/>
+        <w:rPr>
+          <w:rFonts w:ascii="Times New Roman" w:hAnsi="Times New Roman" w:cs="Times New Roman"/>
+          <w:b/>
+          <w:bCs/>
+          <w:sz w:val="24"/>
+          <w:szCs w:val="24"/>
+        </w:rPr>
+        <w:sectPr>
+          <w:pgSz w:w="11906" w:h="16838"/>
+          <w:pgMar w:top="1440" w:right="1440" w:bottom="1440" w:left="1440" w:header="708" w:footer="708" w:gutter="0"/>
+          <w:cols w:space="708"/>
+          <w:docGrid w:linePitch="360"/>
+        </w:sectPr>
+      </w:pPr>
     </w:p>
     <w:p>
       <w:pPr>
         <w:pStyle w:val="Ttulo1"/>
       </w:pPr>
-      <w:bookmarkStart w:id="0" w:name="_Toc233482262"/>
+      <w:bookmarkStart w:id="0" w:name="_Toc233488541"/>
       <w:r>
         <w:lastRenderedPageBreak/>
         <w:t>CAPÍTULO I</w:t>
@@ -5707,7 +6085,7 @@
       <w:pPr>
         <w:pStyle w:val="Ttulo2"/>
       </w:pPr>
-      <w:bookmarkStart w:id="1" w:name="_Toc233482263"/>
+      <w:bookmarkStart w:id="1" w:name="_Toc233488542"/>
       <w:r>
         <w:t xml:space="preserve">Identificación </w:t>
       </w:r>
@@ -5729,7 +6107,13 @@
       </w:r>
       <w:proofErr w:type="spellEnd"/>
       <w:r>
-        <w:t xml:space="preserve">, se dedica a la </w:t>
+        <w:t>,</w:t>
+      </w:r>
+      <w:r>
+        <w:t xml:space="preserve"> </w:t>
+      </w:r>
+      <w:r>
+        <w:t xml:space="preserve">se dedica a la </w:t>
       </w:r>
       <w:r>
         <w:t>confección e importación de mochilas opera bajo un modelo de negocio itinerante. Al no contar con un local comercial propio, su visibilidad y volumen de ventas dependen exclusivamente de los cronogramas y la afluencia de público en las ferias organizadas por las municipalidades.</w:t>
@@ -5745,7 +6129,7 @@
       <w:r>
         <w:t xml:space="preserve"> </w:t>
       </w:r>
-      <w:bookmarkStart w:id="2" w:name="_Toc233482264"/>
+      <w:bookmarkStart w:id="2" w:name="_Toc233488543"/>
       <w:r>
         <w:t>Formulación del problema</w:t>
       </w:r>
@@ -5788,7 +6172,7 @@
       <w:r>
         <w:t xml:space="preserve"> </w:t>
       </w:r>
-      <w:bookmarkStart w:id="3" w:name="_Toc233482265"/>
+      <w:bookmarkStart w:id="3" w:name="_Toc233488544"/>
       <w:r>
         <w:t>L</w:t>
       </w:r>
@@ -5892,7 +6276,7 @@
       <w:r>
         <w:t xml:space="preserve"> </w:t>
       </w:r>
-      <w:bookmarkStart w:id="4" w:name="_Toc233482266"/>
+      <w:bookmarkStart w:id="4" w:name="_Toc233488545"/>
       <w:r>
         <w:t>Entrevistas Breves a los Representantes</w:t>
       </w:r>
@@ -6270,7 +6654,7 @@
       <w:pPr>
         <w:pStyle w:val="Ttulo3"/>
       </w:pPr>
-      <w:bookmarkStart w:id="5" w:name="_Toc233482267"/>
+      <w:bookmarkStart w:id="5" w:name="_Toc233488546"/>
       <w:r>
         <w:t>Perfiles de usuario</w:t>
       </w:r>
@@ -6287,19 +6671,118 @@
     </w:p>
     <w:p>
       <w:pPr>
-        <w:pStyle w:val="APATMA"/>
-        <w:ind w:left="360"/>
-      </w:pPr>
-      <w:r>
-        <w:rPr>
-          <w:b/>
-          <w:bCs/>
-        </w:rPr>
-        <w:t>Perfil 1:</w:t>
-      </w:r>
-      <w:r>
-        <w:t xml:space="preserve"> El Administrador / Comerciante</w:t>
-      </w:r>
+        <w:pStyle w:val="Descripcin"/>
+        <w:spacing w:line="360" w:lineRule="auto"/>
+        <w:rPr>
+          <w:rFonts w:ascii="Times New Roman" w:hAnsi="Times New Roman" w:cs="Times New Roman"/>
+          <w:color w:val="000000" w:themeColor="text1"/>
+          <w:sz w:val="24"/>
+          <w:szCs w:val="24"/>
+        </w:rPr>
+      </w:pPr>
+      <w:bookmarkStart w:id="6" w:name="_Toc233488574"/>
+      <w:r>
+        <w:rPr>
+          <w:rFonts w:ascii="Times New Roman" w:hAnsi="Times New Roman" w:cs="Times New Roman"/>
+          <w:b/>
+          <w:bCs/>
+          <w:i w:val="0"/>
+          <w:iCs w:val="0"/>
+          <w:color w:val="000000" w:themeColor="text1"/>
+          <w:sz w:val="24"/>
+          <w:szCs w:val="24"/>
+        </w:rPr>
+        <w:t xml:space="preserve">Tabla </w:t>
+      </w:r>
+      <w:r>
+        <w:rPr>
+          <w:rFonts w:ascii="Times New Roman" w:hAnsi="Times New Roman" w:cs="Times New Roman"/>
+          <w:b/>
+          <w:bCs/>
+          <w:i w:val="0"/>
+          <w:iCs w:val="0"/>
+          <w:color w:val="000000" w:themeColor="text1"/>
+          <w:sz w:val="24"/>
+          <w:szCs w:val="24"/>
+        </w:rPr>
+        <w:fldChar w:fldCharType="begin"/>
+      </w:r>
+      <w:r>
+        <w:rPr>
+          <w:rFonts w:ascii="Times New Roman" w:hAnsi="Times New Roman" w:cs="Times New Roman"/>
+          <w:b/>
+          <w:bCs/>
+          <w:i w:val="0"/>
+          <w:iCs w:val="0"/>
+          <w:color w:val="000000" w:themeColor="text1"/>
+          <w:sz w:val="24"/>
+          <w:szCs w:val="24"/>
+        </w:rPr>
+        <w:instrText xml:space="preserve"> SEQ Tabla \* ARABIC </w:instrText>
+      </w:r>
+      <w:r>
+        <w:rPr>
+          <w:rFonts w:ascii="Times New Roman" w:hAnsi="Times New Roman" w:cs="Times New Roman"/>
+          <w:b/>
+          <w:bCs/>
+          <w:i w:val="0"/>
+          <w:iCs w:val="0"/>
+          <w:color w:val="000000" w:themeColor="text1"/>
+          <w:sz w:val="24"/>
+          <w:szCs w:val="24"/>
+        </w:rPr>
+        <w:fldChar w:fldCharType="separate"/>
+      </w:r>
+      <w:r>
+        <w:rPr>
+          <w:rFonts w:ascii="Times New Roman" w:hAnsi="Times New Roman" w:cs="Times New Roman"/>
+          <w:b/>
+          <w:bCs/>
+          <w:i w:val="0"/>
+          <w:iCs w:val="0"/>
+          <w:noProof/>
+          <w:color w:val="000000" w:themeColor="text1"/>
+          <w:sz w:val="24"/>
+          <w:szCs w:val="24"/>
+        </w:rPr>
+        <w:t>1</w:t>
+      </w:r>
+      <w:r>
+        <w:rPr>
+          <w:rFonts w:ascii="Times New Roman" w:hAnsi="Times New Roman" w:cs="Times New Roman"/>
+          <w:b/>
+          <w:bCs/>
+          <w:i w:val="0"/>
+          <w:iCs w:val="0"/>
+          <w:color w:val="000000" w:themeColor="text1"/>
+          <w:sz w:val="24"/>
+          <w:szCs w:val="24"/>
+        </w:rPr>
+        <w:fldChar w:fldCharType="end"/>
+      </w:r>
+      <w:r>
+        <w:rPr>
+          <w:rFonts w:ascii="Times New Roman" w:hAnsi="Times New Roman" w:cs="Times New Roman"/>
+          <w:b/>
+          <w:bCs/>
+          <w:i w:val="0"/>
+          <w:iCs w:val="0"/>
+          <w:color w:val="000000" w:themeColor="text1"/>
+          <w:sz w:val="24"/>
+          <w:szCs w:val="24"/>
+        </w:rPr>
+        <w:br/>
+      </w:r>
+      <w:r>
+        <w:rPr>
+          <w:rFonts w:ascii="Times New Roman" w:hAnsi="Times New Roman" w:cs="Times New Roman"/>
+          <w:color w:val="000000" w:themeColor="text1"/>
+          <w:sz w:val="24"/>
+          <w:szCs w:val="24"/>
+        </w:rPr>
+        <w:t>Perfil 1: El Administrador / Comerciante</w:t>
+      </w:r>
+      <w:bookmarkEnd w:id="6"/>
     </w:p>
     <w:tbl>
       <w:tblPr>
@@ -6329,7 +6812,9 @@
             <w:tcW w:w="4110" w:type="dxa"/>
             <w:tcBorders>
               <w:top w:val="single" w:sz="4" w:space="0" w:color="auto"/>
+              <w:left w:val="single" w:sz="4" w:space="0" w:color="FFFFFF" w:themeColor="background1"/>
               <w:bottom w:val="single" w:sz="4" w:space="0" w:color="auto"/>
+              <w:right w:val="single" w:sz="4" w:space="0" w:color="FFFFFF" w:themeColor="background1"/>
             </w:tcBorders>
             <w:vAlign w:val="center"/>
           </w:tcPr>
@@ -6358,7 +6843,9 @@
             <w:tcW w:w="3918" w:type="dxa"/>
             <w:tcBorders>
               <w:top w:val="single" w:sz="4" w:space="0" w:color="auto"/>
+              <w:left w:val="single" w:sz="4" w:space="0" w:color="FFFFFF" w:themeColor="background1"/>
               <w:bottom w:val="single" w:sz="4" w:space="0" w:color="auto"/>
+              <w:right w:val="single" w:sz="4" w:space="0" w:color="FFFFFF" w:themeColor="background1"/>
             </w:tcBorders>
             <w:vAlign w:val="center"/>
           </w:tcPr>
@@ -6389,6 +6876,9 @@
             <w:tcW w:w="4110" w:type="dxa"/>
             <w:tcBorders>
               <w:top w:val="single" w:sz="4" w:space="0" w:color="auto"/>
+              <w:left w:val="single" w:sz="4" w:space="0" w:color="FFFFFF" w:themeColor="background1"/>
+              <w:bottom w:val="single" w:sz="4" w:space="0" w:color="FFFFFF" w:themeColor="background1"/>
+              <w:right w:val="single" w:sz="4" w:space="0" w:color="FFFFFF" w:themeColor="background1"/>
             </w:tcBorders>
           </w:tcPr>
           <w:p>
@@ -6407,6 +6897,9 @@
             <w:tcW w:w="3918" w:type="dxa"/>
             <w:tcBorders>
               <w:top w:val="single" w:sz="4" w:space="0" w:color="auto"/>
+              <w:left w:val="single" w:sz="4" w:space="0" w:color="FFFFFF" w:themeColor="background1"/>
+              <w:bottom w:val="single" w:sz="4" w:space="0" w:color="FFFFFF" w:themeColor="background1"/>
+              <w:right w:val="single" w:sz="4" w:space="0" w:color="FFFFFF" w:themeColor="background1"/>
             </w:tcBorders>
           </w:tcPr>
           <w:p>
@@ -6425,6 +6918,12 @@
         <w:tc>
           <w:tcPr>
             <w:tcW w:w="4110" w:type="dxa"/>
+            <w:tcBorders>
+              <w:top w:val="single" w:sz="4" w:space="0" w:color="FFFFFF" w:themeColor="background1"/>
+              <w:left w:val="single" w:sz="4" w:space="0" w:color="FFFFFF" w:themeColor="background1"/>
+              <w:bottom w:val="single" w:sz="4" w:space="0" w:color="FFFFFF" w:themeColor="background1"/>
+              <w:right w:val="single" w:sz="4" w:space="0" w:color="FFFFFF" w:themeColor="background1"/>
+            </w:tcBorders>
           </w:tcPr>
           <w:p>
             <w:pPr>
@@ -6440,6 +6939,12 @@
         <w:tc>
           <w:tcPr>
             <w:tcW w:w="3918" w:type="dxa"/>
+            <w:tcBorders>
+              <w:top w:val="single" w:sz="4" w:space="0" w:color="FFFFFF" w:themeColor="background1"/>
+              <w:left w:val="single" w:sz="4" w:space="0" w:color="FFFFFF" w:themeColor="background1"/>
+              <w:bottom w:val="single" w:sz="4" w:space="0" w:color="FFFFFF" w:themeColor="background1"/>
+              <w:right w:val="single" w:sz="4" w:space="0" w:color="FFFFFF" w:themeColor="background1"/>
+            </w:tcBorders>
           </w:tcPr>
           <w:p>
             <w:pPr>
@@ -6457,6 +6962,12 @@
         <w:tc>
           <w:tcPr>
             <w:tcW w:w="4110" w:type="dxa"/>
+            <w:tcBorders>
+              <w:top w:val="single" w:sz="4" w:space="0" w:color="FFFFFF" w:themeColor="background1"/>
+              <w:left w:val="single" w:sz="4" w:space="0" w:color="FFFFFF" w:themeColor="background1"/>
+              <w:bottom w:val="single" w:sz="4" w:space="0" w:color="FFFFFF" w:themeColor="background1"/>
+              <w:right w:val="single" w:sz="4" w:space="0" w:color="FFFFFF" w:themeColor="background1"/>
+            </w:tcBorders>
           </w:tcPr>
           <w:p>
             <w:pPr>
@@ -6472,6 +6983,12 @@
         <w:tc>
           <w:tcPr>
             <w:tcW w:w="3918" w:type="dxa"/>
+            <w:tcBorders>
+              <w:top w:val="single" w:sz="4" w:space="0" w:color="FFFFFF" w:themeColor="background1"/>
+              <w:left w:val="single" w:sz="4" w:space="0" w:color="FFFFFF" w:themeColor="background1"/>
+              <w:bottom w:val="single" w:sz="4" w:space="0" w:color="FFFFFF" w:themeColor="background1"/>
+              <w:right w:val="single" w:sz="4" w:space="0" w:color="FFFFFF" w:themeColor="background1"/>
+            </w:tcBorders>
           </w:tcPr>
           <w:p>
             <w:pPr>
@@ -6489,6 +7006,12 @@
         <w:tc>
           <w:tcPr>
             <w:tcW w:w="4110" w:type="dxa"/>
+            <w:tcBorders>
+              <w:top w:val="single" w:sz="4" w:space="0" w:color="FFFFFF" w:themeColor="background1"/>
+              <w:left w:val="single" w:sz="4" w:space="0" w:color="FFFFFF" w:themeColor="background1"/>
+              <w:bottom w:val="single" w:sz="4" w:space="0" w:color="FFFFFF" w:themeColor="background1"/>
+              <w:right w:val="single" w:sz="4" w:space="0" w:color="FFFFFF" w:themeColor="background1"/>
+            </w:tcBorders>
           </w:tcPr>
           <w:p>
             <w:pPr>
@@ -6504,6 +7027,12 @@
         <w:tc>
           <w:tcPr>
             <w:tcW w:w="3918" w:type="dxa"/>
+            <w:tcBorders>
+              <w:top w:val="single" w:sz="4" w:space="0" w:color="FFFFFF" w:themeColor="background1"/>
+              <w:left w:val="single" w:sz="4" w:space="0" w:color="FFFFFF" w:themeColor="background1"/>
+              <w:bottom w:val="single" w:sz="4" w:space="0" w:color="FFFFFF" w:themeColor="background1"/>
+              <w:right w:val="single" w:sz="4" w:space="0" w:color="FFFFFF" w:themeColor="background1"/>
+            </w:tcBorders>
           </w:tcPr>
           <w:p>
             <w:pPr>
@@ -6524,7 +7053,11 @@
               <w:t>apartado</w:t>
             </w:r>
             <w:r>
-              <w:t xml:space="preserve"> donde se listen las ferias activas, las fechas y las ubicaciones exactas con mapas sencillos.</w:t>
+              <w:t xml:space="preserve"> donde se listen las ferias activas, las fechas y las </w:t>
+            </w:r>
+            <w:r>
+              <w:lastRenderedPageBreak/>
+              <w:t>ubicaciones exactas con mapas sencillos.</w:t>
             </w:r>
           </w:p>
         </w:tc>
@@ -6534,7 +7067,10 @@
           <w:tcPr>
             <w:tcW w:w="4110" w:type="dxa"/>
             <w:tcBorders>
+              <w:top w:val="single" w:sz="4" w:space="0" w:color="FFFFFF" w:themeColor="background1"/>
+              <w:left w:val="single" w:sz="4" w:space="0" w:color="FFFFFF" w:themeColor="background1"/>
               <w:bottom w:val="single" w:sz="4" w:space="0" w:color="auto"/>
+              <w:right w:val="single" w:sz="4" w:space="0" w:color="FFFFFF" w:themeColor="background1"/>
             </w:tcBorders>
           </w:tcPr>
           <w:p>
@@ -6553,7 +7089,10 @@
           <w:tcPr>
             <w:tcW w:w="3918" w:type="dxa"/>
             <w:tcBorders>
+              <w:top w:val="single" w:sz="4" w:space="0" w:color="FFFFFF" w:themeColor="background1"/>
+              <w:left w:val="single" w:sz="4" w:space="0" w:color="FFFFFF" w:themeColor="background1"/>
               <w:bottom w:val="single" w:sz="4" w:space="0" w:color="auto"/>
+              <w:right w:val="single" w:sz="4" w:space="0" w:color="FFFFFF" w:themeColor="background1"/>
             </w:tcBorders>
           </w:tcPr>
           <w:p>
@@ -6574,22 +7113,616 @@
         <w:pStyle w:val="APATMA"/>
         <w:ind w:left="360"/>
       </w:pPr>
-    </w:p>
+      <w:r>
+        <w:rPr>
+          <w:i/>
+          <w:iCs/>
+        </w:rPr>
+        <w:t>Nota</w:t>
+      </w:r>
+      <w:r>
+        <w:rPr>
+          <w:i/>
+          <w:iCs/>
+        </w:rPr>
+        <w:t>.</w:t>
+      </w:r>
+      <w:r>
+        <w:rPr>
+          <w:i/>
+          <w:iCs/>
+        </w:rPr>
+        <w:t xml:space="preserve"> </w:t>
+      </w:r>
+      <w:r>
+        <w:t>Perfil de usuario elaborado con base en el análisis de requerimientos del emprendimiento, representando las principales necesidades y frustraciones del administrador/comerciante para el desarrollo de la plataforma web.</w:t>
+      </w:r>
+    </w:p>
+    <w:p>
+      <w:pPr>
+        <w:pStyle w:val="Descripcin"/>
+        <w:spacing w:line="360" w:lineRule="auto"/>
+        <w:rPr>
+          <w:rFonts w:ascii="Times New Roman" w:hAnsi="Times New Roman" w:cs="Times New Roman"/>
+          <w:b/>
+          <w:bCs/>
+          <w:i w:val="0"/>
+          <w:iCs w:val="0"/>
+          <w:color w:val="000000" w:themeColor="text1"/>
+          <w:sz w:val="24"/>
+          <w:szCs w:val="24"/>
+        </w:rPr>
+      </w:pPr>
+      <w:bookmarkStart w:id="7" w:name="_Toc233488575"/>
+      <w:r>
+        <w:rPr>
+          <w:rFonts w:ascii="Times New Roman" w:hAnsi="Times New Roman" w:cs="Times New Roman"/>
+          <w:b/>
+          <w:bCs/>
+          <w:i w:val="0"/>
+          <w:iCs w:val="0"/>
+          <w:color w:val="000000" w:themeColor="text1"/>
+          <w:sz w:val="24"/>
+          <w:szCs w:val="24"/>
+        </w:rPr>
+        <w:t xml:space="preserve">Tabla </w:t>
+      </w:r>
+      <w:r>
+        <w:rPr>
+          <w:rFonts w:ascii="Times New Roman" w:hAnsi="Times New Roman" w:cs="Times New Roman"/>
+          <w:b/>
+          <w:bCs/>
+          <w:i w:val="0"/>
+          <w:iCs w:val="0"/>
+          <w:color w:val="000000" w:themeColor="text1"/>
+          <w:sz w:val="24"/>
+          <w:szCs w:val="24"/>
+        </w:rPr>
+        <w:fldChar w:fldCharType="begin"/>
+      </w:r>
+      <w:r>
+        <w:rPr>
+          <w:rFonts w:ascii="Times New Roman" w:hAnsi="Times New Roman" w:cs="Times New Roman"/>
+          <w:b/>
+          <w:bCs/>
+          <w:i w:val="0"/>
+          <w:iCs w:val="0"/>
+          <w:color w:val="000000" w:themeColor="text1"/>
+          <w:sz w:val="24"/>
+          <w:szCs w:val="24"/>
+        </w:rPr>
+        <w:instrText xml:space="preserve"> SEQ Tabla \* ARABIC </w:instrText>
+      </w:r>
+      <w:r>
+        <w:rPr>
+          <w:rFonts w:ascii="Times New Roman" w:hAnsi="Times New Roman" w:cs="Times New Roman"/>
+          <w:b/>
+          <w:bCs/>
+          <w:i w:val="0"/>
+          <w:iCs w:val="0"/>
+          <w:color w:val="000000" w:themeColor="text1"/>
+          <w:sz w:val="24"/>
+          <w:szCs w:val="24"/>
+        </w:rPr>
+        <w:fldChar w:fldCharType="separate"/>
+      </w:r>
+      <w:r>
+        <w:rPr>
+          <w:rFonts w:ascii="Times New Roman" w:hAnsi="Times New Roman" w:cs="Times New Roman"/>
+          <w:b/>
+          <w:bCs/>
+          <w:i w:val="0"/>
+          <w:iCs w:val="0"/>
+          <w:noProof/>
+          <w:color w:val="000000" w:themeColor="text1"/>
+          <w:sz w:val="24"/>
+          <w:szCs w:val="24"/>
+        </w:rPr>
+        <w:t>2</w:t>
+      </w:r>
+      <w:r>
+        <w:rPr>
+          <w:rFonts w:ascii="Times New Roman" w:hAnsi="Times New Roman" w:cs="Times New Roman"/>
+          <w:b/>
+          <w:bCs/>
+          <w:i w:val="0"/>
+          <w:iCs w:val="0"/>
+          <w:color w:val="000000" w:themeColor="text1"/>
+          <w:sz w:val="24"/>
+          <w:szCs w:val="24"/>
+        </w:rPr>
+        <w:fldChar w:fldCharType="end"/>
+      </w:r>
+      <w:r>
+        <w:rPr>
+          <w:rFonts w:ascii="Times New Roman" w:hAnsi="Times New Roman" w:cs="Times New Roman"/>
+          <w:b/>
+          <w:bCs/>
+          <w:i w:val="0"/>
+          <w:iCs w:val="0"/>
+          <w:color w:val="000000" w:themeColor="text1"/>
+          <w:sz w:val="24"/>
+          <w:szCs w:val="24"/>
+        </w:rPr>
+        <w:br/>
+      </w:r>
+      <w:r>
+        <w:rPr>
+          <w:rFonts w:ascii="Times New Roman" w:hAnsi="Times New Roman" w:cs="Times New Roman"/>
+          <w:color w:val="000000" w:themeColor="text1"/>
+          <w:sz w:val="24"/>
+          <w:szCs w:val="24"/>
+        </w:rPr>
+        <w:t>Perfil 2: El cliente Final (Tercera Edad)</w:t>
+      </w:r>
+      <w:bookmarkEnd w:id="7"/>
+    </w:p>
+    <w:tbl>
+      <w:tblPr>
+        <w:tblStyle w:val="Tablaconcuadrcula"/>
+        <w:tblW w:w="0" w:type="auto"/>
+        <w:tblInd w:w="988" w:type="dxa"/>
+        <w:tblBorders>
+          <w:top w:val="none" w:sz="0" w:space="0" w:color="auto"/>
+          <w:left w:val="none" w:sz="0" w:space="0" w:color="auto"/>
+          <w:bottom w:val="none" w:sz="0" w:space="0" w:color="auto"/>
+          <w:right w:val="none" w:sz="0" w:space="0" w:color="auto"/>
+          <w:insideH w:val="none" w:sz="0" w:space="0" w:color="auto"/>
+          <w:insideV w:val="none" w:sz="0" w:space="0" w:color="auto"/>
+        </w:tblBorders>
+        <w:tblLook w:val="04A0" w:firstRow="1" w:lastRow="0" w:firstColumn="1" w:lastColumn="0" w:noHBand="0" w:noVBand="1"/>
+      </w:tblPr>
+      <w:tblGrid>
+        <w:gridCol w:w="4110"/>
+        <w:gridCol w:w="3918"/>
+      </w:tblGrid>
+      <w:tr>
+        <w:trPr>
+          <w:trHeight w:val="570"/>
+        </w:trPr>
+        <w:tc>
+          <w:tcPr>
+            <w:tcW w:w="4110" w:type="dxa"/>
+            <w:tcBorders>
+              <w:top w:val="single" w:sz="4" w:space="0" w:color="000000" w:themeColor="text1"/>
+              <w:left w:val="single" w:sz="4" w:space="0" w:color="FFFFFF" w:themeColor="background1"/>
+              <w:bottom w:val="single" w:sz="4" w:space="0" w:color="000000" w:themeColor="text1"/>
+              <w:right w:val="single" w:sz="4" w:space="0" w:color="FFFFFF" w:themeColor="background1"/>
+            </w:tcBorders>
+            <w:vAlign w:val="center"/>
+          </w:tcPr>
+          <w:p>
+            <w:pPr>
+              <w:pStyle w:val="APATMA"/>
+              <w:spacing w:line="240" w:lineRule="auto"/>
+              <w:ind w:firstLine="0"/>
+              <w:jc w:val="center"/>
+              <w:rPr>
+                <w:b/>
+                <w:bCs/>
+              </w:rPr>
+            </w:pPr>
+            <w:r>
+              <w:rPr>
+                <w:b/>
+                <w:bCs/>
+              </w:rPr>
+              <w:t>Atributo</w:t>
+            </w:r>
+          </w:p>
+        </w:tc>
+        <w:tc>
+          <w:tcPr>
+            <w:tcW w:w="3918" w:type="dxa"/>
+            <w:tcBorders>
+              <w:top w:val="single" w:sz="4" w:space="0" w:color="000000" w:themeColor="text1"/>
+              <w:left w:val="single" w:sz="4" w:space="0" w:color="FFFFFF" w:themeColor="background1"/>
+              <w:bottom w:val="single" w:sz="4" w:space="0" w:color="000000" w:themeColor="text1"/>
+              <w:right w:val="single" w:sz="4" w:space="0" w:color="FFFFFF" w:themeColor="background1"/>
+            </w:tcBorders>
+            <w:vAlign w:val="center"/>
+          </w:tcPr>
+          <w:p>
+            <w:pPr>
+              <w:pStyle w:val="APATMA"/>
+              <w:spacing w:line="240" w:lineRule="auto"/>
+              <w:ind w:firstLine="0"/>
+              <w:jc w:val="center"/>
+              <w:rPr>
+                <w:b/>
+                <w:bCs/>
+              </w:rPr>
+            </w:pPr>
+            <w:r>
+              <w:rPr>
+                <w:b/>
+                <w:bCs/>
+              </w:rPr>
+              <w:t>Detalle</w:t>
+            </w:r>
+          </w:p>
+        </w:tc>
+      </w:tr>
+      <w:tr>
+        <w:tc>
+          <w:tcPr>
+            <w:tcW w:w="4110" w:type="dxa"/>
+            <w:tcBorders>
+              <w:top w:val="single" w:sz="4" w:space="0" w:color="000000" w:themeColor="text1"/>
+              <w:left w:val="single" w:sz="4" w:space="0" w:color="FFFFFF" w:themeColor="background1"/>
+              <w:bottom w:val="single" w:sz="4" w:space="0" w:color="FFFFFF" w:themeColor="background1"/>
+              <w:right w:val="single" w:sz="4" w:space="0" w:color="FFFFFF" w:themeColor="background1"/>
+            </w:tcBorders>
+          </w:tcPr>
+          <w:p>
+            <w:pPr>
+              <w:pStyle w:val="APATMA"/>
+              <w:ind w:firstLine="0"/>
+            </w:pPr>
+            <w:r>
+              <w:t>Nombre</w:t>
+            </w:r>
+          </w:p>
+        </w:tc>
+        <w:tc>
+          <w:tcPr>
+            <w:tcW w:w="3918" w:type="dxa"/>
+            <w:tcBorders>
+              <w:top w:val="single" w:sz="4" w:space="0" w:color="000000" w:themeColor="text1"/>
+              <w:left w:val="single" w:sz="4" w:space="0" w:color="FFFFFF" w:themeColor="background1"/>
+              <w:bottom w:val="single" w:sz="4" w:space="0" w:color="FFFFFF" w:themeColor="background1"/>
+              <w:right w:val="single" w:sz="4" w:space="0" w:color="FFFFFF" w:themeColor="background1"/>
+            </w:tcBorders>
+          </w:tcPr>
+          <w:p>
+            <w:pPr>
+              <w:pStyle w:val="APATMA"/>
+              <w:spacing w:line="360" w:lineRule="auto"/>
+              <w:ind w:firstLine="0"/>
+            </w:pPr>
+            <w:r>
+              <w:t xml:space="preserve">María </w:t>
+            </w:r>
+          </w:p>
+        </w:tc>
+      </w:tr>
+      <w:tr>
+        <w:tc>
+          <w:tcPr>
+            <w:tcW w:w="4110" w:type="dxa"/>
+            <w:tcBorders>
+              <w:top w:val="single" w:sz="4" w:space="0" w:color="FFFFFF" w:themeColor="background1"/>
+              <w:left w:val="single" w:sz="4" w:space="0" w:color="FFFFFF" w:themeColor="background1"/>
+              <w:bottom w:val="single" w:sz="4" w:space="0" w:color="FFFFFF" w:themeColor="background1"/>
+              <w:right w:val="single" w:sz="4" w:space="0" w:color="FFFFFF" w:themeColor="background1"/>
+            </w:tcBorders>
+          </w:tcPr>
+          <w:p>
+            <w:pPr>
+              <w:pStyle w:val="APATMA"/>
+              <w:ind w:firstLine="0"/>
+            </w:pPr>
+            <w:r>
+              <w:t>Edad</w:t>
+            </w:r>
+          </w:p>
+        </w:tc>
+        <w:tc>
+          <w:tcPr>
+            <w:tcW w:w="3918" w:type="dxa"/>
+            <w:tcBorders>
+              <w:top w:val="single" w:sz="4" w:space="0" w:color="FFFFFF" w:themeColor="background1"/>
+              <w:left w:val="single" w:sz="4" w:space="0" w:color="FFFFFF" w:themeColor="background1"/>
+              <w:bottom w:val="single" w:sz="4" w:space="0" w:color="FFFFFF" w:themeColor="background1"/>
+              <w:right w:val="single" w:sz="4" w:space="0" w:color="FFFFFF" w:themeColor="background1"/>
+            </w:tcBorders>
+          </w:tcPr>
+          <w:p>
+            <w:pPr>
+              <w:pStyle w:val="APATMA"/>
+              <w:spacing w:line="360" w:lineRule="auto"/>
+              <w:ind w:firstLine="0"/>
+            </w:pPr>
+            <w:r>
+              <w:t>68 años</w:t>
+            </w:r>
+          </w:p>
+        </w:tc>
+      </w:tr>
+      <w:tr>
+        <w:tc>
+          <w:tcPr>
+            <w:tcW w:w="4110" w:type="dxa"/>
+            <w:tcBorders>
+              <w:top w:val="single" w:sz="4" w:space="0" w:color="FFFFFF" w:themeColor="background1"/>
+              <w:left w:val="single" w:sz="4" w:space="0" w:color="FFFFFF" w:themeColor="background1"/>
+              <w:bottom w:val="single" w:sz="4" w:space="0" w:color="FFFFFF" w:themeColor="background1"/>
+              <w:right w:val="single" w:sz="4" w:space="0" w:color="FFFFFF" w:themeColor="background1"/>
+            </w:tcBorders>
+          </w:tcPr>
+          <w:p>
+            <w:pPr>
+              <w:pStyle w:val="APATMA"/>
+              <w:ind w:firstLine="0"/>
+            </w:pPr>
+            <w:r>
+              <w:t xml:space="preserve">Rol </w:t>
+            </w:r>
+          </w:p>
+        </w:tc>
+        <w:tc>
+          <w:tcPr>
+            <w:tcW w:w="3918" w:type="dxa"/>
+            <w:tcBorders>
+              <w:top w:val="single" w:sz="4" w:space="0" w:color="FFFFFF" w:themeColor="background1"/>
+              <w:left w:val="single" w:sz="4" w:space="0" w:color="FFFFFF" w:themeColor="background1"/>
+              <w:bottom w:val="single" w:sz="4" w:space="0" w:color="FFFFFF" w:themeColor="background1"/>
+              <w:right w:val="single" w:sz="4" w:space="0" w:color="FFFFFF" w:themeColor="background1"/>
+            </w:tcBorders>
+          </w:tcPr>
+          <w:p>
+            <w:pPr>
+              <w:pStyle w:val="APATMA"/>
+              <w:spacing w:line="360" w:lineRule="auto"/>
+              <w:ind w:firstLine="0"/>
+            </w:pPr>
+            <w:r>
+              <w:t>Comprado / Cliente</w:t>
+            </w:r>
+          </w:p>
+        </w:tc>
+      </w:tr>
+      <w:tr>
+        <w:tc>
+          <w:tcPr>
+            <w:tcW w:w="4110" w:type="dxa"/>
+            <w:tcBorders>
+              <w:top w:val="single" w:sz="4" w:space="0" w:color="FFFFFF" w:themeColor="background1"/>
+              <w:left w:val="single" w:sz="4" w:space="0" w:color="FFFFFF" w:themeColor="background1"/>
+              <w:bottom w:val="single" w:sz="4" w:space="0" w:color="FFFFFF" w:themeColor="background1"/>
+              <w:right w:val="single" w:sz="4" w:space="0" w:color="FFFFFF" w:themeColor="background1"/>
+            </w:tcBorders>
+            <w:vAlign w:val="center"/>
+          </w:tcPr>
+          <w:p>
+            <w:pPr>
+              <w:pStyle w:val="APATMA"/>
+              <w:ind w:firstLine="0"/>
+              <w:jc w:val="left"/>
+            </w:pPr>
+            <w:r>
+              <w:t>Necesidades</w:t>
+            </w:r>
+          </w:p>
+        </w:tc>
+        <w:tc>
+          <w:tcPr>
+            <w:tcW w:w="3918" w:type="dxa"/>
+            <w:tcBorders>
+              <w:top w:val="single" w:sz="4" w:space="0" w:color="FFFFFF" w:themeColor="background1"/>
+              <w:left w:val="single" w:sz="4" w:space="0" w:color="FFFFFF" w:themeColor="background1"/>
+              <w:bottom w:val="single" w:sz="4" w:space="0" w:color="FFFFFF" w:themeColor="background1"/>
+              <w:right w:val="single" w:sz="4" w:space="0" w:color="FFFFFF" w:themeColor="background1"/>
+            </w:tcBorders>
+          </w:tcPr>
+          <w:p>
+            <w:pPr>
+              <w:pStyle w:val="APATMA"/>
+              <w:spacing w:line="360" w:lineRule="auto"/>
+              <w:ind w:firstLine="0"/>
+            </w:pPr>
+            <w:r>
+              <w:t>Encontrar mochilas duraderas para la universidad, verificar precios y saber exactamente en qué feria del distrito estará el emprendimiento para recoger su producto.</w:t>
+            </w:r>
+          </w:p>
+        </w:tc>
+      </w:tr>
+      <w:tr>
+        <w:tc>
+          <w:tcPr>
+            <w:tcW w:w="4110" w:type="dxa"/>
+            <w:tcBorders>
+              <w:top w:val="single" w:sz="4" w:space="0" w:color="FFFFFF" w:themeColor="background1"/>
+              <w:left w:val="single" w:sz="4" w:space="0" w:color="FFFFFF" w:themeColor="background1"/>
+              <w:bottom w:val="single" w:sz="4" w:space="0" w:color="000000" w:themeColor="text1"/>
+              <w:right w:val="single" w:sz="4" w:space="0" w:color="FFFFFF" w:themeColor="background1"/>
+            </w:tcBorders>
+            <w:vAlign w:val="center"/>
+          </w:tcPr>
+          <w:p>
+            <w:pPr>
+              <w:pStyle w:val="APATMA"/>
+              <w:ind w:firstLine="0"/>
+              <w:jc w:val="left"/>
+            </w:pPr>
+            <w:r>
+              <w:t>Frustraciones</w:t>
+            </w:r>
+          </w:p>
+        </w:tc>
+        <w:tc>
+          <w:tcPr>
+            <w:tcW w:w="3918" w:type="dxa"/>
+            <w:tcBorders>
+              <w:top w:val="single" w:sz="4" w:space="0" w:color="FFFFFF" w:themeColor="background1"/>
+              <w:left w:val="single" w:sz="4" w:space="0" w:color="FFFFFF" w:themeColor="background1"/>
+              <w:bottom w:val="single" w:sz="4" w:space="0" w:color="000000" w:themeColor="text1"/>
+              <w:right w:val="single" w:sz="4" w:space="0" w:color="FFFFFF" w:themeColor="background1"/>
+            </w:tcBorders>
+          </w:tcPr>
+          <w:p>
+            <w:pPr>
+              <w:pStyle w:val="APATMA"/>
+              <w:spacing w:line="360" w:lineRule="auto"/>
+              <w:ind w:firstLine="0"/>
+            </w:pPr>
+            <w:r>
+              <w:t>Páginas web muy complejas, información de contacto desactualizada o mapas confusos.</w:t>
+            </w:r>
+          </w:p>
+        </w:tc>
+      </w:tr>
+    </w:tbl>
     <w:p>
       <w:pPr>
         <w:pStyle w:val="APATMA"/>
-        <w:ind w:left="360"/>
-      </w:pPr>
-      <w:r>
-        <w:rPr>
-          <w:b/>
-          <w:bCs/>
-        </w:rPr>
-        <w:t>Perfil 2:</w:t>
-      </w:r>
-      <w:r>
-        <w:t xml:space="preserve"> El cliente Final (Tercera Edad)</w:t>
-      </w:r>
+      </w:pPr>
+      <w:r>
+        <w:rPr>
+          <w:i/>
+          <w:iCs/>
+        </w:rPr>
+        <w:t xml:space="preserve">Nota. </w:t>
+      </w:r>
+      <w:r>
+        <w:t>Perfil de usuario elaborado con base en el análisis de requerimientos del emprendimiento, representando las principales necesidades y frustraciones del cliente final para el diseño de una plataforma web accesible, intuitiva y de fácil navegación.</w:t>
+      </w:r>
+    </w:p>
+    <w:p>
+      <w:pPr>
+        <w:pStyle w:val="Descripcin"/>
+        <w:spacing w:line="360" w:lineRule="auto"/>
+        <w:rPr>
+          <w:rFonts w:ascii="Times New Roman" w:hAnsi="Times New Roman" w:cs="Times New Roman"/>
+          <w:b/>
+          <w:bCs/>
+          <w:i w:val="0"/>
+          <w:iCs w:val="0"/>
+          <w:color w:val="000000" w:themeColor="text1"/>
+          <w:sz w:val="24"/>
+          <w:szCs w:val="24"/>
+        </w:rPr>
+      </w:pPr>
+      <w:bookmarkStart w:id="8" w:name="_Toc233488576"/>
+      <w:r>
+        <w:rPr>
+          <w:rFonts w:ascii="Times New Roman" w:hAnsi="Times New Roman" w:cs="Times New Roman"/>
+          <w:b/>
+          <w:bCs/>
+          <w:i w:val="0"/>
+          <w:iCs w:val="0"/>
+          <w:color w:val="000000" w:themeColor="text1"/>
+          <w:sz w:val="24"/>
+          <w:szCs w:val="24"/>
+        </w:rPr>
+        <w:t xml:space="preserve">Tabla </w:t>
+      </w:r>
+      <w:r>
+        <w:rPr>
+          <w:rFonts w:ascii="Times New Roman" w:hAnsi="Times New Roman" w:cs="Times New Roman"/>
+          <w:b/>
+          <w:bCs/>
+          <w:i w:val="0"/>
+          <w:iCs w:val="0"/>
+          <w:color w:val="000000" w:themeColor="text1"/>
+          <w:sz w:val="24"/>
+          <w:szCs w:val="24"/>
+        </w:rPr>
+        <w:fldChar w:fldCharType="begin"/>
+      </w:r>
+      <w:r>
+        <w:rPr>
+          <w:rFonts w:ascii="Times New Roman" w:hAnsi="Times New Roman" w:cs="Times New Roman"/>
+          <w:b/>
+          <w:bCs/>
+          <w:i w:val="0"/>
+          <w:iCs w:val="0"/>
+          <w:color w:val="000000" w:themeColor="text1"/>
+          <w:sz w:val="24"/>
+          <w:szCs w:val="24"/>
+        </w:rPr>
+        <w:instrText xml:space="preserve"> SEQ Tabla \* ARABIC </w:instrText>
+      </w:r>
+      <w:r>
+        <w:rPr>
+          <w:rFonts w:ascii="Times New Roman" w:hAnsi="Times New Roman" w:cs="Times New Roman"/>
+          <w:b/>
+          <w:bCs/>
+          <w:i w:val="0"/>
+          <w:iCs w:val="0"/>
+          <w:color w:val="000000" w:themeColor="text1"/>
+          <w:sz w:val="24"/>
+          <w:szCs w:val="24"/>
+        </w:rPr>
+        <w:fldChar w:fldCharType="separate"/>
+      </w:r>
+      <w:r>
+        <w:rPr>
+          <w:rFonts w:ascii="Times New Roman" w:hAnsi="Times New Roman" w:cs="Times New Roman"/>
+          <w:b/>
+          <w:bCs/>
+          <w:i w:val="0"/>
+          <w:iCs w:val="0"/>
+          <w:noProof/>
+          <w:color w:val="000000" w:themeColor="text1"/>
+          <w:sz w:val="24"/>
+          <w:szCs w:val="24"/>
+        </w:rPr>
+        <w:t>3</w:t>
+      </w:r>
+      <w:r>
+        <w:rPr>
+          <w:rFonts w:ascii="Times New Roman" w:hAnsi="Times New Roman" w:cs="Times New Roman"/>
+          <w:b/>
+          <w:bCs/>
+          <w:i w:val="0"/>
+          <w:iCs w:val="0"/>
+          <w:color w:val="000000" w:themeColor="text1"/>
+          <w:sz w:val="24"/>
+          <w:szCs w:val="24"/>
+        </w:rPr>
+        <w:fldChar w:fldCharType="end"/>
+      </w:r>
+      <w:r>
+        <w:rPr>
+          <w:rFonts w:ascii="Times New Roman" w:hAnsi="Times New Roman" w:cs="Times New Roman"/>
+          <w:b/>
+          <w:bCs/>
+          <w:i w:val="0"/>
+          <w:iCs w:val="0"/>
+          <w:color w:val="000000" w:themeColor="text1"/>
+          <w:sz w:val="24"/>
+          <w:szCs w:val="24"/>
+        </w:rPr>
+        <w:br/>
+      </w:r>
+      <w:r>
+        <w:rPr>
+          <w:rFonts w:ascii="Times New Roman" w:hAnsi="Times New Roman" w:cs="Times New Roman"/>
+          <w:color w:val="000000" w:themeColor="text1"/>
+          <w:sz w:val="24"/>
+          <w:szCs w:val="24"/>
+        </w:rPr>
+        <w:t xml:space="preserve">Perfil </w:t>
+      </w:r>
+      <w:r>
+        <w:rPr>
+          <w:rFonts w:ascii="Times New Roman" w:hAnsi="Times New Roman" w:cs="Times New Roman"/>
+          <w:color w:val="000000" w:themeColor="text1"/>
+          <w:sz w:val="24"/>
+          <w:szCs w:val="24"/>
+        </w:rPr>
+        <w:t>3</w:t>
+      </w:r>
+      <w:r>
+        <w:rPr>
+          <w:rFonts w:ascii="Times New Roman" w:hAnsi="Times New Roman" w:cs="Times New Roman"/>
+          <w:color w:val="000000" w:themeColor="text1"/>
+          <w:sz w:val="24"/>
+          <w:szCs w:val="24"/>
+        </w:rPr>
+        <w:t>: El cliente Final</w:t>
+      </w:r>
+      <w:r>
+        <w:rPr>
+          <w:rFonts w:ascii="Times New Roman" w:hAnsi="Times New Roman" w:cs="Times New Roman"/>
+          <w:color w:val="000000" w:themeColor="text1"/>
+          <w:sz w:val="24"/>
+          <w:szCs w:val="24"/>
+        </w:rPr>
+        <w:t xml:space="preserve"> (Juvenil)</w:t>
+      </w:r>
+      <w:bookmarkEnd w:id="8"/>
     </w:p>
     <w:tbl>
       <w:tblPr>
@@ -6619,7 +7752,9 @@
             <w:tcW w:w="4110" w:type="dxa"/>
             <w:tcBorders>
               <w:top w:val="single" w:sz="4" w:space="0" w:color="auto"/>
+              <w:left w:val="single" w:sz="4" w:space="0" w:color="FFFFFF" w:themeColor="background1"/>
               <w:bottom w:val="single" w:sz="4" w:space="0" w:color="auto"/>
+              <w:right w:val="single" w:sz="4" w:space="0" w:color="FFFFFF" w:themeColor="background1"/>
             </w:tcBorders>
             <w:vAlign w:val="center"/>
           </w:tcPr>
@@ -6639,6 +7774,7 @@
                 <w:b/>
                 <w:bCs/>
               </w:rPr>
+              <w:lastRenderedPageBreak/>
               <w:t>Atributo</w:t>
             </w:r>
           </w:p>
@@ -6648,7 +7784,9 @@
             <w:tcW w:w="3918" w:type="dxa"/>
             <w:tcBorders>
               <w:top w:val="single" w:sz="4" w:space="0" w:color="auto"/>
+              <w:left w:val="single" w:sz="4" w:space="0" w:color="FFFFFF" w:themeColor="background1"/>
               <w:bottom w:val="single" w:sz="4" w:space="0" w:color="auto"/>
+              <w:right w:val="single" w:sz="4" w:space="0" w:color="FFFFFF" w:themeColor="background1"/>
             </w:tcBorders>
             <w:vAlign w:val="center"/>
           </w:tcPr>
@@ -6679,6 +7817,9 @@
             <w:tcW w:w="4110" w:type="dxa"/>
             <w:tcBorders>
               <w:top w:val="single" w:sz="4" w:space="0" w:color="auto"/>
+              <w:left w:val="single" w:sz="4" w:space="0" w:color="FFFFFF" w:themeColor="background1"/>
+              <w:bottom w:val="single" w:sz="4" w:space="0" w:color="FFFFFF" w:themeColor="background1"/>
+              <w:right w:val="single" w:sz="4" w:space="0" w:color="FFFFFF" w:themeColor="background1"/>
             </w:tcBorders>
           </w:tcPr>
           <w:p>
@@ -6696,303 +7837,9 @@
             <w:tcW w:w="3918" w:type="dxa"/>
             <w:tcBorders>
               <w:top w:val="single" w:sz="4" w:space="0" w:color="auto"/>
-            </w:tcBorders>
-          </w:tcPr>
-          <w:p>
-            <w:pPr>
-              <w:pStyle w:val="APATMA"/>
-              <w:spacing w:line="360" w:lineRule="auto"/>
-              <w:ind w:firstLine="0"/>
-            </w:pPr>
-            <w:r>
-              <w:t xml:space="preserve">María </w:t>
-            </w:r>
-          </w:p>
-        </w:tc>
-      </w:tr>
-      <w:tr>
-        <w:tc>
-          <w:tcPr>
-            <w:tcW w:w="4110" w:type="dxa"/>
-          </w:tcPr>
-          <w:p>
-            <w:pPr>
-              <w:pStyle w:val="APATMA"/>
-              <w:ind w:firstLine="0"/>
-            </w:pPr>
-            <w:r>
-              <w:t>Edad</w:t>
-            </w:r>
-          </w:p>
-        </w:tc>
-        <w:tc>
-          <w:tcPr>
-            <w:tcW w:w="3918" w:type="dxa"/>
-          </w:tcPr>
-          <w:p>
-            <w:pPr>
-              <w:pStyle w:val="APATMA"/>
-              <w:spacing w:line="360" w:lineRule="auto"/>
-              <w:ind w:firstLine="0"/>
-            </w:pPr>
-            <w:r>
-              <w:t>68 años</w:t>
-            </w:r>
-          </w:p>
-        </w:tc>
-      </w:tr>
-      <w:tr>
-        <w:tc>
-          <w:tcPr>
-            <w:tcW w:w="4110" w:type="dxa"/>
-          </w:tcPr>
-          <w:p>
-            <w:pPr>
-              <w:pStyle w:val="APATMA"/>
-              <w:ind w:firstLine="0"/>
-            </w:pPr>
-            <w:r>
-              <w:t xml:space="preserve">Rol </w:t>
-            </w:r>
-          </w:p>
-        </w:tc>
-        <w:tc>
-          <w:tcPr>
-            <w:tcW w:w="3918" w:type="dxa"/>
-          </w:tcPr>
-          <w:p>
-            <w:pPr>
-              <w:pStyle w:val="APATMA"/>
-              <w:spacing w:line="360" w:lineRule="auto"/>
-              <w:ind w:firstLine="0"/>
-            </w:pPr>
-            <w:r>
-              <w:t>Comprado / Cliente</w:t>
-            </w:r>
-          </w:p>
-        </w:tc>
-      </w:tr>
-      <w:tr>
-        <w:tc>
-          <w:tcPr>
-            <w:tcW w:w="4110" w:type="dxa"/>
-            <w:vAlign w:val="center"/>
-          </w:tcPr>
-          <w:p>
-            <w:pPr>
-              <w:pStyle w:val="APATMA"/>
-              <w:ind w:firstLine="0"/>
-              <w:jc w:val="left"/>
-            </w:pPr>
-            <w:r>
-              <w:t>Necesidades</w:t>
-            </w:r>
-          </w:p>
-        </w:tc>
-        <w:tc>
-          <w:tcPr>
-            <w:tcW w:w="3918" w:type="dxa"/>
-          </w:tcPr>
-          <w:p>
-            <w:pPr>
-              <w:pStyle w:val="APATMA"/>
-              <w:spacing w:line="360" w:lineRule="auto"/>
-              <w:ind w:firstLine="0"/>
-            </w:pPr>
-            <w:r>
-              <w:t>Encontrar mochilas duraderas para la universidad, verificar precios y saber exactamente en qué feria del distrito estará el emprendimiento para recoger su producto.</w:t>
-            </w:r>
-          </w:p>
-        </w:tc>
-      </w:tr>
-      <w:tr>
-        <w:tc>
-          <w:tcPr>
-            <w:tcW w:w="4110" w:type="dxa"/>
-            <w:tcBorders>
-              <w:bottom w:val="single" w:sz="4" w:space="0" w:color="auto"/>
-            </w:tcBorders>
-            <w:vAlign w:val="center"/>
-          </w:tcPr>
-          <w:p>
-            <w:pPr>
-              <w:pStyle w:val="APATMA"/>
-              <w:ind w:firstLine="0"/>
-              <w:jc w:val="left"/>
-            </w:pPr>
-            <w:r>
-              <w:t>Frustraciones</w:t>
-            </w:r>
-          </w:p>
-        </w:tc>
-        <w:tc>
-          <w:tcPr>
-            <w:tcW w:w="3918" w:type="dxa"/>
-            <w:tcBorders>
-              <w:bottom w:val="single" w:sz="4" w:space="0" w:color="auto"/>
-            </w:tcBorders>
-          </w:tcPr>
-          <w:p>
-            <w:pPr>
-              <w:pStyle w:val="APATMA"/>
-              <w:spacing w:line="360" w:lineRule="auto"/>
-              <w:ind w:firstLine="0"/>
-            </w:pPr>
-            <w:r>
-              <w:t>Páginas web muy complejas, información de contacto desactualizada o mapas confusos.</w:t>
-            </w:r>
-          </w:p>
-        </w:tc>
-      </w:tr>
-    </w:tbl>
-    <w:p>
-      <w:pPr>
-        <w:pStyle w:val="APATMA"/>
-        <w:ind w:left="360"/>
-        <w:rPr>
-          <w:b/>
-          <w:bCs/>
-        </w:rPr>
-      </w:pPr>
-    </w:p>
-    <w:p>
-      <w:pPr>
-        <w:pStyle w:val="APATMA"/>
-        <w:ind w:left="360"/>
-      </w:pPr>
-      <w:r>
-        <w:rPr>
-          <w:b/>
-          <w:bCs/>
-        </w:rPr>
-        <w:t xml:space="preserve">Perfil </w:t>
-      </w:r>
-      <w:r>
-        <w:rPr>
-          <w:b/>
-          <w:bCs/>
-        </w:rPr>
-        <w:t>3</w:t>
-      </w:r>
-      <w:r>
-        <w:rPr>
-          <w:b/>
-          <w:bCs/>
-        </w:rPr>
-        <w:t>:</w:t>
-      </w:r>
-      <w:r>
-        <w:t xml:space="preserve"> El cliente Final</w:t>
-      </w:r>
-      <w:r>
-        <w:t xml:space="preserve"> (Juvenil)</w:t>
-      </w:r>
-    </w:p>
-    <w:tbl>
-      <w:tblPr>
-        <w:tblStyle w:val="Tablaconcuadrcula"/>
-        <w:tblW w:w="0" w:type="auto"/>
-        <w:tblInd w:w="988" w:type="dxa"/>
-        <w:tblBorders>
-          <w:top w:val="none" w:sz="0" w:space="0" w:color="auto"/>
-          <w:left w:val="none" w:sz="0" w:space="0" w:color="auto"/>
-          <w:bottom w:val="none" w:sz="0" w:space="0" w:color="auto"/>
-          <w:right w:val="none" w:sz="0" w:space="0" w:color="auto"/>
-          <w:insideH w:val="none" w:sz="0" w:space="0" w:color="auto"/>
-          <w:insideV w:val="none" w:sz="0" w:space="0" w:color="auto"/>
-        </w:tblBorders>
-        <w:tblLook w:val="04A0" w:firstRow="1" w:lastRow="0" w:firstColumn="1" w:lastColumn="0" w:noHBand="0" w:noVBand="1"/>
-      </w:tblPr>
-      <w:tblGrid>
-        <w:gridCol w:w="4110"/>
-        <w:gridCol w:w="3918"/>
-      </w:tblGrid>
-      <w:tr>
-        <w:trPr>
-          <w:trHeight w:val="570"/>
-        </w:trPr>
-        <w:tc>
-          <w:tcPr>
-            <w:tcW w:w="4110" w:type="dxa"/>
-            <w:tcBorders>
-              <w:top w:val="single" w:sz="4" w:space="0" w:color="auto"/>
-              <w:bottom w:val="single" w:sz="4" w:space="0" w:color="auto"/>
-            </w:tcBorders>
-            <w:vAlign w:val="center"/>
-          </w:tcPr>
-          <w:p>
-            <w:pPr>
-              <w:pStyle w:val="APATMA"/>
-              <w:spacing w:line="240" w:lineRule="auto"/>
-              <w:ind w:firstLine="0"/>
-              <w:jc w:val="center"/>
-              <w:rPr>
-                <w:b/>
-                <w:bCs/>
-              </w:rPr>
-            </w:pPr>
-            <w:r>
-              <w:rPr>
-                <w:b/>
-                <w:bCs/>
-              </w:rPr>
-              <w:t>Atributo</w:t>
-            </w:r>
-          </w:p>
-        </w:tc>
-        <w:tc>
-          <w:tcPr>
-            <w:tcW w:w="3918" w:type="dxa"/>
-            <w:tcBorders>
-              <w:top w:val="single" w:sz="4" w:space="0" w:color="auto"/>
-              <w:bottom w:val="single" w:sz="4" w:space="0" w:color="auto"/>
-            </w:tcBorders>
-            <w:vAlign w:val="center"/>
-          </w:tcPr>
-          <w:p>
-            <w:pPr>
-              <w:pStyle w:val="APATMA"/>
-              <w:spacing w:line="240" w:lineRule="auto"/>
-              <w:ind w:firstLine="0"/>
-              <w:jc w:val="center"/>
-              <w:rPr>
-                <w:b/>
-                <w:bCs/>
-              </w:rPr>
-            </w:pPr>
-            <w:r>
-              <w:rPr>
-                <w:b/>
-                <w:bCs/>
-              </w:rPr>
-              <w:t>Detalle</w:t>
-            </w:r>
-          </w:p>
-        </w:tc>
-      </w:tr>
-      <w:tr>
-        <w:tc>
-          <w:tcPr>
-            <w:tcW w:w="4110" w:type="dxa"/>
-            <w:tcBorders>
-              <w:top w:val="single" w:sz="4" w:space="0" w:color="auto"/>
-            </w:tcBorders>
-          </w:tcPr>
-          <w:p>
-            <w:pPr>
-              <w:pStyle w:val="APATMA"/>
-              <w:ind w:firstLine="0"/>
-            </w:pPr>
-            <w:r>
-              <w:t>Nombre</w:t>
-            </w:r>
-          </w:p>
-        </w:tc>
-        <w:tc>
-          <w:tcPr>
-            <w:tcW w:w="3918" w:type="dxa"/>
-            <w:tcBorders>
-              <w:top w:val="single" w:sz="4" w:space="0" w:color="auto"/>
+              <w:left w:val="single" w:sz="4" w:space="0" w:color="FFFFFF" w:themeColor="background1"/>
+              <w:bottom w:val="single" w:sz="4" w:space="0" w:color="FFFFFF" w:themeColor="background1"/>
+              <w:right w:val="single" w:sz="4" w:space="0" w:color="FFFFFF" w:themeColor="background1"/>
             </w:tcBorders>
           </w:tcPr>
           <w:p>
@@ -7011,6 +7858,12 @@
         <w:tc>
           <w:tcPr>
             <w:tcW w:w="4110" w:type="dxa"/>
+            <w:tcBorders>
+              <w:top w:val="single" w:sz="4" w:space="0" w:color="FFFFFF" w:themeColor="background1"/>
+              <w:left w:val="single" w:sz="4" w:space="0" w:color="FFFFFF" w:themeColor="background1"/>
+              <w:bottom w:val="single" w:sz="4" w:space="0" w:color="FFFFFF" w:themeColor="background1"/>
+              <w:right w:val="single" w:sz="4" w:space="0" w:color="FFFFFF" w:themeColor="background1"/>
+            </w:tcBorders>
           </w:tcPr>
           <w:p>
             <w:pPr>
@@ -7025,6 +7878,12 @@
         <w:tc>
           <w:tcPr>
             <w:tcW w:w="3918" w:type="dxa"/>
+            <w:tcBorders>
+              <w:top w:val="single" w:sz="4" w:space="0" w:color="FFFFFF" w:themeColor="background1"/>
+              <w:left w:val="single" w:sz="4" w:space="0" w:color="FFFFFF" w:themeColor="background1"/>
+              <w:bottom w:val="single" w:sz="4" w:space="0" w:color="FFFFFF" w:themeColor="background1"/>
+              <w:right w:val="single" w:sz="4" w:space="0" w:color="FFFFFF" w:themeColor="background1"/>
+            </w:tcBorders>
           </w:tcPr>
           <w:p>
             <w:pPr>
@@ -7042,6 +7901,11 @@
         <w:tc>
           <w:tcPr>
             <w:tcW w:w="4110" w:type="dxa"/>
+            <w:tcBorders>
+              <w:top w:val="single" w:sz="4" w:space="0" w:color="FFFFFF" w:themeColor="background1"/>
+              <w:left w:val="single" w:sz="4" w:space="0" w:color="FFFFFF" w:themeColor="background1"/>
+              <w:right w:val="single" w:sz="4" w:space="0" w:color="FFFFFF" w:themeColor="background1"/>
+            </w:tcBorders>
           </w:tcPr>
           <w:p>
             <w:pPr>
@@ -7056,6 +7920,11 @@
         <w:tc>
           <w:tcPr>
             <w:tcW w:w="3918" w:type="dxa"/>
+            <w:tcBorders>
+              <w:top w:val="single" w:sz="4" w:space="0" w:color="FFFFFF" w:themeColor="background1"/>
+              <w:left w:val="single" w:sz="4" w:space="0" w:color="FFFFFF" w:themeColor="background1"/>
+              <w:right w:val="single" w:sz="4" w:space="0" w:color="FFFFFF" w:themeColor="background1"/>
+            </w:tcBorders>
           </w:tcPr>
           <w:p>
             <w:pPr>
@@ -7082,6 +7951,12 @@
         <w:tc>
           <w:tcPr>
             <w:tcW w:w="4110" w:type="dxa"/>
+            <w:tcBorders>
+              <w:top w:val="single" w:sz="4" w:space="0" w:color="FFFFFF" w:themeColor="background1"/>
+              <w:left w:val="single" w:sz="4" w:space="0" w:color="FFFFFF" w:themeColor="background1"/>
+              <w:bottom w:val="single" w:sz="4" w:space="0" w:color="FFFFFF" w:themeColor="background1"/>
+              <w:right w:val="single" w:sz="4" w:space="0" w:color="FFFFFF" w:themeColor="background1"/>
+            </w:tcBorders>
             <w:vAlign w:val="center"/>
           </w:tcPr>
           <w:p>
@@ -7098,6 +7973,12 @@
         <w:tc>
           <w:tcPr>
             <w:tcW w:w="3918" w:type="dxa"/>
+            <w:tcBorders>
+              <w:top w:val="single" w:sz="4" w:space="0" w:color="FFFFFF" w:themeColor="background1"/>
+              <w:left w:val="single" w:sz="4" w:space="0" w:color="FFFFFF" w:themeColor="background1"/>
+              <w:bottom w:val="single" w:sz="4" w:space="0" w:color="FFFFFF" w:themeColor="background1"/>
+              <w:right w:val="single" w:sz="4" w:space="0" w:color="FFFFFF" w:themeColor="background1"/>
+            </w:tcBorders>
           </w:tcPr>
           <w:p>
             <w:pPr>
@@ -7106,11 +7987,7 @@
               <w:ind w:firstLine="0"/>
             </w:pPr>
             <w:r>
-              <w:t xml:space="preserve">Optimización de tiempo. Requiere un buscador interno eficaz, especificaciones técnicas claras </w:t>
-            </w:r>
-            <w:r>
-              <w:lastRenderedPageBreak/>
-              <w:t>(capacidad en litros, pulgadas de laptop) y la certeza de que el producto está disponible antes de ir a la feria.</w:t>
+              <w:t>Optimización de tiempo. Requiere un buscador interno eficaz, especificaciones técnicas claras (capacidad en litros, pulgadas de laptop) y la certeza de que el producto está disponible antes de ir a la feria.</w:t>
             </w:r>
           </w:p>
         </w:tc>
@@ -7120,7 +7997,10 @@
           <w:tcPr>
             <w:tcW w:w="4110" w:type="dxa"/>
             <w:tcBorders>
+              <w:top w:val="single" w:sz="4" w:space="0" w:color="FFFFFF" w:themeColor="background1"/>
+              <w:left w:val="single" w:sz="4" w:space="0" w:color="FFFFFF" w:themeColor="background1"/>
               <w:bottom w:val="single" w:sz="4" w:space="0" w:color="auto"/>
+              <w:right w:val="single" w:sz="4" w:space="0" w:color="FFFFFF" w:themeColor="background1"/>
             </w:tcBorders>
             <w:vAlign w:val="center"/>
           </w:tcPr>
@@ -7131,7 +8011,6 @@
               <w:jc w:val="left"/>
             </w:pPr>
             <w:r>
-              <w:lastRenderedPageBreak/>
               <w:t>Frustraciones</w:t>
             </w:r>
           </w:p>
@@ -7140,7 +8019,10 @@
           <w:tcPr>
             <w:tcW w:w="3918" w:type="dxa"/>
             <w:tcBorders>
+              <w:top w:val="single" w:sz="4" w:space="0" w:color="FFFFFF" w:themeColor="background1"/>
+              <w:left w:val="single" w:sz="4" w:space="0" w:color="FFFFFF" w:themeColor="background1"/>
               <w:bottom w:val="single" w:sz="4" w:space="0" w:color="auto"/>
+              <w:right w:val="single" w:sz="4" w:space="0" w:color="FFFFFF" w:themeColor="background1"/>
             </w:tcBorders>
           </w:tcPr>
           <w:p>
@@ -7156,16 +8038,41 @@
         </w:tc>
       </w:tr>
     </w:tbl>
-    <w:p/>
+    <w:p>
+      <w:pPr>
+        <w:pStyle w:val="APATMA"/>
+        <w:rPr>
+          <w:i/>
+          <w:iCs/>
+        </w:rPr>
+      </w:pPr>
+      <w:r>
+        <w:rPr>
+          <w:i/>
+          <w:iCs/>
+        </w:rPr>
+        <w:t>Nota.</w:t>
+      </w:r>
+      <w:r>
+        <w:rPr>
+          <w:i/>
+          <w:iCs/>
+        </w:rPr>
+        <w:t xml:space="preserve"> </w:t>
+      </w:r>
+      <w:r>
+        <w:t>Perfil de usuario elaborado con base en el análisis de requerimientos del emprendimiento, representando las principales necesidades y frustraciones de un cliente joven con uso intensivo de plataformas web, orientando el desarrollo de funcionalidades relacionadas con la búsqueda de productos, disponibilidad de stock y acceso a información técnica.</w:t>
+      </w:r>
+    </w:p>
     <w:p>
       <w:pPr>
         <w:pStyle w:val="Ttulo2"/>
       </w:pPr>
-      <w:bookmarkStart w:id="6" w:name="_Toc233482268"/>
+      <w:bookmarkStart w:id="9" w:name="_Toc233488547"/>
       <w:r>
         <w:t>Justificación técnica y ética</w:t>
       </w:r>
-      <w:bookmarkEnd w:id="6"/>
+      <w:bookmarkEnd w:id="9"/>
     </w:p>
     <w:p>
       <w:pPr>
@@ -7174,11 +8081,11 @@
       <w:r>
         <w:t xml:space="preserve"> </w:t>
       </w:r>
-      <w:bookmarkStart w:id="7" w:name="_Toc233482269"/>
+      <w:bookmarkStart w:id="10" w:name="_Toc233488548"/>
       <w:r>
         <w:t>Problema delimitado</w:t>
       </w:r>
-      <w:bookmarkEnd w:id="7"/>
+      <w:bookmarkEnd w:id="10"/>
     </w:p>
     <w:p>
       <w:pPr>
@@ -7203,6 +8110,7 @@
         <w:pStyle w:val="APATMA"/>
       </w:pPr>
       <w:r>
+        <w:lastRenderedPageBreak/>
         <w:t>Esta dependencia absoluta del canal físico itinerante genera tres problemáticas críticas y delimitadas:</w:t>
       </w:r>
     </w:p>
@@ -7273,65 +8181,65 @@
           <w:b/>
           <w:bCs/>
         </w:rPr>
+        <w:t>Vulnerabilidad comercial y operativa:</w:t>
+      </w:r>
+      <w:r>
+        <w:t xml:space="preserve"> El negocio está sujeto a factores externos no controlables (clima, afluencia física de la feria, asignación de cupos municipales). Al no contar con un sistema automatizado para recibir pedidos fuera del horario de feria, se limita severamente el crecimiento de sus ingresos mensuales.  </w:t>
+      </w:r>
+    </w:p>
+    <w:p>
+      <w:pPr>
+        <w:pStyle w:val="Ttulo3"/>
+      </w:pPr>
+      <w:r>
+        <w:t xml:space="preserve"> </w:t>
+      </w:r>
+      <w:bookmarkStart w:id="11" w:name="_Toc233488549"/>
+      <w:r>
+        <w:t>Objetivo General</w:t>
+      </w:r>
+      <w:bookmarkEnd w:id="11"/>
+    </w:p>
+    <w:p>
+      <w:pPr>
+        <w:pStyle w:val="APATMA"/>
+      </w:pPr>
+      <w:r>
+        <w:t xml:space="preserve">Desarrollar e implementar una aplicación web funcional de arquitectura cliente-servidor mediante un </w:t>
+      </w:r>
+      <w:proofErr w:type="spellStart"/>
+      <w:r>
+        <w:t>front-end</w:t>
+      </w:r>
+      <w:proofErr w:type="spellEnd"/>
+      <w:r>
+        <w:t xml:space="preserve"> responsivo (HTML5, CSS3, JavaScript y Bootstrap) y un back-</w:t>
+      </w:r>
+      <w:proofErr w:type="spellStart"/>
+      <w:r>
+        <w:t>end</w:t>
+      </w:r>
+      <w:proofErr w:type="spellEnd"/>
+      <w:r>
+        <w:t xml:space="preserve"> en Node.js con Express.js y persistencia en archivos JSON, con el fin de sistematizar los procesos de promoción, exhibición de catálogos y difusión cronológica de ferias itinerantes para un emprendimiento local de confección e importación de mochilas en Lima Metropolitana, garantizando la accesibilidad digital y un rendimiento óptimo en dispositivos móviles de gama media.</w:t>
+      </w:r>
+    </w:p>
+    <w:p>
+      <w:pPr>
+        <w:pStyle w:val="Ttulo3"/>
+      </w:pPr>
+      <w:r>
         <w:lastRenderedPageBreak/>
-        <w:t>Vulnerabilidad comercial y operativa:</w:t>
-      </w:r>
-      <w:r>
-        <w:t xml:space="preserve"> El negocio está sujeto a factores externos no controlables (clima, afluencia física de la feria, asignación de cupos municipales). Al no contar con un sistema automatizado para recibir pedidos fuera del horario de feria, se limita severamente el crecimiento de sus ingresos mensuales.  </w:t>
-      </w:r>
-    </w:p>
-    <w:p>
-      <w:pPr>
-        <w:pStyle w:val="Ttulo3"/>
-      </w:pPr>
-      <w:r>
         <w:t xml:space="preserve"> </w:t>
       </w:r>
-      <w:bookmarkStart w:id="8" w:name="_Toc233482270"/>
-      <w:r>
-        <w:t>Objetivo General</w:t>
-      </w:r>
-      <w:bookmarkEnd w:id="8"/>
-    </w:p>
-    <w:p>
-      <w:pPr>
-        <w:pStyle w:val="APATMA"/>
-      </w:pPr>
-      <w:r>
-        <w:t xml:space="preserve">Desarrollar e implementar una aplicación web funcional de arquitectura cliente-servidor mediante un </w:t>
-      </w:r>
-      <w:proofErr w:type="spellStart"/>
-      <w:r>
-        <w:t>front-end</w:t>
-      </w:r>
-      <w:proofErr w:type="spellEnd"/>
-      <w:r>
-        <w:t xml:space="preserve"> responsivo (HTML5, CSS3, JavaScript y Bootstrap) y un back-</w:t>
-      </w:r>
-      <w:proofErr w:type="spellStart"/>
-      <w:r>
-        <w:t>end</w:t>
-      </w:r>
-      <w:proofErr w:type="spellEnd"/>
-      <w:r>
-        <w:t xml:space="preserve"> en Node.js con Express.js y persistencia en archivos JSON, con el fin de sistematizar los procesos de promoción, exhibición de catálogos y difusión cronológica de ferias itinerantes para un emprendimiento local de confección e importación de mochilas en Lima Metropolitana, garantizando la accesibilidad digital y un rendimiento óptimo en dispositivos móviles de gama media.</w:t>
-      </w:r>
-    </w:p>
-    <w:p>
-      <w:pPr>
-        <w:pStyle w:val="Ttulo3"/>
-      </w:pPr>
-      <w:r>
-        <w:t xml:space="preserve"> </w:t>
-      </w:r>
-      <w:bookmarkStart w:id="9" w:name="_Toc233482271"/>
+      <w:bookmarkStart w:id="12" w:name="_Toc233488550"/>
       <w:r>
         <w:t>Objetivos</w:t>
       </w:r>
       <w:r>
         <w:t xml:space="preserve"> Específicos</w:t>
       </w:r>
-      <w:bookmarkEnd w:id="9"/>
+      <w:bookmarkEnd w:id="12"/>
     </w:p>
     <w:p>
       <w:pPr>
@@ -7428,11 +8336,7 @@
       </w:r>
       <w:proofErr w:type="spellEnd"/>
       <w:r>
-        <w:t xml:space="preserve">, logrando que el 100% de los </w:t>
-      </w:r>
-      <w:r>
-        <w:lastRenderedPageBreak/>
-        <w:t xml:space="preserve">usuarios recurrentes puedan localizar el negocio de manera exacta en cualquier momento.  </w:t>
+        <w:t xml:space="preserve">, logrando que el 100% de los usuarios recurrentes puedan localizar el negocio de manera exacta en cualquier momento.  </w:t>
       </w:r>
     </w:p>
     <w:p>
@@ -7516,34 +8420,23 @@
     </w:p>
     <w:p>
       <w:pPr>
-        <w:rPr>
-          <w:rFonts w:ascii="Times New Roman" w:hAnsi="Times New Roman" w:cs="Times New Roman"/>
-          <w:b/>
-          <w:bCs/>
-          <w:sz w:val="24"/>
-          <w:szCs w:val="24"/>
-        </w:rPr>
-      </w:pPr>
-      <w:r>
-        <w:br w:type="page"/>
-      </w:r>
-    </w:p>
-    <w:p>
-      <w:pPr>
         <w:pStyle w:val="Ttulo3"/>
       </w:pPr>
-      <w:bookmarkStart w:id="10" w:name="_Toc233482272"/>
+      <w:r>
+        <w:t xml:space="preserve"> </w:t>
+      </w:r>
+      <w:bookmarkStart w:id="13" w:name="_Toc233488551"/>
+      <w:r>
+        <w:t>Mapa de Empatía</w:t>
+      </w:r>
+      <w:bookmarkEnd w:id="13"/>
+    </w:p>
+    <w:p>
+      <w:pPr>
+        <w:pStyle w:val="APATMA"/>
+      </w:pPr>
       <w:r>
         <w:lastRenderedPageBreak/>
-        <w:t>Mapa de Empatía</w:t>
-      </w:r>
-      <w:bookmarkEnd w:id="10"/>
-    </w:p>
-    <w:p>
-      <w:pPr>
-        <w:pStyle w:val="APATMA"/>
-      </w:pPr>
-      <w:r>
         <w:t>Este mapa sintetiza los dolores, necesidades y el entorno del usuario administrador del sistema, justificando el diseño simplificado de la plataforma.</w:t>
       </w:r>
     </w:p>
@@ -7560,7 +8453,7 @@
           <w:szCs w:val="24"/>
         </w:rPr>
       </w:pPr>
-      <w:bookmarkStart w:id="11" w:name="_Toc233482314"/>
+      <w:bookmarkStart w:id="14" w:name="_Toc233488523"/>
       <w:r>
         <w:rPr>
           <w:rFonts w:ascii="Times New Roman" w:hAnsi="Times New Roman" w:cs="Times New Roman"/>
@@ -7649,7 +8542,7 @@
         </w:rPr>
         <w:t xml:space="preserve"> Mapa de Empatía</w:t>
       </w:r>
-      <w:bookmarkEnd w:id="11"/>
+      <w:bookmarkEnd w:id="14"/>
     </w:p>
     <w:p>
       <w:pPr>
@@ -7683,7 +8576,7 @@
                     <pic:cNvPicPr/>
                   </pic:nvPicPr>
                   <pic:blipFill>
-                    <a:blip r:embed="rId13">
+                    <a:blip r:embed="rId14">
                       <a:extLst>
                         <a:ext uri="{28A0092B-C50C-407E-A947-70E740481C1C}">
                           <a14:useLocalDpi xmlns:a14="http://schemas.microsoft.com/office/drawing/2010/main" val="0"/>
@@ -7765,22 +8658,22 @@
       <w:pPr>
         <w:pStyle w:val="Ttulo1"/>
       </w:pPr>
-      <w:bookmarkStart w:id="12" w:name="_Toc233482273"/>
+      <w:bookmarkStart w:id="15" w:name="_Toc233488552"/>
       <w:r>
         <w:lastRenderedPageBreak/>
         <w:t>CAPÍTULO II</w:t>
       </w:r>
-      <w:bookmarkEnd w:id="12"/>
+      <w:bookmarkEnd w:id="15"/>
     </w:p>
     <w:p>
       <w:pPr>
         <w:pStyle w:val="Ttulo2"/>
       </w:pPr>
-      <w:bookmarkStart w:id="13" w:name="_Toc233482274"/>
+      <w:bookmarkStart w:id="16" w:name="_Toc233488553"/>
       <w:r>
         <w:t>Arquitectura y tecnologías empleadas</w:t>
       </w:r>
-      <w:bookmarkEnd w:id="13"/>
+      <w:bookmarkEnd w:id="16"/>
     </w:p>
     <w:p>
       <w:pPr>
@@ -7834,11 +8727,11 @@
       <w:r>
         <w:t xml:space="preserve"> </w:t>
       </w:r>
-      <w:bookmarkStart w:id="14" w:name="_Toc233482275"/>
+      <w:bookmarkStart w:id="17" w:name="_Toc233488554"/>
       <w:r>
         <w:t>Diagrama Detallado de la Arquitectura Cliente – Servidor</w:t>
       </w:r>
-      <w:bookmarkEnd w:id="14"/>
+      <w:bookmarkEnd w:id="17"/>
     </w:p>
     <w:p>
       <w:pPr>
@@ -7864,7 +8757,7 @@
           <w:lang w:val="pt-BR"/>
         </w:rPr>
       </w:pPr>
-      <w:bookmarkStart w:id="15" w:name="_Toc233482315"/>
+      <w:bookmarkStart w:id="18" w:name="_Toc233488524"/>
       <w:r>
         <w:rPr>
           <w:rFonts w:ascii="Times New Roman" w:hAnsi="Times New Roman" w:cs="Times New Roman"/>
@@ -7979,7 +8872,7 @@
         </w:rPr>
         <w:t xml:space="preserve"> (Cliente - Servidor)</w:t>
       </w:r>
-      <w:bookmarkEnd w:id="15"/>
+      <w:bookmarkEnd w:id="18"/>
     </w:p>
     <w:p>
       <w:pPr>
@@ -8009,7 +8902,7 @@
                     <pic:cNvPicPr/>
                   </pic:nvPicPr>
                   <pic:blipFill>
-                    <a:blip r:embed="rId14" cstate="print">
+                    <a:blip r:embed="rId15" cstate="print">
                       <a:extLst>
                         <a:ext uri="{28A0092B-C50C-407E-A947-70E740481C1C}">
                           <a14:useLocalDpi xmlns:a14="http://schemas.microsoft.com/office/drawing/2010/main" val="0"/>
@@ -8074,7 +8967,7 @@
         <w:lastRenderedPageBreak/>
         <w:t xml:space="preserve"> </w:t>
       </w:r>
-      <w:bookmarkStart w:id="16" w:name="_Toc233482276"/>
+      <w:bookmarkStart w:id="19" w:name="_Toc233488555"/>
       <w:r>
         <w:t xml:space="preserve">Justificación del </w:t>
       </w:r>
@@ -8094,7 +8987,7 @@
       <w:r>
         <w:t xml:space="preserve"> y Rendimiento)</w:t>
       </w:r>
-      <w:bookmarkEnd w:id="16"/>
+      <w:bookmarkEnd w:id="19"/>
     </w:p>
     <w:p>
       <w:pPr>
@@ -8116,6 +9009,7 @@
           <w:szCs w:val="24"/>
         </w:rPr>
       </w:pPr>
+      <w:bookmarkStart w:id="20" w:name="_Toc233488577"/>
       <w:r>
         <w:rPr>
           <w:rFonts w:ascii="Times New Roman" w:hAnsi="Times New Roman" w:cs="Times New Roman"/>
@@ -8180,7 +9074,7 @@
           <w:sz w:val="24"/>
           <w:szCs w:val="24"/>
         </w:rPr>
-        <w:t>1</w:t>
+        <w:t>4</w:t>
       </w:r>
       <w:r>
         <w:rPr>
@@ -8198,6 +9092,19 @@
       <w:r>
         <w:rPr>
           <w:rFonts w:ascii="Times New Roman" w:hAnsi="Times New Roman" w:cs="Times New Roman"/>
+          <w:b/>
+          <w:bCs/>
+          <w:i w:val="0"/>
+          <w:iCs w:val="0"/>
+          <w:color w:val="000000" w:themeColor="text1"/>
+          <w:sz w:val="24"/>
+          <w:szCs w:val="24"/>
+        </w:rPr>
+        <w:br/>
+      </w:r>
+      <w:r>
+        <w:rPr>
+          <w:rFonts w:ascii="Times New Roman" w:hAnsi="Times New Roman" w:cs="Times New Roman"/>
           <w:color w:val="000000" w:themeColor="text1"/>
           <w:sz w:val="24"/>
           <w:szCs w:val="24"/>
@@ -8224,6 +9131,7 @@
         </w:rPr>
         <w:t xml:space="preserve"> Tecnológico</w:t>
       </w:r>
+      <w:bookmarkEnd w:id="20"/>
     </w:p>
     <w:tbl>
       <w:tblPr>
@@ -8250,7 +9158,9 @@
             <w:tcW w:w="2122" w:type="dxa"/>
             <w:tcBorders>
               <w:top w:val="single" w:sz="4" w:space="0" w:color="auto"/>
+              <w:left w:val="single" w:sz="4" w:space="0" w:color="FFFFFF" w:themeColor="background1"/>
               <w:bottom w:val="single" w:sz="4" w:space="0" w:color="auto"/>
+              <w:right w:val="single" w:sz="4" w:space="0" w:color="FFFFFF" w:themeColor="background1"/>
             </w:tcBorders>
             <w:vAlign w:val="center"/>
           </w:tcPr>
@@ -8279,7 +9189,9 @@
             <w:tcW w:w="2551" w:type="dxa"/>
             <w:tcBorders>
               <w:top w:val="single" w:sz="4" w:space="0" w:color="auto"/>
+              <w:left w:val="single" w:sz="4" w:space="0" w:color="FFFFFF" w:themeColor="background1"/>
               <w:bottom w:val="single" w:sz="4" w:space="0" w:color="auto"/>
+              <w:right w:val="single" w:sz="4" w:space="0" w:color="FFFFFF" w:themeColor="background1"/>
             </w:tcBorders>
             <w:vAlign w:val="center"/>
           </w:tcPr>
@@ -8308,7 +9220,9 @@
             <w:tcW w:w="4343" w:type="dxa"/>
             <w:tcBorders>
               <w:top w:val="single" w:sz="4" w:space="0" w:color="auto"/>
+              <w:left w:val="single" w:sz="4" w:space="0" w:color="FFFFFF" w:themeColor="background1"/>
               <w:bottom w:val="single" w:sz="4" w:space="0" w:color="auto"/>
+              <w:right w:val="single" w:sz="4" w:space="0" w:color="FFFFFF" w:themeColor="background1"/>
             </w:tcBorders>
             <w:vAlign w:val="center"/>
           </w:tcPr>
@@ -8339,6 +9253,9 @@
             <w:tcW w:w="2122" w:type="dxa"/>
             <w:tcBorders>
               <w:top w:val="single" w:sz="4" w:space="0" w:color="auto"/>
+              <w:left w:val="single" w:sz="4" w:space="0" w:color="FFFFFF" w:themeColor="background1"/>
+              <w:bottom w:val="single" w:sz="4" w:space="0" w:color="FFFFFF" w:themeColor="background1"/>
+              <w:right w:val="single" w:sz="4" w:space="0" w:color="FFFFFF" w:themeColor="background1"/>
             </w:tcBorders>
           </w:tcPr>
           <w:p>
@@ -8357,6 +9274,9 @@
             <w:tcW w:w="2551" w:type="dxa"/>
             <w:tcBorders>
               <w:top w:val="single" w:sz="4" w:space="0" w:color="auto"/>
+              <w:left w:val="single" w:sz="4" w:space="0" w:color="FFFFFF" w:themeColor="background1"/>
+              <w:bottom w:val="single" w:sz="4" w:space="0" w:color="FFFFFF" w:themeColor="background1"/>
+              <w:right w:val="single" w:sz="4" w:space="0" w:color="FFFFFF" w:themeColor="background1"/>
             </w:tcBorders>
           </w:tcPr>
           <w:p>
@@ -8375,6 +9295,9 @@
             <w:tcW w:w="4343" w:type="dxa"/>
             <w:tcBorders>
               <w:top w:val="single" w:sz="4" w:space="0" w:color="auto"/>
+              <w:left w:val="single" w:sz="4" w:space="0" w:color="FFFFFF" w:themeColor="background1"/>
+              <w:bottom w:val="single" w:sz="4" w:space="0" w:color="FFFFFF" w:themeColor="background1"/>
+              <w:right w:val="single" w:sz="4" w:space="0" w:color="FFFFFF" w:themeColor="background1"/>
             </w:tcBorders>
           </w:tcPr>
           <w:p>
@@ -8401,6 +9324,12 @@
         <w:tc>
           <w:tcPr>
             <w:tcW w:w="2122" w:type="dxa"/>
+            <w:tcBorders>
+              <w:top w:val="single" w:sz="4" w:space="0" w:color="FFFFFF" w:themeColor="background1"/>
+              <w:left w:val="single" w:sz="4" w:space="0" w:color="FFFFFF" w:themeColor="background1"/>
+              <w:bottom w:val="single" w:sz="4" w:space="0" w:color="FFFFFF" w:themeColor="background1"/>
+              <w:right w:val="single" w:sz="4" w:space="0" w:color="FFFFFF" w:themeColor="background1"/>
+            </w:tcBorders>
           </w:tcPr>
           <w:p>
             <w:pPr>
@@ -8416,6 +9345,12 @@
         <w:tc>
           <w:tcPr>
             <w:tcW w:w="2551" w:type="dxa"/>
+            <w:tcBorders>
+              <w:top w:val="single" w:sz="4" w:space="0" w:color="FFFFFF" w:themeColor="background1"/>
+              <w:left w:val="single" w:sz="4" w:space="0" w:color="FFFFFF" w:themeColor="background1"/>
+              <w:bottom w:val="single" w:sz="4" w:space="0" w:color="FFFFFF" w:themeColor="background1"/>
+              <w:right w:val="single" w:sz="4" w:space="0" w:color="FFFFFF" w:themeColor="background1"/>
+            </w:tcBorders>
           </w:tcPr>
           <w:p>
             <w:pPr>
@@ -8431,6 +9366,12 @@
         <w:tc>
           <w:tcPr>
             <w:tcW w:w="4343" w:type="dxa"/>
+            <w:tcBorders>
+              <w:top w:val="single" w:sz="4" w:space="0" w:color="FFFFFF" w:themeColor="background1"/>
+              <w:left w:val="single" w:sz="4" w:space="0" w:color="FFFFFF" w:themeColor="background1"/>
+              <w:bottom w:val="single" w:sz="4" w:space="0" w:color="FFFFFF" w:themeColor="background1"/>
+              <w:right w:val="single" w:sz="4" w:space="0" w:color="FFFFFF" w:themeColor="background1"/>
+            </w:tcBorders>
           </w:tcPr>
           <w:p>
             <w:pPr>
@@ -8476,6 +9417,12 @@
         <w:tc>
           <w:tcPr>
             <w:tcW w:w="2122" w:type="dxa"/>
+            <w:tcBorders>
+              <w:top w:val="single" w:sz="4" w:space="0" w:color="FFFFFF" w:themeColor="background1"/>
+              <w:left w:val="single" w:sz="4" w:space="0" w:color="FFFFFF" w:themeColor="background1"/>
+              <w:bottom w:val="single" w:sz="4" w:space="0" w:color="FFFFFF" w:themeColor="background1"/>
+              <w:right w:val="single" w:sz="4" w:space="0" w:color="FFFFFF" w:themeColor="background1"/>
+            </w:tcBorders>
           </w:tcPr>
           <w:p>
             <w:pPr>
@@ -8491,6 +9438,12 @@
         <w:tc>
           <w:tcPr>
             <w:tcW w:w="2551" w:type="dxa"/>
+            <w:tcBorders>
+              <w:top w:val="single" w:sz="4" w:space="0" w:color="FFFFFF" w:themeColor="background1"/>
+              <w:left w:val="single" w:sz="4" w:space="0" w:color="FFFFFF" w:themeColor="background1"/>
+              <w:bottom w:val="single" w:sz="4" w:space="0" w:color="FFFFFF" w:themeColor="background1"/>
+              <w:right w:val="single" w:sz="4" w:space="0" w:color="FFFFFF" w:themeColor="background1"/>
+            </w:tcBorders>
           </w:tcPr>
           <w:p>
             <w:pPr>
@@ -8506,6 +9459,12 @@
         <w:tc>
           <w:tcPr>
             <w:tcW w:w="4343" w:type="dxa"/>
+            <w:tcBorders>
+              <w:top w:val="single" w:sz="4" w:space="0" w:color="FFFFFF" w:themeColor="background1"/>
+              <w:left w:val="single" w:sz="4" w:space="0" w:color="FFFFFF" w:themeColor="background1"/>
+              <w:bottom w:val="single" w:sz="4" w:space="0" w:color="FFFFFF" w:themeColor="background1"/>
+              <w:right w:val="single" w:sz="4" w:space="0" w:color="FFFFFF" w:themeColor="background1"/>
+            </w:tcBorders>
           </w:tcPr>
           <w:p>
             <w:pPr>
@@ -8523,6 +9482,12 @@
         <w:tc>
           <w:tcPr>
             <w:tcW w:w="2122" w:type="dxa"/>
+            <w:tcBorders>
+              <w:top w:val="single" w:sz="4" w:space="0" w:color="FFFFFF" w:themeColor="background1"/>
+              <w:left w:val="single" w:sz="4" w:space="0" w:color="FFFFFF" w:themeColor="background1"/>
+              <w:bottom w:val="single" w:sz="4" w:space="0" w:color="FFFFFF" w:themeColor="background1"/>
+              <w:right w:val="single" w:sz="4" w:space="0" w:color="FFFFFF" w:themeColor="background1"/>
+            </w:tcBorders>
           </w:tcPr>
           <w:p>
             <w:pPr>
@@ -8538,6 +9503,12 @@
         <w:tc>
           <w:tcPr>
             <w:tcW w:w="2551" w:type="dxa"/>
+            <w:tcBorders>
+              <w:top w:val="single" w:sz="4" w:space="0" w:color="FFFFFF" w:themeColor="background1"/>
+              <w:left w:val="single" w:sz="4" w:space="0" w:color="FFFFFF" w:themeColor="background1"/>
+              <w:bottom w:val="single" w:sz="4" w:space="0" w:color="FFFFFF" w:themeColor="background1"/>
+              <w:right w:val="single" w:sz="4" w:space="0" w:color="FFFFFF" w:themeColor="background1"/>
+            </w:tcBorders>
           </w:tcPr>
           <w:p>
             <w:pPr>
@@ -8553,6 +9524,12 @@
         <w:tc>
           <w:tcPr>
             <w:tcW w:w="4343" w:type="dxa"/>
+            <w:tcBorders>
+              <w:top w:val="single" w:sz="4" w:space="0" w:color="FFFFFF" w:themeColor="background1"/>
+              <w:left w:val="single" w:sz="4" w:space="0" w:color="FFFFFF" w:themeColor="background1"/>
+              <w:bottom w:val="single" w:sz="4" w:space="0" w:color="FFFFFF" w:themeColor="background1"/>
+              <w:right w:val="single" w:sz="4" w:space="0" w:color="FFFFFF" w:themeColor="background1"/>
+            </w:tcBorders>
           </w:tcPr>
           <w:p>
             <w:pPr>
@@ -8571,7 +9548,10 @@
           <w:tcPr>
             <w:tcW w:w="2122" w:type="dxa"/>
             <w:tcBorders>
+              <w:top w:val="single" w:sz="4" w:space="0" w:color="FFFFFF" w:themeColor="background1"/>
+              <w:left w:val="single" w:sz="4" w:space="0" w:color="FFFFFF" w:themeColor="background1"/>
               <w:bottom w:val="single" w:sz="4" w:space="0" w:color="auto"/>
+              <w:right w:val="single" w:sz="4" w:space="0" w:color="FFFFFF" w:themeColor="background1"/>
             </w:tcBorders>
           </w:tcPr>
           <w:p>
@@ -8589,7 +9569,10 @@
           <w:tcPr>
             <w:tcW w:w="2551" w:type="dxa"/>
             <w:tcBorders>
+              <w:top w:val="single" w:sz="4" w:space="0" w:color="FFFFFF" w:themeColor="background1"/>
+              <w:left w:val="single" w:sz="4" w:space="0" w:color="FFFFFF" w:themeColor="background1"/>
               <w:bottom w:val="single" w:sz="4" w:space="0" w:color="auto"/>
+              <w:right w:val="single" w:sz="4" w:space="0" w:color="FFFFFF" w:themeColor="background1"/>
             </w:tcBorders>
           </w:tcPr>
           <w:p>
@@ -8607,7 +9590,10 @@
           <w:tcPr>
             <w:tcW w:w="4343" w:type="dxa"/>
             <w:tcBorders>
+              <w:top w:val="single" w:sz="4" w:space="0" w:color="FFFFFF" w:themeColor="background1"/>
+              <w:left w:val="single" w:sz="4" w:space="0" w:color="FFFFFF" w:themeColor="background1"/>
               <w:bottom w:val="single" w:sz="4" w:space="0" w:color="auto"/>
+              <w:right w:val="single" w:sz="4" w:space="0" w:color="FFFFFF" w:themeColor="background1"/>
             </w:tcBorders>
           </w:tcPr>
           <w:p>
@@ -8625,7 +9611,11 @@
             </w:r>
             <w:proofErr w:type="spellEnd"/>
             <w:r>
-              <w:t>, facilitando la lectura directa del stock y la edición ágil para el microempresario.</w:t>
+              <w:t xml:space="preserve">, facilitando la lectura directa del </w:t>
+            </w:r>
+            <w:r>
+              <w:lastRenderedPageBreak/>
+              <w:t>stock y la edición ágil para el microempresario.</w:t>
             </w:r>
           </w:p>
         </w:tc>
@@ -8634,17 +9624,8 @@
     <w:p>
       <w:pPr>
         <w:pStyle w:val="APATMA"/>
-        <w:ind w:firstLine="0"/>
-        <w:rPr>
-          <w:i/>
-          <w:iCs/>
-        </w:rPr>
-      </w:pPr>
-      <w:r>
-        <w:rPr>
-          <w:i/>
-          <w:iCs/>
-        </w:rPr>
+      </w:pPr>
+      <w:r>
         <w:lastRenderedPageBreak/>
         <w:t xml:space="preserve">Nota. </w:t>
       </w:r>
@@ -8667,7 +9648,7 @@
       <w:r>
         <w:t xml:space="preserve"> </w:t>
       </w:r>
-      <w:bookmarkStart w:id="17" w:name="_Toc233482277"/>
+      <w:bookmarkStart w:id="21" w:name="_Toc233488556"/>
       <w:r>
         <w:t>Flujo de Navegación Coherente (</w:t>
       </w:r>
@@ -8679,7 +9660,7 @@
       <w:r>
         <w:t xml:space="preserve"> Flow)</w:t>
       </w:r>
-      <w:bookmarkEnd w:id="17"/>
+      <w:bookmarkEnd w:id="21"/>
     </w:p>
     <w:p>
       <w:pPr>
@@ -8715,7 +9696,7 @@
           <w:szCs w:val="24"/>
         </w:rPr>
       </w:pPr>
-      <w:bookmarkStart w:id="18" w:name="_Toc233482316"/>
+      <w:bookmarkStart w:id="22" w:name="_Toc233488525"/>
       <w:r>
         <w:rPr>
           <w:rFonts w:ascii="Times New Roman" w:hAnsi="Times New Roman" w:cs="Times New Roman"/>
@@ -8804,13 +9785,11 @@
         </w:rPr>
         <w:t xml:space="preserve"> Flujo de Navegación Coherente</w:t>
       </w:r>
-      <w:bookmarkEnd w:id="18"/>
+      <w:bookmarkEnd w:id="22"/>
     </w:p>
     <w:p>
       <w:pPr>
         <w:pStyle w:val="APATMA"/>
-        <w:spacing w:line="240" w:lineRule="auto"/>
-        <w:ind w:left="11"/>
       </w:pPr>
       <w:r>
         <w:rPr>
@@ -8832,7 +9811,7 @@
                     <pic:cNvPicPr/>
                   </pic:nvPicPr>
                   <pic:blipFill>
-                    <a:blip r:embed="rId15">
+                    <a:blip r:embed="rId16">
                       <a:extLst>
                         <a:ext uri="{28A0092B-C50C-407E-A947-70E740481C1C}">
                           <a14:useLocalDpi xmlns:a14="http://schemas.microsoft.com/office/drawing/2010/main" val="0"/>
@@ -8862,7 +9841,6 @@
     <w:p>
       <w:pPr>
         <w:pStyle w:val="APATMA"/>
-        <w:ind w:left="11"/>
       </w:pPr>
       <w:r>
         <w:t>Fuente: Creación Propia.</w:t>
@@ -8875,7 +9853,7 @@
       <w:r>
         <w:t xml:space="preserve"> </w:t>
       </w:r>
-      <w:bookmarkStart w:id="19" w:name="_Toc233482278"/>
+      <w:bookmarkStart w:id="23" w:name="_Toc233488557"/>
       <w:r>
         <w:t xml:space="preserve">Especificaciones de Diseño y Accesibilidad en </w:t>
       </w:r>
@@ -8883,7 +9861,7 @@
       <w:r>
         <w:t>Wireframes</w:t>
       </w:r>
-      <w:bookmarkEnd w:id="19"/>
+      <w:bookmarkEnd w:id="23"/>
       <w:proofErr w:type="spellEnd"/>
     </w:p>
     <w:p>
@@ -8900,7 +9878,7 @@
           <w:szCs w:val="24"/>
         </w:rPr>
       </w:pPr>
-      <w:bookmarkStart w:id="20" w:name="_Toc233482317"/>
+      <w:bookmarkStart w:id="24" w:name="_Toc233488526"/>
       <w:r>
         <w:rPr>
           <w:rFonts w:ascii="Times New Roman" w:hAnsi="Times New Roman" w:cs="Times New Roman"/>
@@ -9010,15 +9988,21 @@
         </w:rPr>
         <w:t xml:space="preserve"> de la página de Inicio</w:t>
       </w:r>
-      <w:bookmarkEnd w:id="20"/>
-    </w:p>
-    <w:p>
-      <w:r>
+      <w:bookmarkEnd w:id="24"/>
+    </w:p>
+    <w:p>
+      <w:pPr>
+        <w:pStyle w:val="APATMA"/>
+      </w:pPr>
+      <w:r>
+        <w:rPr>
+          <w:noProof/>
+        </w:rPr>
         <w:drawing>
-          <wp:inline distT="0" distB="0" distL="0" distR="0" wp14:anchorId="3E38BBA2" wp14:editId="2183092D">
-            <wp:extent cx="3629025" cy="7419975"/>
-            <wp:effectExtent l="0" t="0" r="9525" b="9525"/>
-            <wp:docPr id="1" name="Imagen 1"/>
+          <wp:inline distT="0" distB="0" distL="0" distR="0" wp14:anchorId="73CB73B7" wp14:editId="592D5122">
+            <wp:extent cx="4869975" cy="5353412"/>
+            <wp:effectExtent l="0" t="0" r="6985" b="0"/>
+            <wp:docPr id="16" name="Imagen 16"/>
             <wp:cNvGraphicFramePr>
               <a:graphicFrameLocks xmlns:a="http://schemas.openxmlformats.org/drawingml/2006/main" noChangeAspect="1"/>
             </wp:cNvGraphicFramePr>
@@ -9026,23 +10010,36 @@
               <a:graphicData uri="http://schemas.openxmlformats.org/drawingml/2006/picture">
                 <pic:pic xmlns:pic="http://schemas.openxmlformats.org/drawingml/2006/picture">
                   <pic:nvPicPr>
-                    <pic:cNvPr id="1" name=""/>
-                    <pic:cNvPicPr/>
+                    <pic:cNvPr id="0" name="Picture 1"/>
+                    <pic:cNvPicPr>
+                      <a:picLocks noChangeAspect="1" noChangeArrowheads="1"/>
+                    </pic:cNvPicPr>
                   </pic:nvPicPr>
                   <pic:blipFill>
-                    <a:blip r:embed="rId16"/>
+                    <a:blip r:embed="rId17">
+                      <a:extLst>
+                        <a:ext uri="{28A0092B-C50C-407E-A947-70E740481C1C}">
+                          <a14:useLocalDpi xmlns:a14="http://schemas.microsoft.com/office/drawing/2010/main" val="0"/>
+                        </a:ext>
+                      </a:extLst>
+                    </a:blip>
+                    <a:srcRect/>
                     <a:stretch>
                       <a:fillRect/>
                     </a:stretch>
                   </pic:blipFill>
-                  <pic:spPr>
+                  <pic:spPr bwMode="auto">
                     <a:xfrm>
                       <a:off x="0" y="0"/>
-                      <a:ext cx="3629025" cy="7419975"/>
+                      <a:ext cx="4876406" cy="5360481"/>
                     </a:xfrm>
                     <a:prstGeom prst="rect">
                       <a:avLst/>
                     </a:prstGeom>
+                    <a:noFill/>
+                    <a:ln>
+                      <a:noFill/>
+                    </a:ln>
                   </pic:spPr>
                 </pic:pic>
               </a:graphicData>
@@ -9057,165 +10054,14 @@
       </w:pPr>
       <w:r>
         <w:rPr>
-          <w:i/>
-          <w:iCs/>
-        </w:rPr>
-        <w:t>Nota.</w:t>
-      </w:r>
-      <w:r>
-        <w:t xml:space="preserve"> Diseño estructural de la página principal destacando el banner, las categorías y las cuadrículas de productos.</w:t>
-      </w:r>
-    </w:p>
-    <w:p>
-      <w:pPr>
-        <w:pStyle w:val="APATMA"/>
-      </w:pPr>
-      <w:r>
+          <w:noProof/>
+        </w:rPr>
         <w:lastRenderedPageBreak/>
-        <w:t>La interfaz de inicio establece la jerarquía visual del sitio, priorizando un banner atractivo seguido de la categorización de los artículos en confecciones propias e importadas. Se han distribuido secciones de productos destacados mediante cuadrículas organizadas para facilitar la exploración inmediata del catálogo, finalizando con una sección dedicada a la suscripción del boletín informativo.</w:t>
-      </w:r>
-    </w:p>
-    <w:p>
-      <w:pPr>
-        <w:pStyle w:val="Descripcin"/>
-        <w:keepNext/>
-        <w:spacing w:line="480" w:lineRule="auto"/>
-        <w:ind w:firstLine="708"/>
-        <w:jc w:val="both"/>
-        <w:rPr>
-          <w:rFonts w:ascii="Times New Roman" w:hAnsi="Times New Roman" w:cs="Times New Roman"/>
-          <w:color w:val="000000" w:themeColor="text1"/>
-          <w:sz w:val="24"/>
-          <w:szCs w:val="24"/>
-        </w:rPr>
-      </w:pPr>
-      <w:bookmarkStart w:id="21" w:name="_Toc233482318"/>
-      <w:r>
-        <w:rPr>
-          <w:rFonts w:ascii="Times New Roman" w:hAnsi="Times New Roman" w:cs="Times New Roman"/>
-          <w:b/>
-          <w:bCs/>
-          <w:i w:val="0"/>
-          <w:iCs w:val="0"/>
-          <w:color w:val="000000" w:themeColor="text1"/>
-          <w:sz w:val="24"/>
-          <w:szCs w:val="24"/>
-        </w:rPr>
-        <w:t xml:space="preserve">Figura </w:t>
-      </w:r>
-      <w:r>
-        <w:rPr>
-          <w:rFonts w:ascii="Times New Roman" w:hAnsi="Times New Roman" w:cs="Times New Roman"/>
-          <w:b/>
-          <w:bCs/>
-          <w:i w:val="0"/>
-          <w:iCs w:val="0"/>
-          <w:color w:val="000000" w:themeColor="text1"/>
-          <w:sz w:val="24"/>
-          <w:szCs w:val="24"/>
-        </w:rPr>
-        <w:fldChar w:fldCharType="begin"/>
-      </w:r>
-      <w:r>
-        <w:rPr>
-          <w:rFonts w:ascii="Times New Roman" w:hAnsi="Times New Roman" w:cs="Times New Roman"/>
-          <w:b/>
-          <w:bCs/>
-          <w:i w:val="0"/>
-          <w:iCs w:val="0"/>
-          <w:color w:val="000000" w:themeColor="text1"/>
-          <w:sz w:val="24"/>
-          <w:szCs w:val="24"/>
-        </w:rPr>
-        <w:instrText xml:space="preserve"> SEQ Figura \* ARABIC </w:instrText>
-      </w:r>
-      <w:r>
-        <w:rPr>
-          <w:rFonts w:ascii="Times New Roman" w:hAnsi="Times New Roman" w:cs="Times New Roman"/>
-          <w:b/>
-          <w:bCs/>
-          <w:i w:val="0"/>
-          <w:iCs w:val="0"/>
-          <w:color w:val="000000" w:themeColor="text1"/>
-          <w:sz w:val="24"/>
-          <w:szCs w:val="24"/>
-        </w:rPr>
-        <w:fldChar w:fldCharType="separate"/>
-      </w:r>
-      <w:r>
-        <w:rPr>
-          <w:rFonts w:ascii="Times New Roman" w:hAnsi="Times New Roman" w:cs="Times New Roman"/>
-          <w:b/>
-          <w:bCs/>
-          <w:i w:val="0"/>
-          <w:iCs w:val="0"/>
-          <w:noProof/>
-          <w:color w:val="000000" w:themeColor="text1"/>
-          <w:sz w:val="24"/>
-          <w:szCs w:val="24"/>
-        </w:rPr>
-        <w:t>5</w:t>
-      </w:r>
-      <w:r>
-        <w:rPr>
-          <w:rFonts w:ascii="Times New Roman" w:hAnsi="Times New Roman" w:cs="Times New Roman"/>
-          <w:b/>
-          <w:bCs/>
-          <w:i w:val="0"/>
-          <w:iCs w:val="0"/>
-          <w:color w:val="000000" w:themeColor="text1"/>
-          <w:sz w:val="24"/>
-          <w:szCs w:val="24"/>
-        </w:rPr>
-        <w:fldChar w:fldCharType="end"/>
-      </w:r>
-      <w:r>
-        <w:rPr>
-          <w:rFonts w:ascii="Times New Roman" w:hAnsi="Times New Roman" w:cs="Times New Roman"/>
-          <w:color w:val="000000" w:themeColor="text1"/>
-          <w:sz w:val="24"/>
-          <w:szCs w:val="24"/>
-        </w:rPr>
-        <w:t xml:space="preserve"> </w:t>
-      </w:r>
-      <w:proofErr w:type="spellStart"/>
-      <w:r>
-        <w:rPr>
-          <w:rFonts w:ascii="Times New Roman" w:hAnsi="Times New Roman" w:cs="Times New Roman"/>
-          <w:color w:val="000000" w:themeColor="text1"/>
-          <w:sz w:val="24"/>
-          <w:szCs w:val="24"/>
-        </w:rPr>
-        <w:t>Wireframe</w:t>
-      </w:r>
-      <w:proofErr w:type="spellEnd"/>
-      <w:r>
-        <w:rPr>
-          <w:rFonts w:ascii="Times New Roman" w:hAnsi="Times New Roman" w:cs="Times New Roman"/>
-          <w:color w:val="000000" w:themeColor="text1"/>
-          <w:sz w:val="24"/>
-          <w:szCs w:val="24"/>
-        </w:rPr>
-        <w:t xml:space="preserve"> de la página de </w:t>
-      </w:r>
-      <w:r>
-        <w:rPr>
-          <w:rFonts w:ascii="Times New Roman" w:hAnsi="Times New Roman" w:cs="Times New Roman"/>
-          <w:color w:val="000000" w:themeColor="text1"/>
-          <w:sz w:val="24"/>
-          <w:szCs w:val="24"/>
-        </w:rPr>
-        <w:t>la Tienda</w:t>
-      </w:r>
-      <w:bookmarkEnd w:id="21"/>
-    </w:p>
-    <w:p>
-      <w:r>
         <w:drawing>
-          <wp:inline distT="0" distB="0" distL="0" distR="0" wp14:anchorId="21ACBBDD" wp14:editId="099AE690">
-            <wp:extent cx="5731510" cy="5799455"/>
-            <wp:effectExtent l="0" t="0" r="2540" b="0"/>
-            <wp:docPr id="2" name="Imagen 2"/>
+          <wp:inline distT="0" distB="0" distL="0" distR="0" wp14:anchorId="4A175A5D" wp14:editId="7E4C5C6C">
+            <wp:extent cx="4778829" cy="4927075"/>
+            <wp:effectExtent l="0" t="0" r="3175" b="6985"/>
+            <wp:docPr id="17" name="Imagen 17"/>
             <wp:cNvGraphicFramePr>
               <a:graphicFrameLocks xmlns:a="http://schemas.openxmlformats.org/drawingml/2006/main" noChangeAspect="1"/>
             </wp:cNvGraphicFramePr>
@@ -9223,23 +10069,36 @@
               <a:graphicData uri="http://schemas.openxmlformats.org/drawingml/2006/picture">
                 <pic:pic xmlns:pic="http://schemas.openxmlformats.org/drawingml/2006/picture">
                   <pic:nvPicPr>
-                    <pic:cNvPr id="1" name=""/>
-                    <pic:cNvPicPr/>
+                    <pic:cNvPr id="0" name="Picture 3"/>
+                    <pic:cNvPicPr>
+                      <a:picLocks noChangeAspect="1" noChangeArrowheads="1"/>
+                    </pic:cNvPicPr>
                   </pic:nvPicPr>
                   <pic:blipFill>
-                    <a:blip r:embed="rId17"/>
+                    <a:blip r:embed="rId18">
+                      <a:extLst>
+                        <a:ext uri="{28A0092B-C50C-407E-A947-70E740481C1C}">
+                          <a14:useLocalDpi xmlns:a14="http://schemas.microsoft.com/office/drawing/2010/main" val="0"/>
+                        </a:ext>
+                      </a:extLst>
+                    </a:blip>
+                    <a:srcRect/>
                     <a:stretch>
                       <a:fillRect/>
                     </a:stretch>
                   </pic:blipFill>
-                  <pic:spPr>
+                  <pic:spPr bwMode="auto">
                     <a:xfrm>
                       <a:off x="0" y="0"/>
-                      <a:ext cx="5731510" cy="5799455"/>
+                      <a:ext cx="4785605" cy="4934061"/>
                     </a:xfrm>
                     <a:prstGeom prst="rect">
                       <a:avLst/>
                     </a:prstGeom>
+                    <a:noFill/>
+                    <a:ln>
+                      <a:noFill/>
+                    </a:ln>
                   </pic:spPr>
                 </pic:pic>
               </a:graphicData>
@@ -9260,7 +10119,7 @@
         <w:t>Nota.</w:t>
       </w:r>
       <w:r>
-        <w:t xml:space="preserve"> Estructura del catálogo con sistema de filtros laterales.</w:t>
+        <w:t xml:space="preserve"> Diseño estructural de la página principal destacando el banner, las categorías y las cuadrículas de productos.</w:t>
       </w:r>
     </w:p>
     <w:p>
@@ -9268,8 +10127,7 @@
         <w:pStyle w:val="APATMA"/>
       </w:pPr>
       <w:r>
-        <w:lastRenderedPageBreak/>
-        <w:t>Esta vista organiza el inventario completo de la marca. Cuenta con una barra lateral izquierda funcional destinada a los filtros de búsqueda (categoría, precio y color), permitiendo al usuario refinar los resultados. La cuadrícula principal maximiza el área de visualización de los artículos, manteniendo la coherencia visual con la presentación de productos de la página inicial.</w:t>
+        <w:t>La interfaz de inicio establece la jerarquía visual del sitio, priorizando un banner atractivo seguido de la categorización de los artículos en confecciones propias e importadas. Se han distribuido secciones de productos destacados mediante cuadrículas organizadas para facilitar la exploración inmediata del catálogo, finalizando con una sección dedicada a la suscripción del boletín informativo.</w:t>
       </w:r>
     </w:p>
     <w:p>
@@ -9286,7 +10144,7 @@
           <w:szCs w:val="24"/>
         </w:rPr>
       </w:pPr>
-      <w:bookmarkStart w:id="22" w:name="_Toc233482319"/>
+      <w:bookmarkStart w:id="25" w:name="_Toc233488527"/>
       <w:r>
         <w:rPr>
           <w:rFonts w:ascii="Times New Roman" w:hAnsi="Times New Roman" w:cs="Times New Roman"/>
@@ -9298,6 +10156,7 @@
           <w:sz w:val="24"/>
           <w:szCs w:val="24"/>
         </w:rPr>
+        <w:lastRenderedPageBreak/>
         <w:t xml:space="preserve">Figura </w:t>
       </w:r>
       <w:r>
@@ -9351,7 +10210,7 @@
           <w:sz w:val="24"/>
           <w:szCs w:val="24"/>
         </w:rPr>
-        <w:t>6</w:t>
+        <w:t>5</w:t>
       </w:r>
       <w:r>
         <w:rPr>
@@ -9393,235 +10252,32 @@
           <w:sz w:val="24"/>
           <w:szCs w:val="24"/>
         </w:rPr>
-        <w:t xml:space="preserve"> de </w:t>
-      </w:r>
-      <w:r>
-        <w:rPr>
-          <w:rFonts w:ascii="Times New Roman" w:hAnsi="Times New Roman" w:cs="Times New Roman"/>
-          <w:color w:val="000000" w:themeColor="text1"/>
-          <w:sz w:val="24"/>
-          <w:szCs w:val="24"/>
-        </w:rPr>
-        <w:t>Información de Producto</w:t>
-      </w:r>
-      <w:bookmarkEnd w:id="22"/>
-    </w:p>
-    <w:p>
-      <w:r>
+        <w:t xml:space="preserve"> de la página de </w:t>
+      </w:r>
+      <w:r>
+        <w:rPr>
+          <w:rFonts w:ascii="Times New Roman" w:hAnsi="Times New Roman" w:cs="Times New Roman"/>
+          <w:color w:val="000000" w:themeColor="text1"/>
+          <w:sz w:val="24"/>
+          <w:szCs w:val="24"/>
+        </w:rPr>
+        <w:t>la Tienda</w:t>
+      </w:r>
+      <w:bookmarkEnd w:id="25"/>
+    </w:p>
+    <w:p>
+      <w:pPr>
+        <w:pStyle w:val="APATMA"/>
+      </w:pPr>
+      <w:r>
+        <w:rPr>
+          <w:noProof/>
+        </w:rPr>
         <w:drawing>
-          <wp:inline distT="0" distB="0" distL="0" distR="0" wp14:anchorId="017D72C5" wp14:editId="44A8ADD5">
-            <wp:extent cx="5095875" cy="6210300"/>
-            <wp:effectExtent l="0" t="0" r="9525" b="0"/>
-            <wp:docPr id="3" name="Imagen 3"/>
-            <wp:cNvGraphicFramePr>
-              <a:graphicFrameLocks xmlns:a="http://schemas.openxmlformats.org/drawingml/2006/main" noChangeAspect="1"/>
-            </wp:cNvGraphicFramePr>
-            <a:graphic xmlns:a="http://schemas.openxmlformats.org/drawingml/2006/main">
-              <a:graphicData uri="http://schemas.openxmlformats.org/drawingml/2006/picture">
-                <pic:pic xmlns:pic="http://schemas.openxmlformats.org/drawingml/2006/picture">
-                  <pic:nvPicPr>
-                    <pic:cNvPr id="1" name=""/>
-                    <pic:cNvPicPr/>
-                  </pic:nvPicPr>
-                  <pic:blipFill>
-                    <a:blip r:embed="rId18"/>
-                    <a:stretch>
-                      <a:fillRect/>
-                    </a:stretch>
-                  </pic:blipFill>
-                  <pic:spPr>
-                    <a:xfrm>
-                      <a:off x="0" y="0"/>
-                      <a:ext cx="5095875" cy="6210300"/>
-                    </a:xfrm>
-                    <a:prstGeom prst="rect">
-                      <a:avLst/>
-                    </a:prstGeom>
-                  </pic:spPr>
-                </pic:pic>
-              </a:graphicData>
-            </a:graphic>
-          </wp:inline>
-        </w:drawing>
-      </w:r>
-    </w:p>
-    <w:p>
-      <w:pPr>
-        <w:pStyle w:val="APATMA"/>
-      </w:pPr>
-      <w:r>
-        <w:rPr>
-          <w:i/>
-          <w:iCs/>
-        </w:rPr>
-        <w:t>Nota.</w:t>
-      </w:r>
-      <w:r>
-        <w:t xml:space="preserve"> Vista detallada de un artículo individual con opciones de compra.</w:t>
-      </w:r>
-    </w:p>
-    <w:p>
-      <w:pPr>
-        <w:pStyle w:val="APATMA"/>
-      </w:pPr>
-      <w:r>
-        <w:lastRenderedPageBreak/>
-        <w:t>La estructura se divide en dos columnas principales para optimizar la toma de decisiones del comprador. La izquierda concentra la galería de imágenes del producto, mientras que la derecha agrupa la información crítica: precio, selector de cantidad, botón de llamada a la acción principal para añadir al carrito y los detalles descriptivos de manufactura y diseño. Se incluye también una sección inferior de productos sugeridos para fomentar la venta cruzada.</w:t>
-      </w:r>
-    </w:p>
-    <w:p>
-      <w:pPr>
-        <w:pStyle w:val="Descripcin"/>
-        <w:keepNext/>
-        <w:spacing w:line="480" w:lineRule="auto"/>
-        <w:ind w:firstLine="708"/>
-        <w:jc w:val="both"/>
-        <w:rPr>
-          <w:rFonts w:ascii="Times New Roman" w:hAnsi="Times New Roman" w:cs="Times New Roman"/>
-          <w:color w:val="000000" w:themeColor="text1"/>
-          <w:sz w:val="24"/>
-          <w:szCs w:val="24"/>
-        </w:rPr>
-      </w:pPr>
-      <w:bookmarkStart w:id="23" w:name="_Toc233482320"/>
-      <w:r>
-        <w:rPr>
-          <w:rFonts w:ascii="Times New Roman" w:hAnsi="Times New Roman" w:cs="Times New Roman"/>
-          <w:b/>
-          <w:bCs/>
-          <w:i w:val="0"/>
-          <w:iCs w:val="0"/>
-          <w:color w:val="000000" w:themeColor="text1"/>
-          <w:sz w:val="24"/>
-          <w:szCs w:val="24"/>
-        </w:rPr>
-        <w:t xml:space="preserve">Figura </w:t>
-      </w:r>
-      <w:r>
-        <w:rPr>
-          <w:rFonts w:ascii="Times New Roman" w:hAnsi="Times New Roman" w:cs="Times New Roman"/>
-          <w:b/>
-          <w:bCs/>
-          <w:i w:val="0"/>
-          <w:iCs w:val="0"/>
-          <w:color w:val="000000" w:themeColor="text1"/>
-          <w:sz w:val="24"/>
-          <w:szCs w:val="24"/>
-        </w:rPr>
-        <w:fldChar w:fldCharType="begin"/>
-      </w:r>
-      <w:r>
-        <w:rPr>
-          <w:rFonts w:ascii="Times New Roman" w:hAnsi="Times New Roman" w:cs="Times New Roman"/>
-          <w:b/>
-          <w:bCs/>
-          <w:i w:val="0"/>
-          <w:iCs w:val="0"/>
-          <w:color w:val="000000" w:themeColor="text1"/>
-          <w:sz w:val="24"/>
-          <w:szCs w:val="24"/>
-        </w:rPr>
-        <w:instrText xml:space="preserve"> SEQ Figura \* ARABIC </w:instrText>
-      </w:r>
-      <w:r>
-        <w:rPr>
-          <w:rFonts w:ascii="Times New Roman" w:hAnsi="Times New Roman" w:cs="Times New Roman"/>
-          <w:b/>
-          <w:bCs/>
-          <w:i w:val="0"/>
-          <w:iCs w:val="0"/>
-          <w:color w:val="000000" w:themeColor="text1"/>
-          <w:sz w:val="24"/>
-          <w:szCs w:val="24"/>
-        </w:rPr>
-        <w:fldChar w:fldCharType="separate"/>
-      </w:r>
-      <w:r>
-        <w:rPr>
-          <w:rFonts w:ascii="Times New Roman" w:hAnsi="Times New Roman" w:cs="Times New Roman"/>
-          <w:b/>
-          <w:bCs/>
-          <w:i w:val="0"/>
-          <w:iCs w:val="0"/>
-          <w:noProof/>
-          <w:color w:val="000000" w:themeColor="text1"/>
-          <w:sz w:val="24"/>
-          <w:szCs w:val="24"/>
-        </w:rPr>
-        <w:t>7</w:t>
-      </w:r>
-      <w:r>
-        <w:rPr>
-          <w:rFonts w:ascii="Times New Roman" w:hAnsi="Times New Roman" w:cs="Times New Roman"/>
-          <w:b/>
-          <w:bCs/>
-          <w:i w:val="0"/>
-          <w:iCs w:val="0"/>
-          <w:color w:val="000000" w:themeColor="text1"/>
-          <w:sz w:val="24"/>
-          <w:szCs w:val="24"/>
-        </w:rPr>
-        <w:fldChar w:fldCharType="end"/>
-      </w:r>
-      <w:r>
-        <w:rPr>
-          <w:rFonts w:ascii="Times New Roman" w:hAnsi="Times New Roman" w:cs="Times New Roman"/>
-          <w:color w:val="000000" w:themeColor="text1"/>
-          <w:sz w:val="24"/>
-          <w:szCs w:val="24"/>
-        </w:rPr>
-        <w:t xml:space="preserve"> </w:t>
-      </w:r>
-      <w:proofErr w:type="spellStart"/>
-      <w:r>
-        <w:rPr>
-          <w:rFonts w:ascii="Times New Roman" w:hAnsi="Times New Roman" w:cs="Times New Roman"/>
-          <w:color w:val="000000" w:themeColor="text1"/>
-          <w:sz w:val="24"/>
-          <w:szCs w:val="24"/>
-        </w:rPr>
-        <w:t>Wireframe</w:t>
-      </w:r>
-      <w:proofErr w:type="spellEnd"/>
-      <w:r>
-        <w:rPr>
-          <w:rFonts w:ascii="Times New Roman" w:hAnsi="Times New Roman" w:cs="Times New Roman"/>
-          <w:color w:val="000000" w:themeColor="text1"/>
-          <w:sz w:val="24"/>
-          <w:szCs w:val="24"/>
-        </w:rPr>
-        <w:t xml:space="preserve"> de </w:t>
-      </w:r>
-      <w:r>
-        <w:rPr>
-          <w:rFonts w:ascii="Times New Roman" w:hAnsi="Times New Roman" w:cs="Times New Roman"/>
-          <w:color w:val="000000" w:themeColor="text1"/>
-          <w:sz w:val="24"/>
-          <w:szCs w:val="24"/>
-        </w:rPr>
-        <w:t>la página Nosotros</w:t>
-      </w:r>
-      <w:bookmarkEnd w:id="23"/>
-      <w:r>
-        <w:rPr>
-          <w:rFonts w:ascii="Times New Roman" w:hAnsi="Times New Roman" w:cs="Times New Roman"/>
-          <w:color w:val="000000" w:themeColor="text1"/>
-          <w:sz w:val="24"/>
-          <w:szCs w:val="24"/>
-        </w:rPr>
-        <w:t xml:space="preserve"> </w:t>
-      </w:r>
-    </w:p>
-    <w:p>
-      <w:pPr>
-        <w:pStyle w:val="APATMA"/>
-      </w:pPr>
-      <w:r>
-        <w:drawing>
-          <wp:inline distT="0" distB="0" distL="0" distR="0" wp14:anchorId="74BF010C" wp14:editId="1DE3FF0A">
-            <wp:extent cx="5731510" cy="3936365"/>
-            <wp:effectExtent l="0" t="0" r="2540" b="6985"/>
-            <wp:docPr id="4" name="Imagen 4"/>
+          <wp:inline distT="0" distB="0" distL="0" distR="0" wp14:anchorId="21ACBBDD" wp14:editId="099AE690">
+            <wp:extent cx="5731510" cy="5799455"/>
+            <wp:effectExtent l="0" t="0" r="2540" b="0"/>
+            <wp:docPr id="2" name="Imagen 2"/>
             <wp:cNvGraphicFramePr>
               <a:graphicFrameLocks xmlns:a="http://schemas.openxmlformats.org/drawingml/2006/main" noChangeAspect="1"/>
             </wp:cNvGraphicFramePr>
@@ -9641,7 +10297,7 @@
                   <pic:spPr>
                     <a:xfrm>
                       <a:off x="0" y="0"/>
-                      <a:ext cx="5731510" cy="3936365"/>
+                      <a:ext cx="5731510" cy="5799455"/>
                     </a:xfrm>
                     <a:prstGeom prst="rect">
                       <a:avLst/>
@@ -9666,7 +10322,7 @@
         <w:t>Nota.</w:t>
       </w:r>
       <w:r>
-        <w:t xml:space="preserve"> Maquetación de la historia y valores de la marca.</w:t>
+        <w:t xml:space="preserve"> Estructura del catálogo con sistema de filtros laterales.</w:t>
       </w:r>
     </w:p>
     <w:p>
@@ -9674,15 +10330,7 @@
         <w:pStyle w:val="APATMA"/>
       </w:pPr>
       <w:r>
-        <w:t xml:space="preserve">El diseño prioriza la narrativa visual e histórica de MC </w:t>
-      </w:r>
-      <w:proofErr w:type="spellStart"/>
-      <w:r>
-        <w:t>Backpack</w:t>
-      </w:r>
-      <w:proofErr w:type="spellEnd"/>
-      <w:r>
-        <w:t xml:space="preserve"> mediante un encabezado de ancho completo que enmarca el concepto de la marca. Debajo, un bloque de texto centralizado está dispuesto para albergar la historia sobre los orígenes del emprendimiento en Lima, el esfuerzo de su fundadora y la evolución del modelo de negocio, transmitiendo cercanía y resiliencia al visitante.</w:t>
+        <w:t>Esta vista organiza el inventario completo de la marca. Cuenta con una barra lateral izquierda funcional destinada a los filtros de búsqueda (categoría, precio y color), permitiendo al usuario refinar los resultados. La cuadrícula principal maximiza el área de visualización de los artículos, manteniendo la coherencia visual con la presentación de productos de la página inicial.</w:t>
       </w:r>
     </w:p>
     <w:p>
@@ -9699,7 +10347,7 @@
           <w:szCs w:val="24"/>
         </w:rPr>
       </w:pPr>
-      <w:bookmarkStart w:id="24" w:name="_Toc233482321"/>
+      <w:bookmarkStart w:id="26" w:name="_Toc233488528"/>
       <w:r>
         <w:rPr>
           <w:rFonts w:ascii="Times New Roman" w:hAnsi="Times New Roman" w:cs="Times New Roman"/>
@@ -9765,7 +10413,7 @@
           <w:sz w:val="24"/>
           <w:szCs w:val="24"/>
         </w:rPr>
-        <w:t>8</w:t>
+        <w:t>6</w:t>
       </w:r>
       <w:r>
         <w:rPr>
@@ -9816,29 +10464,20 @@
           <w:sz w:val="24"/>
           <w:szCs w:val="24"/>
         </w:rPr>
-        <w:t>la</w:t>
-      </w:r>
-      <w:r>
-        <w:rPr>
-          <w:rFonts w:ascii="Times New Roman" w:hAnsi="Times New Roman" w:cs="Times New Roman"/>
-          <w:color w:val="000000" w:themeColor="text1"/>
-          <w:sz w:val="24"/>
-          <w:szCs w:val="24"/>
-        </w:rPr>
-        <w:t xml:space="preserve"> página de Contacto</w:t>
-      </w:r>
-      <w:bookmarkEnd w:id="24"/>
-    </w:p>
-    <w:p>
-      <w:pPr>
-        <w:pStyle w:val="APATMA"/>
-      </w:pPr>
-      <w:r>
+        <w:t>Información de Producto</w:t>
+      </w:r>
+      <w:bookmarkEnd w:id="26"/>
+    </w:p>
+    <w:p>
+      <w:r>
+        <w:rPr>
+          <w:noProof/>
+        </w:rPr>
         <w:drawing>
-          <wp:inline distT="0" distB="0" distL="0" distR="0" wp14:anchorId="391EA15A" wp14:editId="721DB5E7">
-            <wp:extent cx="4145280" cy="3116538"/>
-            <wp:effectExtent l="0" t="0" r="7620" b="8255"/>
-            <wp:docPr id="5" name="Imagen 5"/>
+          <wp:inline distT="0" distB="0" distL="0" distR="0" wp14:anchorId="017D72C5" wp14:editId="44A8ADD5">
+            <wp:extent cx="5095875" cy="6210300"/>
+            <wp:effectExtent l="0" t="0" r="9525" b="0"/>
+            <wp:docPr id="3" name="Imagen 3"/>
             <wp:cNvGraphicFramePr>
               <a:graphicFrameLocks xmlns:a="http://schemas.openxmlformats.org/drawingml/2006/main" noChangeAspect="1"/>
             </wp:cNvGraphicFramePr>
@@ -9858,7 +10497,7 @@
                   <pic:spPr>
                     <a:xfrm>
                       <a:off x="0" y="0"/>
-                      <a:ext cx="4145280" cy="3116538"/>
+                      <a:ext cx="5095875" cy="6210300"/>
                     </a:xfrm>
                     <a:prstGeom prst="rect">
                       <a:avLst/>
@@ -9880,10 +10519,10 @@
           <w:i/>
           <w:iCs/>
         </w:rPr>
-        <w:t>Nota</w:t>
-      </w:r>
-      <w:r>
-        <w:t>. Formulario de comunicación directa para atención al cliente.</w:t>
+        <w:t>Nota.</w:t>
+      </w:r>
+      <w:r>
+        <w:t xml:space="preserve"> Vista detallada de un artículo individual con opciones de compra.</w:t>
       </w:r>
     </w:p>
     <w:p>
@@ -9891,13 +10530,7 @@
         <w:pStyle w:val="APATMA"/>
       </w:pPr>
       <w:r>
-        <w:t>Se emplea un enfoque minimalista y directo. Tras un breve encabezado introductorio, la pantalla se centra en un formulario estructurado e intuitivo que solicita únicamente los datos necesarios (nombre, correo, asunto y mensaje) para facilitar la resolución de dudas,</w:t>
-      </w:r>
-      <w:r>
-        <w:t xml:space="preserve"> </w:t>
-      </w:r>
-      <w:r>
-        <w:t>devoluciones o consultas sobre colaboraciones.</w:t>
+        <w:t>La estructura se divide en dos columnas principales para optimizar la toma de decisiones del comprador. La izquierda concentra la galería de imágenes del producto, mientras que la derecha agrupa la información crítica: precio, selector de cantidad, botón de llamada a la acción principal para añadir al carrito y los detalles descriptivos de manufactura y diseño. Se incluye también una sección inferior de productos sugeridos para fomentar la venta cruzada.</w:t>
       </w:r>
     </w:p>
     <w:p>
@@ -9912,10 +10545,9 @@
           <w:color w:val="000000" w:themeColor="text1"/>
           <w:sz w:val="24"/>
           <w:szCs w:val="24"/>
-          <w:lang w:val="pt-BR"/>
-        </w:rPr>
-      </w:pPr>
-      <w:bookmarkStart w:id="25" w:name="_Toc233482322"/>
+        </w:rPr>
+      </w:pPr>
+      <w:bookmarkStart w:id="27" w:name="_Toc233488529"/>
       <w:r>
         <w:rPr>
           <w:rFonts w:ascii="Times New Roman" w:hAnsi="Times New Roman" w:cs="Times New Roman"/>
@@ -9926,7 +10558,6 @@
           <w:color w:val="000000" w:themeColor="text1"/>
           <w:sz w:val="24"/>
           <w:szCs w:val="24"/>
-          <w:lang w:val="pt-BR"/>
         </w:rPr>
         <w:lastRenderedPageBreak/>
         <w:t xml:space="preserve">Figura </w:t>
@@ -9954,7 +10585,6 @@
           <w:color w:val="000000" w:themeColor="text1"/>
           <w:sz w:val="24"/>
           <w:szCs w:val="24"/>
-          <w:lang w:val="pt-BR"/>
         </w:rPr>
         <w:instrText xml:space="preserve"> SEQ Figura \* ARABIC </w:instrText>
       </w:r>
@@ -9982,9 +10612,8 @@
           <w:color w:val="000000" w:themeColor="text1"/>
           <w:sz w:val="24"/>
           <w:szCs w:val="24"/>
-          <w:lang w:val="pt-BR"/>
-        </w:rPr>
-        <w:t>9</w:t>
+        </w:rPr>
+        <w:t>7</w:t>
       </w:r>
       <w:r>
         <w:rPr>
@@ -10005,7 +10634,6 @@
           <w:color w:val="000000" w:themeColor="text1"/>
           <w:sz w:val="24"/>
           <w:szCs w:val="24"/>
-          <w:lang w:val="pt-BR"/>
         </w:rPr>
         <w:t xml:space="preserve"> </w:t>
       </w:r>
@@ -10016,7 +10644,6 @@
           <w:color w:val="000000" w:themeColor="text1"/>
           <w:sz w:val="24"/>
           <w:szCs w:val="24"/>
-          <w:lang w:val="pt-BR"/>
         </w:rPr>
         <w:t>Wireframe</w:t>
       </w:r>
@@ -10027,7 +10654,6 @@
           <w:color w:val="000000" w:themeColor="text1"/>
           <w:sz w:val="24"/>
           <w:szCs w:val="24"/>
-          <w:lang w:val="pt-BR"/>
         </w:rPr>
         <w:t xml:space="preserve"> de </w:t>
       </w:r>
@@ -10037,59 +10663,33 @@
           <w:color w:val="000000" w:themeColor="text1"/>
           <w:sz w:val="24"/>
           <w:szCs w:val="24"/>
-          <w:lang w:val="pt-BR"/>
-        </w:rPr>
-        <w:t>Registro</w:t>
-      </w:r>
-      <w:r>
-        <w:rPr>
-          <w:rFonts w:ascii="Times New Roman" w:hAnsi="Times New Roman" w:cs="Times New Roman"/>
-          <w:color w:val="000000" w:themeColor="text1"/>
-          <w:sz w:val="24"/>
-          <w:szCs w:val="24"/>
-          <w:lang w:val="pt-BR"/>
-        </w:rPr>
-        <w:t xml:space="preserve"> (Paso 1: </w:t>
-      </w:r>
-      <w:proofErr w:type="spellStart"/>
-      <w:r>
-        <w:rPr>
-          <w:rFonts w:ascii="Times New Roman" w:hAnsi="Times New Roman" w:cs="Times New Roman"/>
-          <w:color w:val="000000" w:themeColor="text1"/>
-          <w:sz w:val="24"/>
-          <w:szCs w:val="24"/>
-          <w:lang w:val="pt-BR"/>
-        </w:rPr>
-        <w:t>Correo</w:t>
-      </w:r>
-      <w:proofErr w:type="spellEnd"/>
-      <w:r>
-        <w:rPr>
-          <w:rFonts w:ascii="Times New Roman" w:hAnsi="Times New Roman" w:cs="Times New Roman"/>
-          <w:color w:val="000000" w:themeColor="text1"/>
-          <w:sz w:val="24"/>
-          <w:szCs w:val="24"/>
-          <w:lang w:val="pt-BR"/>
-        </w:rPr>
-        <w:t>)</w:t>
-      </w:r>
-      <w:bookmarkEnd w:id="25"/>
-    </w:p>
-    <w:p>
-      <w:pPr>
-        <w:rPr>
-          <w:lang w:val="pt-BR"/>
-        </w:rPr>
-      </w:pPr>
-      <w:r>
-        <w:rPr>
-          <w:lang w:val="pt-BR"/>
+        </w:rPr>
+        <w:t>la página Nosotros</w:t>
+      </w:r>
+      <w:bookmarkEnd w:id="27"/>
+      <w:r>
+        <w:rPr>
+          <w:rFonts w:ascii="Times New Roman" w:hAnsi="Times New Roman" w:cs="Times New Roman"/>
+          <w:color w:val="000000" w:themeColor="text1"/>
+          <w:sz w:val="24"/>
+          <w:szCs w:val="24"/>
+        </w:rPr>
+        <w:t xml:space="preserve"> </w:t>
+      </w:r>
+    </w:p>
+    <w:p>
+      <w:pPr>
+        <w:pStyle w:val="APATMA"/>
+      </w:pPr>
+      <w:r>
+        <w:rPr>
+          <w:noProof/>
         </w:rPr>
         <w:drawing>
-          <wp:inline distT="0" distB="0" distL="0" distR="0" wp14:anchorId="78FCF02C" wp14:editId="2CB67F90">
-            <wp:extent cx="5731510" cy="3983990"/>
-            <wp:effectExtent l="0" t="0" r="2540" b="0"/>
-            <wp:docPr id="6" name="Imagen 6"/>
+          <wp:inline distT="0" distB="0" distL="0" distR="0" wp14:anchorId="74BF010C" wp14:editId="1DE3FF0A">
+            <wp:extent cx="5731510" cy="3936365"/>
+            <wp:effectExtent l="0" t="0" r="2540" b="6985"/>
+            <wp:docPr id="4" name="Imagen 4"/>
             <wp:cNvGraphicFramePr>
               <a:graphicFrameLocks xmlns:a="http://schemas.openxmlformats.org/drawingml/2006/main" noChangeAspect="1"/>
             </wp:cNvGraphicFramePr>
@@ -10109,7 +10709,7 @@
                   <pic:spPr>
                     <a:xfrm>
                       <a:off x="0" y="0"/>
-                      <a:ext cx="5731510" cy="3983990"/>
+                      <a:ext cx="5731510" cy="3936365"/>
                     </a:xfrm>
                     <a:prstGeom prst="rect">
                       <a:avLst/>
@@ -10124,31 +10724,17 @@
     </w:p>
     <w:p>
       <w:pPr>
-        <w:rPr>
-          <w:lang w:val="pt-BR"/>
-        </w:rPr>
-      </w:pPr>
-    </w:p>
-    <w:p>
-      <w:pPr>
         <w:pStyle w:val="APATMA"/>
       </w:pPr>
       <w:r>
         <w:rPr>
           <w:i/>
           <w:iCs/>
-          <w:lang w:val="pt-BR"/>
-        </w:rPr>
-        <w:t>Nota</w:t>
-      </w:r>
-      <w:r>
-        <w:rPr>
-          <w:lang w:val="pt-BR"/>
-        </w:rPr>
-        <w:t xml:space="preserve">. </w:t>
-      </w:r>
-      <w:r>
-        <w:t>Pantalla inicial del flujo de autenticación de usuarios.</w:t>
+        </w:rPr>
+        <w:t>Nota.</w:t>
+      </w:r>
+      <w:r>
+        <w:t xml:space="preserve"> Maquetación de la historia y valores de la marca.</w:t>
       </w:r>
     </w:p>
     <w:p>
@@ -10156,7 +10742,15 @@
         <w:pStyle w:val="APATMA"/>
       </w:pPr>
       <w:r>
-        <w:t>El diseño del flujo de registro inicia con una interfaz limpia y libre de distracciones, presentando el logotipo centralizado y un único campo de entrada para el correo electrónico. Esta disposición busca reducir la fricción inicial del usuario al crear una cuenta o iniciar sesión.</w:t>
+        <w:t xml:space="preserve">El diseño prioriza la narrativa visual e histórica de MC </w:t>
+      </w:r>
+      <w:proofErr w:type="spellStart"/>
+      <w:r>
+        <w:t>Backpack</w:t>
+      </w:r>
+      <w:proofErr w:type="spellEnd"/>
+      <w:r>
+        <w:t xml:space="preserve"> mediante un encabezado de ancho completo que enmarca el concepto de la marca. Debajo, un bloque de texto centralizado está dispuesto para albergar la historia sobre los orígenes del emprendimiento en Lima, el esfuerzo de su fundadora y la evolución del modelo de negocio, transmitiendo cercanía y resiliencia al visitante.</w:t>
       </w:r>
     </w:p>
     <w:p>
@@ -10173,7 +10767,7 @@
           <w:szCs w:val="24"/>
         </w:rPr>
       </w:pPr>
-      <w:bookmarkStart w:id="26" w:name="_Toc233482323"/>
+      <w:bookmarkStart w:id="28" w:name="_Toc233488530"/>
       <w:r>
         <w:rPr>
           <w:rFonts w:ascii="Times New Roman" w:hAnsi="Times New Roman" w:cs="Times New Roman"/>
@@ -10239,7 +10833,7 @@
           <w:sz w:val="24"/>
           <w:szCs w:val="24"/>
         </w:rPr>
-        <w:t>10</w:t>
+        <w:t>8</w:t>
       </w:r>
       <w:r>
         <w:rPr>
@@ -10281,29 +10875,32 @@
           <w:sz w:val="24"/>
           <w:szCs w:val="24"/>
         </w:rPr>
-        <w:t xml:space="preserve"> de Registro (Paso</w:t>
-      </w:r>
-      <w:r>
-        <w:rPr>
-          <w:rFonts w:ascii="Times New Roman" w:hAnsi="Times New Roman" w:cs="Times New Roman"/>
-          <w:color w:val="000000" w:themeColor="text1"/>
-          <w:sz w:val="24"/>
-          <w:szCs w:val="24"/>
-        </w:rPr>
-        <w:t xml:space="preserve"> 2: Verificación)</w:t>
-      </w:r>
-      <w:bookmarkEnd w:id="26"/>
+        <w:t xml:space="preserve"> de </w:t>
+      </w:r>
+      <w:r>
+        <w:rPr>
+          <w:rFonts w:ascii="Times New Roman" w:hAnsi="Times New Roman" w:cs="Times New Roman"/>
+          <w:color w:val="000000" w:themeColor="text1"/>
+          <w:sz w:val="24"/>
+          <w:szCs w:val="24"/>
+        </w:rPr>
+        <w:t>la página de Contacto</w:t>
+      </w:r>
+      <w:bookmarkEnd w:id="28"/>
     </w:p>
     <w:p>
       <w:pPr>
         <w:pStyle w:val="APATMA"/>
       </w:pPr>
       <w:r>
+        <w:rPr>
+          <w:noProof/>
+        </w:rPr>
         <w:drawing>
-          <wp:inline distT="0" distB="0" distL="0" distR="0" wp14:anchorId="241BDE6C" wp14:editId="4D7E9670">
-            <wp:extent cx="5731510" cy="3699510"/>
-            <wp:effectExtent l="0" t="0" r="2540" b="0"/>
-            <wp:docPr id="7" name="Imagen 7"/>
+          <wp:inline distT="0" distB="0" distL="0" distR="0" wp14:anchorId="391EA15A" wp14:editId="721DB5E7">
+            <wp:extent cx="4145280" cy="3116538"/>
+            <wp:effectExtent l="0" t="0" r="7620" b="8255"/>
+            <wp:docPr id="5" name="Imagen 5"/>
             <wp:cNvGraphicFramePr>
               <a:graphicFrameLocks xmlns:a="http://schemas.openxmlformats.org/drawingml/2006/main" noChangeAspect="1"/>
             </wp:cNvGraphicFramePr>
@@ -10323,7 +10920,7 @@
                   <pic:spPr>
                     <a:xfrm>
                       <a:off x="0" y="0"/>
-                      <a:ext cx="5731510" cy="3699510"/>
+                      <a:ext cx="4145280" cy="3116538"/>
                     </a:xfrm>
                     <a:prstGeom prst="rect">
                       <a:avLst/>
@@ -10345,10 +10942,10 @@
           <w:i/>
           <w:iCs/>
         </w:rPr>
-        <w:t>Nota.</w:t>
-      </w:r>
-      <w:r>
-        <w:t xml:space="preserve"> Pantalla de validación mediante código de seguridad.</w:t>
+        <w:t>Nota</w:t>
+      </w:r>
+      <w:r>
+        <w:t>. Formulario de comunicación directa para atención al cliente.</w:t>
       </w:r>
     </w:p>
     <w:p>
@@ -10356,7 +10953,7 @@
         <w:pStyle w:val="APATMA"/>
       </w:pPr>
       <w:r>
-        <w:t>Dando continuidad al proceso de autenticación, esta vista presenta un fondo oscurecido que resalta el componente central: el ingreso del código de verificación de seis dígitos. La estructura asegura que el usuario enfoque su atención en completar la validación de seguridad de su correo electrónico antes de proceder.</w:t>
+        <w:t>Se emplea un enfoque minimalista y directo. Tras un breve encabezado introductorio, la pantalla se centra en un formulario estructurado e intuitivo que solicita únicamente los datos necesarios (nombre, correo, asunto y mensaje) para facilitar la resolución de dudas, devoluciones o consultas sobre colaboraciones.</w:t>
       </w:r>
     </w:p>
     <w:p>
@@ -10371,9 +10968,10 @@
           <w:color w:val="000000" w:themeColor="text1"/>
           <w:sz w:val="24"/>
           <w:szCs w:val="24"/>
-        </w:rPr>
-      </w:pPr>
-      <w:bookmarkStart w:id="27" w:name="_Toc233482324"/>
+          <w:lang w:val="pt-BR"/>
+        </w:rPr>
+      </w:pPr>
+      <w:bookmarkStart w:id="29" w:name="_Toc233488531"/>
       <w:r>
         <w:rPr>
           <w:rFonts w:ascii="Times New Roman" w:hAnsi="Times New Roman" w:cs="Times New Roman"/>
@@ -10384,6 +10982,7 @@
           <w:color w:val="000000" w:themeColor="text1"/>
           <w:sz w:val="24"/>
           <w:szCs w:val="24"/>
+          <w:lang w:val="pt-BR"/>
         </w:rPr>
         <w:lastRenderedPageBreak/>
         <w:t xml:space="preserve">Figura </w:t>
@@ -10411,6 +11010,7 @@
           <w:color w:val="000000" w:themeColor="text1"/>
           <w:sz w:val="24"/>
           <w:szCs w:val="24"/>
+          <w:lang w:val="pt-BR"/>
         </w:rPr>
         <w:instrText xml:space="preserve"> SEQ Figura \* ARABIC </w:instrText>
       </w:r>
@@ -10438,8 +11038,9 @@
           <w:color w:val="000000" w:themeColor="text1"/>
           <w:sz w:val="24"/>
           <w:szCs w:val="24"/>
-        </w:rPr>
-        <w:t>11</w:t>
+          <w:lang w:val="pt-BR"/>
+        </w:rPr>
+        <w:t>9</w:t>
       </w:r>
       <w:r>
         <w:rPr>
@@ -10460,6 +11061,7 @@
           <w:color w:val="000000" w:themeColor="text1"/>
           <w:sz w:val="24"/>
           <w:szCs w:val="24"/>
+          <w:lang w:val="pt-BR"/>
         </w:rPr>
         <w:t xml:space="preserve"> </w:t>
       </w:r>
@@ -10470,6 +11072,7 @@
           <w:color w:val="000000" w:themeColor="text1"/>
           <w:sz w:val="24"/>
           <w:szCs w:val="24"/>
+          <w:lang w:val="pt-BR"/>
         </w:rPr>
         <w:t>Wireframe</w:t>
       </w:r>
@@ -10480,48 +11083,70 @@
           <w:color w:val="000000" w:themeColor="text1"/>
           <w:sz w:val="24"/>
           <w:szCs w:val="24"/>
-        </w:rPr>
-        <w:t xml:space="preserve"> de Registro (Paso</w:t>
-      </w:r>
-      <w:r>
-        <w:rPr>
-          <w:rFonts w:ascii="Times New Roman" w:hAnsi="Times New Roman" w:cs="Times New Roman"/>
-          <w:color w:val="000000" w:themeColor="text1"/>
-          <w:sz w:val="24"/>
-          <w:szCs w:val="24"/>
-        </w:rPr>
-        <w:t xml:space="preserve"> </w:t>
-      </w:r>
-      <w:r>
-        <w:rPr>
-          <w:rFonts w:ascii="Times New Roman" w:hAnsi="Times New Roman" w:cs="Times New Roman"/>
-          <w:color w:val="000000" w:themeColor="text1"/>
-          <w:sz w:val="24"/>
-          <w:szCs w:val="24"/>
-        </w:rPr>
-        <w:t>3: Éxito</w:t>
-      </w:r>
-      <w:r>
-        <w:rPr>
-          <w:rFonts w:ascii="Times New Roman" w:hAnsi="Times New Roman" w:cs="Times New Roman"/>
-          <w:color w:val="000000" w:themeColor="text1"/>
-          <w:sz w:val="24"/>
-          <w:szCs w:val="24"/>
+          <w:lang w:val="pt-BR"/>
+        </w:rPr>
+        <w:t xml:space="preserve"> de </w:t>
+      </w:r>
+      <w:r>
+        <w:rPr>
+          <w:rFonts w:ascii="Times New Roman" w:hAnsi="Times New Roman" w:cs="Times New Roman"/>
+          <w:color w:val="000000" w:themeColor="text1"/>
+          <w:sz w:val="24"/>
+          <w:szCs w:val="24"/>
+          <w:lang w:val="pt-BR"/>
+        </w:rPr>
+        <w:t>Registro</w:t>
+      </w:r>
+      <w:r>
+        <w:rPr>
+          <w:rFonts w:ascii="Times New Roman" w:hAnsi="Times New Roman" w:cs="Times New Roman"/>
+          <w:color w:val="000000" w:themeColor="text1"/>
+          <w:sz w:val="24"/>
+          <w:szCs w:val="24"/>
+          <w:lang w:val="pt-BR"/>
+        </w:rPr>
+        <w:t xml:space="preserve"> (Paso 1: </w:t>
+      </w:r>
+      <w:proofErr w:type="spellStart"/>
+      <w:r>
+        <w:rPr>
+          <w:rFonts w:ascii="Times New Roman" w:hAnsi="Times New Roman" w:cs="Times New Roman"/>
+          <w:color w:val="000000" w:themeColor="text1"/>
+          <w:sz w:val="24"/>
+          <w:szCs w:val="24"/>
+          <w:lang w:val="pt-BR"/>
+        </w:rPr>
+        <w:t>Correo</w:t>
+      </w:r>
+      <w:proofErr w:type="spellEnd"/>
+      <w:r>
+        <w:rPr>
+          <w:rFonts w:ascii="Times New Roman" w:hAnsi="Times New Roman" w:cs="Times New Roman"/>
+          <w:color w:val="000000" w:themeColor="text1"/>
+          <w:sz w:val="24"/>
+          <w:szCs w:val="24"/>
+          <w:lang w:val="pt-BR"/>
         </w:rPr>
         <w:t>)</w:t>
       </w:r>
-      <w:bookmarkEnd w:id="27"/>
-    </w:p>
-    <w:p>
-      <w:pPr>
-        <w:pStyle w:val="APATMA"/>
-      </w:pPr>
-      <w:r>
+      <w:bookmarkEnd w:id="29"/>
+    </w:p>
+    <w:p>
+      <w:pPr>
+        <w:rPr>
+          <w:lang w:val="pt-BR"/>
+        </w:rPr>
+      </w:pPr>
+      <w:r>
+        <w:rPr>
+          <w:noProof/>
+          <w:lang w:val="pt-BR"/>
+        </w:rPr>
         <w:drawing>
-          <wp:inline distT="0" distB="0" distL="0" distR="0" wp14:anchorId="6686F967" wp14:editId="41FE1CE1">
-            <wp:extent cx="5731510" cy="3817620"/>
+          <wp:inline distT="0" distB="0" distL="0" distR="0" wp14:anchorId="78FCF02C" wp14:editId="2CB67F90">
+            <wp:extent cx="5731510" cy="3983990"/>
             <wp:effectExtent l="0" t="0" r="2540" b="0"/>
-            <wp:docPr id="8" name="Imagen 8"/>
+            <wp:docPr id="6" name="Imagen 6"/>
             <wp:cNvGraphicFramePr>
               <a:graphicFrameLocks xmlns:a="http://schemas.openxmlformats.org/drawingml/2006/main" noChangeAspect="1"/>
             </wp:cNvGraphicFramePr>
@@ -10541,7 +11166,7 @@
                   <pic:spPr>
                     <a:xfrm>
                       <a:off x="0" y="0"/>
-                      <a:ext cx="5731510" cy="3817620"/>
+                      <a:ext cx="5731510" cy="3983990"/>
                     </a:xfrm>
                     <a:prstGeom prst="rect">
                       <a:avLst/>
@@ -10556,6 +11181,13 @@
     </w:p>
     <w:p>
       <w:pPr>
+        <w:rPr>
+          <w:lang w:val="pt-BR"/>
+        </w:rPr>
+      </w:pPr>
+    </w:p>
+    <w:p>
+      <w:pPr>
         <w:pStyle w:val="APATMA"/>
       </w:pPr>
       <w:r>
@@ -10563,10 +11195,13 @@
           <w:i/>
           <w:iCs/>
         </w:rPr>
-        <w:t>Nota.</w:t>
-      </w:r>
-      <w:r>
-        <w:t xml:space="preserve"> Pantalla de confirmación de creación de cuenta.</w:t>
+        <w:t>Nota</w:t>
+      </w:r>
+      <w:r>
+        <w:t xml:space="preserve">. </w:t>
+      </w:r>
+      <w:r>
+        <w:t>Pantalla inicial del flujo de autenticación de usuarios.</w:t>
       </w:r>
     </w:p>
     <w:p>
@@ -10574,7 +11209,7 @@
         <w:pStyle w:val="APATMA"/>
       </w:pPr>
       <w:r>
-        <w:t>Se utiliza un diseño afirmativo y directo que confirma visualmente el éxito de la operación. La simplicidad del mensaje central y el logotipo refuerzan la finalización exitosa del registro, preparando al usuario para retornar a la experiencia de compra.</w:t>
+        <w:t>El diseño del flujo de registro inicia con una interfaz limpia y libre de distracciones, presentando el logotipo centralizado y un único campo de entrada para el correo electrónico. Esta disposición busca reducir la fricción inicial del usuario al crear una cuenta o iniciar sesión.</w:t>
       </w:r>
     </w:p>
     <w:p>
@@ -10591,7 +11226,7 @@
           <w:szCs w:val="24"/>
         </w:rPr>
       </w:pPr>
-      <w:bookmarkStart w:id="28" w:name="_Toc233482325"/>
+      <w:bookmarkStart w:id="30" w:name="_Toc233488532"/>
       <w:r>
         <w:rPr>
           <w:rFonts w:ascii="Times New Roman" w:hAnsi="Times New Roman" w:cs="Times New Roman"/>
@@ -10657,7 +11292,7 @@
           <w:sz w:val="24"/>
           <w:szCs w:val="24"/>
         </w:rPr>
-        <w:t>12</w:t>
+        <w:t>10</w:t>
       </w:r>
       <w:r>
         <w:rPr>
@@ -10699,29 +11334,32 @@
           <w:sz w:val="24"/>
           <w:szCs w:val="24"/>
         </w:rPr>
-        <w:t xml:space="preserve"> de </w:t>
-      </w:r>
-      <w:r>
-        <w:rPr>
-          <w:rFonts w:ascii="Times New Roman" w:hAnsi="Times New Roman" w:cs="Times New Roman"/>
-          <w:color w:val="000000" w:themeColor="text1"/>
-          <w:sz w:val="24"/>
-          <w:szCs w:val="24"/>
-        </w:rPr>
-        <w:t>Términos de Servicio</w:t>
-      </w:r>
-      <w:bookmarkEnd w:id="28"/>
+        <w:t xml:space="preserve"> de Registro (Paso</w:t>
+      </w:r>
+      <w:r>
+        <w:rPr>
+          <w:rFonts w:ascii="Times New Roman" w:hAnsi="Times New Roman" w:cs="Times New Roman"/>
+          <w:color w:val="000000" w:themeColor="text1"/>
+          <w:sz w:val="24"/>
+          <w:szCs w:val="24"/>
+        </w:rPr>
+        <w:t xml:space="preserve"> 2: Verificación)</w:t>
+      </w:r>
+      <w:bookmarkEnd w:id="30"/>
     </w:p>
     <w:p>
       <w:pPr>
         <w:pStyle w:val="APATMA"/>
       </w:pPr>
       <w:r>
+        <w:rPr>
+          <w:noProof/>
+        </w:rPr>
         <w:drawing>
-          <wp:inline distT="0" distB="0" distL="0" distR="0" wp14:anchorId="0F06861C" wp14:editId="481BE562">
-            <wp:extent cx="5731510" cy="5645785"/>
+          <wp:inline distT="0" distB="0" distL="0" distR="0" wp14:anchorId="241BDE6C" wp14:editId="4D7E9670">
+            <wp:extent cx="5731510" cy="3699510"/>
             <wp:effectExtent l="0" t="0" r="2540" b="0"/>
-            <wp:docPr id="9" name="Imagen 9"/>
+            <wp:docPr id="7" name="Imagen 7"/>
             <wp:cNvGraphicFramePr>
               <a:graphicFrameLocks xmlns:a="http://schemas.openxmlformats.org/drawingml/2006/main" noChangeAspect="1"/>
             </wp:cNvGraphicFramePr>
@@ -10741,7 +11379,7 @@
                   <pic:spPr>
                     <a:xfrm>
                       <a:off x="0" y="0"/>
-                      <a:ext cx="5731510" cy="5645785"/>
+                      <a:ext cx="5731510" cy="3699510"/>
                     </a:xfrm>
                     <a:prstGeom prst="rect">
                       <a:avLst/>
@@ -10766,7 +11404,7 @@
         <w:t>Nota.</w:t>
       </w:r>
       <w:r>
-        <w:t xml:space="preserve"> Estructura de visualización de información legal.</w:t>
+        <w:t xml:space="preserve"> Pantalla de validación mediante código de seguridad.</w:t>
       </w:r>
     </w:p>
     <w:p>
@@ -10774,13 +11412,7 @@
         <w:pStyle w:val="APATMA"/>
       </w:pPr>
       <w:r>
-        <w:t>Orientado puramente a la legibilidad, el diseño elimina elementos gráficos innecesarios y presenta el texto en bloques jerarquizados con títulos claros. La estructura asegura que las políticas operativas, condiciones de compra y limitaciones de responsabilidad sean fácilmen</w:t>
-      </w:r>
-      <w:r>
-        <w:t xml:space="preserve">te leídas </w:t>
-      </w:r>
-      <w:r>
-        <w:t>por el consumidor.</w:t>
+        <w:t>Dando continuidad al proceso de autenticación, esta vista presenta un fondo oscurecido que resalta el componente central: el ingreso del código de verificación de seis dígitos. La estructura asegura que el usuario enfoque su atención en completar la validación de seguridad de su correo electrónico antes de proceder.</w:t>
       </w:r>
     </w:p>
     <w:p>
@@ -10797,7 +11429,7 @@
           <w:szCs w:val="24"/>
         </w:rPr>
       </w:pPr>
-      <w:bookmarkStart w:id="29" w:name="_Toc233482326"/>
+      <w:bookmarkStart w:id="31" w:name="_Toc233488533"/>
       <w:r>
         <w:rPr>
           <w:rFonts w:ascii="Times New Roman" w:hAnsi="Times New Roman" w:cs="Times New Roman"/>
@@ -10863,7 +11495,7 @@
           <w:sz w:val="24"/>
           <w:szCs w:val="24"/>
         </w:rPr>
-        <w:t>13</w:t>
+        <w:t>11</w:t>
       </w:r>
       <w:r>
         <w:rPr>
@@ -10905,29 +11537,32 @@
           <w:sz w:val="24"/>
           <w:szCs w:val="24"/>
         </w:rPr>
-        <w:t xml:space="preserve"> de </w:t>
-      </w:r>
-      <w:r>
-        <w:rPr>
-          <w:rFonts w:ascii="Times New Roman" w:hAnsi="Times New Roman" w:cs="Times New Roman"/>
-          <w:color w:val="000000" w:themeColor="text1"/>
-          <w:sz w:val="24"/>
-          <w:szCs w:val="24"/>
-        </w:rPr>
-        <w:t>Políticas de Privacidad</w:t>
-      </w:r>
-      <w:bookmarkEnd w:id="29"/>
+        <w:t xml:space="preserve"> de Registro (Paso</w:t>
+      </w:r>
+      <w:r>
+        <w:rPr>
+          <w:rFonts w:ascii="Times New Roman" w:hAnsi="Times New Roman" w:cs="Times New Roman"/>
+          <w:color w:val="000000" w:themeColor="text1"/>
+          <w:sz w:val="24"/>
+          <w:szCs w:val="24"/>
+        </w:rPr>
+        <w:t xml:space="preserve"> 3: Éxito)</w:t>
+      </w:r>
+      <w:bookmarkEnd w:id="31"/>
     </w:p>
     <w:p>
       <w:pPr>
         <w:pStyle w:val="APATMA"/>
       </w:pPr>
       <w:r>
+        <w:rPr>
+          <w:noProof/>
+        </w:rPr>
         <w:drawing>
-          <wp:inline distT="0" distB="0" distL="0" distR="0" wp14:anchorId="2967B703" wp14:editId="2596FA20">
-            <wp:extent cx="5731510" cy="4424045"/>
+          <wp:inline distT="0" distB="0" distL="0" distR="0" wp14:anchorId="6686F967" wp14:editId="41FE1CE1">
+            <wp:extent cx="5731510" cy="3817620"/>
             <wp:effectExtent l="0" t="0" r="2540" b="0"/>
-            <wp:docPr id="10" name="Imagen 10"/>
+            <wp:docPr id="8" name="Imagen 8"/>
             <wp:cNvGraphicFramePr>
               <a:graphicFrameLocks xmlns:a="http://schemas.openxmlformats.org/drawingml/2006/main" noChangeAspect="1"/>
             </wp:cNvGraphicFramePr>
@@ -10947,7 +11582,7 @@
                   <pic:spPr>
                     <a:xfrm>
                       <a:off x="0" y="0"/>
-                      <a:ext cx="5731510" cy="4424045"/>
+                      <a:ext cx="5731510" cy="3817620"/>
                     </a:xfrm>
                     <a:prstGeom prst="rect">
                       <a:avLst/>
@@ -10969,10 +11604,10 @@
           <w:i/>
           <w:iCs/>
         </w:rPr>
-        <w:t xml:space="preserve">Nota. </w:t>
-      </w:r>
-      <w:r>
-        <w:t>Disposición del documento de protección de datos.</w:t>
+        <w:t>Nota.</w:t>
+      </w:r>
+      <w:r>
+        <w:t xml:space="preserve"> Pantalla de confirmación de creación de cuenta.</w:t>
       </w:r>
     </w:p>
     <w:p>
@@ -10980,7 +11615,7 @@
         <w:pStyle w:val="APATMA"/>
       </w:pPr>
       <w:r>
-        <w:t>Manteniendo el formato de la página de términos, esta vista organiza los apartados sobre recopilación de información, uso de cookies y derechos del usuario en un formato de texto estructurado, garantizando la transparencia informativa del comercio electrónico.</w:t>
+        <w:t>Se utiliza un diseño afirmativo y directo que confirma visualmente el éxito de la operación. La simplicidad del mensaje central y el logotipo refuerzan la finalización exitosa del registro, preparando al usuario para retornar a la experiencia de compra.</w:t>
       </w:r>
     </w:p>
     <w:p>
@@ -10997,7 +11632,7 @@
           <w:szCs w:val="24"/>
         </w:rPr>
       </w:pPr>
-      <w:bookmarkStart w:id="30" w:name="_Toc233482327"/>
+      <w:bookmarkStart w:id="32" w:name="_Toc233488534"/>
       <w:r>
         <w:rPr>
           <w:rFonts w:ascii="Times New Roman" w:hAnsi="Times New Roman" w:cs="Times New Roman"/>
@@ -11063,7 +11698,7 @@
           <w:sz w:val="24"/>
           <w:szCs w:val="24"/>
         </w:rPr>
-        <w:t>14</w:t>
+        <w:t>12</w:t>
       </w:r>
       <w:r>
         <w:rPr>
@@ -11105,38 +11740,32 @@
           <w:sz w:val="24"/>
           <w:szCs w:val="24"/>
         </w:rPr>
-        <w:t xml:space="preserve"> de</w:t>
-      </w:r>
-      <w:r>
-        <w:rPr>
-          <w:rFonts w:ascii="Times New Roman" w:hAnsi="Times New Roman" w:cs="Times New Roman"/>
-          <w:color w:val="000000" w:themeColor="text1"/>
-          <w:sz w:val="24"/>
-          <w:szCs w:val="24"/>
-        </w:rPr>
-        <w:t xml:space="preserve">l Carrito </w:t>
-      </w:r>
-      <w:r>
-        <w:rPr>
-          <w:rFonts w:ascii="Times New Roman" w:hAnsi="Times New Roman" w:cs="Times New Roman"/>
-          <w:color w:val="000000" w:themeColor="text1"/>
-          <w:sz w:val="24"/>
-          <w:szCs w:val="24"/>
-        </w:rPr>
-        <w:t>Vacío</w:t>
-      </w:r>
-      <w:bookmarkEnd w:id="30"/>
+        <w:t xml:space="preserve"> de </w:t>
+      </w:r>
+      <w:r>
+        <w:rPr>
+          <w:rFonts w:ascii="Times New Roman" w:hAnsi="Times New Roman" w:cs="Times New Roman"/>
+          <w:color w:val="000000" w:themeColor="text1"/>
+          <w:sz w:val="24"/>
+          <w:szCs w:val="24"/>
+        </w:rPr>
+        <w:t>Términos de Servicio</w:t>
+      </w:r>
+      <w:bookmarkEnd w:id="32"/>
     </w:p>
     <w:p>
       <w:pPr>
         <w:pStyle w:val="APATMA"/>
       </w:pPr>
       <w:r>
+        <w:rPr>
+          <w:noProof/>
+        </w:rPr>
         <w:drawing>
-          <wp:inline distT="0" distB="0" distL="0" distR="0" wp14:anchorId="26559CBA" wp14:editId="17A805EB">
-            <wp:extent cx="5731510" cy="3046095"/>
-            <wp:effectExtent l="0" t="0" r="2540" b="1905"/>
-            <wp:docPr id="11" name="Imagen 11"/>
+          <wp:inline distT="0" distB="0" distL="0" distR="0" wp14:anchorId="0F06861C" wp14:editId="481BE562">
+            <wp:extent cx="5731510" cy="5645785"/>
+            <wp:effectExtent l="0" t="0" r="2540" b="0"/>
+            <wp:docPr id="9" name="Imagen 9"/>
             <wp:cNvGraphicFramePr>
               <a:graphicFrameLocks xmlns:a="http://schemas.openxmlformats.org/drawingml/2006/main" noChangeAspect="1"/>
             </wp:cNvGraphicFramePr>
@@ -11156,7 +11785,7 @@
                   <pic:spPr>
                     <a:xfrm>
                       <a:off x="0" y="0"/>
-                      <a:ext cx="5731510" cy="3046095"/>
+                      <a:ext cx="5731510" cy="5645785"/>
                     </a:xfrm>
                     <a:prstGeom prst="rect">
                       <a:avLst/>
@@ -11181,7 +11810,7 @@
         <w:t>Nota.</w:t>
       </w:r>
       <w:r>
-        <w:t xml:space="preserve"> Estado inicial del panel lateral de compras.</w:t>
+        <w:t xml:space="preserve"> Estructura de visualización de información legal.</w:t>
       </w:r>
     </w:p>
     <w:p>
@@ -11189,7 +11818,13 @@
         <w:pStyle w:val="APATMA"/>
       </w:pPr>
       <w:r>
-        <w:t>El carrito se presenta como un panel lateral superpuesto. En su estado vacío, el diseño busca redirigir la atención del usuario nuevamente hacia el catálogo mediante un claro llamado a la acción para comenzar a comprar, optimizando así la retención y la conversión.</w:t>
+        <w:t>Orientado puramente a la legibilidad, el diseño elimina elementos gráficos innecesarios y presenta el texto en bloques jerarquizados con títulos claros. La estructura asegura que las políticas operativas, condiciones de compra y limitaciones de responsabilidad sean fácilmen</w:t>
+      </w:r>
+      <w:r>
+        <w:t xml:space="preserve">te leídas </w:t>
+      </w:r>
+      <w:r>
+        <w:t>por el consumidor.</w:t>
       </w:r>
     </w:p>
     <w:p>
@@ -11204,10 +11839,9 @@
           <w:color w:val="000000" w:themeColor="text1"/>
           <w:sz w:val="24"/>
           <w:szCs w:val="24"/>
-          <w:lang w:val="pt-BR"/>
-        </w:rPr>
-      </w:pPr>
-      <w:bookmarkStart w:id="31" w:name="_Toc233482328"/>
+        </w:rPr>
+      </w:pPr>
+      <w:bookmarkStart w:id="33" w:name="_Toc233488535"/>
       <w:r>
         <w:rPr>
           <w:rFonts w:ascii="Times New Roman" w:hAnsi="Times New Roman" w:cs="Times New Roman"/>
@@ -11218,7 +11852,6 @@
           <w:color w:val="000000" w:themeColor="text1"/>
           <w:sz w:val="24"/>
           <w:szCs w:val="24"/>
-          <w:lang w:val="pt-BR"/>
         </w:rPr>
         <w:lastRenderedPageBreak/>
         <w:t xml:space="preserve">Figura </w:t>
@@ -11246,7 +11879,6 @@
           <w:color w:val="000000" w:themeColor="text1"/>
           <w:sz w:val="24"/>
           <w:szCs w:val="24"/>
-          <w:lang w:val="pt-BR"/>
         </w:rPr>
         <w:instrText xml:space="preserve"> SEQ Figura \* ARABIC </w:instrText>
       </w:r>
@@ -11274,9 +11906,8 @@
           <w:color w:val="000000" w:themeColor="text1"/>
           <w:sz w:val="24"/>
           <w:szCs w:val="24"/>
-          <w:lang w:val="pt-BR"/>
-        </w:rPr>
-        <w:t>15</w:t>
+        </w:rPr>
+        <w:t>13</w:t>
       </w:r>
       <w:r>
         <w:rPr>
@@ -11297,7 +11928,6 @@
           <w:color w:val="000000" w:themeColor="text1"/>
           <w:sz w:val="24"/>
           <w:szCs w:val="24"/>
-          <w:lang w:val="pt-BR"/>
         </w:rPr>
         <w:t xml:space="preserve"> </w:t>
       </w:r>
@@ -11308,7 +11938,6 @@
           <w:color w:val="000000" w:themeColor="text1"/>
           <w:sz w:val="24"/>
           <w:szCs w:val="24"/>
-          <w:lang w:val="pt-BR"/>
         </w:rPr>
         <w:t>Wireframe</w:t>
       </w:r>
@@ -11319,60 +11948,33 @@
           <w:color w:val="000000" w:themeColor="text1"/>
           <w:sz w:val="24"/>
           <w:szCs w:val="24"/>
-          <w:lang w:val="pt-BR"/>
         </w:rPr>
         <w:t xml:space="preserve"> de </w:t>
       </w:r>
-      <w:proofErr w:type="spellStart"/>
-      <w:r>
-        <w:rPr>
-          <w:rFonts w:ascii="Times New Roman" w:hAnsi="Times New Roman" w:cs="Times New Roman"/>
-          <w:color w:val="000000" w:themeColor="text1"/>
-          <w:sz w:val="24"/>
-          <w:szCs w:val="24"/>
-          <w:lang w:val="pt-BR"/>
-        </w:rPr>
-        <w:t>Carrito</w:t>
-      </w:r>
-      <w:proofErr w:type="spellEnd"/>
-      <w:r>
-        <w:rPr>
-          <w:rFonts w:ascii="Times New Roman" w:hAnsi="Times New Roman" w:cs="Times New Roman"/>
-          <w:color w:val="000000" w:themeColor="text1"/>
-          <w:sz w:val="24"/>
-          <w:szCs w:val="24"/>
-          <w:lang w:val="pt-BR"/>
-        </w:rPr>
-        <w:t xml:space="preserve"> </w:t>
-      </w:r>
-      <w:r>
-        <w:rPr>
-          <w:rFonts w:ascii="Times New Roman" w:hAnsi="Times New Roman" w:cs="Times New Roman"/>
-          <w:color w:val="000000" w:themeColor="text1"/>
-          <w:sz w:val="24"/>
-          <w:szCs w:val="24"/>
-          <w:lang w:val="pt-BR"/>
-        </w:rPr>
-        <w:t>com Artículos</w:t>
-      </w:r>
-      <w:bookmarkEnd w:id="31"/>
+      <w:r>
+        <w:rPr>
+          <w:rFonts w:ascii="Times New Roman" w:hAnsi="Times New Roman" w:cs="Times New Roman"/>
+          <w:color w:val="000000" w:themeColor="text1"/>
+          <w:sz w:val="24"/>
+          <w:szCs w:val="24"/>
+        </w:rPr>
+        <w:t>Políticas de Privacidad</w:t>
+      </w:r>
+      <w:bookmarkEnd w:id="33"/>
     </w:p>
     <w:p>
       <w:pPr>
         <w:pStyle w:val="APATMA"/>
-        <w:rPr>
-          <w:lang w:val="pt-BR"/>
-        </w:rPr>
-      </w:pPr>
-      <w:r>
-        <w:rPr>
-          <w:lang w:val="pt-BR"/>
+      </w:pPr>
+      <w:r>
+        <w:rPr>
+          <w:noProof/>
         </w:rPr>
         <w:drawing>
-          <wp:inline distT="0" distB="0" distL="0" distR="0" wp14:anchorId="673C3A20" wp14:editId="45480DE2">
-            <wp:extent cx="5731510" cy="3113405"/>
+          <wp:inline distT="0" distB="0" distL="0" distR="0" wp14:anchorId="2967B703" wp14:editId="2596FA20">
+            <wp:extent cx="5731510" cy="4424045"/>
             <wp:effectExtent l="0" t="0" r="2540" b="0"/>
-            <wp:docPr id="12" name="Imagen 12"/>
+            <wp:docPr id="10" name="Imagen 10"/>
             <wp:cNvGraphicFramePr>
               <a:graphicFrameLocks xmlns:a="http://schemas.openxmlformats.org/drawingml/2006/main" noChangeAspect="1"/>
             </wp:cNvGraphicFramePr>
@@ -11392,7 +11994,7 @@
                   <pic:spPr>
                     <a:xfrm>
                       <a:off x="0" y="0"/>
-                      <a:ext cx="5731510" cy="3113405"/>
+                      <a:ext cx="5731510" cy="4424045"/>
                     </a:xfrm>
                     <a:prstGeom prst="rect">
                       <a:avLst/>
@@ -11414,10 +12016,10 @@
           <w:i/>
           <w:iCs/>
         </w:rPr>
-        <w:t>Nota.</w:t>
-      </w:r>
-      <w:r>
-        <w:t xml:space="preserve"> Panel lateral con listado de productos seleccionados y subtotal.</w:t>
+        <w:t xml:space="preserve">Nota. </w:t>
+      </w:r>
+      <w:r>
+        <w:t>Disposición del documento de protección de datos.</w:t>
       </w:r>
     </w:p>
     <w:p>
@@ -11425,7 +12027,7 @@
         <w:pStyle w:val="APATMA"/>
       </w:pPr>
       <w:r>
-        <w:t>Cuando contiene productos, el panel lateral detalla de forma clara la imagen, precio y cantidad de cada ítem, permitiendo ajustes rápidos. Se incorpora un banner promocional estratégico en la parte superior para incentivar el alcance del envío gratuito, culminando con el resumen de costos y el botón hacia el pago.</w:t>
+        <w:t>Manteniendo el formato de la página de términos, esta vista organiza los apartados sobre recopilación de información, uso de cookies y derechos del usuario en un formato de texto estructurado, garantizando la transparencia informativa del comercio electrónico.</w:t>
       </w:r>
     </w:p>
     <w:p>
@@ -11442,7 +12044,7 @@
           <w:szCs w:val="24"/>
         </w:rPr>
       </w:pPr>
-      <w:bookmarkStart w:id="32" w:name="_Toc233482329"/>
+      <w:bookmarkStart w:id="34" w:name="_Toc233488536"/>
       <w:r>
         <w:rPr>
           <w:rFonts w:ascii="Times New Roman" w:hAnsi="Times New Roman" w:cs="Times New Roman"/>
@@ -11508,7 +12110,7 @@
           <w:sz w:val="24"/>
           <w:szCs w:val="24"/>
         </w:rPr>
-        <w:t>16</w:t>
+        <w:t>14</w:t>
       </w:r>
       <w:r>
         <w:rPr>
@@ -11550,20 +12152,41 @@
           <w:sz w:val="24"/>
           <w:szCs w:val="24"/>
         </w:rPr>
-        <w:t xml:space="preserve"> de Pago</w:t>
-      </w:r>
-      <w:bookmarkEnd w:id="32"/>
+        <w:t xml:space="preserve"> de</w:t>
+      </w:r>
+      <w:r>
+        <w:rPr>
+          <w:rFonts w:ascii="Times New Roman" w:hAnsi="Times New Roman" w:cs="Times New Roman"/>
+          <w:color w:val="000000" w:themeColor="text1"/>
+          <w:sz w:val="24"/>
+          <w:szCs w:val="24"/>
+        </w:rPr>
+        <w:t xml:space="preserve">l Carrito </w:t>
+      </w:r>
+      <w:r>
+        <w:rPr>
+          <w:rFonts w:ascii="Times New Roman" w:hAnsi="Times New Roman" w:cs="Times New Roman"/>
+          <w:color w:val="000000" w:themeColor="text1"/>
+          <w:sz w:val="24"/>
+          <w:szCs w:val="24"/>
+        </w:rPr>
+        <w:t>Vacío</w:t>
+      </w:r>
+      <w:bookmarkEnd w:id="34"/>
     </w:p>
     <w:p>
       <w:pPr>
         <w:pStyle w:val="APATMA"/>
       </w:pPr>
       <w:r>
+        <w:rPr>
+          <w:noProof/>
+        </w:rPr>
         <w:drawing>
-          <wp:inline distT="0" distB="0" distL="0" distR="0" wp14:anchorId="61BEE16E" wp14:editId="72DB1186">
-            <wp:extent cx="3248025" cy="7267575"/>
-            <wp:effectExtent l="0" t="0" r="9525" b="9525"/>
-            <wp:docPr id="13" name="Imagen 13"/>
+          <wp:inline distT="0" distB="0" distL="0" distR="0" wp14:anchorId="26559CBA" wp14:editId="17A805EB">
+            <wp:extent cx="5731510" cy="3046095"/>
+            <wp:effectExtent l="0" t="0" r="2540" b="1905"/>
+            <wp:docPr id="11" name="Imagen 11"/>
             <wp:cNvGraphicFramePr>
               <a:graphicFrameLocks xmlns:a="http://schemas.openxmlformats.org/drawingml/2006/main" noChangeAspect="1"/>
             </wp:cNvGraphicFramePr>
@@ -11583,7 +12206,7 @@
                   <pic:spPr>
                     <a:xfrm>
                       <a:off x="0" y="0"/>
-                      <a:ext cx="3248025" cy="7267575"/>
+                      <a:ext cx="5731510" cy="3046095"/>
                     </a:xfrm>
                     <a:prstGeom prst="rect">
                       <a:avLst/>
@@ -11608,7 +12231,7 @@
         <w:t>Nota.</w:t>
       </w:r>
       <w:r>
-        <w:t xml:space="preserve"> Formulario de finalización de compra y datos de envío.</w:t>
+        <w:t xml:space="preserve"> Estado inicial del panel lateral de compras.</w:t>
       </w:r>
     </w:p>
     <w:p>
@@ -11616,16 +12239,7 @@
         <w:pStyle w:val="APATMA"/>
       </w:pPr>
       <w:r>
-        <w:lastRenderedPageBreak/>
-        <w:t xml:space="preserve">La pantalla de </w:t>
-      </w:r>
-      <w:proofErr w:type="spellStart"/>
-      <w:r>
-        <w:t>checkout</w:t>
-      </w:r>
-      <w:proofErr w:type="spellEnd"/>
-      <w:r>
-        <w:t xml:space="preserve"> utiliza una distribución en dos columnas (formulario y resumen del pedido). El lado izquierdo desglosa metódicamente la recopilación de datos del cliente en secciones lógicas: contacto, dirección de entrega, métodos de envío y selección de pasarela de pago, manteniendo visible el resumen de la compra en la columna derecha para brindar transparencia continua sobre los costos.</w:t>
+        <w:t>El carrito se presenta como un panel lateral superpuesto. En su estado vacío, el diseño busca redirigir la atención del usuario nuevamente hacia el catálogo mediante un claro llamado a la acción para comenzar a comprar, optimizando así la retención y la conversión.</w:t>
       </w:r>
     </w:p>
     <w:p>
@@ -11640,9 +12254,10 @@
           <w:color w:val="000000" w:themeColor="text1"/>
           <w:sz w:val="24"/>
           <w:szCs w:val="24"/>
-        </w:rPr>
-      </w:pPr>
-      <w:bookmarkStart w:id="33" w:name="_Toc233482330"/>
+          <w:lang w:val="pt-BR"/>
+        </w:rPr>
+      </w:pPr>
+      <w:bookmarkStart w:id="35" w:name="_Toc233488537"/>
       <w:r>
         <w:rPr>
           <w:rFonts w:ascii="Times New Roman" w:hAnsi="Times New Roman" w:cs="Times New Roman"/>
@@ -11653,7 +12268,9 @@
           <w:color w:val="000000" w:themeColor="text1"/>
           <w:sz w:val="24"/>
           <w:szCs w:val="24"/>
-        </w:rPr>
+          <w:lang w:val="pt-BR"/>
+        </w:rPr>
+        <w:lastRenderedPageBreak/>
         <w:t xml:space="preserve">Figura </w:t>
       </w:r>
       <w:r>
@@ -11679,6 +12296,7 @@
           <w:color w:val="000000" w:themeColor="text1"/>
           <w:sz w:val="24"/>
           <w:szCs w:val="24"/>
+          <w:lang w:val="pt-BR"/>
         </w:rPr>
         <w:instrText xml:space="preserve"> SEQ Figura \* ARABIC </w:instrText>
       </w:r>
@@ -11706,8 +12324,9 @@
           <w:color w:val="000000" w:themeColor="text1"/>
           <w:sz w:val="24"/>
           <w:szCs w:val="24"/>
-        </w:rPr>
-        <w:t>17</w:t>
+          <w:lang w:val="pt-BR"/>
+        </w:rPr>
+        <w:t>15</w:t>
       </w:r>
       <w:r>
         <w:rPr>
@@ -11728,6 +12347,7 @@
           <w:color w:val="000000" w:themeColor="text1"/>
           <w:sz w:val="24"/>
           <w:szCs w:val="24"/>
+          <w:lang w:val="pt-BR"/>
         </w:rPr>
         <w:t xml:space="preserve"> </w:t>
       </w:r>
@@ -11738,6 +12358,7 @@
           <w:color w:val="000000" w:themeColor="text1"/>
           <w:sz w:val="24"/>
           <w:szCs w:val="24"/>
+          <w:lang w:val="pt-BR"/>
         </w:rPr>
         <w:t>Wireframe</w:t>
       </w:r>
@@ -11748,27 +12369,61 @@
           <w:color w:val="000000" w:themeColor="text1"/>
           <w:sz w:val="24"/>
           <w:szCs w:val="24"/>
-        </w:rPr>
-        <w:t xml:space="preserve"> de</w:t>
-      </w:r>
-      <w:r>
-        <w:rPr>
-          <w:rFonts w:ascii="Times New Roman" w:hAnsi="Times New Roman" w:cs="Times New Roman"/>
-          <w:color w:val="000000" w:themeColor="text1"/>
-          <w:sz w:val="24"/>
-          <w:szCs w:val="24"/>
-        </w:rPr>
-        <w:t xml:space="preserve"> Confirmación de Pago</w:t>
-      </w:r>
-      <w:bookmarkEnd w:id="33"/>
-    </w:p>
-    <w:p>
-      <w:r>
+          <w:lang w:val="pt-BR"/>
+        </w:rPr>
+        <w:t xml:space="preserve"> de </w:t>
+      </w:r>
+      <w:proofErr w:type="spellStart"/>
+      <w:r>
+        <w:rPr>
+          <w:rFonts w:ascii="Times New Roman" w:hAnsi="Times New Roman" w:cs="Times New Roman"/>
+          <w:color w:val="000000" w:themeColor="text1"/>
+          <w:sz w:val="24"/>
+          <w:szCs w:val="24"/>
+          <w:lang w:val="pt-BR"/>
+        </w:rPr>
+        <w:t>Carrito</w:t>
+      </w:r>
+      <w:proofErr w:type="spellEnd"/>
+      <w:r>
+        <w:rPr>
+          <w:rFonts w:ascii="Times New Roman" w:hAnsi="Times New Roman" w:cs="Times New Roman"/>
+          <w:color w:val="000000" w:themeColor="text1"/>
+          <w:sz w:val="24"/>
+          <w:szCs w:val="24"/>
+          <w:lang w:val="pt-BR"/>
+        </w:rPr>
+        <w:t xml:space="preserve"> </w:t>
+      </w:r>
+      <w:r>
+        <w:rPr>
+          <w:rFonts w:ascii="Times New Roman" w:hAnsi="Times New Roman" w:cs="Times New Roman"/>
+          <w:color w:val="000000" w:themeColor="text1"/>
+          <w:sz w:val="24"/>
+          <w:szCs w:val="24"/>
+          <w:lang w:val="pt-BR"/>
+        </w:rPr>
+        <w:t>com Artículos</w:t>
+      </w:r>
+      <w:bookmarkEnd w:id="35"/>
+    </w:p>
+    <w:p>
+      <w:pPr>
+        <w:pStyle w:val="APATMA"/>
+        <w:rPr>
+          <w:lang w:val="pt-BR"/>
+        </w:rPr>
+      </w:pPr>
+      <w:r>
+        <w:rPr>
+          <w:noProof/>
+          <w:lang w:val="pt-BR"/>
+        </w:rPr>
         <w:drawing>
-          <wp:inline distT="0" distB="0" distL="0" distR="0" wp14:anchorId="289C0CC5" wp14:editId="035DC6A0">
-            <wp:extent cx="5731510" cy="2371725"/>
-            <wp:effectExtent l="0" t="0" r="2540" b="9525"/>
-            <wp:docPr id="14" name="Imagen 14"/>
+          <wp:inline distT="0" distB="0" distL="0" distR="0" wp14:anchorId="673C3A20" wp14:editId="45480DE2">
+            <wp:extent cx="5731510" cy="3113405"/>
+            <wp:effectExtent l="0" t="0" r="2540" b="0"/>
+            <wp:docPr id="12" name="Imagen 12"/>
             <wp:cNvGraphicFramePr>
               <a:graphicFrameLocks xmlns:a="http://schemas.openxmlformats.org/drawingml/2006/main" noChangeAspect="1"/>
             </wp:cNvGraphicFramePr>
@@ -11788,7 +12443,7 @@
                   <pic:spPr>
                     <a:xfrm>
                       <a:off x="0" y="0"/>
-                      <a:ext cx="5731510" cy="2371725"/>
+                      <a:ext cx="5731510" cy="3113405"/>
                     </a:xfrm>
                     <a:prstGeom prst="rect">
                       <a:avLst/>
@@ -11813,7 +12468,7 @@
         <w:t>Nota.</w:t>
       </w:r>
       <w:r>
-        <w:t xml:space="preserve"> Pantalla de éxito tras finalizar una compra.</w:t>
+        <w:t xml:space="preserve"> Panel lateral con listado de productos seleccionados y subtotal.</w:t>
       </w:r>
     </w:p>
     <w:p>
@@ -11821,15 +12476,7 @@
         <w:pStyle w:val="APATMA"/>
       </w:pPr>
       <w:r>
-        <w:t xml:space="preserve">Esta vista transmite seguridad y agradecimiento tras la transacción. Su diseño centralizado con un ícono de verificación sirve para calmar cualquier ansiedad </w:t>
-      </w:r>
-      <w:proofErr w:type="spellStart"/>
-      <w:r>
-        <w:t>post-compra</w:t>
-      </w:r>
-      <w:proofErr w:type="spellEnd"/>
-      <w:r>
-        <w:t>, ofreciendo además rutas claras de navegación para regresar al inicio o continuar explorando la tienda.</w:t>
+        <w:t>Cuando contiene productos, el panel lateral detalla de forma clara la imagen, precio y cantidad de cada ítem, permitiendo ajustes rápidos. Se incorpora un banner promocional estratégico en la parte superior para incentivar el alcance del envío gratuito, culminando con el resumen de costos y el botón hacia el pago.</w:t>
       </w:r>
     </w:p>
     <w:p>
@@ -11846,7 +12493,7 @@
           <w:szCs w:val="24"/>
         </w:rPr>
       </w:pPr>
-      <w:bookmarkStart w:id="34" w:name="_Toc233482331"/>
+      <w:bookmarkStart w:id="36" w:name="_Toc233488538"/>
       <w:r>
         <w:rPr>
           <w:rFonts w:ascii="Times New Roman" w:hAnsi="Times New Roman" w:cs="Times New Roman"/>
@@ -11912,7 +12559,7 @@
           <w:sz w:val="24"/>
           <w:szCs w:val="24"/>
         </w:rPr>
-        <w:t>18</w:t>
+        <w:t>16</w:t>
       </w:r>
       <w:r>
         <w:rPr>
@@ -11954,35 +12601,23 @@
           <w:sz w:val="24"/>
           <w:szCs w:val="24"/>
         </w:rPr>
-        <w:t xml:space="preserve"> de </w:t>
-      </w:r>
-      <w:r>
-        <w:rPr>
-          <w:rFonts w:ascii="Times New Roman" w:hAnsi="Times New Roman" w:cs="Times New Roman"/>
-          <w:color w:val="000000" w:themeColor="text1"/>
-          <w:sz w:val="24"/>
-          <w:szCs w:val="24"/>
-        </w:rPr>
-        <w:t>Ubicació</w:t>
-      </w:r>
-      <w:r>
-        <w:rPr>
-          <w:rFonts w:ascii="Times New Roman" w:hAnsi="Times New Roman" w:cs="Times New Roman"/>
-          <w:color w:val="000000" w:themeColor="text1"/>
-          <w:sz w:val="24"/>
-          <w:szCs w:val="24"/>
-        </w:rPr>
-        <w:t>n</w:t>
-      </w:r>
-      <w:bookmarkEnd w:id="34"/>
-    </w:p>
-    <w:p>
-      <w:r>
+        <w:t xml:space="preserve"> de Pago</w:t>
+      </w:r>
+      <w:bookmarkEnd w:id="36"/>
+    </w:p>
+    <w:p>
+      <w:pPr>
+        <w:pStyle w:val="APATMA"/>
+      </w:pPr>
+      <w:r>
+        <w:rPr>
+          <w:noProof/>
+        </w:rPr>
         <w:drawing>
-          <wp:inline distT="0" distB="0" distL="0" distR="0" wp14:anchorId="7CE647A8" wp14:editId="2957FC82">
-            <wp:extent cx="5162550" cy="7991475"/>
-            <wp:effectExtent l="0" t="0" r="0" b="9525"/>
-            <wp:docPr id="15" name="Imagen 15"/>
+          <wp:inline distT="0" distB="0" distL="0" distR="0" wp14:anchorId="61BEE16E" wp14:editId="72DB1186">
+            <wp:extent cx="3248025" cy="7267575"/>
+            <wp:effectExtent l="0" t="0" r="9525" b="9525"/>
+            <wp:docPr id="13" name="Imagen 13"/>
             <wp:cNvGraphicFramePr>
               <a:graphicFrameLocks xmlns:a="http://schemas.openxmlformats.org/drawingml/2006/main" noChangeAspect="1"/>
             </wp:cNvGraphicFramePr>
@@ -12002,6 +12637,422 @@
                   <pic:spPr>
                     <a:xfrm>
                       <a:off x="0" y="0"/>
+                      <a:ext cx="3248025" cy="7267575"/>
+                    </a:xfrm>
+                    <a:prstGeom prst="rect">
+                      <a:avLst/>
+                    </a:prstGeom>
+                  </pic:spPr>
+                </pic:pic>
+              </a:graphicData>
+            </a:graphic>
+          </wp:inline>
+        </w:drawing>
+      </w:r>
+    </w:p>
+    <w:p>
+      <w:pPr>
+        <w:pStyle w:val="APATMA"/>
+      </w:pPr>
+      <w:r>
+        <w:rPr>
+          <w:i/>
+          <w:iCs/>
+        </w:rPr>
+        <w:t>Nota.</w:t>
+      </w:r>
+      <w:r>
+        <w:t xml:space="preserve"> Formulario de finalización de compra y datos de envío.</w:t>
+      </w:r>
+    </w:p>
+    <w:p>
+      <w:pPr>
+        <w:pStyle w:val="APATMA"/>
+      </w:pPr>
+      <w:r>
+        <w:lastRenderedPageBreak/>
+        <w:t xml:space="preserve">La pantalla de </w:t>
+      </w:r>
+      <w:proofErr w:type="spellStart"/>
+      <w:r>
+        <w:t>checkout</w:t>
+      </w:r>
+      <w:proofErr w:type="spellEnd"/>
+      <w:r>
+        <w:t xml:space="preserve"> utiliza una distribución en dos columnas (formulario y resumen del pedido). El lado izquierdo desglosa metódicamente la recopilación de datos del cliente en secciones lógicas: contacto, dirección de entrega, métodos de envío y selección de pasarela de pago, manteniendo visible el resumen de la compra en la columna derecha para brindar transparencia continua sobre los costos.</w:t>
+      </w:r>
+    </w:p>
+    <w:p>
+      <w:pPr>
+        <w:pStyle w:val="Descripcin"/>
+        <w:keepNext/>
+        <w:spacing w:line="480" w:lineRule="auto"/>
+        <w:ind w:firstLine="708"/>
+        <w:jc w:val="both"/>
+        <w:rPr>
+          <w:rFonts w:ascii="Times New Roman" w:hAnsi="Times New Roman" w:cs="Times New Roman"/>
+          <w:color w:val="000000" w:themeColor="text1"/>
+          <w:sz w:val="24"/>
+          <w:szCs w:val="24"/>
+        </w:rPr>
+      </w:pPr>
+      <w:bookmarkStart w:id="37" w:name="_Toc233488539"/>
+      <w:r>
+        <w:rPr>
+          <w:rFonts w:ascii="Times New Roman" w:hAnsi="Times New Roman" w:cs="Times New Roman"/>
+          <w:b/>
+          <w:bCs/>
+          <w:i w:val="0"/>
+          <w:iCs w:val="0"/>
+          <w:color w:val="000000" w:themeColor="text1"/>
+          <w:sz w:val="24"/>
+          <w:szCs w:val="24"/>
+        </w:rPr>
+        <w:t xml:space="preserve">Figura </w:t>
+      </w:r>
+      <w:r>
+        <w:rPr>
+          <w:rFonts w:ascii="Times New Roman" w:hAnsi="Times New Roman" w:cs="Times New Roman"/>
+          <w:b/>
+          <w:bCs/>
+          <w:i w:val="0"/>
+          <w:iCs w:val="0"/>
+          <w:color w:val="000000" w:themeColor="text1"/>
+          <w:sz w:val="24"/>
+          <w:szCs w:val="24"/>
+        </w:rPr>
+        <w:fldChar w:fldCharType="begin"/>
+      </w:r>
+      <w:r>
+        <w:rPr>
+          <w:rFonts w:ascii="Times New Roman" w:hAnsi="Times New Roman" w:cs="Times New Roman"/>
+          <w:b/>
+          <w:bCs/>
+          <w:i w:val="0"/>
+          <w:iCs w:val="0"/>
+          <w:color w:val="000000" w:themeColor="text1"/>
+          <w:sz w:val="24"/>
+          <w:szCs w:val="24"/>
+        </w:rPr>
+        <w:instrText xml:space="preserve"> SEQ Figura \* ARABIC </w:instrText>
+      </w:r>
+      <w:r>
+        <w:rPr>
+          <w:rFonts w:ascii="Times New Roman" w:hAnsi="Times New Roman" w:cs="Times New Roman"/>
+          <w:b/>
+          <w:bCs/>
+          <w:i w:val="0"/>
+          <w:iCs w:val="0"/>
+          <w:color w:val="000000" w:themeColor="text1"/>
+          <w:sz w:val="24"/>
+          <w:szCs w:val="24"/>
+        </w:rPr>
+        <w:fldChar w:fldCharType="separate"/>
+      </w:r>
+      <w:r>
+        <w:rPr>
+          <w:rFonts w:ascii="Times New Roman" w:hAnsi="Times New Roman" w:cs="Times New Roman"/>
+          <w:b/>
+          <w:bCs/>
+          <w:i w:val="0"/>
+          <w:iCs w:val="0"/>
+          <w:noProof/>
+          <w:color w:val="000000" w:themeColor="text1"/>
+          <w:sz w:val="24"/>
+          <w:szCs w:val="24"/>
+        </w:rPr>
+        <w:t>17</w:t>
+      </w:r>
+      <w:r>
+        <w:rPr>
+          <w:rFonts w:ascii="Times New Roman" w:hAnsi="Times New Roman" w:cs="Times New Roman"/>
+          <w:b/>
+          <w:bCs/>
+          <w:i w:val="0"/>
+          <w:iCs w:val="0"/>
+          <w:color w:val="000000" w:themeColor="text1"/>
+          <w:sz w:val="24"/>
+          <w:szCs w:val="24"/>
+        </w:rPr>
+        <w:fldChar w:fldCharType="end"/>
+      </w:r>
+      <w:r>
+        <w:rPr>
+          <w:rFonts w:ascii="Times New Roman" w:hAnsi="Times New Roman" w:cs="Times New Roman"/>
+          <w:color w:val="000000" w:themeColor="text1"/>
+          <w:sz w:val="24"/>
+          <w:szCs w:val="24"/>
+        </w:rPr>
+        <w:t xml:space="preserve"> </w:t>
+      </w:r>
+      <w:proofErr w:type="spellStart"/>
+      <w:r>
+        <w:rPr>
+          <w:rFonts w:ascii="Times New Roman" w:hAnsi="Times New Roman" w:cs="Times New Roman"/>
+          <w:color w:val="000000" w:themeColor="text1"/>
+          <w:sz w:val="24"/>
+          <w:szCs w:val="24"/>
+        </w:rPr>
+        <w:t>Wireframe</w:t>
+      </w:r>
+      <w:proofErr w:type="spellEnd"/>
+      <w:r>
+        <w:rPr>
+          <w:rFonts w:ascii="Times New Roman" w:hAnsi="Times New Roman" w:cs="Times New Roman"/>
+          <w:color w:val="000000" w:themeColor="text1"/>
+          <w:sz w:val="24"/>
+          <w:szCs w:val="24"/>
+        </w:rPr>
+        <w:t xml:space="preserve"> de</w:t>
+      </w:r>
+      <w:r>
+        <w:rPr>
+          <w:rFonts w:ascii="Times New Roman" w:hAnsi="Times New Roman" w:cs="Times New Roman"/>
+          <w:color w:val="000000" w:themeColor="text1"/>
+          <w:sz w:val="24"/>
+          <w:szCs w:val="24"/>
+        </w:rPr>
+        <w:t xml:space="preserve"> Confirmación de Pago</w:t>
+      </w:r>
+      <w:bookmarkEnd w:id="37"/>
+    </w:p>
+    <w:p>
+      <w:r>
+        <w:rPr>
+          <w:noProof/>
+        </w:rPr>
+        <w:drawing>
+          <wp:inline distT="0" distB="0" distL="0" distR="0" wp14:anchorId="289C0CC5" wp14:editId="035DC6A0">
+            <wp:extent cx="5731510" cy="2371725"/>
+            <wp:effectExtent l="0" t="0" r="2540" b="9525"/>
+            <wp:docPr id="14" name="Imagen 14"/>
+            <wp:cNvGraphicFramePr>
+              <a:graphicFrameLocks xmlns:a="http://schemas.openxmlformats.org/drawingml/2006/main" noChangeAspect="1"/>
+            </wp:cNvGraphicFramePr>
+            <a:graphic xmlns:a="http://schemas.openxmlformats.org/drawingml/2006/main">
+              <a:graphicData uri="http://schemas.openxmlformats.org/drawingml/2006/picture">
+                <pic:pic xmlns:pic="http://schemas.openxmlformats.org/drawingml/2006/picture">
+                  <pic:nvPicPr>
+                    <pic:cNvPr id="1" name=""/>
+                    <pic:cNvPicPr/>
+                  </pic:nvPicPr>
+                  <pic:blipFill>
+                    <a:blip r:embed="rId31"/>
+                    <a:stretch>
+                      <a:fillRect/>
+                    </a:stretch>
+                  </pic:blipFill>
+                  <pic:spPr>
+                    <a:xfrm>
+                      <a:off x="0" y="0"/>
+                      <a:ext cx="5731510" cy="2371725"/>
+                    </a:xfrm>
+                    <a:prstGeom prst="rect">
+                      <a:avLst/>
+                    </a:prstGeom>
+                  </pic:spPr>
+                </pic:pic>
+              </a:graphicData>
+            </a:graphic>
+          </wp:inline>
+        </w:drawing>
+      </w:r>
+    </w:p>
+    <w:p>
+      <w:pPr>
+        <w:pStyle w:val="APATMA"/>
+      </w:pPr>
+      <w:r>
+        <w:rPr>
+          <w:i/>
+          <w:iCs/>
+        </w:rPr>
+        <w:t>Nota.</w:t>
+      </w:r>
+      <w:r>
+        <w:t xml:space="preserve"> Pantalla de éxito tras finalizar una compra.</w:t>
+      </w:r>
+    </w:p>
+    <w:p>
+      <w:pPr>
+        <w:pStyle w:val="APATMA"/>
+      </w:pPr>
+      <w:r>
+        <w:t xml:space="preserve">Esta vista transmite seguridad y agradecimiento tras la transacción. Su diseño centralizado con un ícono de verificación sirve para calmar cualquier ansiedad </w:t>
+      </w:r>
+      <w:proofErr w:type="spellStart"/>
+      <w:r>
+        <w:t>post-compra</w:t>
+      </w:r>
+      <w:proofErr w:type="spellEnd"/>
+      <w:r>
+        <w:t>, ofreciendo además rutas claras de navegación para regresar al inicio o continuar explorando la tienda.</w:t>
+      </w:r>
+    </w:p>
+    <w:p>
+      <w:pPr>
+        <w:pStyle w:val="Descripcin"/>
+        <w:keepNext/>
+        <w:spacing w:line="480" w:lineRule="auto"/>
+        <w:ind w:firstLine="708"/>
+        <w:jc w:val="both"/>
+        <w:rPr>
+          <w:rFonts w:ascii="Times New Roman" w:hAnsi="Times New Roman" w:cs="Times New Roman"/>
+          <w:color w:val="000000" w:themeColor="text1"/>
+          <w:sz w:val="24"/>
+          <w:szCs w:val="24"/>
+        </w:rPr>
+      </w:pPr>
+      <w:bookmarkStart w:id="38" w:name="_Toc233488540"/>
+      <w:r>
+        <w:rPr>
+          <w:rFonts w:ascii="Times New Roman" w:hAnsi="Times New Roman" w:cs="Times New Roman"/>
+          <w:b/>
+          <w:bCs/>
+          <w:i w:val="0"/>
+          <w:iCs w:val="0"/>
+          <w:color w:val="000000" w:themeColor="text1"/>
+          <w:sz w:val="24"/>
+          <w:szCs w:val="24"/>
+        </w:rPr>
+        <w:lastRenderedPageBreak/>
+        <w:t xml:space="preserve">Figura </w:t>
+      </w:r>
+      <w:r>
+        <w:rPr>
+          <w:rFonts w:ascii="Times New Roman" w:hAnsi="Times New Roman" w:cs="Times New Roman"/>
+          <w:b/>
+          <w:bCs/>
+          <w:i w:val="0"/>
+          <w:iCs w:val="0"/>
+          <w:color w:val="000000" w:themeColor="text1"/>
+          <w:sz w:val="24"/>
+          <w:szCs w:val="24"/>
+        </w:rPr>
+        <w:fldChar w:fldCharType="begin"/>
+      </w:r>
+      <w:r>
+        <w:rPr>
+          <w:rFonts w:ascii="Times New Roman" w:hAnsi="Times New Roman" w:cs="Times New Roman"/>
+          <w:b/>
+          <w:bCs/>
+          <w:i w:val="0"/>
+          <w:iCs w:val="0"/>
+          <w:color w:val="000000" w:themeColor="text1"/>
+          <w:sz w:val="24"/>
+          <w:szCs w:val="24"/>
+        </w:rPr>
+        <w:instrText xml:space="preserve"> SEQ Figura \* ARABIC </w:instrText>
+      </w:r>
+      <w:r>
+        <w:rPr>
+          <w:rFonts w:ascii="Times New Roman" w:hAnsi="Times New Roman" w:cs="Times New Roman"/>
+          <w:b/>
+          <w:bCs/>
+          <w:i w:val="0"/>
+          <w:iCs w:val="0"/>
+          <w:color w:val="000000" w:themeColor="text1"/>
+          <w:sz w:val="24"/>
+          <w:szCs w:val="24"/>
+        </w:rPr>
+        <w:fldChar w:fldCharType="separate"/>
+      </w:r>
+      <w:r>
+        <w:rPr>
+          <w:rFonts w:ascii="Times New Roman" w:hAnsi="Times New Roman" w:cs="Times New Roman"/>
+          <w:b/>
+          <w:bCs/>
+          <w:i w:val="0"/>
+          <w:iCs w:val="0"/>
+          <w:noProof/>
+          <w:color w:val="000000" w:themeColor="text1"/>
+          <w:sz w:val="24"/>
+          <w:szCs w:val="24"/>
+        </w:rPr>
+        <w:t>18</w:t>
+      </w:r>
+      <w:r>
+        <w:rPr>
+          <w:rFonts w:ascii="Times New Roman" w:hAnsi="Times New Roman" w:cs="Times New Roman"/>
+          <w:b/>
+          <w:bCs/>
+          <w:i w:val="0"/>
+          <w:iCs w:val="0"/>
+          <w:color w:val="000000" w:themeColor="text1"/>
+          <w:sz w:val="24"/>
+          <w:szCs w:val="24"/>
+        </w:rPr>
+        <w:fldChar w:fldCharType="end"/>
+      </w:r>
+      <w:r>
+        <w:rPr>
+          <w:rFonts w:ascii="Times New Roman" w:hAnsi="Times New Roman" w:cs="Times New Roman"/>
+          <w:color w:val="000000" w:themeColor="text1"/>
+          <w:sz w:val="24"/>
+          <w:szCs w:val="24"/>
+        </w:rPr>
+        <w:t xml:space="preserve"> </w:t>
+      </w:r>
+      <w:proofErr w:type="spellStart"/>
+      <w:r>
+        <w:rPr>
+          <w:rFonts w:ascii="Times New Roman" w:hAnsi="Times New Roman" w:cs="Times New Roman"/>
+          <w:color w:val="000000" w:themeColor="text1"/>
+          <w:sz w:val="24"/>
+          <w:szCs w:val="24"/>
+        </w:rPr>
+        <w:t>Wireframe</w:t>
+      </w:r>
+      <w:proofErr w:type="spellEnd"/>
+      <w:r>
+        <w:rPr>
+          <w:rFonts w:ascii="Times New Roman" w:hAnsi="Times New Roman" w:cs="Times New Roman"/>
+          <w:color w:val="000000" w:themeColor="text1"/>
+          <w:sz w:val="24"/>
+          <w:szCs w:val="24"/>
+        </w:rPr>
+        <w:t xml:space="preserve"> de Ubicació</w:t>
+      </w:r>
+      <w:r>
+        <w:rPr>
+          <w:rFonts w:ascii="Times New Roman" w:hAnsi="Times New Roman" w:cs="Times New Roman"/>
+          <w:color w:val="000000" w:themeColor="text1"/>
+          <w:sz w:val="24"/>
+          <w:szCs w:val="24"/>
+        </w:rPr>
+        <w:t>n</w:t>
+      </w:r>
+      <w:bookmarkEnd w:id="38"/>
+    </w:p>
+    <w:p>
+      <w:r>
+        <w:rPr>
+          <w:noProof/>
+        </w:rPr>
+        <w:drawing>
+          <wp:inline distT="0" distB="0" distL="0" distR="0" wp14:anchorId="7CE647A8" wp14:editId="2957FC82">
+            <wp:extent cx="5162550" cy="7991475"/>
+            <wp:effectExtent l="0" t="0" r="0" b="9525"/>
+            <wp:docPr id="15" name="Imagen 15"/>
+            <wp:cNvGraphicFramePr>
+              <a:graphicFrameLocks xmlns:a="http://schemas.openxmlformats.org/drawingml/2006/main" noChangeAspect="1"/>
+            </wp:cNvGraphicFramePr>
+            <a:graphic xmlns:a="http://schemas.openxmlformats.org/drawingml/2006/main">
+              <a:graphicData uri="http://schemas.openxmlformats.org/drawingml/2006/picture">
+                <pic:pic xmlns:pic="http://schemas.openxmlformats.org/drawingml/2006/picture">
+                  <pic:nvPicPr>
+                    <pic:cNvPr id="1" name=""/>
+                    <pic:cNvPicPr/>
+                  </pic:nvPicPr>
+                  <pic:blipFill>
+                    <a:blip r:embed="rId32"/>
+                    <a:stretch>
+                      <a:fillRect/>
+                    </a:stretch>
+                  </pic:blipFill>
+                  <pic:spPr>
+                    <a:xfrm>
+                      <a:off x="0" y="0"/>
                       <a:ext cx="5162550" cy="7991475"/>
                     </a:xfrm>
                     <a:prstGeom prst="rect">
@@ -12046,7 +13097,7 @@
       <w:pPr>
         <w:pStyle w:val="Ttulo3"/>
       </w:pPr>
-      <w:bookmarkStart w:id="35" w:name="_Toc233482279"/>
+      <w:bookmarkStart w:id="39" w:name="_Toc233488558"/>
       <w:r>
         <w:t>Visualización de la aplicación web (</w:t>
       </w:r>
@@ -12058,7 +13109,7 @@
       <w:r>
         <w:t>)</w:t>
       </w:r>
-      <w:bookmarkEnd w:id="35"/>
+      <w:bookmarkEnd w:id="39"/>
     </w:p>
     <w:p>
       <w:pPr>
@@ -12088,11 +13139,11 @@
       <w:pPr>
         <w:pStyle w:val="Ttulo2"/>
       </w:pPr>
-      <w:bookmarkStart w:id="36" w:name="_Toc233482280"/>
+      <w:bookmarkStart w:id="40" w:name="_Toc233488559"/>
       <w:r>
         <w:t>Descripción de funcionalidades</w:t>
       </w:r>
-      <w:bookmarkEnd w:id="36"/>
+      <w:bookmarkEnd w:id="40"/>
     </w:p>
     <w:p>
       <w:pPr>
@@ -12107,14 +13158,14 @@
         </w:rPr>
         <w:t xml:space="preserve"> </w:t>
       </w:r>
-      <w:bookmarkStart w:id="37" w:name="_Toc233482281"/>
+      <w:bookmarkStart w:id="41" w:name="_Toc233488560"/>
       <w:r>
         <w:rPr>
           <w:lang w:val="en-US"/>
         </w:rPr>
         <w:t>Front – End (HTML, CSS, JS)</w:t>
       </w:r>
-      <w:bookmarkEnd w:id="37"/>
+      <w:bookmarkEnd w:id="41"/>
       <w:r>
         <w:rPr>
           <w:lang w:val="en-US"/>
@@ -12135,14 +13186,14 @@
         </w:rPr>
         <w:t xml:space="preserve"> </w:t>
       </w:r>
-      <w:bookmarkStart w:id="38" w:name="_Toc233482282"/>
+      <w:bookmarkStart w:id="42" w:name="_Toc233488561"/>
       <w:r>
         <w:rPr>
           <w:lang w:val="en-US"/>
         </w:rPr>
         <w:t>Back – End (Node.js, Express)</w:t>
       </w:r>
-      <w:bookmarkEnd w:id="38"/>
+      <w:bookmarkEnd w:id="42"/>
       <w:r>
         <w:rPr>
           <w:lang w:val="en-US"/>
@@ -12163,7 +13214,7 @@
         </w:rPr>
         <w:t xml:space="preserve"> </w:t>
       </w:r>
-      <w:bookmarkStart w:id="39" w:name="_Toc233482283"/>
+      <w:bookmarkStart w:id="43" w:name="_Toc233488562"/>
       <w:proofErr w:type="spellStart"/>
       <w:r>
         <w:rPr>
@@ -12185,18 +13236,18 @@
         </w:rPr>
         <w:t>implementadas</w:t>
       </w:r>
-      <w:bookmarkEnd w:id="39"/>
+      <w:bookmarkEnd w:id="43"/>
       <w:proofErr w:type="spellEnd"/>
     </w:p>
     <w:p>
       <w:pPr>
         <w:pStyle w:val="Ttulo2"/>
       </w:pPr>
-      <w:bookmarkStart w:id="40" w:name="_Toc233482284"/>
+      <w:bookmarkStart w:id="44" w:name="_Toc233488563"/>
       <w:r>
         <w:t>Buenas prácticas aplicadas</w:t>
       </w:r>
-      <w:bookmarkEnd w:id="40"/>
+      <w:bookmarkEnd w:id="44"/>
     </w:p>
     <w:p>
       <w:pPr>
@@ -12205,11 +13256,11 @@
       <w:r>
         <w:t xml:space="preserve"> </w:t>
       </w:r>
-      <w:bookmarkStart w:id="41" w:name="_Toc233482285"/>
+      <w:bookmarkStart w:id="45" w:name="_Toc233488564"/>
       <w:r>
         <w:t>Accesibilidad</w:t>
       </w:r>
-      <w:bookmarkEnd w:id="41"/>
+      <w:bookmarkEnd w:id="45"/>
       <w:r>
         <w:t xml:space="preserve"> </w:t>
       </w:r>
@@ -12221,11 +13272,11 @@
       <w:r>
         <w:t xml:space="preserve"> </w:t>
       </w:r>
-      <w:bookmarkStart w:id="42" w:name="_Toc233482286"/>
+      <w:bookmarkStart w:id="46" w:name="_Toc233488565"/>
       <w:r>
         <w:t>Privacidad</w:t>
       </w:r>
-      <w:bookmarkEnd w:id="42"/>
+      <w:bookmarkEnd w:id="46"/>
       <w:r>
         <w:t xml:space="preserve"> </w:t>
       </w:r>
@@ -12237,11 +13288,11 @@
       <w:r>
         <w:t xml:space="preserve"> </w:t>
       </w:r>
-      <w:bookmarkStart w:id="43" w:name="_Toc233482287"/>
+      <w:bookmarkStart w:id="47" w:name="_Toc233488566"/>
       <w:r>
         <w:t>Diseño Responsivo</w:t>
       </w:r>
-      <w:bookmarkEnd w:id="43"/>
+      <w:bookmarkEnd w:id="47"/>
       <w:r>
         <w:t xml:space="preserve"> </w:t>
       </w:r>
@@ -12253,7 +13304,7 @@
       <w:r>
         <w:t xml:space="preserve"> </w:t>
       </w:r>
-      <w:bookmarkStart w:id="44" w:name="_Toc233482288"/>
+      <w:bookmarkStart w:id="48" w:name="_Toc233488567"/>
       <w:r>
         <w:t>Resultados de Valida</w:t>
       </w:r>
@@ -12266,7 +13317,7 @@
       <w:r>
         <w:t>suarios</w:t>
       </w:r>
-      <w:bookmarkEnd w:id="44"/>
+      <w:bookmarkEnd w:id="48"/>
       <w:r>
         <w:t xml:space="preserve"> </w:t>
       </w:r>
@@ -12311,22 +13362,22 @@
       <w:pPr>
         <w:pStyle w:val="Ttulo1"/>
       </w:pPr>
-      <w:bookmarkStart w:id="45" w:name="_Toc233482289"/>
+      <w:bookmarkStart w:id="49" w:name="_Toc233488568"/>
       <w:r>
         <w:lastRenderedPageBreak/>
         <w:t>CAPÍTULO III</w:t>
       </w:r>
-      <w:bookmarkEnd w:id="45"/>
+      <w:bookmarkEnd w:id="49"/>
     </w:p>
     <w:p>
       <w:pPr>
         <w:pStyle w:val="Ttulo2"/>
       </w:pPr>
-      <w:bookmarkStart w:id="46" w:name="_Toc233482290"/>
+      <w:bookmarkStart w:id="50" w:name="_Toc233488569"/>
       <w:r>
         <w:t>Conclusiones y aprendizajes</w:t>
       </w:r>
-      <w:bookmarkEnd w:id="46"/>
+      <w:bookmarkEnd w:id="50"/>
     </w:p>
     <w:p>
       <w:pPr>
@@ -12335,11 +13386,11 @@
       <w:r>
         <w:t xml:space="preserve"> </w:t>
       </w:r>
-      <w:bookmarkStart w:id="47" w:name="_Toc233482291"/>
+      <w:bookmarkStart w:id="51" w:name="_Toc233488570"/>
       <w:r>
         <w:t>Reflexión técnica</w:t>
       </w:r>
-      <w:bookmarkEnd w:id="47"/>
+      <w:bookmarkEnd w:id="51"/>
       <w:r>
         <w:t xml:space="preserve"> </w:t>
       </w:r>
@@ -12351,11 +13402,11 @@
       <w:r>
         <w:t xml:space="preserve"> </w:t>
       </w:r>
-      <w:bookmarkStart w:id="48" w:name="_Toc233482292"/>
+      <w:bookmarkStart w:id="52" w:name="_Toc233488571"/>
       <w:r>
         <w:t>Impacto Social</w:t>
       </w:r>
-      <w:bookmarkEnd w:id="48"/>
+      <w:bookmarkEnd w:id="52"/>
       <w:r>
         <w:t xml:space="preserve"> </w:t>
       </w:r>
@@ -12367,11 +13418,11 @@
       <w:r>
         <w:t xml:space="preserve"> </w:t>
       </w:r>
-      <w:bookmarkStart w:id="49" w:name="_Toc233482293"/>
+      <w:bookmarkStart w:id="53" w:name="_Toc233488572"/>
       <w:r>
         <w:t>Lecciones aprendidas</w:t>
       </w:r>
-      <w:bookmarkEnd w:id="49"/>
+      <w:bookmarkEnd w:id="53"/>
       <w:r>
         <w:t xml:space="preserve"> </w:t>
       </w:r>
@@ -12383,11 +13434,11 @@
       <w:r>
         <w:t xml:space="preserve"> </w:t>
       </w:r>
-      <w:bookmarkStart w:id="50" w:name="_Toc233482294"/>
+      <w:bookmarkStart w:id="54" w:name="_Toc233488573"/>
       <w:r>
         <w:t>Mejoras futuras</w:t>
       </w:r>
-      <w:bookmarkEnd w:id="50"/>
+      <w:bookmarkEnd w:id="54"/>
     </w:p>
     <w:p>
       <w:pPr>
@@ -12401,7 +13452,6 @@
       </w:pPr>
     </w:p>
     <w:sectPr>
-      <w:headerReference w:type="default" r:id="rId31"/>
       <w:pgSz w:w="11906" w:h="16838"/>
       <w:pgMar w:top="1440" w:right="1440" w:bottom="1440" w:left="1440" w:header="708" w:footer="708" w:gutter="0"/>
       <w:cols w:space="708"/>
@@ -14714,7 +15764,6 @@
   <w:style w:type="character" w:default="1" w:styleId="Fuentedeprrafopredeter">
     <w:name w:val="Default Paragraph Font"/>
     <w:uiPriority w:val="1"/>
-    <w:semiHidden/>
     <w:unhideWhenUsed/>
   </w:style>
   <w:style w:type="table" w:default="1" w:styleId="Tablanormal">
@@ -15058,6 +16107,22 @@
       <w:spacing w:after="0" w:line="240" w:lineRule="auto"/>
     </w:pPr>
   </w:style>
+  <w:style w:type="paragraph" w:styleId="NormalWeb">
+    <w:name w:val="Normal (Web)"/>
+    <w:basedOn w:val="Normal"/>
+    <w:uiPriority w:val="99"/>
+    <w:unhideWhenUsed/>
+    <w:rsid w:val="008B0C1C"/>
+    <w:pPr>
+      <w:spacing w:before="100" w:beforeAutospacing="1" w:after="100" w:afterAutospacing="1" w:line="240" w:lineRule="auto"/>
+    </w:pPr>
+    <w:rPr>
+      <w:rFonts w:ascii="Times New Roman" w:eastAsia="Times New Roman" w:hAnsi="Times New Roman" w:cs="Times New Roman"/>
+      <w:sz w:val="24"/>
+      <w:szCs w:val="24"/>
+      <w:lang w:eastAsia="es-419"/>
+    </w:rPr>
+  </w:style>
 </w:styles>
 </file>
 

--- a/PROYECTO FINAL/INFORME/INFORME FINAL.docx
+++ b/PROYECTO FINAL/INFORME/INFORME FINAL.docx
@@ -185,7 +185,7 @@
               </wp:anchor>
             </w:drawing>
           </mc:Choice>
-          <mc:Fallback xmlns:w16sdtfl="http://schemas.microsoft.com/office/word/2024/wordml/sdtformatlock" xmlns:w16du="http://schemas.microsoft.com/office/word/2023/wordml/word16du" xmlns:oel="http://schemas.microsoft.com/office/2019/extlst">
+          <mc:Fallback xmlns:oel="http://schemas.microsoft.com/office/2019/extlst" xmlns:w16du="http://schemas.microsoft.com/office/word/2023/wordml/word16du" xmlns:w16sdtfl="http://schemas.microsoft.com/office/word/2024/wordml/sdtformatlock">
             <w:pict>
               <v:line w14:anchorId="70D49307" id="Conector recto 1" o:spid="_x0000_s1026" style="position:absolute;z-index:251659264;visibility:visible;mso-wrap-style:square;mso-wrap-distance-left:9pt;mso-wrap-distance-top:0;mso-wrap-distance-right:9pt;mso-wrap-distance-bottom:0;mso-position-horizontal:absolute;mso-position-horizontal-relative:text;mso-position-vertical:absolute;mso-position-vertical-relative:text" from="7.45pt,8.1pt" to="443.2pt,8.1pt" o:gfxdata="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" strokecolor="black [3200]" strokeweight=".5pt">
                 <v:stroke joinstyle="miter"/>
@@ -459,41 +459,13 @@
                 <w:szCs w:val="24"/>
               </w:rPr>
             </w:pPr>
-            <w:proofErr w:type="spellStart"/>
             <w:r>
               <w:rPr>
                 <w:rFonts w:ascii="Times New Roman" w:eastAsia="Calibri" w:hAnsi="Times New Roman" w:cs="Times New Roman"/>
                 <w:sz w:val="24"/>
                 <w:szCs w:val="24"/>
               </w:rPr>
-              <w:t>Candiotti</w:t>
-            </w:r>
-            <w:proofErr w:type="spellEnd"/>
-            <w:r>
-              <w:rPr>
-                <w:rFonts w:ascii="Times New Roman" w:eastAsia="Calibri" w:hAnsi="Times New Roman" w:cs="Times New Roman"/>
-                <w:sz w:val="24"/>
-                <w:szCs w:val="24"/>
-              </w:rPr>
-              <w:t xml:space="preserve"> </w:t>
-            </w:r>
-            <w:proofErr w:type="spellStart"/>
-            <w:r>
-              <w:rPr>
-                <w:rFonts w:ascii="Times New Roman" w:eastAsia="Calibri" w:hAnsi="Times New Roman" w:cs="Times New Roman"/>
-                <w:sz w:val="24"/>
-                <w:szCs w:val="24"/>
-              </w:rPr>
-              <w:t>Simeon</w:t>
-            </w:r>
-            <w:proofErr w:type="spellEnd"/>
-            <w:r>
-              <w:rPr>
-                <w:rFonts w:ascii="Times New Roman" w:eastAsia="Calibri" w:hAnsi="Times New Roman" w:cs="Times New Roman"/>
-                <w:sz w:val="24"/>
-                <w:szCs w:val="24"/>
-              </w:rPr>
-              <w:t>,</w:t>
+              <w:t>Candiotti Simeon,</w:t>
             </w:r>
           </w:p>
           <w:p>
@@ -6201,6 +6173,7 @@
         <w:t xml:space="preserve">Perdida de la relación </w:t>
       </w:r>
       <w:proofErr w:type="spellStart"/>
+      <w:proofErr w:type="gramStart"/>
       <w:r>
         <w:rPr>
           <w:b/>
@@ -6209,6 +6182,7 @@
         <w:t>post-venta</w:t>
       </w:r>
       <w:proofErr w:type="spellEnd"/>
+      <w:proofErr w:type="gramEnd"/>
       <w:r>
         <w:rPr>
           <w:b/>
@@ -6673,6 +6647,7 @@
       <w:pPr>
         <w:pStyle w:val="Descripcin"/>
         <w:spacing w:line="360" w:lineRule="auto"/>
+        <w:ind w:left="1068"/>
         <w:rPr>
           <w:rFonts w:ascii="Times New Roman" w:hAnsi="Times New Roman" w:cs="Times New Roman"/>
           <w:color w:val="000000" w:themeColor="text1"/>
@@ -7142,6 +7117,7 @@
       <w:pPr>
         <w:pStyle w:val="Descripcin"/>
         <w:spacing w:line="360" w:lineRule="auto"/>
+        <w:ind w:left="1069"/>
         <w:rPr>
           <w:rFonts w:ascii="Times New Roman" w:hAnsi="Times New Roman" w:cs="Times New Roman"/>
           <w:b/>
@@ -8782,6 +8758,7 @@
           <w:color w:val="000000" w:themeColor="text1"/>
           <w:sz w:val="24"/>
           <w:szCs w:val="24"/>
+          <w:lang w:val="pt-BR"/>
         </w:rPr>
         <w:fldChar w:fldCharType="begin"/>
       </w:r>
@@ -8809,6 +8786,7 @@
           <w:color w:val="000000" w:themeColor="text1"/>
           <w:sz w:val="24"/>
           <w:szCs w:val="24"/>
+          <w:lang w:val="pt-BR"/>
         </w:rPr>
         <w:fldChar w:fldCharType="separate"/>
       </w:r>
@@ -8837,6 +8815,7 @@
           <w:color w:val="000000" w:themeColor="text1"/>
           <w:sz w:val="24"/>
           <w:szCs w:val="24"/>
+          <w:lang w:val="pt-BR"/>
         </w:rPr>
         <w:fldChar w:fldCharType="end"/>
       </w:r>
@@ -10050,13 +10029,123 @@
     </w:p>
     <w:p>
       <w:pPr>
+        <w:pStyle w:val="Descripcin"/>
+        <w:keepNext/>
+        <w:ind w:firstLine="708"/>
+        <w:jc w:val="both"/>
+        <w:rPr>
+          <w:rFonts w:ascii="Times New Roman" w:hAnsi="Times New Roman" w:cs="Times New Roman"/>
+          <w:color w:val="auto"/>
+          <w:sz w:val="24"/>
+          <w:szCs w:val="24"/>
+        </w:rPr>
+      </w:pPr>
+      <w:r>
+        <w:rPr>
+          <w:rFonts w:ascii="Times New Roman" w:hAnsi="Times New Roman" w:cs="Times New Roman"/>
+          <w:b/>
+          <w:bCs/>
+          <w:color w:val="auto"/>
+          <w:sz w:val="24"/>
+          <w:szCs w:val="24"/>
+        </w:rPr>
+        <w:lastRenderedPageBreak/>
+        <w:t xml:space="preserve">Figura </w:t>
+      </w:r>
+      <w:r>
+        <w:rPr>
+          <w:rFonts w:ascii="Times New Roman" w:hAnsi="Times New Roman" w:cs="Times New Roman"/>
+          <w:b/>
+          <w:bCs/>
+          <w:color w:val="auto"/>
+          <w:sz w:val="24"/>
+          <w:szCs w:val="24"/>
+        </w:rPr>
+        <w:fldChar w:fldCharType="begin"/>
+      </w:r>
+      <w:r>
+        <w:rPr>
+          <w:rFonts w:ascii="Times New Roman" w:hAnsi="Times New Roman" w:cs="Times New Roman"/>
+          <w:b/>
+          <w:bCs/>
+          <w:color w:val="auto"/>
+          <w:sz w:val="24"/>
+          <w:szCs w:val="24"/>
+        </w:rPr>
+        <w:instrText xml:space="preserve"> SEQ Figura \* ARABIC </w:instrText>
+      </w:r>
+      <w:r>
+        <w:rPr>
+          <w:rFonts w:ascii="Times New Roman" w:hAnsi="Times New Roman" w:cs="Times New Roman"/>
+          <w:b/>
+          <w:bCs/>
+          <w:color w:val="auto"/>
+          <w:sz w:val="24"/>
+          <w:szCs w:val="24"/>
+        </w:rPr>
+        <w:fldChar w:fldCharType="separate"/>
+      </w:r>
+      <w:r>
+        <w:rPr>
+          <w:rFonts w:ascii="Times New Roman" w:hAnsi="Times New Roman" w:cs="Times New Roman"/>
+          <w:b/>
+          <w:bCs/>
+          <w:noProof/>
+          <w:color w:val="auto"/>
+          <w:sz w:val="24"/>
+          <w:szCs w:val="24"/>
+        </w:rPr>
+        <w:t>5</w:t>
+      </w:r>
+      <w:r>
+        <w:rPr>
+          <w:rFonts w:ascii="Times New Roman" w:hAnsi="Times New Roman" w:cs="Times New Roman"/>
+          <w:b/>
+          <w:bCs/>
+          <w:color w:val="auto"/>
+          <w:sz w:val="24"/>
+          <w:szCs w:val="24"/>
+        </w:rPr>
+        <w:fldChar w:fldCharType="end"/>
+      </w:r>
+      <w:r>
+        <w:rPr>
+          <w:rFonts w:ascii="Times New Roman" w:hAnsi="Times New Roman" w:cs="Times New Roman"/>
+          <w:color w:val="auto"/>
+          <w:sz w:val="24"/>
+          <w:szCs w:val="24"/>
+        </w:rPr>
+        <w:t xml:space="preserve"> </w:t>
+      </w:r>
+      <w:proofErr w:type="spellStart"/>
+      <w:r>
+        <w:rPr>
+          <w:rFonts w:ascii="Times New Roman" w:hAnsi="Times New Roman" w:cs="Times New Roman"/>
+          <w:color w:val="auto"/>
+          <w:sz w:val="24"/>
+          <w:szCs w:val="24"/>
+        </w:rPr>
+        <w:t>Wireframe</w:t>
+      </w:r>
+      <w:proofErr w:type="spellEnd"/>
+      <w:r>
+        <w:rPr>
+          <w:rFonts w:ascii="Times New Roman" w:hAnsi="Times New Roman" w:cs="Times New Roman"/>
+          <w:color w:val="auto"/>
+          <w:sz w:val="24"/>
+          <w:szCs w:val="24"/>
+        </w:rPr>
+        <w:t xml:space="preserve"> segunda parte de la página de Inicio</w:t>
+      </w:r>
+    </w:p>
+    <w:p>
+      <w:pPr>
         <w:pStyle w:val="APATMA"/>
       </w:pPr>
       <w:r>
         <w:rPr>
           <w:noProof/>
         </w:rPr>
-        <w:lastRenderedPageBreak/>
         <w:drawing>
           <wp:inline distT="0" distB="0" distL="0" distR="0" wp14:anchorId="4A175A5D" wp14:editId="7E4C5C6C">
             <wp:extent cx="4778829" cy="4927075"/>
@@ -10210,7 +10299,7 @@
           <w:sz w:val="24"/>
           <w:szCs w:val="24"/>
         </w:rPr>
-        <w:t>5</w:t>
+        <w:t>6</w:t>
       </w:r>
       <w:r>
         <w:rPr>
@@ -10268,15 +10357,16 @@
     <w:p>
       <w:pPr>
         <w:pStyle w:val="APATMA"/>
+        <w:spacing w:line="240" w:lineRule="auto"/>
       </w:pPr>
       <w:r>
         <w:rPr>
           <w:noProof/>
         </w:rPr>
         <w:drawing>
-          <wp:inline distT="0" distB="0" distL="0" distR="0" wp14:anchorId="21ACBBDD" wp14:editId="099AE690">
-            <wp:extent cx="5731510" cy="5799455"/>
-            <wp:effectExtent l="0" t="0" r="2540" b="0"/>
+          <wp:inline distT="0" distB="0" distL="0" distR="0" wp14:anchorId="21ACBBDD" wp14:editId="0134F898">
+            <wp:extent cx="5181781" cy="5243209"/>
+            <wp:effectExtent l="0" t="0" r="0" b="0"/>
             <wp:docPr id="2" name="Imagen 2"/>
             <wp:cNvGraphicFramePr>
               <a:graphicFrameLocks xmlns:a="http://schemas.openxmlformats.org/drawingml/2006/main" noChangeAspect="1"/>
@@ -10297,7 +10387,7 @@
                   <pic:spPr>
                     <a:xfrm>
                       <a:off x="0" y="0"/>
-                      <a:ext cx="5731510" cy="5799455"/>
+                      <a:ext cx="5188611" cy="5250120"/>
                     </a:xfrm>
                     <a:prstGeom prst="rect">
                       <a:avLst/>
@@ -10413,7 +10503,7 @@
           <w:sz w:val="24"/>
           <w:szCs w:val="24"/>
         </w:rPr>
-        <w:t>6</w:t>
+        <w:t>7</w:t>
       </w:r>
       <w:r>
         <w:rPr>
@@ -10469,6 +10559,10 @@
       <w:bookmarkEnd w:id="26"/>
     </w:p>
     <w:p>
+      <w:pPr>
+        <w:spacing w:line="240" w:lineRule="auto"/>
+        <w:ind w:firstLine="708"/>
+      </w:pPr>
       <w:r>
         <w:rPr>
           <w:noProof/>
@@ -10613,7 +10707,7 @@
           <w:sz w:val="24"/>
           <w:szCs w:val="24"/>
         </w:rPr>
-        <w:t>7</w:t>
+        <w:t>8</w:t>
       </w:r>
       <w:r>
         <w:rPr>
@@ -10680,6 +10774,7 @@
     <w:p>
       <w:pPr>
         <w:pStyle w:val="APATMA"/>
+        <w:spacing w:line="240" w:lineRule="auto"/>
       </w:pPr>
       <w:r>
         <w:rPr>
@@ -10833,7 +10928,7 @@
           <w:sz w:val="24"/>
           <w:szCs w:val="24"/>
         </w:rPr>
-        <w:t>8</w:t>
+        <w:t>9</w:t>
       </w:r>
       <w:r>
         <w:rPr>
@@ -10891,15 +10986,16 @@
     <w:p>
       <w:pPr>
         <w:pStyle w:val="APATMA"/>
+        <w:spacing w:line="240" w:lineRule="auto"/>
       </w:pPr>
       <w:r>
         <w:rPr>
           <w:noProof/>
         </w:rPr>
         <w:drawing>
-          <wp:inline distT="0" distB="0" distL="0" distR="0" wp14:anchorId="391EA15A" wp14:editId="721DB5E7">
-            <wp:extent cx="4145280" cy="3116538"/>
-            <wp:effectExtent l="0" t="0" r="7620" b="8255"/>
+          <wp:inline distT="0" distB="0" distL="0" distR="0" wp14:anchorId="391EA15A" wp14:editId="428ED057">
+            <wp:extent cx="5058383" cy="3803035"/>
+            <wp:effectExtent l="0" t="0" r="9525" b="6985"/>
             <wp:docPr id="5" name="Imagen 5"/>
             <wp:cNvGraphicFramePr>
               <a:graphicFrameLocks xmlns:a="http://schemas.openxmlformats.org/drawingml/2006/main" noChangeAspect="1"/>
@@ -10920,7 +11016,7 @@
                   <pic:spPr>
                     <a:xfrm>
                       <a:off x="0" y="0"/>
-                      <a:ext cx="4145280" cy="3116538"/>
+                      <a:ext cx="5072455" cy="3813614"/>
                     </a:xfrm>
                     <a:prstGeom prst="rect">
                       <a:avLst/>
@@ -10997,6 +11093,7 @@
           <w:color w:val="000000" w:themeColor="text1"/>
           <w:sz w:val="24"/>
           <w:szCs w:val="24"/>
+          <w:lang w:val="pt-BR"/>
         </w:rPr>
         <w:fldChar w:fldCharType="begin"/>
       </w:r>
@@ -11024,6 +11121,7 @@
           <w:color w:val="000000" w:themeColor="text1"/>
           <w:sz w:val="24"/>
           <w:szCs w:val="24"/>
+          <w:lang w:val="pt-BR"/>
         </w:rPr>
         <w:fldChar w:fldCharType="separate"/>
       </w:r>
@@ -11040,7 +11138,7 @@
           <w:szCs w:val="24"/>
           <w:lang w:val="pt-BR"/>
         </w:rPr>
-        <w:t>9</w:t>
+        <w:t>10</w:t>
       </w:r>
       <w:r>
         <w:rPr>
@@ -11052,6 +11150,7 @@
           <w:color w:val="000000" w:themeColor="text1"/>
           <w:sz w:val="24"/>
           <w:szCs w:val="24"/>
+          <w:lang w:val="pt-BR"/>
         </w:rPr>
         <w:fldChar w:fldCharType="end"/>
       </w:r>
@@ -11133,6 +11232,7 @@
     </w:p>
     <w:p>
       <w:pPr>
+        <w:ind w:firstLine="708"/>
         <w:rPr>
           <w:lang w:val="pt-BR"/>
         </w:rPr>
@@ -11143,9 +11243,9 @@
           <w:lang w:val="pt-BR"/>
         </w:rPr>
         <w:drawing>
-          <wp:inline distT="0" distB="0" distL="0" distR="0" wp14:anchorId="78FCF02C" wp14:editId="2CB67F90">
-            <wp:extent cx="5731510" cy="3983990"/>
-            <wp:effectExtent l="0" t="0" r="2540" b="0"/>
+          <wp:inline distT="0" distB="0" distL="0" distR="0" wp14:anchorId="78FCF02C" wp14:editId="42EA4BF6">
+            <wp:extent cx="5145932" cy="3576953"/>
+            <wp:effectExtent l="0" t="0" r="0" b="5080"/>
             <wp:docPr id="6" name="Imagen 6"/>
             <wp:cNvGraphicFramePr>
               <a:graphicFrameLocks xmlns:a="http://schemas.openxmlformats.org/drawingml/2006/main" noChangeAspect="1"/>
@@ -11166,7 +11266,7 @@
                   <pic:spPr>
                     <a:xfrm>
                       <a:off x="0" y="0"/>
-                      <a:ext cx="5731510" cy="3983990"/>
+                      <a:ext cx="5154810" cy="3583124"/>
                     </a:xfrm>
                     <a:prstGeom prst="rect">
                       <a:avLst/>
@@ -11181,13 +11281,6 @@
     </w:p>
     <w:p>
       <w:pPr>
-        <w:rPr>
-          <w:lang w:val="pt-BR"/>
-        </w:rPr>
-      </w:pPr>
-    </w:p>
-    <w:p>
-      <w:pPr>
         <w:pStyle w:val="APATMA"/>
       </w:pPr>
       <w:r>
@@ -11292,7 +11385,7 @@
           <w:sz w:val="24"/>
           <w:szCs w:val="24"/>
         </w:rPr>
-        <w:t>10</w:t>
+        <w:t>11</w:t>
       </w:r>
       <w:r>
         <w:rPr>
@@ -11350,15 +11443,16 @@
     <w:p>
       <w:pPr>
         <w:pStyle w:val="APATMA"/>
+        <w:spacing w:line="240" w:lineRule="auto"/>
       </w:pPr>
       <w:r>
         <w:rPr>
           <w:noProof/>
         </w:rPr>
         <w:drawing>
-          <wp:inline distT="0" distB="0" distL="0" distR="0" wp14:anchorId="241BDE6C" wp14:editId="4D7E9670">
-            <wp:extent cx="5731510" cy="3699510"/>
-            <wp:effectExtent l="0" t="0" r="2540" b="0"/>
+          <wp:inline distT="0" distB="0" distL="0" distR="0" wp14:anchorId="241BDE6C" wp14:editId="26D060C2">
+            <wp:extent cx="5223754" cy="3371769"/>
+            <wp:effectExtent l="0" t="0" r="0" b="635"/>
             <wp:docPr id="7" name="Imagen 7"/>
             <wp:cNvGraphicFramePr>
               <a:graphicFrameLocks xmlns:a="http://schemas.openxmlformats.org/drawingml/2006/main" noChangeAspect="1"/>
@@ -11379,7 +11473,7 @@
                   <pic:spPr>
                     <a:xfrm>
                       <a:off x="0" y="0"/>
-                      <a:ext cx="5731510" cy="3699510"/>
+                      <a:ext cx="5230191" cy="3375924"/>
                     </a:xfrm>
                     <a:prstGeom prst="rect">
                       <a:avLst/>
@@ -11495,7 +11589,7 @@
           <w:sz w:val="24"/>
           <w:szCs w:val="24"/>
         </w:rPr>
-        <w:t>11</w:t>
+        <w:t>12</w:t>
       </w:r>
       <w:r>
         <w:rPr>
@@ -11553,15 +11647,16 @@
     <w:p>
       <w:pPr>
         <w:pStyle w:val="APATMA"/>
+        <w:spacing w:line="240" w:lineRule="auto"/>
       </w:pPr>
       <w:r>
         <w:rPr>
           <w:noProof/>
         </w:rPr>
         <w:drawing>
-          <wp:inline distT="0" distB="0" distL="0" distR="0" wp14:anchorId="6686F967" wp14:editId="41FE1CE1">
-            <wp:extent cx="5731510" cy="3817620"/>
-            <wp:effectExtent l="0" t="0" r="2540" b="0"/>
+          <wp:inline distT="0" distB="0" distL="0" distR="0" wp14:anchorId="6686F967" wp14:editId="0A5EFC27">
+            <wp:extent cx="5175115" cy="3447019"/>
+            <wp:effectExtent l="0" t="0" r="6985" b="1270"/>
             <wp:docPr id="8" name="Imagen 8"/>
             <wp:cNvGraphicFramePr>
               <a:graphicFrameLocks xmlns:a="http://schemas.openxmlformats.org/drawingml/2006/main" noChangeAspect="1"/>
@@ -11582,7 +11677,7 @@
                   <pic:spPr>
                     <a:xfrm>
                       <a:off x="0" y="0"/>
-                      <a:ext cx="5731510" cy="3817620"/>
+                      <a:ext cx="5180835" cy="3450829"/>
                     </a:xfrm>
                     <a:prstGeom prst="rect">
                       <a:avLst/>
@@ -11698,7 +11793,7 @@
           <w:sz w:val="24"/>
           <w:szCs w:val="24"/>
         </w:rPr>
-        <w:t>12</w:t>
+        <w:t>13</w:t>
       </w:r>
       <w:r>
         <w:rPr>
@@ -11756,15 +11851,16 @@
     <w:p>
       <w:pPr>
         <w:pStyle w:val="APATMA"/>
+        <w:spacing w:line="240" w:lineRule="auto"/>
       </w:pPr>
       <w:r>
         <w:rPr>
           <w:noProof/>
         </w:rPr>
         <w:drawing>
-          <wp:inline distT="0" distB="0" distL="0" distR="0" wp14:anchorId="0F06861C" wp14:editId="481BE562">
-            <wp:extent cx="5731510" cy="5645785"/>
-            <wp:effectExtent l="0" t="0" r="2540" b="0"/>
+          <wp:inline distT="0" distB="0" distL="0" distR="0" wp14:anchorId="0F06861C" wp14:editId="62962A77">
+            <wp:extent cx="5332696" cy="5252936"/>
+            <wp:effectExtent l="0" t="0" r="1905" b="5080"/>
             <wp:docPr id="9" name="Imagen 9"/>
             <wp:cNvGraphicFramePr>
               <a:graphicFrameLocks xmlns:a="http://schemas.openxmlformats.org/drawingml/2006/main" noChangeAspect="1"/>
@@ -11785,7 +11881,7 @@
                   <pic:spPr>
                     <a:xfrm>
                       <a:off x="0" y="0"/>
-                      <a:ext cx="5731510" cy="5645785"/>
+                      <a:ext cx="5336513" cy="5256696"/>
                     </a:xfrm>
                     <a:prstGeom prst="rect">
                       <a:avLst/>
@@ -11907,7 +12003,7 @@
           <w:sz w:val="24"/>
           <w:szCs w:val="24"/>
         </w:rPr>
-        <w:t>13</w:t>
+        <w:t>14</w:t>
       </w:r>
       <w:r>
         <w:rPr>
@@ -11965,15 +12061,16 @@
     <w:p>
       <w:pPr>
         <w:pStyle w:val="APATMA"/>
+        <w:spacing w:line="240" w:lineRule="auto"/>
       </w:pPr>
       <w:r>
         <w:rPr>
           <w:noProof/>
         </w:rPr>
         <w:drawing>
-          <wp:inline distT="0" distB="0" distL="0" distR="0" wp14:anchorId="2967B703" wp14:editId="2596FA20">
-            <wp:extent cx="5731510" cy="4424045"/>
-            <wp:effectExtent l="0" t="0" r="2540" b="0"/>
+          <wp:inline distT="0" distB="0" distL="0" distR="0" wp14:anchorId="2967B703" wp14:editId="5710E153">
+            <wp:extent cx="5256343" cy="4338536"/>
+            <wp:effectExtent l="0" t="0" r="1905" b="5080"/>
             <wp:docPr id="10" name="Imagen 10"/>
             <wp:cNvGraphicFramePr>
               <a:graphicFrameLocks xmlns:a="http://schemas.openxmlformats.org/drawingml/2006/main" noChangeAspect="1"/>
@@ -11985,20 +12082,27 @@
                     <pic:cNvPr id="1" name=""/>
                     <pic:cNvPicPr/>
                   </pic:nvPicPr>
-                  <pic:blipFill>
+                  <pic:blipFill rotWithShape="1">
                     <a:blip r:embed="rId27"/>
-                    <a:stretch>
-                      <a:fillRect/>
-                    </a:stretch>
+                    <a:srcRect r="6483"/>
+                    <a:stretch/>
                   </pic:blipFill>
-                  <pic:spPr>
+                  <pic:spPr bwMode="auto">
                     <a:xfrm>
                       <a:off x="0" y="0"/>
-                      <a:ext cx="5731510" cy="4424045"/>
+                      <a:ext cx="5260626" cy="4342071"/>
                     </a:xfrm>
                     <a:prstGeom prst="rect">
                       <a:avLst/>
                     </a:prstGeom>
+                    <a:ln>
+                      <a:noFill/>
+                    </a:ln>
+                    <a:extLst>
+                      <a:ext uri="{53640926-AAD7-44D8-BBD7-CCE9431645EC}">
+                        <a14:shadowObscured xmlns:a14="http://schemas.microsoft.com/office/drawing/2010/main"/>
+                      </a:ext>
+                    </a:extLst>
                   </pic:spPr>
                 </pic:pic>
               </a:graphicData>
@@ -12110,7 +12214,7 @@
           <w:sz w:val="24"/>
           <w:szCs w:val="24"/>
         </w:rPr>
-        <w:t>14</w:t>
+        <w:t>15</w:t>
       </w:r>
       <w:r>
         <w:rPr>
@@ -12177,15 +12281,16 @@
     <w:p>
       <w:pPr>
         <w:pStyle w:val="APATMA"/>
+        <w:spacing w:line="240" w:lineRule="auto"/>
       </w:pPr>
       <w:r>
         <w:rPr>
           <w:noProof/>
         </w:rPr>
         <w:drawing>
-          <wp:inline distT="0" distB="0" distL="0" distR="0" wp14:anchorId="26559CBA" wp14:editId="17A805EB">
-            <wp:extent cx="5731510" cy="3046095"/>
-            <wp:effectExtent l="0" t="0" r="2540" b="1905"/>
+          <wp:inline distT="0" distB="0" distL="0" distR="0" wp14:anchorId="26559CBA" wp14:editId="0881186B">
+            <wp:extent cx="5233481" cy="2781410"/>
+            <wp:effectExtent l="0" t="0" r="5715" b="0"/>
             <wp:docPr id="11" name="Imagen 11"/>
             <wp:cNvGraphicFramePr>
               <a:graphicFrameLocks xmlns:a="http://schemas.openxmlformats.org/drawingml/2006/main" noChangeAspect="1"/>
@@ -12206,7 +12311,7 @@
                   <pic:spPr>
                     <a:xfrm>
                       <a:off x="0" y="0"/>
-                      <a:ext cx="5731510" cy="3046095"/>
+                      <a:ext cx="5239503" cy="2784610"/>
                     </a:xfrm>
                     <a:prstGeom prst="rect">
                       <a:avLst/>
@@ -12270,7 +12375,6 @@
           <w:szCs w:val="24"/>
           <w:lang w:val="pt-BR"/>
         </w:rPr>
-        <w:lastRenderedPageBreak/>
         <w:t xml:space="preserve">Figura </w:t>
       </w:r>
       <w:r>
@@ -12283,6 +12387,7 @@
           <w:color w:val="000000" w:themeColor="text1"/>
           <w:sz w:val="24"/>
           <w:szCs w:val="24"/>
+          <w:lang w:val="pt-BR"/>
         </w:rPr>
         <w:fldChar w:fldCharType="begin"/>
       </w:r>
@@ -12310,6 +12415,7 @@
           <w:color w:val="000000" w:themeColor="text1"/>
           <w:sz w:val="24"/>
           <w:szCs w:val="24"/>
+          <w:lang w:val="pt-BR"/>
         </w:rPr>
         <w:fldChar w:fldCharType="separate"/>
       </w:r>
@@ -12326,7 +12432,7 @@
           <w:szCs w:val="24"/>
           <w:lang w:val="pt-BR"/>
         </w:rPr>
-        <w:t>15</w:t>
+        <w:t>16</w:t>
       </w:r>
       <w:r>
         <w:rPr>
@@ -12338,6 +12444,7 @@
           <w:color w:val="000000" w:themeColor="text1"/>
           <w:sz w:val="24"/>
           <w:szCs w:val="24"/>
+          <w:lang w:val="pt-BR"/>
         </w:rPr>
         <w:fldChar w:fldCharType="end"/>
       </w:r>
@@ -12410,6 +12517,7 @@
     <w:p>
       <w:pPr>
         <w:pStyle w:val="APATMA"/>
+        <w:spacing w:line="240" w:lineRule="auto"/>
         <w:rPr>
           <w:lang w:val="pt-BR"/>
         </w:rPr>
@@ -12476,6 +12584,7 @@
         <w:pStyle w:val="APATMA"/>
       </w:pPr>
       <w:r>
+        <w:lastRenderedPageBreak/>
         <w:t>Cuando contiene productos, el panel lateral detalla de forma clara la imagen, precio y cantidad de cada ítem, permitiendo ajustes rápidos. Se incorpora un banner promocional estratégico en la parte superior para incentivar el alcance del envío gratuito, culminando con el resumen de costos y el botón hacia el pago.</w:t>
       </w:r>
     </w:p>
@@ -12559,7 +12668,7 @@
           <w:sz w:val="24"/>
           <w:szCs w:val="24"/>
         </w:rPr>
-        <w:t>16</w:t>
+        <w:t>17</w:t>
       </w:r>
       <w:r>
         <w:rPr>
@@ -12608,6 +12717,7 @@
     <w:p>
       <w:pPr>
         <w:pStyle w:val="APATMA"/>
+        <w:spacing w:line="240" w:lineRule="auto"/>
       </w:pPr>
       <w:r>
         <w:rPr>
@@ -12670,16 +12780,19 @@
         <w:pStyle w:val="APATMA"/>
       </w:pPr>
       <w:r>
+        <w:t xml:space="preserve">La pantalla de </w:t>
+      </w:r>
+      <w:proofErr w:type="spellStart"/>
+      <w:r>
+        <w:t>checkout</w:t>
+      </w:r>
+      <w:proofErr w:type="spellEnd"/>
+      <w:r>
+        <w:t xml:space="preserve"> utiliza una distribución en dos columnas (formulario y resumen del pedido). El lado izquierdo desglosa metódicamente la recopilación de datos del cliente en </w:t>
+      </w:r>
+      <w:r>
         <w:lastRenderedPageBreak/>
-        <w:t xml:space="preserve">La pantalla de </w:t>
-      </w:r>
-      <w:proofErr w:type="spellStart"/>
-      <w:r>
-        <w:t>checkout</w:t>
-      </w:r>
-      <w:proofErr w:type="spellEnd"/>
-      <w:r>
-        <w:t xml:space="preserve"> utiliza una distribución en dos columnas (formulario y resumen del pedido). El lado izquierdo desglosa metódicamente la recopilación de datos del cliente en secciones lógicas: contacto, dirección de entrega, métodos de envío y selección de pasarela de pago, manteniendo visible el resumen de la compra en la columna derecha para brindar transparencia continua sobre los costos.</w:t>
+        <w:t>secciones lógicas: contacto, dirección de entrega, métodos de envío y selección de pasarela de pago, manteniendo visible el resumen de la compra en la columna derecha para brindar transparencia continua sobre los costos.</w:t>
       </w:r>
     </w:p>
     <w:p>
@@ -12761,7 +12874,7 @@
           <w:sz w:val="24"/>
           <w:szCs w:val="24"/>
         </w:rPr>
-        <w:t>17</w:t>
+        <w:t>18</w:t>
       </w:r>
       <w:r>
         <w:rPr>
@@ -12969,7 +13082,7 @@
           <w:sz w:val="24"/>
           <w:szCs w:val="24"/>
         </w:rPr>
-        <w:t>18</w:t>
+        <w:t>19</w:t>
       </w:r>
       <w:r>
         <w:rPr>
@@ -13114,25 +13227,7 @@
     <w:p>
       <w:pPr>
         <w:pStyle w:val="APATMA"/>
-        <w:ind w:firstLine="0"/>
-      </w:pPr>
-      <w:r>
-        <w:t xml:space="preserve">Pegar solamente las imágenes del </w:t>
-      </w:r>
-      <w:proofErr w:type="spellStart"/>
-      <w:r>
-        <w:t>figma</w:t>
-      </w:r>
-      <w:proofErr w:type="spellEnd"/>
-    </w:p>
-    <w:p>
-      <w:pPr>
-        <w:pStyle w:val="APATMA"/>
         <w:ind w:left="11"/>
-        <w:rPr>
-          <w:i/>
-          <w:iCs/>
-        </w:rPr>
       </w:pPr>
     </w:p>
     <w:p>
@@ -15764,6 +15859,7 @@
   <w:style w:type="character" w:default="1" w:styleId="Fuentedeprrafopredeter">
     <w:name w:val="Default Paragraph Font"/>
     <w:uiPriority w:val="1"/>
+    <w:semiHidden/>
     <w:unhideWhenUsed/>
   </w:style>
   <w:style w:type="table" w:default="1" w:styleId="Tablanormal">
